--- a/Challenge 3/Challenge3-report.docx
+++ b/Challenge 3/Challenge3-report.docx
@@ -1,6 +1,6 @@
 
 <file path=word/document.xml><?xml version="1.0" encoding="utf-8"?>
-<w:document xmlns:cx="http://schemas.microsoft.com/office/drawing/2014/chartex" xmlns:cx1="http://schemas.microsoft.com/office/drawing/2015/9/8/chartex" xmlns:cx2="http://schemas.microsoft.com/office/drawing/2015/10/21/chartex" xmlns:cx3="http://schemas.microsoft.com/office/drawing/2016/5/9/chartex" xmlns:cx4="http://schemas.microsoft.com/office/drawing/2016/5/10/chartex" xmlns:cx5="http://schemas.microsoft.com/office/drawing/2016/5/11/chartex" xmlns:cx6="http://schemas.microsoft.com/office/drawing/2016/5/12/chartex" xmlns:cx7="http://schemas.microsoft.com/office/drawing/2016/5/13/chartex" xmlns:cx8="http://schemas.microsoft.com/office/drawing/2016/5/14/chartex" xmlns:mc="http://schemas.openxmlformats.org/markup-compatibility/2006" xmlns:aink="http://schemas.microsoft.com/office/drawing/2016/ink" xmlns:am3d="http://schemas.microsoft.com/office/drawing/2017/model3d" xmlns:o="urn:schemas-microsoft-com:office:office" xmlns:oel="http://schemas.microsoft.com/office/2019/extlst" xmlns:r="http://purl.oclc.org/ooxml/officeDocument/relationships" xmlns:m="http://purl.oclc.org/ooxml/officeDocument/math" xmlns:v="urn:schemas-microsoft-com:vml" xmlns:wp14="http://schemas.microsoft.com/office/word/2010/wordprocessingDrawing" xmlns:wp="http://purl.oclc.org/ooxml/drawingml/wordprocessingDrawing" xmlns:w10="urn:schemas-microsoft-com:office:word" xmlns:w="http://purl.oclc.org/ooxml/wordprocessingml/main" xmlns:w14="http://schemas.microsoft.com/office/word/2010/wordml" xmlns:w15="http://schemas.microsoft.com/office/word/2012/wordml" xmlns:w16cex="http://schemas.microsoft.com/office/word/2018/wordml/cex" xmlns:w16cid="http://schemas.microsoft.com/office/word/2016/wordml/cid" xmlns:w16="http://schemas.microsoft.com/office/word/2018/wordml" xmlns:w16du="http://schemas.microsoft.com/office/word/2023/wordml/word16du" xmlns:w16sdtdh="http://schemas.microsoft.com/office/word/2020/wordml/sdtdatahash" xmlns:w16sdtfl="http://schemas.microsoft.com/office/word/2024/wordml/sdtformatlock" xmlns:w16se="http://schemas.microsoft.com/office/word/2015/wordml/symex" xmlns:wpi="http://schemas.microsoft.com/office/word/2010/wordprocessingInk" xmlns:wne="http://schemas.microsoft.com/office/word/2006/wordml" mc:Ignorable="w14 w15 w16se w16cid w16 w16cex w16sdtdh w16sdtfl w16du wne wp14" w:conformance="strict">
+<w:document xmlns:cx="http://schemas.microsoft.com/office/drawing/2014/chartex" xmlns:cx1="http://schemas.microsoft.com/office/drawing/2015/9/8/chartex" xmlns:cx2="http://schemas.microsoft.com/office/drawing/2015/10/21/chartex" xmlns:cx3="http://schemas.microsoft.com/office/drawing/2016/5/9/chartex" xmlns:cx4="http://schemas.microsoft.com/office/drawing/2016/5/10/chartex" xmlns:cx5="http://schemas.microsoft.com/office/drawing/2016/5/11/chartex" xmlns:cx6="http://schemas.microsoft.com/office/drawing/2016/5/12/chartex" xmlns:cx7="http://schemas.microsoft.com/office/drawing/2016/5/13/chartex" xmlns:cx8="http://schemas.microsoft.com/office/drawing/2016/5/14/chartex" xmlns:mc="http://schemas.openxmlformats.org/markup-compatibility/2006" xmlns:aink="http://schemas.microsoft.com/office/drawing/2016/ink" xmlns:am3d="http://schemas.microsoft.com/office/drawing/2017/model3d" xmlns:o="urn:schemas-microsoft-com:office:office" xmlns:oel="http://schemas.microsoft.com/office/2019/extlst" xmlns:r="http://purl.oclc.org/ooxml/officeDocument/relationships" xmlns:m="http://purl.oclc.org/ooxml/officeDocument/math" xmlns:v="urn:schemas-microsoft-com:vml" xmlns:wp14="http://schemas.microsoft.com/office/word/2010/wordprocessingDrawing" xmlns:wp="http://purl.oclc.org/ooxml/drawingml/wordprocessingDrawing" xmlns:w10="urn:schemas-microsoft-com:office:word" xmlns:w="http://purl.oclc.org/ooxml/wordprocessingml/main" xmlns:w14="http://schemas.microsoft.com/office/word/2010/wordml" xmlns:w15="http://schemas.microsoft.com/office/word/2012/wordml" xmlns:w16cex="http://schemas.microsoft.com/office/word/2018/wordml/cex" xmlns:w16cid="http://schemas.microsoft.com/office/word/2016/wordml/cid" xmlns:w16="http://schemas.microsoft.com/office/word/2018/wordml" xmlns:w16du="http://schemas.microsoft.com/office/word/2023/wordml/word16du" xmlns:w16sdtdh="http://schemas.microsoft.com/office/word/2020/wordml/sdtdatahash" xmlns:w16sdtfl="http://schemas.microsoft.com/office/word/2024/wordml/sdtformatlock" xmlns:w16se="http://schemas.microsoft.com/office/word/2015/wordml/symex" xmlns:wpi="http://schemas.microsoft.com/office/word/2010/wordprocessingInk" xmlns:wne="http://schemas.microsoft.com/office/word/2006/wordml" w:conformance="strict" mc:Ignorable="w14 w15 w16se w16cid w16 w16cex w16sdtdh w16sdtfl w16du wne wp14">
   <w:body>
     <w:p>
       <w:pPr>
@@ -85,10 +85,12 @@
           <w:szCs w:val="16"/>
         </w:rPr>
         <w:sectPr>
-          <w:footerReference w:type="first" r:id="rId8"/>
-          <w:pgSz w:w="595.30pt" w:h="841.90pt" w:code="9"/>
+          <w:headerReference w:type="default" r:id="rId8"/>
+          <w:footerReference w:type="default" r:id="rId9"/>
+          <w:footerReference w:type="first" r:id="rId10"/>
+          <w:pgSz w:w="595.3pt" w:h="841.9pt" w:orient="portrait" w:code="9"/>
           <w:pgMar w:top="27pt" w:right="44.65pt" w:bottom="72pt" w:left="44.65pt" w:header="36pt" w:footer="36pt" w:gutter="0pt"/>
-          <w:cols w:space="36pt"/>
+          <w:cols w:space="720"/>
           <w:titlePg/>
           <w:docGrid w:linePitch="360"/>
         </w:sectPr>
@@ -312,6 +314,12 @@
           <w:szCs w:val="18"/>
         </w:rPr>
         <w:br/>
+      </w:r>
+      <w:r>
+        <w:rPr>
+          <w:sz w:val="18"/>
+          <w:szCs w:val="18"/>
+        </w:rPr>
         <w:t xml:space="preserve">line 3: </w:t>
       </w:r>
       <w:r>
@@ -359,6 +367,12 @@
           <w:szCs w:val="18"/>
         </w:rPr>
         <w:br/>
+      </w:r>
+      <w:r>
+        <w:rPr>
+          <w:sz w:val="18"/>
+          <w:szCs w:val="18"/>
+        </w:rPr>
         <w:t>line 5: email address</w:t>
       </w:r>
       <w:r>
@@ -417,6 +431,12 @@
           <w:szCs w:val="18"/>
         </w:rPr>
         <w:br/>
+      </w:r>
+      <w:r>
+        <w:rPr>
+          <w:sz w:val="18"/>
+          <w:szCs w:val="18"/>
+        </w:rPr>
         <w:t xml:space="preserve">line 2: </w:t>
       </w:r>
       <w:r>
@@ -466,6 +486,12 @@
           <w:szCs w:val="18"/>
         </w:rPr>
         <w:br/>
+      </w:r>
+      <w:r>
+        <w:rPr>
+          <w:sz w:val="18"/>
+          <w:szCs w:val="18"/>
+        </w:rPr>
         <w:t xml:space="preserve">line 3: </w:t>
       </w:r>
       <w:r>
@@ -513,6 +539,12 @@
           <w:szCs w:val="18"/>
         </w:rPr>
         <w:br/>
+      </w:r>
+      <w:r>
+        <w:rPr>
+          <w:sz w:val="18"/>
+          <w:szCs w:val="18"/>
+        </w:rPr>
         <w:t>line 5: email address</w:t>
       </w:r>
       <w:r>
@@ -574,6 +606,12 @@
           <w:szCs w:val="18"/>
         </w:rPr>
         <w:br/>
+      </w:r>
+      <w:r>
+        <w:rPr>
+          <w:sz w:val="18"/>
+          <w:szCs w:val="18"/>
+        </w:rPr>
         <w:t xml:space="preserve">line 2: </w:t>
       </w:r>
       <w:r>
@@ -623,6 +661,12 @@
           <w:szCs w:val="18"/>
         </w:rPr>
         <w:br/>
+      </w:r>
+      <w:r>
+        <w:rPr>
+          <w:sz w:val="18"/>
+          <w:szCs w:val="18"/>
+        </w:rPr>
         <w:t xml:space="preserve">line 3: </w:t>
       </w:r>
       <w:r>
@@ -686,6 +730,12 @@
           <w:szCs w:val="18"/>
         </w:rPr>
         <w:br/>
+      </w:r>
+      <w:r>
+        <w:rPr>
+          <w:sz w:val="18"/>
+          <w:szCs w:val="18"/>
+        </w:rPr>
         <w:t>line 5: email address</w:t>
       </w:r>
       <w:r>
@@ -744,6 +794,12 @@
           <w:szCs w:val="18"/>
         </w:rPr>
         <w:br/>
+      </w:r>
+      <w:r>
+        <w:rPr>
+          <w:sz w:val="18"/>
+          <w:szCs w:val="18"/>
+        </w:rPr>
         <w:t xml:space="preserve">line 2: </w:t>
       </w:r>
       <w:r>
@@ -793,6 +849,12 @@
           <w:szCs w:val="18"/>
         </w:rPr>
         <w:br/>
+      </w:r>
+      <w:r>
+        <w:rPr>
+          <w:sz w:val="18"/>
+          <w:szCs w:val="18"/>
+        </w:rPr>
         <w:t xml:space="preserve">line 3: </w:t>
       </w:r>
       <w:r>
@@ -840,6 +902,12 @@
           <w:szCs w:val="18"/>
         </w:rPr>
         <w:br/>
+      </w:r>
+      <w:r>
+        <w:rPr>
+          <w:sz w:val="18"/>
+          <w:szCs w:val="18"/>
+        </w:rPr>
         <w:t>line 5: email address</w:t>
       </w:r>
       <w:r>
@@ -890,6 +958,12 @@
           <w:szCs w:val="18"/>
         </w:rPr>
         <w:br/>
+      </w:r>
+      <w:r>
+        <w:rPr>
+          <w:sz w:val="18"/>
+          <w:szCs w:val="18"/>
+        </w:rPr>
         <w:t xml:space="preserve">line 2: </w:t>
       </w:r>
       <w:r>
@@ -939,6 +1013,12 @@
           <w:szCs w:val="18"/>
         </w:rPr>
         <w:br/>
+      </w:r>
+      <w:r>
+        <w:rPr>
+          <w:sz w:val="18"/>
+          <w:szCs w:val="18"/>
+        </w:rPr>
         <w:t xml:space="preserve">line 3: </w:t>
       </w:r>
       <w:r>
@@ -986,6 +1066,12 @@
           <w:szCs w:val="18"/>
         </w:rPr>
         <w:br/>
+      </w:r>
+      <w:r>
+        <w:rPr>
+          <w:sz w:val="18"/>
+          <w:szCs w:val="18"/>
+        </w:rPr>
         <w:t>line 5: email address</w:t>
       </w:r>
       <w:r>
@@ -1002,10 +1088,12 @@
     <w:p>
       <w:pPr>
         <w:sectPr>
+          <w:headerReference w:type="default" r:id="rId11"/>
+          <w:footerReference w:type="default" r:id="rId12"/>
           <w:type w:val="continuous"/>
-          <w:pgSz w:w="595.30pt" w:h="841.90pt" w:code="9"/>
-          <w:pgMar w:top="22.50pt" w:right="44.65pt" w:bottom="72pt" w:left="44.65pt" w:header="36pt" w:footer="36pt" w:gutter="0pt"/>
-          <w:cols w:num="3" w:space="36pt"/>
+          <w:pgSz w:w="595.3pt" w:h="841.9pt" w:orient="portrait" w:code="9"/>
+          <w:pgMar w:top="22.5pt" w:right="44.65pt" w:bottom="72pt" w:left="44.65pt" w:header="36pt" w:footer="36pt" w:gutter="0pt"/>
+          <w:cols w:space="720" w:num="3"/>
           <w:docGrid w:linePitch="360"/>
         </w:sectPr>
       </w:pPr>
@@ -1013,10 +1101,12 @@
     <w:p>
       <w:pPr>
         <w:sectPr>
+          <w:headerReference w:type="default" r:id="rId13"/>
+          <w:footerReference w:type="default" r:id="rId14"/>
           <w:type w:val="continuous"/>
-          <w:pgSz w:w="595.30pt" w:h="841.90pt" w:code="9"/>
-          <w:pgMar w:top="22.50pt" w:right="44.65pt" w:bottom="72pt" w:left="44.65pt" w:header="36pt" w:footer="36pt" w:gutter="0pt"/>
-          <w:cols w:num="3" w:space="36pt"/>
+          <w:pgSz w:w="595.3pt" w:h="841.9pt" w:orient="portrait" w:code="9"/>
+          <w:pgMar w:top="22.5pt" w:right="44.65pt" w:bottom="72pt" w:left="44.65pt" w:header="36pt" w:footer="36pt" w:gutter="0pt"/>
+          <w:cols w:space="720" w:num="3"/>
           <w:docGrid w:linePitch="360"/>
         </w:sectPr>
       </w:pPr>
@@ -1028,412 +1118,901 @@
       <w:pPr>
         <w:pStyle w:val="Abstract"/>
         <w:rPr>
-          <w:i/>
+          <w:i w:val="1"/>
+          <w:iCs w:val="1"/>
+        </w:rPr>
+      </w:pPr>
+      <w:r>
+        <w:rPr>
+          <w:i w:val="1"/>
+          <w:iCs w:val="1"/>
+        </w:rPr>
+        <w:t>Abstract</w:t>
+      </w:r>
+      <w:r>
+        <w:rPr/>
+        <w:t>—</w:t>
+      </w:r>
+      <w:r>
+        <w:rPr/>
+        <w:t>This electronic document is a “live” template and already defines the components of your paper [title, text, heads, etc.] in its style sheet</w:t>
+      </w:r>
+      <w:r>
+        <w:rPr/>
+        <w:t xml:space="preserve">. </w:t>
+      </w:r>
+      <w:r>
+        <w:rPr/>
+        <w:t xml:space="preserve"> </w:t>
+      </w:r>
+      <w:r>
+        <w:rPr>
+          <w:i w:val="1"/>
+          <w:iCs w:val="1"/>
+        </w:rPr>
+        <w:t>*</w:t>
+      </w:r>
+      <w:r>
+        <w:rPr>
+          <w:i w:val="1"/>
+          <w:iCs w:val="1"/>
+        </w:rPr>
+        <w:t>CRITICAL</w:t>
+      </w:r>
+      <w:r>
+        <w:rPr>
+          <w:i w:val="1"/>
+          <w:iCs w:val="1"/>
+        </w:rPr>
+        <w:t>: Do</w:t>
+      </w:r>
+      <w:r>
+        <w:rPr>
+          <w:rFonts w:eastAsia="Times New Roman"/>
+          <w:i w:val="1"/>
+          <w:iCs w:val="1"/>
+        </w:rPr>
+        <w:t xml:space="preserve"> </w:t>
+      </w:r>
+      <w:r>
+        <w:rPr>
+          <w:i w:val="1"/>
+          <w:iCs w:val="1"/>
+        </w:rPr>
+        <w:t>Not</w:t>
+      </w:r>
+      <w:r>
+        <w:rPr>
+          <w:rFonts w:eastAsia="Times New Roman"/>
+          <w:i w:val="1"/>
+          <w:iCs w:val="1"/>
+        </w:rPr>
+        <w:t xml:space="preserve"> </w:t>
+      </w:r>
+      <w:r>
+        <w:rPr>
+          <w:i w:val="1"/>
+          <w:iCs w:val="1"/>
+        </w:rPr>
+        <w:t>Use</w:t>
+      </w:r>
+      <w:r>
+        <w:rPr>
+          <w:rFonts w:eastAsia="Times New Roman"/>
+          <w:i w:val="1"/>
+          <w:iCs w:val="1"/>
+        </w:rPr>
+        <w:t xml:space="preserve"> </w:t>
+      </w:r>
+      <w:r>
+        <w:rPr>
+          <w:i w:val="1"/>
+          <w:iCs w:val="1"/>
+        </w:rPr>
+        <w:t>Symbols,</w:t>
+      </w:r>
+      <w:r>
+        <w:rPr>
+          <w:rFonts w:eastAsia="Times New Roman"/>
+          <w:i w:val="1"/>
+          <w:iCs w:val="1"/>
+        </w:rPr>
+        <w:t xml:space="preserve"> </w:t>
+      </w:r>
+      <w:r>
+        <w:rPr>
+          <w:i w:val="1"/>
+          <w:iCs w:val="1"/>
+        </w:rPr>
+        <w:t>Special</w:t>
+      </w:r>
+      <w:r>
+        <w:rPr>
+          <w:rFonts w:eastAsia="Times New Roman"/>
+          <w:i w:val="1"/>
+          <w:iCs w:val="1"/>
+        </w:rPr>
+        <w:t xml:space="preserve"> </w:t>
+      </w:r>
+      <w:r>
+        <w:rPr>
+          <w:i w:val="1"/>
+          <w:iCs w:val="1"/>
+        </w:rPr>
+        <w:t>Characters,</w:t>
+      </w:r>
+      <w:r>
+        <w:rPr>
+          <w:rFonts w:eastAsia="Times New Roman"/>
+          <w:i w:val="1"/>
+          <w:iCs w:val="1"/>
+        </w:rPr>
+        <w:t xml:space="preserve"> </w:t>
+      </w:r>
+      <w:r>
+        <w:rPr>
+          <w:rFonts w:eastAsia="Times New Roman"/>
+          <w:i w:val="1"/>
+          <w:iCs w:val="1"/>
+        </w:rPr>
+        <w:t xml:space="preserve">Footnotes, </w:t>
+      </w:r>
+      <w:r>
+        <w:rPr>
+          <w:i w:val="1"/>
+          <w:iCs w:val="1"/>
+        </w:rPr>
+        <w:t>or</w:t>
+      </w:r>
+      <w:r>
+        <w:rPr>
+          <w:rFonts w:eastAsia="Times New Roman"/>
+          <w:i w:val="1"/>
+          <w:iCs w:val="1"/>
+        </w:rPr>
+        <w:t xml:space="preserve"> </w:t>
+      </w:r>
+      <w:r>
+        <w:rPr>
+          <w:i w:val="1"/>
+          <w:iCs w:val="1"/>
+        </w:rPr>
+        <w:t>Math</w:t>
+      </w:r>
+      <w:r>
+        <w:rPr>
+          <w:rFonts w:eastAsia="Times New Roman"/>
+          <w:i w:val="1"/>
+          <w:iCs w:val="1"/>
+        </w:rPr>
+        <w:t xml:space="preserve"> </w:t>
+      </w:r>
+      <w:r>
+        <w:rPr>
+          <w:i w:val="1"/>
+          <w:iCs w:val="1"/>
+        </w:rPr>
+        <w:t>in</w:t>
+      </w:r>
+      <w:r>
+        <w:rPr>
+          <w:rFonts w:eastAsia="Times New Roman"/>
+          <w:i w:val="1"/>
+          <w:iCs w:val="1"/>
+        </w:rPr>
+        <w:t xml:space="preserve"> Paper </w:t>
+      </w:r>
+      <w:r>
+        <w:rPr>
+          <w:i w:val="1"/>
+          <w:iCs w:val="1"/>
+        </w:rPr>
+        <w:t>Title</w:t>
+      </w:r>
+      <w:r>
+        <w:rPr>
+          <w:rFonts w:eastAsia="Times New Roman"/>
+          <w:i w:val="1"/>
+          <w:iCs w:val="1"/>
+        </w:rPr>
+        <w:t xml:space="preserve"> o</w:t>
+      </w:r>
+      <w:r>
+        <w:rPr>
+          <w:i w:val="1"/>
+          <w:iCs w:val="1"/>
+        </w:rPr>
+        <w:t>r</w:t>
+      </w:r>
+      <w:r>
+        <w:rPr>
+          <w:rFonts w:eastAsia="Times New Roman"/>
+          <w:i w:val="1"/>
+          <w:iCs w:val="1"/>
+        </w:rPr>
+        <w:t xml:space="preserve"> </w:t>
+      </w:r>
+      <w:r>
+        <w:rPr>
+          <w:i w:val="1"/>
+          <w:iCs w:val="1"/>
+        </w:rPr>
+        <w:t>Abstract</w:t>
+      </w:r>
+      <w:r>
+        <w:rPr/>
+        <w:t xml:space="preserve">. </w:t>
+      </w:r>
+      <w:r>
+        <w:rPr/>
+        <w:t>(</w:t>
+      </w:r>
+      <w:r>
+        <w:rPr>
+          <w:b w:val="0"/>
+          <w:bCs w:val="0"/>
+          <w:i w:val="1"/>
+          <w:iCs w:val="1"/>
+        </w:rPr>
+        <w:t>Abstract</w:t>
+      </w:r>
+      <w:r>
+        <w:rPr/>
+        <w:t>)</w:t>
+      </w:r>
+    </w:p>
+    <w:p>
+      <w:pPr>
+        <w:pStyle w:val="Keywords"/>
+      </w:pPr>
+      <w:r>
+        <w:t>Keywords—</w:t>
+      </w:r>
+      <w:r>
+        <w:t>component</w:t>
+      </w:r>
+      <w:r>
+        <w:t>,</w:t>
+      </w:r>
+      <w:r>
+        <w:t xml:space="preserve"> formatting</w:t>
+      </w:r>
+      <w:r>
+        <w:t>,</w:t>
+      </w:r>
+      <w:r>
+        <w:t xml:space="preserve"> style</w:t>
+      </w:r>
+      <w:r>
+        <w:t>,</w:t>
+      </w:r>
+      <w:r>
+        <w:t xml:space="preserve"> styling</w:t>
+      </w:r>
+      <w:r>
+        <w:t>,</w:t>
+      </w:r>
+      <w:r>
+        <w:t xml:space="preserve"> insert (</w:t>
+      </w:r>
+      <w:r>
+        <w:rPr>
+          <w:b w:val="0"/>
+        </w:rPr>
+        <w:t>key words</w:t>
+      </w:r>
+      <w:r>
+        <w:t>)</w:t>
+      </w:r>
+    </w:p>
+    <w:p>
+      <w:pPr>
+        <w:pStyle w:val="Heading1"/>
+        <w:rPr/>
+      </w:pPr>
+      <w:r>
+        <w:rPr/>
+        <w:t>Introduction</w:t>
+      </w:r>
+    </w:p>
+    <w:p>
+      <w:pPr>
+        <w:pStyle w:val="BodyText"/>
+        <w:rPr>
+          <w:lang w:val="en-US"/>
+        </w:rPr>
+      </w:pPr>
+      <w:r>
+        <w:rPr>
+          <w:lang w:val="en-US"/>
+        </w:rPr>
+        <w:t xml:space="preserve">The convergence of digital and physical security has </w:t>
+      </w:r>
+      <w:r>
+        <w:rPr>
+          <w:lang w:val="en-US"/>
+        </w:rPr>
+        <w:t>emerged</w:t>
+      </w:r>
+      <w:r>
+        <w:rPr>
+          <w:lang w:val="en-US"/>
+        </w:rPr>
+        <w:t xml:space="preserve"> as a critical challenge in the design of modern protection systems. Traditional security architectures typically treat network intrusion detection and physical access control as independent domains. However, contemporary threats increasingly span both layers, where adversaries may exploit software vulnerabilities to gain initial access and </w:t>
+      </w:r>
+      <w:r>
+        <w:rPr>
+          <w:lang w:val="en-US"/>
+        </w:rPr>
+        <w:t>subsequently</w:t>
+      </w:r>
+      <w:r>
+        <w:rPr>
+          <w:lang w:val="en-US"/>
+        </w:rPr>
+        <w:t xml:space="preserve"> manipulate physical systems such as surveillance infrastructure or access control mechanisms. Addressing this paradigm requires integrated cyber-physical surveillance systems capable of jointly </w:t>
+      </w:r>
+      <w:r>
+        <w:rPr>
+          <w:lang w:val="en-US"/>
+        </w:rPr>
+        <w:t>monitoring</w:t>
+      </w:r>
+      <w:r>
+        <w:rPr>
+          <w:lang w:val="en-US"/>
+        </w:rPr>
+        <w:t xml:space="preserve"> digital host behavior and physical presence within protected environments.</w:t>
+      </w:r>
+    </w:p>
+    <w:p>
+      <w:pPr>
+        <w:pStyle w:val="BodyText"/>
+      </w:pPr>
+      <w:r>
+        <w:rPr>
+          <w:lang w:val="en-US"/>
+        </w:rPr>
+        <w:t xml:space="preserve">This work presents the design, implementation, and evaluation of a unified cyber-physical surveillance system composed of two complementary modules. The first focuses on the digital domain by performing anomaly detection over Windows endpoint logs, aiming to </w:t>
+      </w:r>
+      <w:r>
+        <w:rPr>
+          <w:lang w:val="en-US"/>
+        </w:rPr>
+        <w:t>identify</w:t>
+      </w:r>
+      <w:r>
+        <w:rPr>
+          <w:lang w:val="en-US"/>
+        </w:rPr>
+        <w:t xml:space="preserve"> suspicious or malicious activity within </w:t>
+      </w:r>
+      <w:r>
+        <w:rPr>
+          <w:lang w:val="en-US"/>
+        </w:rPr>
+        <w:t>monitored</w:t>
+      </w:r>
+      <w:r>
+        <w:rPr>
+          <w:lang w:val="en-US"/>
+        </w:rPr>
+        <w:t xml:space="preserve"> systems. The second </w:t>
+      </w:r>
+      <w:r>
+        <w:rPr>
+          <w:lang w:val="en-US"/>
+        </w:rPr>
+        <w:t>operates</w:t>
+      </w:r>
+      <w:r>
+        <w:rPr>
+          <w:lang w:val="en-US"/>
+        </w:rPr>
+        <w:t xml:space="preserve"> in the physical domain through a face recognition pipeline that </w:t>
+      </w:r>
+      <w:r>
+        <w:rPr>
+          <w:lang w:val="en-US"/>
+        </w:rPr>
+        <w:t>identifies</w:t>
+      </w:r>
+      <w:r>
+        <w:rPr>
+          <w:lang w:val="en-US"/>
+        </w:rPr>
+        <w:t xml:space="preserve"> individuals captured by cameras and verifies their authorization status. While these modules </w:t>
+      </w:r>
+      <w:r>
+        <w:rPr>
+          <w:lang w:val="en-US"/>
+        </w:rPr>
+        <w:t>operate</w:t>
+      </w:r>
+      <w:r>
+        <w:rPr>
+          <w:lang w:val="en-US"/>
+        </w:rPr>
+        <w:t xml:space="preserve"> independently, they share a common </w:t>
+      </w:r>
+      <w:r>
+        <w:rPr>
+          <w:lang w:val="en-US"/>
+        </w:rPr>
+        <w:t>objective</w:t>
+      </w:r>
+      <w:r>
+        <w:rPr>
+          <w:lang w:val="en-US"/>
+        </w:rPr>
+        <w:t xml:space="preserve"> of </w:t>
+      </w:r>
+      <w:r>
+        <w:rPr>
+          <w:lang w:val="en-US"/>
+        </w:rPr>
+        <w:t>providing</w:t>
+      </w:r>
+      <w:r>
+        <w:rPr>
+          <w:lang w:val="en-US"/>
+        </w:rPr>
+        <w:t xml:space="preserve"> a holistic view of threats across both cyber and physical dimensions.</w:t>
+      </w:r>
+    </w:p>
+    <w:p>
+      <w:pPr>
+        <w:pStyle w:val="BodyText"/>
+      </w:pPr>
+      <w:r>
+        <w:rPr>
+          <w:lang w:val="en-US"/>
+        </w:rPr>
+        <w:t xml:space="preserve">The digital </w:t>
+      </w:r>
+      <w:r>
+        <w:rPr>
+          <w:lang w:val="en-US"/>
+        </w:rPr>
+        <w:t>component</w:t>
+      </w:r>
+      <w:r>
+        <w:rPr>
+          <w:lang w:val="en-US"/>
+        </w:rPr>
+        <w:t xml:space="preserve"> of this system builds upon recent advances in log-based anomaly detection for Windows environments. Windows telemetry sources such as Event Tracing for Windows (ETW) and Sysmon provide high-fidelity behavioral data, including process creation, network connections, file operations, and registry modifications [9]. These logs form the foundation for many modern detection systems, as </w:t>
+      </w:r>
+      <w:r>
+        <w:rPr>
+          <w:lang w:val="en-US"/>
+        </w:rPr>
+        <w:t>demonstrated</w:t>
+      </w:r>
+      <w:r>
+        <w:rPr>
+          <w:lang w:val="en-US"/>
+        </w:rPr>
+        <w:t xml:space="preserve"> in recent datasets and tools such as LMD-2023 and </w:t>
+      </w:r>
+      <w:r>
+        <w:rPr>
+          <w:lang w:val="en-US"/>
+        </w:rPr>
+        <w:t>AAU_MalData</w:t>
+      </w:r>
+      <w:r>
+        <w:rPr>
+          <w:lang w:val="en-US"/>
+        </w:rPr>
+        <w:t xml:space="preserve"> [1], [7]. However, the volume and complexity of such data pose a significant challenge, as a single host may generate millions of events per day, most of which correspond to benign activity.</w:t>
+      </w:r>
+    </w:p>
+    <w:p>
+      <w:pPr>
+        <w:pStyle w:val="BodyText"/>
+      </w:pPr>
+      <w:r>
+        <w:rPr>
+          <w:lang w:val="en-US"/>
+        </w:rPr>
+        <w:t xml:space="preserve">To address this challenge, prior work has extensively explored machine learning (ML) and deep learning (DL) techniques for anomaly detection. Classical approaches typically rely on structured feature extraction followed by models such as Isolation Forest, Support Vector Machines, or tree-based ensembles. Notably, studies have shown that well-engineered features combined with ensemble methods (e.g., Extra Trees) can achieve near </w:t>
+      </w:r>
+      <w:r>
+        <w:rPr>
+          <w:lang w:val="en-US"/>
+        </w:rPr>
+        <w:t>state-of-the-art</w:t>
+      </w:r>
+      <w:r>
+        <w:rPr>
+          <w:lang w:val="en-US"/>
+        </w:rPr>
+        <w:t xml:space="preserve"> performance, with reported F1 scores above 0.99 in lateral movement detection tasks [1], [2]. In parallel, sequence-based models such as LSTM and CNN–LSTM hybrids have been proposed to capture temporal dependencies in event streams, achieving similarly high performance in ransomware detection scenarios [4], [5].</w:t>
+      </w:r>
+    </w:p>
+    <w:p>
+      <w:pPr>
+        <w:pStyle w:val="BodyText"/>
+      </w:pPr>
+      <w:r>
+        <w:rPr>
+          <w:lang w:val="en-US"/>
+        </w:rPr>
+        <w:t xml:space="preserve">Despite these advances, several limitations </w:t>
+      </w:r>
+      <w:r>
+        <w:rPr>
+          <w:lang w:val="en-US"/>
+        </w:rPr>
+        <w:t>remain</w:t>
+      </w:r>
+      <w:r>
+        <w:rPr>
+          <w:lang w:val="en-US"/>
+        </w:rPr>
+        <w:t>. First, anomaly detection models are inherently statistical and lack semantic interpretability, producing scores that do not directly explain the underlying behavior or map to known attack techniques. Second, most studies rely on controlled datasets, with limited evaluation of concept drift, where normal system behavior evolves over time and degrades model performance [5]. Third, the cost of false positives and the operational burden on analysts are rarely quantified, despite being critical factors in real-world deployments [13]. Additionally, data scarcity and limited availability of public datasets continue to hinder reproducibility and generalization across environments [18].</w:t>
+      </w:r>
+    </w:p>
+    <w:p>
+      <w:pPr>
+        <w:pStyle w:val="BodyText"/>
+      </w:pPr>
+      <w:r>
+        <w:rPr>
+          <w:lang w:val="en-US"/>
+        </w:rPr>
+        <w:t xml:space="preserve">Recent research has begun to explore the use of Large Language Models (LLMs) for cybersecurity tasks, </w:t>
+      </w:r>
+      <w:r>
+        <w:rPr>
+          <w:lang w:val="en-US"/>
+        </w:rPr>
+        <w:t>leveraging</w:t>
+      </w:r>
+      <w:r>
+        <w:rPr>
+          <w:lang w:val="en-US"/>
+        </w:rPr>
+        <w:t xml:space="preserve"> their ability to reason over structured textual data and generate human-readable explanations. Unlike traditional models, LLMs can analyze sequences of events, relate them to known attack patterns such as those defined in the MITRE ATT&amp;CK framework [14], and provide contextualized interpretations of suspicious behavior. However, LLMs are also prone to hallucinations, generating plausible but unsupported claims, which introduces risks in security-critical applications.</w:t>
+      </w:r>
+    </w:p>
+    <w:p>
+      <w:pPr>
+        <w:pStyle w:val="BodyText"/>
+      </w:pPr>
+      <w:r>
+        <w:rPr>
+          <w:lang w:val="en-US"/>
+        </w:rPr>
+        <w:t xml:space="preserve">To mitigate these limitations, this work adopts a Dual LLM architecture in which one model performs initial anomaly assessment while a second model acts as a judge, </w:t>
+      </w:r>
+      <w:r>
+        <w:rPr>
+          <w:lang w:val="en-US"/>
+        </w:rPr>
+        <w:t>validating</w:t>
+      </w:r>
+      <w:r>
+        <w:rPr>
+          <w:lang w:val="en-US"/>
+        </w:rPr>
+        <w:t xml:space="preserve"> the reasoning against observed evidence. This approach aligns with </w:t>
+      </w:r>
+      <w:r>
+        <w:rPr>
+          <w:lang w:val="en-US"/>
+        </w:rPr>
+        <w:t>recent trends</w:t>
+      </w:r>
+      <w:r>
+        <w:rPr>
+          <w:lang w:val="en-US"/>
+        </w:rPr>
+        <w:t xml:space="preserve"> in LLM-as-a-judge frameworks, which improve reliability through cross-validation of model outputs [17]. The system integrates this architecture with classical anomaly detection models, forming a hybrid pipeline that combines statistical detection with semantic reasoning.</w:t>
+      </w:r>
+    </w:p>
+    <w:p>
+      <w:pPr>
+        <w:pStyle w:val="BodyText"/>
+      </w:pPr>
+      <w:r>
+        <w:rPr>
+          <w:lang w:val="en-US"/>
+        </w:rPr>
+        <w:t xml:space="preserve">The proposed system is evaluated using a diverse set of public datasets, including lateral movement (LMD-2023), ransomware detection datasets, and ETW-based traces, complemented by baseline logs collected under normal operating conditions. Evaluation considers both traditional metrics, such as F1-score and false-positive rate, and LLM-specific dimensions, including explanation quality, </w:t>
+      </w:r>
+      <w:r>
+        <w:rPr>
+          <w:lang w:val="en-US"/>
+        </w:rPr>
+        <w:t>evidence</w:t>
+      </w:r>
+      <w:r>
+        <w:rPr>
+          <w:lang w:val="en-US"/>
+        </w:rPr>
+        <w:t xml:space="preserve"> grounding, and hallucination rate.</w:t>
+      </w:r>
+    </w:p>
+    <w:p>
+      <w:pPr>
+        <w:pStyle w:val="BodyText"/>
+      </w:pPr>
+      <w:r>
+        <w:rPr/>
+        <w:t xml:space="preserve"> </w:t>
+      </w:r>
+    </w:p>
+    <w:p>
+      <w:pPr>
+        <w:pStyle w:val="Heading1"/>
+        <w:suppressLineNumbers w:val="0"/>
+        <w:bidi w:val="0"/>
+        <w:spacing w:before="8pt" w:beforeAutospacing="0" w:after="4pt" w:afterAutospacing="0" w:line="12.95pt" w:lineRule="auto"/>
+        <w:ind w:start="0pt" w:end="0pt"/>
+        <w:jc w:val="center"/>
+        <w:rPr/>
+      </w:pPr>
+      <w:r>
+        <w:rPr/>
+        <w:t>Related Work</w:t>
+      </w:r>
+    </w:p>
+    <w:p>
+      <w:pPr>
+        <w:pStyle w:val="BodyText"/>
+        <w:rPr>
+          <w:lang w:val="en-US"/>
+        </w:rPr>
+      </w:pPr>
+      <w:r>
+        <w:rPr>
+          <w:lang w:val="en-US"/>
+        </w:rPr>
+        <w:t xml:space="preserve">The detection of advanced cyber threats, lateral movement, and ransomware operations has undergone a profound and multifaceted methodological evolution over the past half-decade. As sophisticated adversaries increasingly </w:t>
+      </w:r>
+      <w:r>
+        <w:rPr>
+          <w:lang w:val="en-US"/>
+        </w:rPr>
+        <w:t>leverage</w:t>
+      </w:r>
+      <w:r>
+        <w:rPr>
+          <w:lang w:val="en-US"/>
+        </w:rPr>
+        <w:t xml:space="preserve"> "living-off-the-land" (</w:t>
+      </w:r>
+      <w:r>
+        <w:rPr>
+          <w:lang w:val="en-US"/>
+        </w:rPr>
+        <w:t>LotL</w:t>
+      </w:r>
+      <w:r>
+        <w:rPr>
+          <w:lang w:val="en-US"/>
+        </w:rPr>
+        <w:t xml:space="preserve">) techniques, fileless execution, and dynamically encrypted payloads, traditional signature-based intrusion detection systems and static heuristic engines have been </w:t>
+      </w:r>
+      <w:r>
+        <w:rPr>
+          <w:lang w:val="en-US"/>
+        </w:rPr>
+        <w:t>rendered</w:t>
+      </w:r>
+      <w:r>
+        <w:rPr>
+          <w:lang w:val="en-US"/>
+        </w:rPr>
+        <w:t xml:space="preserve"> </w:t>
+      </w:r>
+      <w:r>
+        <w:rPr>
+          <w:lang w:val="en-US"/>
+        </w:rPr>
+        <w:t>largely obsolete</w:t>
+      </w:r>
+      <w:r>
+        <w:rPr>
+          <w:lang w:val="en-US"/>
+        </w:rPr>
+        <w:t xml:space="preserve">. In response, the academic, industrial, and cyber-defense research communities have pursued increasingly complex behavioral modeling paradigms, transitioning from localized statistical analyses to highly contextualized, semantically </w:t>
+      </w:r>
+      <w:bookmarkStart w:name="_Int_FRZdFP4c" w:id="273861561"/>
+      <w:r>
+        <w:rPr>
+          <w:lang w:val="en-US"/>
+        </w:rPr>
+        <w:t>aware</w:t>
+      </w:r>
+      <w:bookmarkEnd w:id="273861561"/>
+      <w:r>
+        <w:rPr>
+          <w:lang w:val="en-US"/>
+        </w:rPr>
+        <w:t xml:space="preserve"> reasoning engines.</w:t>
+      </w:r>
+    </w:p>
+    <w:p>
+      <w:pPr>
+        <w:pStyle w:val="BodyText"/>
+        <w:rPr>
+          <w:lang w:val="en-US"/>
+        </w:rPr>
+      </w:pPr>
+      <w:r>
+        <w:rPr>
+          <w:lang w:val="en-US"/>
+        </w:rPr>
+        <w:t xml:space="preserve">This section provides an exhaustive, chronologically, and thematically structured examination of the literature that underpins modern cybersecurity anomaly detection. </w:t>
+      </w:r>
+      <w:r>
+        <w:rPr>
+          <w:lang w:val="en-US"/>
+        </w:rPr>
+        <w:t>(on work)</w:t>
+      </w:r>
+    </w:p>
+    <w:p>
+      <w:pPr>
+        <w:pStyle w:val="Heading2"/>
+      </w:pPr>
+      <w:r>
+        <w:t xml:space="preserve">Selecting a </w:t>
+      </w:r>
+      <w:r>
+        <w:t>Template</w:t>
+      </w:r>
+      <w:r>
+        <w:t xml:space="preserve"> (Heading 2)</w:t>
+      </w:r>
+    </w:p>
+    <w:p>
+      <w:pPr>
+        <w:pStyle w:val="BodyText"/>
+      </w:pPr>
+      <w:r>
+        <w:t>First</w:t>
+      </w:r>
+    </w:p>
+    <w:p>
+      <w:pPr>
+        <w:pStyle w:val="Heading2"/>
+      </w:pPr>
+      <w:r>
+        <w:t>Maintaining the Integrity of the Specifications</w:t>
+      </w:r>
+    </w:p>
+    <w:p>
+      <w:pPr>
+        <w:pStyle w:val="BodyText"/>
+      </w:pPr>
+      <w:r>
+        <w:t>The</w:t>
+      </w:r>
+    </w:p>
+    <w:p>
+      <w:pPr>
+        <w:pStyle w:val="Heading1"/>
+      </w:pPr>
+      <w:r>
+        <w:t xml:space="preserve">Prepare Your Paper </w:t>
+      </w:r>
+      <w:r>
+        <w:t>Before</w:t>
+      </w:r>
+      <w:r>
+        <w:t xml:space="preserve"> Styling</w:t>
+      </w:r>
+    </w:p>
+    <w:p>
+      <w:pPr>
+        <w:pStyle w:val="BodyText"/>
+        <w:rPr>
+          <w:lang w:val="en-US"/>
+        </w:rPr>
+      </w:pPr>
+      <w:r>
+        <w:t>Before</w:t>
+      </w:r>
+    </w:p>
+    <w:p>
+      <w:pPr>
+        <w:pStyle w:val="BodyText"/>
+      </w:pPr>
+      <w:r>
+        <w:t>Paragraph</w:t>
+      </w:r>
+    </w:p>
+    <w:p>
+      <w:pPr>
+        <w:pStyle w:val="Heading2"/>
+      </w:pPr>
+      <w:r>
+        <w:t>Abbreviations</w:t>
+      </w:r>
+      <w:r>
+        <w:t xml:space="preserve"> and Acronyms</w:t>
+      </w:r>
+    </w:p>
+    <w:p>
+      <w:pPr>
+        <w:pStyle w:val="BodyText"/>
+      </w:pPr>
+      <w:r>
+        <w:t xml:space="preserve">Define </w:t>
+      </w:r>
+    </w:p>
+    <w:p>
+      <w:pPr>
+        <w:pStyle w:val="Heading2"/>
+      </w:pPr>
+      <w:r>
+        <w:t>Units</w:t>
+      </w:r>
+    </w:p>
+    <w:p>
+      <w:pPr>
+        <w:pStyle w:val="bulletlist"/>
+      </w:pPr>
+      <w:r>
+        <w:t xml:space="preserve">Use </w:t>
+      </w:r>
+    </w:p>
+    <w:p>
+      <w:pPr>
+        <w:pStyle w:val="bulletlist"/>
+      </w:pPr>
+      <w:r>
+        <w:t xml:space="preserve">Avoid </w:t>
+      </w:r>
+    </w:p>
+    <w:p>
+      <w:pPr>
+        <w:pStyle w:val="bulletlist"/>
+      </w:pPr>
+      <w:r>
+        <w:t xml:space="preserve">Do </w:t>
+      </w:r>
+    </w:p>
+    <w:p>
+      <w:pPr>
+        <w:pStyle w:val="sponsors"/>
+        <w:framePr w:wrap="auto" w:hAnchor="page" w:vAnchor="page" w:x="45.90pt" w:y="756.05pt"/>
+        <w:ind w:firstLine="14.45pt"/>
+      </w:pPr>
+      <w:r>
+        <w:t>Identif</w:t>
+      </w:r>
+      <w:r>
+        <w:t xml:space="preserve">y applicable </w:t>
+      </w:r>
+      <w:r>
+        <w:t>funding agency</w:t>
+      </w:r>
+      <w:r>
+        <w:t xml:space="preserve"> here. </w:t>
+      </w:r>
+      <w:r>
+        <w:rPr>
           <w:iCs/>
         </w:rPr>
-      </w:pPr>
-      <w:r>
-        <w:rPr>
-          <w:i/>
+        <w:t>If none, delete this text box</w:t>
+      </w:r>
+      <w:r>
+        <w:rPr>
           <w:iCs/>
         </w:rPr>
-        <w:t>Abstract</w:t>
-      </w:r>
-      <w:r>
-        <w:t>—</w:t>
-      </w:r>
-      <w:r>
-        <w:t xml:space="preserve">This electronic document is a “live” template and already defines the components of your paper [title, text, heads, etc.] in its style sheet. </w:t>
-      </w:r>
-      <w:r>
-        <w:t xml:space="preserve"> </w:t>
-      </w:r>
-      <w:r>
-        <w:rPr>
-          <w:i/>
-        </w:rPr>
-        <w:t>*</w:t>
-      </w:r>
-      <w:r>
-        <w:rPr>
-          <w:i/>
-        </w:rPr>
-        <w:t>CRITICAL:  Do</w:t>
-      </w:r>
-      <w:r>
-        <w:rPr>
-          <w:rFonts w:eastAsia="Times New Roman"/>
-          <w:i/>
-        </w:rPr>
-        <w:t xml:space="preserve"> </w:t>
-      </w:r>
-      <w:r>
-        <w:rPr>
-          <w:i/>
-        </w:rPr>
-        <w:t>Not</w:t>
-      </w:r>
-      <w:r>
-        <w:rPr>
-          <w:rFonts w:eastAsia="Times New Roman"/>
-          <w:i/>
-        </w:rPr>
-        <w:t xml:space="preserve"> </w:t>
-      </w:r>
-      <w:r>
-        <w:rPr>
-          <w:i/>
-        </w:rPr>
-        <w:t>Use</w:t>
-      </w:r>
-      <w:r>
-        <w:rPr>
-          <w:rFonts w:eastAsia="Times New Roman"/>
-          <w:i/>
-        </w:rPr>
-        <w:t xml:space="preserve"> </w:t>
-      </w:r>
-      <w:r>
-        <w:rPr>
-          <w:i/>
-        </w:rPr>
-        <w:t>Symbols,</w:t>
-      </w:r>
-      <w:r>
-        <w:rPr>
-          <w:rFonts w:eastAsia="Times New Roman"/>
-          <w:i/>
-        </w:rPr>
-        <w:t xml:space="preserve"> </w:t>
-      </w:r>
-      <w:r>
-        <w:rPr>
-          <w:i/>
-        </w:rPr>
-        <w:t>Special</w:t>
-      </w:r>
-      <w:r>
-        <w:rPr>
-          <w:rFonts w:eastAsia="Times New Roman"/>
-          <w:i/>
-        </w:rPr>
-        <w:t xml:space="preserve"> </w:t>
-      </w:r>
-      <w:r>
-        <w:rPr>
-          <w:i/>
-        </w:rPr>
-        <w:t>Characters,</w:t>
-      </w:r>
-      <w:r>
-        <w:rPr>
-          <w:rFonts w:eastAsia="Times New Roman"/>
-          <w:i/>
-        </w:rPr>
-        <w:t xml:space="preserve"> </w:t>
-      </w:r>
-      <w:r>
-        <w:rPr>
-          <w:rFonts w:eastAsia="Times New Roman"/>
-          <w:i/>
-        </w:rPr>
-        <w:t xml:space="preserve">Footnotes, </w:t>
-      </w:r>
-      <w:r>
-        <w:rPr>
-          <w:i/>
-        </w:rPr>
-        <w:t>or</w:t>
-      </w:r>
-      <w:r>
-        <w:rPr>
-          <w:rFonts w:eastAsia="Times New Roman"/>
-          <w:i/>
-        </w:rPr>
-        <w:t xml:space="preserve"> </w:t>
-      </w:r>
-      <w:r>
-        <w:rPr>
-          <w:i/>
-        </w:rPr>
-        <w:t>Math</w:t>
-      </w:r>
-      <w:r>
-        <w:rPr>
-          <w:rFonts w:eastAsia="Times New Roman"/>
-          <w:i/>
-        </w:rPr>
-        <w:t xml:space="preserve"> </w:t>
-      </w:r>
-      <w:r>
-        <w:rPr>
-          <w:i/>
-        </w:rPr>
-        <w:t>in</w:t>
-      </w:r>
-      <w:r>
-        <w:rPr>
-          <w:rFonts w:eastAsia="Times New Roman"/>
-          <w:i/>
-        </w:rPr>
-        <w:t xml:space="preserve"> Paper </w:t>
-      </w:r>
-      <w:r>
-        <w:rPr>
-          <w:i/>
-        </w:rPr>
-        <w:t>Title</w:t>
-      </w:r>
-      <w:r>
-        <w:rPr>
-          <w:rFonts w:eastAsia="Times New Roman"/>
-          <w:i/>
-        </w:rPr>
-        <w:t xml:space="preserve"> o</w:t>
-      </w:r>
-      <w:r>
-        <w:rPr>
-          <w:i/>
-        </w:rPr>
-        <w:t>r</w:t>
-      </w:r>
-      <w:r>
-        <w:rPr>
-          <w:rFonts w:eastAsia="Times New Roman"/>
-          <w:i/>
-        </w:rPr>
-        <w:t xml:space="preserve"> </w:t>
-      </w:r>
-      <w:r>
-        <w:rPr>
-          <w:i/>
-        </w:rPr>
-        <w:t>Abstract</w:t>
-      </w:r>
-      <w:r>
-        <w:t xml:space="preserve">. </w:t>
-      </w:r>
-      <w:r>
-        <w:rPr>
-          <w:iCs/>
-        </w:rPr>
-        <w:t>(</w:t>
-      </w:r>
-      <w:r>
-        <w:rPr>
-          <w:b w:val="0"/>
-          <w:i/>
-          <w:iCs/>
-        </w:rPr>
-        <w:t>Abstract</w:t>
-      </w:r>
-      <w:r>
-        <w:rPr>
-          <w:iCs/>
-        </w:rPr>
-        <w:t>)</w:t>
-      </w:r>
-    </w:p>
-    <w:p>
-      <w:pPr>
-        <w:pStyle w:val="Keywords"/>
-      </w:pPr>
-      <w:r>
-        <w:t>Keywords—</w:t>
-      </w:r>
-      <w:r>
-        <w:t>component</w:t>
-      </w:r>
-      <w:r>
-        <w:t>,</w:t>
-      </w:r>
-      <w:r>
-        <w:t xml:space="preserve"> formatting</w:t>
-      </w:r>
-      <w:r>
-        <w:t>,</w:t>
-      </w:r>
-      <w:r>
-        <w:t xml:space="preserve"> style</w:t>
-      </w:r>
-      <w:r>
-        <w:t>,</w:t>
-      </w:r>
-      <w:r>
-        <w:t xml:space="preserve"> styling</w:t>
-      </w:r>
-      <w:r>
-        <w:t>,</w:t>
-      </w:r>
-      <w:r>
-        <w:t xml:space="preserve"> insert (</w:t>
-      </w:r>
-      <w:r>
-        <w:rPr>
-          <w:b w:val="0"/>
-        </w:rPr>
-        <w:t>key words</w:t>
-      </w:r>
-      <w:r>
-        <w:t>)</w:t>
-      </w:r>
-    </w:p>
-    <w:p>
-      <w:pPr>
-        <w:pStyle w:val="Heading1"/>
-      </w:pPr>
-      <w:r>
-        <w:t>Introduction</w:t>
-      </w:r>
-    </w:p>
-    <w:p>
-      <w:pPr>
-        <w:pStyle w:val="BodyText"/>
-      </w:pPr>
-      <w:r>
-        <w:t>The convergence of digital and physical security has become a defining challenge in the design of modern protective systems. Whereas traditional security architectures treated network-level intrusion detection and physical access control as separate domains, contemporary threats increasingly span both planes: an adversary may exploit a software vulnerability to gain a foothold on an internal network and subsequently use that access to disable physical access controls, manipulate surveillance infrastructure, or exfiltrate data tied to physical operations. Addressing this convergence requires integrated cyber-physical surveillance systems capable of monitoring both the digital behavior of hosts on a network and the physical presence of individuals within a protected environment.</w:t>
-      </w:r>
-      <w:r>
-        <w:t xml:space="preserve"> </w:t>
-      </w:r>
-      <w:r>
-        <w:t>This paper documents the design, implementation, and evaluation of a cyber-physical surveillance system developed as a master's project, integrating two complementary modules into a unified security architecture. The first module addresses the digital layer performing automated anomaly detection on Windows endpoint logs, with the goal of identifying suspicious or malicious activity on the hosts of a monitored digital infrastructure. The second module addresses the physical layer by implementing a face recognition pipeline that identifies individuals captured by cameras and verifies whether they belong to a recognized group of authorized personnel, flagging those who cannot be matched as unauthorized and triggering an appropriate response. Although each module operates independently, they share a common security objective and together provide a unified view of threats across both the digital and physical dimensions of the protected environment.</w:t>
-      </w:r>
-    </w:p>
-    <w:p>
-      <w:pPr>
-        <w:pStyle w:val="BodyText"/>
-      </w:pPr>
-      <w:r>
-        <w:t xml:space="preserve">Regarding the first component, we investigate and compare two fundamentally different paradigms for log-based anomaly detection. The first is a classical pipeline combining engineered features, traditional Machine Learning and Deep Learning (DL) models, where statistical anomaly scorers such as Isolation Forest operate on aggregated window-level features drawn from Windows System Monitor (Sysmon) and Event Tracing for Windows (ETW) logs and sequence models such as Gated Recurrent Units (GRUs), capture temporal dependencies within process sessions. The second is a Dual Large Language Model (LLM) architecture, where one LLM instance receives raw Sysmon log sequences directly and determines whether the observed activity is anomalous, and a second LLM instance acts as an LLM-as-a-judge, verifying whether the sequences flagged by the first model genuinely correspond to a known attack vector. The central research question is how these two paradigms compare across dimensions of detection performance, explanation quality, and practical </w:t>
-      </w:r>
-      <w:proofErr w:type="spellStart"/>
-      <w:r>
-        <w:t>deployability</w:t>
-      </w:r>
-      <w:proofErr w:type="spellEnd"/>
-      <w:r>
         <w:t>.</w:t>
       </w:r>
     </w:p>
     <w:p>
       <w:pPr>
-        <w:pStyle w:val="BodyText"/>
-        <w:ind w:firstLine="0pt"/>
-      </w:pPr>
-      <w:r>
-        <w:tab/>
-      </w:r>
-      <w:r>
-        <w:t>Windows endpoint logs was chosen due to the prevalence of Windows in enterprise and institutional environments and the tools available for its telemetry infrastructure. At the foundation of this infrastructure sits Event Tracing for Windows (ETW), a high-performance kernel-level logging mechanism built directly into the operating system. ETW exposes a wide range of providers that emit structured events covering system calls, hardware performance counters, network activity, file I/O, and process lifecycle events, among others, making it the most comprehensive source of behavioral data available on a Windows host</w:t>
-      </w:r>
-      <w:r>
-        <w:t xml:space="preserve"> REF AQUI</w:t>
-      </w:r>
-      <w:r>
-        <w:t xml:space="preserve">. Building on top of ETW, Microsoft </w:t>
-      </w:r>
-      <w:proofErr w:type="spellStart"/>
-      <w:r>
-        <w:t>Sysinternals</w:t>
-      </w:r>
-      <w:proofErr w:type="spellEnd"/>
-      <w:r>
-        <w:t xml:space="preserve">' System Monitor (Sysmon) provides a more accessible and security-oriented telemetry layer by instrumenting the Windows kernel to emit detailed structured events covering process creation and termination, network connections, file system operations, registry modifications, driver loads, and inter-process interactions, presenting them in a normalized format well-suited to downstream analysis </w:t>
-      </w:r>
-      <w:r>
-        <w:t>REF AQUI</w:t>
-      </w:r>
-      <w:r>
-        <w:t xml:space="preserve">. Together, these two sources provide a high-fidelity behavioral record of host activity. This richness comes at a cost, however, as a single active workstation may generate several million events per day, the vast majority of which reflect entirely benign operations. The core challenge of host-based anomaly detection is therefore one of signal extraction, where given a high-volume, high-dimensional and largely </w:t>
-      </w:r>
-      <w:proofErr w:type="spellStart"/>
-      <w:r>
-        <w:t>unlabelled</w:t>
-      </w:r>
-      <w:proofErr w:type="spellEnd"/>
-      <w:r>
-        <w:t xml:space="preserve"> event stream, how can an automated system reliably distinguish the small subset of genuinely anomalous behavior from the ambient noise of normal operations?</w:t>
-      </w:r>
-    </w:p>
-    <w:p>
-      <w:pPr>
-        <w:pStyle w:val="BodyText"/>
-      </w:pPr>
-    </w:p>
-    <w:p>
-      <w:pPr>
-        <w:pStyle w:val="BodyText"/>
-      </w:pPr>
-      <w:r>
-        <w:t xml:space="preserve">The application of machine learning and deep learning to log-based intrusion detection has emerged as a principled complement to rule-based approaches. Supervised classifiers can learn behavioral boundaries from labeled training data, offering generalization beyond fixed signatures. One-class and anomaly detection models trained exclusively on normal activity, such as Isolation Forest </w:t>
-      </w:r>
-      <w:r>
-        <w:t>REF AQUI</w:t>
-      </w:r>
-      <w:r>
-        <w:t>, One-Class SVM, and autoencoders, are especially well-suited to the operational reality of endpoint security, where labeled attack samples are scarce and the variety of adversarial behavior is unpredictable by design. Sequence models, including Long Short-Term Memory (LSTM) networks and Transformer architectures, can capture temporal dependencies within event streams, enabling detection of multi-step attack chains that no individual event would flag in isolation.</w:t>
-      </w:r>
-    </w:p>
-    <w:p>
-      <w:pPr>
-        <w:pStyle w:val="BodyText"/>
-      </w:pPr>
-      <w:r>
-        <w:t xml:space="preserve">Despite these advances, several fundamental limitations persist across the classical ML and DL literature. Anomaly scoring is, by construction, agnostic to semantic meaning: a high anomaly score indicates statistical deviation from the training distribution but provides no direct account of what the deviation represents, which ATT&amp;CK technique it may correspond to, or why it should be investigated with urgency. Translating a numerical score into actionable threat intelligence requires substantial analyst effort, creating a bottleneck that reduces much of the efficiency gain from automated detection </w:t>
-      </w:r>
-      <w:r>
-        <w:t>REF AQUI</w:t>
-      </w:r>
-      <w:r>
-        <w:t xml:space="preserve">. Additionally, very few works rigorously evaluate concept drift, where the statistical properties of normal behavior gradually change over time as software, user habits, and configurations evolve, which causes alert fatigue and model degradation in production deployments </w:t>
-      </w:r>
-      <w:r>
-        <w:t>REF AQUI</w:t>
-      </w:r>
-      <w:r>
-        <w:t>.</w:t>
-      </w:r>
-    </w:p>
-    <w:p>
-      <w:pPr>
-        <w:pStyle w:val="BodyText"/>
-      </w:pPr>
-      <w:r>
-        <w:t xml:space="preserve">The emergence of Large Language Models (LLMs) capable of open-ended reasoning over structured text opens a new avenue for addressing the semantic gap that classical approaches leave unresolved. An LLM with sufficient context can examine a window of Sysmon events, relate them to known ATT&amp;CK techniques, identify corroborating or contradictory evidence within the window, and produce a coherent natural-language explanation of its assessment, approximating the reasoning process of a skilled threat analyst at scale. Recent empirical work in adjacent domains has suggested that frontier LLMs exhibit meaningful capability for cybersecurity reasoning tasks, including vulnerability explanation, malware attribution, and procedure-to-technique mapping </w:t>
-      </w:r>
-      <w:r>
-        <w:t>REF AQUI</w:t>
-      </w:r>
-      <w:r>
-        <w:t>. LLMs, however, also exhibit well-documented tendencies toward hallucination, where they generate plausible-sounding but factually unsupported claims. This property is particularly dangerous in a security context, as false attributions can misdirect investigations or create unwarranted confidence. The Dual LLM architecture adopted in this work addresses this risk by introducing a second model as a judge, so that all analyst claims must be grounded in evidence present within the submitted event window.</w:t>
-      </w:r>
-    </w:p>
-    <w:p>
-      <w:pPr>
-        <w:pStyle w:val="BodyText"/>
-      </w:pPr>
-      <w:r>
-        <w:t>The two pipelines are evaluated against a curated set of public Windows endpoint datasets spanning lateral movement (LMD-2023), ransomware (SILRAD), APT simulation (Splunk Attack Data, OTRF Security-Datasets), and kernel-level activity (Kellect4APT), complemented by the author's personal baseline logs collected under normal operating conditions to calibrate anomaly thresholds and reduce false-positive rates. Evaluation spans both classical metrics, including AUC, F1, and false-positive rate, and LLM-specific metrics including technique identification correctness, evidence-grounding score as assessed by the judge model, and hallucination rate under adversarial prompt conditions.</w:t>
-      </w:r>
-    </w:p>
-    <w:p>
-      <w:pPr>
-        <w:pStyle w:val="BodyText"/>
-      </w:pPr>
-      <w:r>
-        <w:t>The remainder of this paper is organized as follows. Section 2 surveys the relevant literature, covering Sysmon- and ETW-based detection approaches, provenance graph methods, and the emerging application of LLMs to cybersecurity tasks. Section 3 describes the threat model and datasets. Section 4 presents the architecture of both the classical and Dual LLM pipelines in detail. Section 5 reports experimental results and a comparative analysis of the two approaches. Section 6 discusses implications, limitations, and directions for future work. Section 7 concludes.</w:t>
-      </w:r>
-      <w:r>
-        <w:t xml:space="preserve"> </w:t>
-      </w:r>
-    </w:p>
-    <w:p>
-      <w:pPr>
-        <w:pStyle w:val="Heading1"/>
-      </w:pPr>
-      <w:r>
-        <w:t>Ease of Use</w:t>
+        <w:pStyle w:val="bulletlist"/>
+      </w:pPr>
+      <w:r>
+        <w:t xml:space="preserve">Use </w:t>
       </w:r>
     </w:p>
     <w:p>
@@ -1441,168 +2020,6 @@
         <w:pStyle w:val="Heading2"/>
       </w:pPr>
       <w:r>
-        <w:t xml:space="preserve">Selecting a </w:t>
-      </w:r>
-      <w:r>
-        <w:t>Template</w:t>
-      </w:r>
-      <w:r>
-        <w:t xml:space="preserve"> (Heading 2)</w:t>
-      </w:r>
-    </w:p>
-    <w:p>
-      <w:pPr>
-        <w:pStyle w:val="BodyText"/>
-      </w:pPr>
-      <w:r>
-        <w:t>First</w:t>
-      </w:r>
-    </w:p>
-    <w:p>
-      <w:pPr>
-        <w:pStyle w:val="Heading2"/>
-      </w:pPr>
-      <w:r>
-        <w:t>Maintaining the Integrity of the Specifications</w:t>
-      </w:r>
-    </w:p>
-    <w:p>
-      <w:pPr>
-        <w:pStyle w:val="BodyText"/>
-      </w:pPr>
-      <w:r>
-        <w:t>The</w:t>
-      </w:r>
-    </w:p>
-    <w:p>
-      <w:pPr>
-        <w:pStyle w:val="Heading1"/>
-      </w:pPr>
-      <w:r>
-        <w:t xml:space="preserve">Prepare Your Paper </w:t>
-      </w:r>
-      <w:r>
-        <w:t>Before</w:t>
-      </w:r>
-      <w:r>
-        <w:t xml:space="preserve"> Styling</w:t>
-      </w:r>
-    </w:p>
-    <w:p>
-      <w:pPr>
-        <w:pStyle w:val="BodyText"/>
-        <w:rPr>
-          <w:lang w:val="en-US"/>
-        </w:rPr>
-      </w:pPr>
-      <w:r>
-        <w:t>Before</w:t>
-      </w:r>
-    </w:p>
-    <w:p>
-      <w:pPr>
-        <w:pStyle w:val="BodyText"/>
-      </w:pPr>
-      <w:r>
-        <w:t>Paragraph</w:t>
-      </w:r>
-    </w:p>
-    <w:p>
-      <w:pPr>
-        <w:pStyle w:val="Heading2"/>
-      </w:pPr>
-      <w:r>
-        <w:t>Abbreviations</w:t>
-      </w:r>
-      <w:r>
-        <w:t xml:space="preserve"> and Acronyms</w:t>
-      </w:r>
-    </w:p>
-    <w:p>
-      <w:pPr>
-        <w:pStyle w:val="BodyText"/>
-      </w:pPr>
-      <w:r>
-        <w:t xml:space="preserve">Define </w:t>
-      </w:r>
-    </w:p>
-    <w:p>
-      <w:pPr>
-        <w:pStyle w:val="Heading2"/>
-      </w:pPr>
-      <w:r>
-        <w:t>Units</w:t>
-      </w:r>
-    </w:p>
-    <w:p>
-      <w:pPr>
-        <w:pStyle w:val="bulletlist"/>
-      </w:pPr>
-      <w:r>
-        <w:t xml:space="preserve">Use </w:t>
-      </w:r>
-    </w:p>
-    <w:p>
-      <w:pPr>
-        <w:pStyle w:val="bulletlist"/>
-      </w:pPr>
-      <w:r>
-        <w:t xml:space="preserve">Avoid </w:t>
-      </w:r>
-    </w:p>
-    <w:p>
-      <w:pPr>
-        <w:pStyle w:val="bulletlist"/>
-      </w:pPr>
-      <w:r>
-        <w:t xml:space="preserve">Do </w:t>
-      </w:r>
-    </w:p>
-    <w:p>
-      <w:pPr>
-        <w:pStyle w:val="sponsors"/>
-        <w:framePr w:wrap="auto" w:vAnchor="page" w:hAnchor="page" w:x="45.90pt" w:y="756.05pt"/>
-        <w:ind w:firstLine="14.45pt"/>
-      </w:pPr>
-      <w:r>
-        <w:t>Identif</w:t>
-      </w:r>
-      <w:r>
-        <w:t xml:space="preserve">y applicable </w:t>
-      </w:r>
-      <w:r>
-        <w:t>funding agency</w:t>
-      </w:r>
-      <w:r>
-        <w:t xml:space="preserve"> here. </w:t>
-      </w:r>
-      <w:r>
-        <w:rPr>
-          <w:iCs/>
-        </w:rPr>
-        <w:t>If none, delete this text box</w:t>
-      </w:r>
-      <w:r>
-        <w:rPr>
-          <w:iCs/>
-        </w:rPr>
-        <w:t>.</w:t>
-      </w:r>
-    </w:p>
-    <w:p>
-      <w:pPr>
-        <w:pStyle w:val="bulletlist"/>
-      </w:pPr>
-      <w:r>
-        <w:t xml:space="preserve">Use </w:t>
-      </w:r>
-    </w:p>
-    <w:p>
-      <w:pPr>
-        <w:pStyle w:val="Heading2"/>
-      </w:pPr>
-      <w:r>
-        <w:lastRenderedPageBreak/>
         <w:t>Equations</w:t>
       </w:r>
     </w:p>
@@ -1959,12 +2376,12 @@
         <w:tblW w:w="0pt" w:type="dxa"/>
         <w:jc w:val="center"/>
         <w:tblBorders>
-          <w:top w:val="single" w:sz="2" w:space="0" w:color="auto"/>
-          <w:start w:val="single" w:sz="2" w:space="0" w:color="auto"/>
-          <w:bottom w:val="single" w:sz="2" w:space="0" w:color="auto"/>
-          <w:end w:val="single" w:sz="2" w:space="0" w:color="auto"/>
-          <w:insideH w:val="single" w:sz="2" w:space="0" w:color="auto"/>
-          <w:insideV w:val="single" w:sz="2" w:space="0" w:color="auto"/>
+          <w:top w:val="single" w:color="auto" w:sz="2" w:space="0"/>
+          <w:start w:val="single" w:color="auto" w:sz="2" w:space="0"/>
+          <w:bottom w:val="single" w:color="auto" w:sz="2" w:space="0"/>
+          <w:end w:val="single" w:color="auto" w:sz="2" w:space="0"/>
+          <w:insideH w:val="single" w:color="auto" w:sz="2" w:space="0"/>
+          <w:insideV w:val="single" w:color="auto" w:sz="2" w:space="0"/>
         </w:tblBorders>
         <w:tblLayout w:type="fixed"/>
         <w:tblLook w:firstRow="0" w:lastRow="0" w:firstColumn="0" w:lastColumn="0" w:noHBand="0" w:noVBand="0"/>
@@ -2272,7 +2689,6 @@
         <w:pStyle w:val="Heading5"/>
       </w:pPr>
       <w:r>
-        <w:lastRenderedPageBreak/>
         <w:t>References</w:t>
       </w:r>
     </w:p>
@@ -2280,18 +2696,1121 @@
     <w:p>
       <w:pPr>
         <w:pStyle w:val="references"/>
-        <w:autoSpaceDE w:val="0"/>
-        <w:autoSpaceDN w:val="0"/>
-        <w:adjustRightInd w:val="0"/>
-        <w:ind w:start="17.70pt" w:hanging="17.70pt"/>
+        <w:ind w:start="17.7pt" w:hanging="0pt"/>
         <w:jc w:val="start"/>
-      </w:pPr>
+        <w:rPr>
+          <w:rFonts w:ascii="Times New Roman" w:hAnsi="Times New Roman" w:eastAsia="MS Mincho" w:cs="Times New Roman"/>
+          <w:sz w:val="16"/>
+          <w:szCs w:val="16"/>
+        </w:rPr>
+      </w:pPr>
+      <w:r>
+        <w:rPr>
+          <w:rFonts w:ascii="Times New Roman" w:hAnsi="Times New Roman" w:eastAsia="MS Mincho" w:cs="Times New Roman"/>
+          <w:noProof/>
+          <w:color w:val="000000" w:themeColor="text1" w:themeTint="FF" w:themeShade="FF"/>
+          <w:sz w:val="16"/>
+          <w:szCs w:val="16"/>
+          <w:lang w:val="en-US"/>
+        </w:rPr>
+        <w:t xml:space="preserve">C. Smiliotopoulos and G. Kambourakis, “Sysmon event logs for machine learning-based malware detection,” </w:t>
+      </w:r>
+      <w:r>
+        <w:rPr>
+          <w:rFonts w:ascii="Times New Roman" w:hAnsi="Times New Roman" w:eastAsia="MS Mincho" w:cs="Times New Roman"/>
+          <w:i w:val="1"/>
+          <w:iCs w:val="1"/>
+          <w:noProof/>
+          <w:color w:val="000000" w:themeColor="text1" w:themeTint="FF" w:themeShade="FF"/>
+          <w:sz w:val="16"/>
+          <w:szCs w:val="16"/>
+          <w:lang w:val="en-US"/>
+        </w:rPr>
+        <w:t>International Journal of Information Security</w:t>
+      </w:r>
+      <w:r>
+        <w:rPr>
+          <w:rFonts w:ascii="Times New Roman" w:hAnsi="Times New Roman" w:eastAsia="MS Mincho" w:cs="Times New Roman"/>
+          <w:noProof/>
+          <w:color w:val="000000" w:themeColor="text1" w:themeTint="FF" w:themeShade="FF"/>
+          <w:sz w:val="16"/>
+          <w:szCs w:val="16"/>
+          <w:lang w:val="en-US"/>
+        </w:rPr>
+        <w:t xml:space="preserve">, vol. 22, no. 7, pp. 1–16, 2023. </w:t>
+      </w:r>
+      <w:hyperlink r:id="Ra605d71a92f44f8a">
+        <w:r>
+          <w:rPr>
+            <w:rStyle w:val="Hyperlink"/>
+            <w:rFonts w:ascii="Times New Roman" w:hAnsi="Times New Roman" w:eastAsia="MS Mincho" w:cs="Times New Roman"/>
+            <w:noProof/>
+            <w:color w:val="000000" w:themeColor="text1" w:themeTint="FF" w:themeShade="FF"/>
+            <w:sz w:val="16"/>
+            <w:szCs w:val="16"/>
+            <w:lang w:val="en-US"/>
+          </w:rPr>
+          <w:t>https://doi.org/10.1007/s10207-023-00725-8</w:t>
+        </w:r>
+      </w:hyperlink>
+    </w:p>
+    <w:p>
+      <w:pPr>
+        <w:pStyle w:val="references"/>
+        <w:jc w:val="start"/>
+        <w:rPr>
+          <w:rFonts w:ascii="Times New Roman" w:hAnsi="Times New Roman" w:eastAsia="MS Mincho" w:cs="Times New Roman"/>
+          <w:sz w:val="16"/>
+          <w:szCs w:val="16"/>
+        </w:rPr>
+      </w:pPr>
+      <w:r>
+        <w:rPr>
+          <w:rFonts w:ascii="Times New Roman" w:hAnsi="Times New Roman" w:eastAsia="MS Mincho" w:cs="Times New Roman"/>
+          <w:noProof/>
+          <w:color w:val="000000" w:themeColor="text1" w:themeTint="FF" w:themeShade="FF"/>
+          <w:sz w:val="16"/>
+          <w:szCs w:val="16"/>
+          <w:lang w:val="en-US"/>
+        </w:rPr>
+        <w:t xml:space="preserve">C. Smiliotopoulos and G. Kambourakis, “Machine Learning for Lateral Movement Detection: Imbalanced vs Resampled Data,” </w:t>
+      </w:r>
+      <w:r>
+        <w:rPr>
+          <w:rFonts w:ascii="Times New Roman" w:hAnsi="Times New Roman" w:eastAsia="MS Mincho" w:cs="Times New Roman"/>
+          <w:i w:val="1"/>
+          <w:iCs w:val="1"/>
+          <w:noProof/>
+          <w:color w:val="000000" w:themeColor="text1" w:themeTint="FF" w:themeShade="FF"/>
+          <w:sz w:val="16"/>
+          <w:szCs w:val="16"/>
+          <w:lang w:val="en-US"/>
+        </w:rPr>
+        <w:t>International Journal of Information Security</w:t>
+      </w:r>
+      <w:r>
+        <w:rPr>
+          <w:rFonts w:ascii="Times New Roman" w:hAnsi="Times New Roman" w:eastAsia="MS Mincho" w:cs="Times New Roman"/>
+          <w:noProof/>
+          <w:color w:val="000000" w:themeColor="text1" w:themeTint="FF" w:themeShade="FF"/>
+          <w:sz w:val="16"/>
+          <w:szCs w:val="16"/>
+          <w:lang w:val="en-US"/>
+        </w:rPr>
+        <w:t xml:space="preserve">, 2026 (preprint). </w:t>
+      </w:r>
+      <w:hyperlink r:id="Rf1b23ebdfef940c8">
+        <w:r>
+          <w:rPr>
+            <w:rStyle w:val="Hyperlink"/>
+            <w:rFonts w:ascii="Times New Roman" w:hAnsi="Times New Roman" w:eastAsia="MS Mincho" w:cs="Times New Roman"/>
+            <w:noProof/>
+            <w:color w:val="000000" w:themeColor="text1" w:themeTint="FF" w:themeShade="FF"/>
+            <w:sz w:val="16"/>
+            <w:szCs w:val="16"/>
+            <w:lang w:val="en-US"/>
+          </w:rPr>
+          <w:t>https://d-nb.info/1272279990/34</w:t>
+        </w:r>
+      </w:hyperlink>
+    </w:p>
+    <w:p>
+      <w:pPr>
+        <w:pStyle w:val="references"/>
+        <w:jc w:val="start"/>
+        <w:rPr>
+          <w:rFonts w:ascii="Times New Roman" w:hAnsi="Times New Roman" w:eastAsia="MS Mincho" w:cs="Times New Roman"/>
+          <w:sz w:val="16"/>
+          <w:szCs w:val="16"/>
+        </w:rPr>
+      </w:pPr>
+      <w:r>
+        <w:rPr>
+          <w:rFonts w:ascii="Times New Roman" w:hAnsi="Times New Roman" w:eastAsia="MS Mincho" w:cs="Times New Roman"/>
+          <w:noProof/>
+          <w:color w:val="000000" w:themeColor="text1" w:themeTint="FF" w:themeShade="FF"/>
+          <w:sz w:val="16"/>
+          <w:szCs w:val="16"/>
+          <w:lang w:val="en-US"/>
+        </w:rPr>
+        <w:t xml:space="preserve">C. Smiliotopoulos et al., “Revisiting the detection of lateral movement through Sysmon,” </w:t>
+      </w:r>
+      <w:r>
+        <w:rPr>
+          <w:rFonts w:ascii="Times New Roman" w:hAnsi="Times New Roman" w:eastAsia="MS Mincho" w:cs="Times New Roman"/>
+          <w:i w:val="1"/>
+          <w:iCs w:val="1"/>
+          <w:noProof/>
+          <w:color w:val="000000" w:themeColor="text1" w:themeTint="FF" w:themeShade="FF"/>
+          <w:sz w:val="16"/>
+          <w:szCs w:val="16"/>
+          <w:lang w:val="en-US"/>
+        </w:rPr>
+        <w:t>Applied Sciences</w:t>
+      </w:r>
+      <w:r>
+        <w:rPr>
+          <w:rFonts w:ascii="Times New Roman" w:hAnsi="Times New Roman" w:eastAsia="MS Mincho" w:cs="Times New Roman"/>
+          <w:noProof/>
+          <w:color w:val="000000" w:themeColor="text1" w:themeTint="FF" w:themeShade="FF"/>
+          <w:sz w:val="16"/>
+          <w:szCs w:val="16"/>
+          <w:lang w:val="en-US"/>
+        </w:rPr>
+        <w:t xml:space="preserve">, vol. 12, no. 15, p. 7746, 2022. </w:t>
+      </w:r>
+      <w:hyperlink r:id="R9eac08a6f9e447cf">
+        <w:r>
+          <w:rPr>
+            <w:rStyle w:val="Hyperlink"/>
+            <w:rFonts w:ascii="Times New Roman" w:hAnsi="Times New Roman" w:eastAsia="MS Mincho" w:cs="Times New Roman"/>
+            <w:noProof/>
+            <w:color w:val="000000" w:themeColor="text1" w:themeTint="FF" w:themeShade="FF"/>
+            <w:sz w:val="16"/>
+            <w:szCs w:val="16"/>
+            <w:lang w:val="en-US"/>
+          </w:rPr>
+          <w:t>https://www.mdpi.com/2076-3417/12/15/7746</w:t>
+        </w:r>
+      </w:hyperlink>
+    </w:p>
+    <w:p>
+      <w:pPr>
+        <w:pStyle w:val="references"/>
+        <w:jc w:val="start"/>
+        <w:rPr>
+          <w:rFonts w:ascii="Times New Roman" w:hAnsi="Times New Roman" w:eastAsia="MS Mincho" w:cs="Times New Roman"/>
+          <w:sz w:val="16"/>
+          <w:szCs w:val="16"/>
+        </w:rPr>
+      </w:pPr>
+      <w:r>
+        <w:rPr>
+          <w:rFonts w:ascii="Times New Roman" w:hAnsi="Times New Roman" w:eastAsia="MS Mincho" w:cs="Times New Roman"/>
+          <w:noProof/>
+          <w:color w:val="000000" w:themeColor="text1" w:themeTint="FF" w:themeShade="FF"/>
+          <w:sz w:val="16"/>
+          <w:szCs w:val="16"/>
+          <w:lang w:val="en-US"/>
+        </w:rPr>
+        <w:t xml:space="preserve">J. Ispahany et al., “Online Batch Incremental Ransomware Detection in Sysmon Data Streams,” </w:t>
+      </w:r>
+      <w:r>
+        <w:rPr>
+          <w:rFonts w:ascii="Times New Roman" w:hAnsi="Times New Roman" w:eastAsia="MS Mincho" w:cs="Times New Roman"/>
+          <w:i w:val="1"/>
+          <w:iCs w:val="1"/>
+          <w:noProof/>
+          <w:color w:val="000000" w:themeColor="text1" w:themeTint="FF" w:themeShade="FF"/>
+          <w:sz w:val="16"/>
+          <w:szCs w:val="16"/>
+          <w:lang w:val="en-US"/>
+        </w:rPr>
+        <w:t>IEEE Access</w:t>
+      </w:r>
+      <w:r>
+        <w:rPr>
+          <w:rFonts w:ascii="Times New Roman" w:hAnsi="Times New Roman" w:eastAsia="MS Mincho" w:cs="Times New Roman"/>
+          <w:noProof/>
+          <w:color w:val="000000" w:themeColor="text1" w:themeTint="FF" w:themeShade="FF"/>
+          <w:sz w:val="16"/>
+          <w:szCs w:val="16"/>
+          <w:lang w:val="en-US"/>
+        </w:rPr>
+        <w:t xml:space="preserve">, vol. 11, pp. 14111–14128, 2023. </w:t>
+      </w:r>
+      <w:hyperlink r:id="Rb23d908260aa4c8e">
+        <w:r>
+          <w:rPr>
+            <w:rStyle w:val="Hyperlink"/>
+            <w:rFonts w:ascii="Times New Roman" w:hAnsi="Times New Roman" w:eastAsia="MS Mincho" w:cs="Times New Roman"/>
+            <w:noProof/>
+            <w:color w:val="000000" w:themeColor="text1" w:themeTint="FF" w:themeShade="FF"/>
+            <w:sz w:val="16"/>
+            <w:szCs w:val="16"/>
+            <w:lang w:val="en-US"/>
+          </w:rPr>
+          <w:t>https://doi.org/10.48550/arXiv.2501.01083</w:t>
+        </w:r>
+      </w:hyperlink>
+    </w:p>
+    <w:p>
+      <w:pPr>
+        <w:pStyle w:val="references"/>
+        <w:jc w:val="start"/>
+        <w:rPr>
+          <w:rFonts w:ascii="Times New Roman" w:hAnsi="Times New Roman" w:eastAsia="MS Mincho" w:cs="Times New Roman"/>
+          <w:sz w:val="16"/>
+          <w:szCs w:val="16"/>
+        </w:rPr>
+      </w:pPr>
+      <w:r>
+        <w:rPr>
+          <w:rFonts w:ascii="Times New Roman" w:hAnsi="Times New Roman" w:eastAsia="MS Mincho" w:cs="Times New Roman"/>
+          <w:noProof/>
+          <w:color w:val="000000" w:themeColor="text1" w:themeTint="FF" w:themeShade="FF"/>
+          <w:sz w:val="16"/>
+          <w:szCs w:val="16"/>
+          <w:lang w:val="en-US"/>
+        </w:rPr>
+        <w:t xml:space="preserve">J. Ispahany et al., “SILRAD: Streaming Machine Learning for Ransomware Detection,” in </w:t>
+      </w:r>
+      <w:r>
+        <w:rPr>
+          <w:rFonts w:ascii="Times New Roman" w:hAnsi="Times New Roman" w:eastAsia="MS Mincho" w:cs="Times New Roman"/>
+          <w:i w:val="1"/>
+          <w:iCs w:val="1"/>
+          <w:noProof/>
+          <w:color w:val="000000" w:themeColor="text1" w:themeTint="FF" w:themeShade="FF"/>
+          <w:sz w:val="16"/>
+          <w:szCs w:val="16"/>
+          <w:lang w:val="en-US"/>
+        </w:rPr>
+        <w:t>Proc. Annual Research Security Conf.</w:t>
+      </w:r>
+      <w:r>
+        <w:rPr>
+          <w:rFonts w:ascii="Times New Roman" w:hAnsi="Times New Roman" w:eastAsia="MS Mincho" w:cs="Times New Roman"/>
+          <w:noProof/>
+          <w:color w:val="000000" w:themeColor="text1" w:themeTint="FF" w:themeShade="FF"/>
+          <w:sz w:val="16"/>
+          <w:szCs w:val="16"/>
+          <w:lang w:val="en-US"/>
+        </w:rPr>
+        <w:t xml:space="preserve">, 2025. </w:t>
+      </w:r>
+      <w:hyperlink r:id="R4e7e5c8b02364809">
+        <w:r>
+          <w:rPr>
+            <w:rStyle w:val="Hyperlink"/>
+            <w:rFonts w:ascii="Times New Roman" w:hAnsi="Times New Roman" w:eastAsia="MS Mincho" w:cs="Times New Roman"/>
+            <w:noProof/>
+            <w:color w:val="000000" w:themeColor="text1" w:themeTint="FF" w:themeShade="FF"/>
+            <w:sz w:val="16"/>
+            <w:szCs w:val="16"/>
+            <w:lang w:val="en-US"/>
+          </w:rPr>
+          <w:t>https://doi.org/10.1109/ICFRS55784.2025.00010</w:t>
+        </w:r>
+      </w:hyperlink>
+    </w:p>
+    <w:p>
+      <w:pPr>
+        <w:pStyle w:val="references"/>
+        <w:jc w:val="start"/>
+        <w:rPr>
+          <w:rFonts w:ascii="Times New Roman" w:hAnsi="Times New Roman" w:eastAsia="MS Mincho" w:cs="Times New Roman"/>
+          <w:sz w:val="16"/>
+          <w:szCs w:val="16"/>
+        </w:rPr>
+      </w:pPr>
+      <w:r>
+        <w:rPr>
+          <w:rFonts w:ascii="Times New Roman" w:hAnsi="Times New Roman" w:eastAsia="MS Mincho" w:cs="Times New Roman"/>
+          <w:noProof/>
+          <w:color w:val="000000" w:themeColor="text1" w:themeTint="FF" w:themeShade="FF"/>
+          <w:sz w:val="16"/>
+          <w:szCs w:val="16"/>
+          <w:lang w:val="en-US"/>
+        </w:rPr>
+        <w:t xml:space="preserve">R. Achmad et al., “Sysmon event logs for machine learning-based malware detection,” </w:t>
+      </w:r>
+      <w:r>
+        <w:rPr>
+          <w:rFonts w:ascii="Times New Roman" w:hAnsi="Times New Roman" w:eastAsia="MS Mincho" w:cs="Times New Roman"/>
+          <w:i w:val="1"/>
+          <w:iCs w:val="1"/>
+          <w:noProof/>
+          <w:color w:val="000000" w:themeColor="text1" w:themeTint="FF" w:themeShade="FF"/>
+          <w:sz w:val="16"/>
+          <w:szCs w:val="16"/>
+          <w:lang w:val="en-US"/>
+        </w:rPr>
+        <w:t>Cyber Security and Applications</w:t>
+      </w:r>
+      <w:r>
+        <w:rPr>
+          <w:rFonts w:ascii="Times New Roman" w:hAnsi="Times New Roman" w:eastAsia="MS Mincho" w:cs="Times New Roman"/>
+          <w:noProof/>
+          <w:color w:val="000000" w:themeColor="text1" w:themeTint="FF" w:themeShade="FF"/>
+          <w:sz w:val="16"/>
+          <w:szCs w:val="16"/>
+          <w:lang w:val="en-US"/>
+        </w:rPr>
+        <w:t xml:space="preserve">, vol. 5, p. 100110, 2025. </w:t>
+      </w:r>
+      <w:hyperlink r:id="R3d8bfd0fe4dd4d8d">
+        <w:r>
+          <w:rPr>
+            <w:rStyle w:val="Hyperlink"/>
+            <w:rFonts w:ascii="Times New Roman" w:hAnsi="Times New Roman" w:eastAsia="MS Mincho" w:cs="Times New Roman"/>
+            <w:noProof/>
+            <w:color w:val="000000" w:themeColor="text1" w:themeTint="FF" w:themeShade="FF"/>
+            <w:sz w:val="16"/>
+            <w:szCs w:val="16"/>
+            <w:lang w:val="en-US"/>
+          </w:rPr>
+          <w:t>https://www.sciencedirect.com/science/article/pii/S277291842500027X</w:t>
+        </w:r>
+      </w:hyperlink>
+    </w:p>
+    <w:p>
+      <w:pPr>
+        <w:pStyle w:val="references"/>
+        <w:jc w:val="start"/>
+        <w:rPr>
+          <w:rFonts w:ascii="Times New Roman" w:hAnsi="Times New Roman" w:eastAsia="MS Mincho" w:cs="Times New Roman"/>
+          <w:sz w:val="16"/>
+          <w:szCs w:val="16"/>
+        </w:rPr>
+      </w:pPr>
+      <w:r>
+        <w:rPr>
+          <w:rFonts w:ascii="Times New Roman" w:hAnsi="Times New Roman" w:eastAsia="MS Mincho" w:cs="Times New Roman"/>
+          <w:noProof/>
+          <w:color w:val="000000" w:themeColor="text1" w:themeTint="FF" w:themeShade="FF"/>
+          <w:sz w:val="16"/>
+          <w:szCs w:val="16"/>
+          <w:lang w:val="en-US"/>
+        </w:rPr>
+        <w:t xml:space="preserve">M. Mahmoud et al., “SYSCADE: Sysmon and ElasticSearch for Automated Malware Analysis,” </w:t>
+      </w:r>
+      <w:r>
+        <w:rPr>
+          <w:rFonts w:ascii="Times New Roman" w:hAnsi="Times New Roman" w:eastAsia="MS Mincho" w:cs="Times New Roman"/>
+          <w:i w:val="1"/>
+          <w:iCs w:val="1"/>
+          <w:noProof/>
+          <w:color w:val="000000" w:themeColor="text1" w:themeTint="FF" w:themeShade="FF"/>
+          <w:sz w:val="16"/>
+          <w:szCs w:val="16"/>
+          <w:lang w:val="en-US"/>
+        </w:rPr>
+        <w:t>IEEE Access</w:t>
+      </w:r>
+      <w:r>
+        <w:rPr>
+          <w:rFonts w:ascii="Times New Roman" w:hAnsi="Times New Roman" w:eastAsia="MS Mincho" w:cs="Times New Roman"/>
+          <w:noProof/>
+          <w:color w:val="000000" w:themeColor="text1" w:themeTint="FF" w:themeShade="FF"/>
+          <w:sz w:val="16"/>
+          <w:szCs w:val="16"/>
+          <w:lang w:val="en-US"/>
+        </w:rPr>
+        <w:t xml:space="preserve">, 2024. </w:t>
+      </w:r>
+      <w:hyperlink r:id="R8066800047674959">
+        <w:r>
+          <w:rPr>
+            <w:rStyle w:val="Hyperlink"/>
+            <w:rFonts w:ascii="Times New Roman" w:hAnsi="Times New Roman" w:eastAsia="MS Mincho" w:cs="Times New Roman"/>
+            <w:noProof/>
+            <w:color w:val="000000" w:themeColor="text1" w:themeTint="FF" w:themeShade="FF"/>
+            <w:sz w:val="16"/>
+            <w:szCs w:val="16"/>
+            <w:lang w:val="en-US"/>
+          </w:rPr>
+          <w:t>https://ieeexplore.ieee.org/document/8892864</w:t>
+        </w:r>
+      </w:hyperlink>
+    </w:p>
+    <w:p>
+      <w:pPr>
+        <w:pStyle w:val="references"/>
+        <w:jc w:val="start"/>
+        <w:rPr>
+          <w:rFonts w:ascii="Times New Roman" w:hAnsi="Times New Roman" w:eastAsia="MS Mincho" w:cs="Times New Roman"/>
+          <w:sz w:val="16"/>
+          <w:szCs w:val="16"/>
+        </w:rPr>
+      </w:pPr>
+      <w:r>
+        <w:rPr>
+          <w:rFonts w:ascii="Times New Roman" w:hAnsi="Times New Roman" w:eastAsia="MS Mincho" w:cs="Times New Roman"/>
+          <w:noProof/>
+          <w:color w:val="000000" w:themeColor="text1" w:themeTint="FF" w:themeShade="FF"/>
+          <w:sz w:val="16"/>
+          <w:szCs w:val="16"/>
+          <w:lang w:val="en-US"/>
+        </w:rPr>
+        <w:t xml:space="preserve">R. Yao et al., “A Dataset of APT Persistence Techniques on Windows Platforms Mapped to ATT&amp;CK,” in </w:t>
+      </w:r>
+      <w:r>
+        <w:rPr>
+          <w:rFonts w:ascii="Times New Roman" w:hAnsi="Times New Roman" w:eastAsia="MS Mincho" w:cs="Times New Roman"/>
+          <w:i w:val="1"/>
+          <w:iCs w:val="1"/>
+          <w:noProof/>
+          <w:color w:val="000000" w:themeColor="text1" w:themeTint="FF" w:themeShade="FF"/>
+          <w:sz w:val="16"/>
+          <w:szCs w:val="16"/>
+          <w:lang w:val="en-US"/>
+        </w:rPr>
+        <w:t>Proc. ARYAC</w:t>
+      </w:r>
+      <w:r>
+        <w:rPr>
+          <w:rFonts w:ascii="Times New Roman" w:hAnsi="Times New Roman" w:eastAsia="MS Mincho" w:cs="Times New Roman"/>
+          <w:noProof/>
+          <w:color w:val="000000" w:themeColor="text1" w:themeTint="FF" w:themeShade="FF"/>
+          <w:sz w:val="16"/>
+          <w:szCs w:val="16"/>
+          <w:lang w:val="en-US"/>
+        </w:rPr>
+        <w:t xml:space="preserve">, 2025. </w:t>
+      </w:r>
+      <w:hyperlink r:id="R4f21488608434de0">
+        <w:r>
+          <w:rPr>
+            <w:rStyle w:val="Hyperlink"/>
+            <w:rFonts w:ascii="Times New Roman" w:hAnsi="Times New Roman" w:eastAsia="MS Mincho" w:cs="Times New Roman"/>
+            <w:noProof/>
+            <w:color w:val="000000" w:themeColor="text1" w:themeTint="FF" w:themeShade="FF"/>
+            <w:sz w:val="16"/>
+            <w:szCs w:val="16"/>
+            <w:lang w:val="en-US"/>
+          </w:rPr>
+          <w:t>https://cylab.cmu.edu/projects/syslog/papers/dataset-APT-Persistence.pdf</w:t>
+        </w:r>
+      </w:hyperlink>
+    </w:p>
+    <w:p>
+      <w:pPr>
+        <w:pStyle w:val="references"/>
+        <w:jc w:val="start"/>
+        <w:rPr>
+          <w:rFonts w:ascii="Times New Roman" w:hAnsi="Times New Roman" w:eastAsia="MS Mincho" w:cs="Times New Roman"/>
+          <w:noProof/>
+          <w:color w:val="000000" w:themeColor="text1" w:themeTint="FF" w:themeShade="FF"/>
+          <w:sz w:val="16"/>
+          <w:szCs w:val="16"/>
+          <w:lang w:val="en-US"/>
+        </w:rPr>
+      </w:pPr>
+      <w:r>
+        <w:rPr>
+          <w:rFonts w:ascii="Times New Roman" w:hAnsi="Times New Roman" w:eastAsia="MS Mincho" w:cs="Times New Roman"/>
+          <w:noProof/>
+          <w:color w:val="000000" w:themeColor="text1" w:themeTint="FF" w:themeShade="FF"/>
+          <w:sz w:val="16"/>
+          <w:szCs w:val="16"/>
+          <w:lang w:val="en-US"/>
+        </w:rPr>
+        <w:t xml:space="preserve">S. Chen et al., “Kellect: Kernel-Based Lossless Event Log Collector,” </w:t>
+      </w:r>
+      <w:r>
+        <w:rPr>
+          <w:rFonts w:ascii="Times New Roman" w:hAnsi="Times New Roman" w:eastAsia="MS Mincho" w:cs="Times New Roman"/>
+          <w:i w:val="1"/>
+          <w:iCs w:val="1"/>
+          <w:noProof/>
+          <w:color w:val="000000" w:themeColor="text1" w:themeTint="FF" w:themeShade="FF"/>
+          <w:sz w:val="16"/>
+          <w:szCs w:val="16"/>
+          <w:lang w:val="en-US"/>
+        </w:rPr>
+        <w:t>arXiv preprint arXiv:2207.11530</w:t>
+      </w:r>
+      <w:r>
+        <w:rPr>
+          <w:rFonts w:ascii="Times New Roman" w:hAnsi="Times New Roman" w:eastAsia="MS Mincho" w:cs="Times New Roman"/>
+          <w:noProof/>
+          <w:color w:val="000000" w:themeColor="text1" w:themeTint="FF" w:themeShade="FF"/>
+          <w:sz w:val="16"/>
+          <w:szCs w:val="16"/>
+          <w:lang w:val="en-US"/>
+        </w:rPr>
+        <w:t>, 2022.</w:t>
+      </w:r>
+    </w:p>
+    <w:p>
+      <w:pPr>
+        <w:pStyle w:val="references"/>
+        <w:jc w:val="start"/>
+        <w:rPr>
+          <w:rFonts w:ascii="Times New Roman" w:hAnsi="Times New Roman" w:eastAsia="MS Mincho" w:cs="Times New Roman"/>
+          <w:sz w:val="16"/>
+          <w:szCs w:val="16"/>
+        </w:rPr>
+      </w:pPr>
+      <w:r>
+        <w:rPr>
+          <w:rFonts w:ascii="Times New Roman" w:hAnsi="Times New Roman" w:eastAsia="MS Mincho" w:cs="Times New Roman"/>
+          <w:noProof/>
+          <w:color w:val="000000" w:themeColor="text1" w:themeTint="FF" w:themeShade="FF"/>
+          <w:sz w:val="16"/>
+          <w:szCs w:val="16"/>
+          <w:lang w:val="en-US"/>
+        </w:rPr>
+        <w:t xml:space="preserve">J. Gwak et al., “Explainable Malware Classification based on ETW Logs,” in </w:t>
+      </w:r>
+      <w:r>
+        <w:rPr>
+          <w:rFonts w:ascii="Times New Roman" w:hAnsi="Times New Roman" w:eastAsia="MS Mincho" w:cs="Times New Roman"/>
+          <w:i w:val="1"/>
+          <w:iCs w:val="1"/>
+          <w:noProof/>
+          <w:color w:val="000000" w:themeColor="text1" w:themeTint="FF" w:themeShade="FF"/>
+          <w:sz w:val="16"/>
+          <w:szCs w:val="16"/>
+          <w:lang w:val="en-US"/>
+        </w:rPr>
+        <w:t>Proc. CiSE-CxAI</w:t>
+      </w:r>
+      <w:r>
+        <w:rPr>
+          <w:rFonts w:ascii="Times New Roman" w:hAnsi="Times New Roman" w:eastAsia="MS Mincho" w:cs="Times New Roman"/>
+          <w:noProof/>
+          <w:color w:val="000000" w:themeColor="text1" w:themeTint="FF" w:themeShade="FF"/>
+          <w:sz w:val="16"/>
+          <w:szCs w:val="16"/>
+          <w:lang w:val="en-US"/>
+        </w:rPr>
+        <w:t xml:space="preserve">, 2023. </w:t>
+      </w:r>
+      <w:hyperlink r:id="R7384f239667a48d7">
+        <w:r>
+          <w:rPr>
+            <w:rStyle w:val="Hyperlink"/>
+            <w:rFonts w:ascii="Times New Roman" w:hAnsi="Times New Roman" w:eastAsia="MS Mincho" w:cs="Times New Roman"/>
+            <w:noProof/>
+            <w:color w:val="000000" w:themeColor="text1" w:themeTint="FF" w:themeShade="FF"/>
+            <w:sz w:val="16"/>
+            <w:szCs w:val="16"/>
+            <w:lang w:val="en-US"/>
+          </w:rPr>
+          <w:t>https://cs.binghamton.edu/~pawlik/jankiqi/gwak_etal_cxai_2023.pdf</w:t>
+        </w:r>
+      </w:hyperlink>
+    </w:p>
+    <w:p>
+      <w:pPr>
+        <w:pStyle w:val="references"/>
+        <w:jc w:val="start"/>
+        <w:rPr>
+          <w:rFonts w:ascii="Times New Roman" w:hAnsi="Times New Roman" w:eastAsia="MS Mincho" w:cs="Times New Roman"/>
+          <w:noProof/>
+          <w:color w:val="000000" w:themeColor="text1" w:themeTint="FF" w:themeShade="FF"/>
+          <w:sz w:val="16"/>
+          <w:szCs w:val="16"/>
+          <w:lang w:val="en-US"/>
+        </w:rPr>
+      </w:pPr>
+      <w:r>
+        <w:rPr>
+          <w:rFonts w:ascii="Times New Roman" w:hAnsi="Times New Roman" w:eastAsia="MS Mincho" w:cs="Times New Roman"/>
+          <w:noProof/>
+          <w:color w:val="000000" w:themeColor="text1" w:themeTint="FF" w:themeShade="FF"/>
+          <w:sz w:val="16"/>
+          <w:szCs w:val="16"/>
+          <w:lang w:val="en-US"/>
+        </w:rPr>
+        <w:t xml:space="preserve">A. Kalinkin et al., “Ransomware detection based on ETW and ML models,” </w:t>
+      </w:r>
+      <w:r>
+        <w:rPr>
+          <w:rFonts w:ascii="Times New Roman" w:hAnsi="Times New Roman" w:eastAsia="MS Mincho" w:cs="Times New Roman"/>
+          <w:i w:val="1"/>
+          <w:iCs w:val="1"/>
+          <w:noProof/>
+          <w:color w:val="000000" w:themeColor="text1" w:themeTint="FF" w:themeShade="FF"/>
+          <w:sz w:val="16"/>
+          <w:szCs w:val="16"/>
+          <w:lang w:val="en-US"/>
+        </w:rPr>
+        <w:t>IT Security</w:t>
+      </w:r>
+      <w:r>
+        <w:rPr>
+          <w:rFonts w:ascii="Times New Roman" w:hAnsi="Times New Roman" w:eastAsia="MS Mincho" w:cs="Times New Roman"/>
+          <w:noProof/>
+          <w:color w:val="000000" w:themeColor="text1" w:themeTint="FF" w:themeShade="FF"/>
+          <w:sz w:val="16"/>
+          <w:szCs w:val="16"/>
+          <w:lang w:val="en-US"/>
+        </w:rPr>
+        <w:t>, vol. 15, no. 3, pp. 57–68, 2022.</w:t>
+      </w:r>
+    </w:p>
+    <w:p>
+      <w:pPr>
+        <w:pStyle w:val="references"/>
+        <w:jc w:val="start"/>
+        <w:rPr>
+          <w:rFonts w:ascii="Times New Roman" w:hAnsi="Times New Roman" w:eastAsia="MS Mincho" w:cs="Times New Roman"/>
+          <w:sz w:val="16"/>
+          <w:szCs w:val="16"/>
+        </w:rPr>
+      </w:pPr>
+      <w:r>
+        <w:rPr>
+          <w:rFonts w:ascii="Times New Roman" w:hAnsi="Times New Roman" w:eastAsia="MS Mincho" w:cs="Times New Roman"/>
+          <w:noProof/>
+          <w:color w:val="000000" w:themeColor="text1" w:themeTint="FF" w:themeShade="FF"/>
+          <w:sz w:val="16"/>
+          <w:szCs w:val="16"/>
+          <w:lang w:val="en-US"/>
+        </w:rPr>
+        <w:t xml:space="preserve">M. Alvi and Z. Jalil, “RansomGuard: Ransomware Detection Using File I/O Classification,” in </w:t>
+      </w:r>
+      <w:r>
+        <w:rPr>
+          <w:rFonts w:ascii="Times New Roman" w:hAnsi="Times New Roman" w:eastAsia="MS Mincho" w:cs="Times New Roman"/>
+          <w:i w:val="1"/>
+          <w:iCs w:val="1"/>
+          <w:noProof/>
+          <w:color w:val="000000" w:themeColor="text1" w:themeTint="FF" w:themeShade="FF"/>
+          <w:sz w:val="16"/>
+          <w:szCs w:val="16"/>
+          <w:lang w:val="en-US"/>
+        </w:rPr>
+        <w:t>Proc. Workshop on Digital Forensics</w:t>
+      </w:r>
+      <w:r>
+        <w:rPr>
+          <w:rFonts w:ascii="Times New Roman" w:hAnsi="Times New Roman" w:eastAsia="MS Mincho" w:cs="Times New Roman"/>
+          <w:noProof/>
+          <w:color w:val="000000" w:themeColor="text1" w:themeTint="FF" w:themeShade="FF"/>
+          <w:sz w:val="16"/>
+          <w:szCs w:val="16"/>
+          <w:lang w:val="en-US"/>
+        </w:rPr>
+        <w:t xml:space="preserve">, 2024. </w:t>
+      </w:r>
+      <w:hyperlink r:id="R8673627207d94189">
+        <w:r>
+          <w:rPr>
+            <w:rStyle w:val="Hyperlink"/>
+            <w:rFonts w:ascii="Times New Roman" w:hAnsi="Times New Roman" w:eastAsia="MS Mincho" w:cs="Times New Roman"/>
+            <w:noProof/>
+            <w:color w:val="000000" w:themeColor="text1" w:themeTint="FF" w:themeShade="FF"/>
+            <w:sz w:val="16"/>
+            <w:szCs w:val="16"/>
+            <w:lang w:val="en-US"/>
+          </w:rPr>
+          <w:t>https://ieeexplore.ieee.org/document/10343783</w:t>
+        </w:r>
+      </w:hyperlink>
+    </w:p>
+    <w:p>
+      <w:pPr>
+        <w:pStyle w:val="references"/>
+        <w:jc w:val="start"/>
+        <w:rPr>
+          <w:rFonts w:ascii="Times New Roman" w:hAnsi="Times New Roman" w:eastAsia="MS Mincho" w:cs="Times New Roman"/>
+          <w:sz w:val="16"/>
+          <w:szCs w:val="16"/>
+        </w:rPr>
+      </w:pPr>
+      <w:r>
+        <w:rPr>
+          <w:rFonts w:ascii="Times New Roman" w:hAnsi="Times New Roman" w:eastAsia="MS Mincho" w:cs="Times New Roman"/>
+          <w:noProof/>
+          <w:color w:val="000000" w:themeColor="text1" w:themeTint="FF" w:themeShade="FF"/>
+          <w:sz w:val="16"/>
+          <w:szCs w:val="16"/>
+          <w:lang w:val="en-US"/>
+        </w:rPr>
+        <w:t xml:space="preserve">Y. Guo et al., “Ransomware Detection through Correlated Performance Counters,” in </w:t>
+      </w:r>
+      <w:r>
+        <w:rPr>
+          <w:rFonts w:ascii="Times New Roman" w:hAnsi="Times New Roman" w:eastAsia="MS Mincho" w:cs="Times New Roman"/>
+          <w:i w:val="1"/>
+          <w:iCs w:val="1"/>
+          <w:noProof/>
+          <w:color w:val="000000" w:themeColor="text1" w:themeTint="FF" w:themeShade="FF"/>
+          <w:sz w:val="16"/>
+          <w:szCs w:val="16"/>
+          <w:lang w:val="en-US"/>
+        </w:rPr>
+        <w:t>Proc. ACM FSE</w:t>
+      </w:r>
+      <w:r>
+        <w:rPr>
+          <w:rFonts w:ascii="Times New Roman" w:hAnsi="Times New Roman" w:eastAsia="MS Mincho" w:cs="Times New Roman"/>
+          <w:noProof/>
+          <w:color w:val="000000" w:themeColor="text1" w:themeTint="FF" w:themeShade="FF"/>
+          <w:sz w:val="16"/>
+          <w:szCs w:val="16"/>
+          <w:lang w:val="en-US"/>
+        </w:rPr>
+        <w:t xml:space="preserve">, 2025. </w:t>
+      </w:r>
+      <w:hyperlink r:id="Ref67fee738d444ae">
+        <w:r>
+          <w:rPr>
+            <w:rStyle w:val="Hyperlink"/>
+            <w:rFonts w:ascii="Times New Roman" w:hAnsi="Times New Roman" w:eastAsia="MS Mincho" w:cs="Times New Roman"/>
+            <w:noProof/>
+            <w:color w:val="000000" w:themeColor="text1" w:themeTint="FF" w:themeShade="FF"/>
+            <w:sz w:val="16"/>
+            <w:szCs w:val="16"/>
+            <w:lang w:val="en-US"/>
+          </w:rPr>
+          <w:t>https://yangguo01.github.io/pubs/ransomradar_fse25.pdf</w:t>
+        </w:r>
+      </w:hyperlink>
+    </w:p>
+    <w:p>
+      <w:pPr>
+        <w:pStyle w:val="references"/>
+        <w:jc w:val="start"/>
+        <w:rPr>
+          <w:rFonts w:ascii="Times New Roman" w:hAnsi="Times New Roman" w:eastAsia="MS Mincho" w:cs="Times New Roman"/>
+          <w:sz w:val="16"/>
+          <w:szCs w:val="16"/>
+        </w:rPr>
+      </w:pPr>
+      <w:r>
+        <w:rPr>
+          <w:rFonts w:ascii="Times New Roman" w:hAnsi="Times New Roman" w:eastAsia="MS Mincho" w:cs="Times New Roman"/>
+          <w:noProof/>
+          <w:color w:val="000000" w:themeColor="text1" w:themeTint="FF" w:themeShade="FF"/>
+          <w:sz w:val="16"/>
+          <w:szCs w:val="16"/>
+          <w:lang w:val="en-US"/>
+        </w:rPr>
+        <w:t xml:space="preserve">MITRE, “MITRE ATT&amp;CK® Framework,” 2024. </w:t>
+      </w:r>
+      <w:hyperlink r:id="R0fa678a941034c23">
+        <w:r>
+          <w:rPr>
+            <w:rStyle w:val="Hyperlink"/>
+            <w:rFonts w:ascii="Times New Roman" w:hAnsi="Times New Roman" w:eastAsia="MS Mincho" w:cs="Times New Roman"/>
+            <w:noProof/>
+            <w:color w:val="000000" w:themeColor="text1" w:themeTint="FF" w:themeShade="FF"/>
+            <w:sz w:val="16"/>
+            <w:szCs w:val="16"/>
+            <w:lang w:val="en-US"/>
+          </w:rPr>
+          <w:t>https://attack.mitre.org/</w:t>
+        </w:r>
+      </w:hyperlink>
+    </w:p>
+    <w:p>
+      <w:pPr>
+        <w:pStyle w:val="references"/>
+        <w:jc w:val="start"/>
+        <w:rPr>
+          <w:rFonts w:ascii="Times New Roman" w:hAnsi="Times New Roman" w:eastAsia="MS Mincho" w:cs="Times New Roman"/>
+          <w:noProof/>
+          <w:color w:val="000000" w:themeColor="text1" w:themeTint="FF" w:themeShade="FF"/>
+          <w:sz w:val="16"/>
+          <w:szCs w:val="16"/>
+          <w:lang w:val="en-US"/>
+        </w:rPr>
+      </w:pPr>
+      <w:r>
+        <w:rPr>
+          <w:rFonts w:ascii="Times New Roman" w:hAnsi="Times New Roman" w:eastAsia="MS Mincho" w:cs="Times New Roman"/>
+          <w:noProof/>
+          <w:color w:val="000000" w:themeColor="text1" w:themeTint="FF" w:themeShade="FF"/>
+          <w:sz w:val="16"/>
+          <w:szCs w:val="16"/>
+          <w:lang w:val="en-US"/>
+        </w:rPr>
+        <w:t xml:space="preserve">Y. Yang et al., “ProGrapher: Graph-based Provenance Anomaly Detection,” in </w:t>
+      </w:r>
+      <w:r>
+        <w:rPr>
+          <w:rFonts w:ascii="Times New Roman" w:hAnsi="Times New Roman" w:eastAsia="MS Mincho" w:cs="Times New Roman"/>
+          <w:i w:val="1"/>
+          <w:iCs w:val="1"/>
+          <w:noProof/>
+          <w:color w:val="000000" w:themeColor="text1" w:themeTint="FF" w:themeShade="FF"/>
+          <w:sz w:val="16"/>
+          <w:szCs w:val="16"/>
+          <w:lang w:val="en-US"/>
+        </w:rPr>
+        <w:t>Proc. USENIX Security Symposium</w:t>
+      </w:r>
+      <w:r>
+        <w:rPr>
+          <w:rFonts w:ascii="Times New Roman" w:hAnsi="Times New Roman" w:eastAsia="MS Mincho" w:cs="Times New Roman"/>
+          <w:noProof/>
+          <w:color w:val="000000" w:themeColor="text1" w:themeTint="FF" w:themeShade="FF"/>
+          <w:sz w:val="16"/>
+          <w:szCs w:val="16"/>
+          <w:lang w:val="en-US"/>
+        </w:rPr>
+        <w:t>, 2023.</w:t>
+      </w:r>
+    </w:p>
+    <w:p>
+      <w:pPr>
+        <w:pStyle w:val="references"/>
+        <w:jc w:val="start"/>
+        <w:rPr>
+          <w:rFonts w:ascii="Times New Roman" w:hAnsi="Times New Roman" w:eastAsia="MS Mincho" w:cs="Times New Roman"/>
+          <w:sz w:val="16"/>
+          <w:szCs w:val="16"/>
+        </w:rPr>
+      </w:pPr>
+      <w:r>
+        <w:rPr>
+          <w:rFonts w:ascii="Times New Roman" w:hAnsi="Times New Roman" w:eastAsia="MS Mincho" w:cs="Times New Roman"/>
+          <w:noProof/>
+          <w:color w:val="000000" w:themeColor="text1" w:themeTint="FF" w:themeShade="FF"/>
+          <w:sz w:val="16"/>
+          <w:szCs w:val="16"/>
+          <w:lang w:val="en-US"/>
+        </w:rPr>
+        <w:t xml:space="preserve">B. Bhattarai and J. Huang, “Prov2Vec: Learning Graph Representations for Anomaly Detection,” in </w:t>
+      </w:r>
+      <w:r>
+        <w:rPr>
+          <w:rFonts w:ascii="Times New Roman" w:hAnsi="Times New Roman" w:eastAsia="MS Mincho" w:cs="Times New Roman"/>
+          <w:i w:val="1"/>
+          <w:iCs w:val="1"/>
+          <w:noProof/>
+          <w:color w:val="000000" w:themeColor="text1" w:themeTint="FF" w:themeShade="FF"/>
+          <w:sz w:val="16"/>
+          <w:szCs w:val="16"/>
+          <w:lang w:val="en-US"/>
+        </w:rPr>
+        <w:t>Proc. ARES</w:t>
+      </w:r>
+      <w:r>
+        <w:rPr>
+          <w:rFonts w:ascii="Times New Roman" w:hAnsi="Times New Roman" w:eastAsia="MS Mincho" w:cs="Times New Roman"/>
+          <w:noProof/>
+          <w:color w:val="000000" w:themeColor="text1" w:themeTint="FF" w:themeShade="FF"/>
+          <w:sz w:val="16"/>
+          <w:szCs w:val="16"/>
+          <w:lang w:val="en-US"/>
+        </w:rPr>
+        <w:t xml:space="preserve">, 2024. </w:t>
+      </w:r>
+      <w:hyperlink r:id="R02e1452ded8f4c4a">
+        <w:r>
+          <w:rPr>
+            <w:rStyle w:val="Hyperlink"/>
+            <w:rFonts w:ascii="Times New Roman" w:hAnsi="Times New Roman" w:eastAsia="MS Mincho" w:cs="Times New Roman"/>
+            <w:noProof/>
+            <w:color w:val="000000" w:themeColor="text1" w:themeTint="FF" w:themeShade="FF"/>
+            <w:sz w:val="16"/>
+            <w:szCs w:val="16"/>
+            <w:lang w:val="en-US"/>
+          </w:rPr>
+          <w:t>https://github.com/bhattarai13/prov2vec</w:t>
+        </w:r>
+      </w:hyperlink>
+    </w:p>
+    <w:p>
+      <w:pPr>
+        <w:pStyle w:val="references"/>
+        <w:jc w:val="start"/>
+        <w:rPr>
+          <w:rFonts w:ascii="Times New Roman" w:hAnsi="Times New Roman" w:eastAsia="MS Mincho" w:cs="Times New Roman"/>
+          <w:noProof/>
+          <w:color w:val="000000" w:themeColor="text1" w:themeTint="FF" w:themeShade="FF"/>
+          <w:sz w:val="16"/>
+          <w:szCs w:val="16"/>
+          <w:lang w:val="en-US"/>
+        </w:rPr>
+      </w:pPr>
+      <w:r>
+        <w:rPr>
+          <w:rFonts w:ascii="Times New Roman" w:hAnsi="Times New Roman" w:eastAsia="MS Mincho" w:cs="Times New Roman"/>
+          <w:noProof/>
+          <w:color w:val="000000" w:themeColor="text1" w:themeTint="FF" w:themeShade="FF"/>
+          <w:sz w:val="16"/>
+          <w:szCs w:val="16"/>
+          <w:lang w:val="en-US"/>
+        </w:rPr>
+        <w:t xml:space="preserve">Y. Amaru et al., “RAPID: Real-Time Anomaly Detection using Provenance Graphs,” </w:t>
+      </w:r>
+      <w:r>
+        <w:rPr>
+          <w:rFonts w:ascii="Times New Roman" w:hAnsi="Times New Roman" w:eastAsia="MS Mincho" w:cs="Times New Roman"/>
+          <w:i w:val="1"/>
+          <w:iCs w:val="1"/>
+          <w:noProof/>
+          <w:color w:val="000000" w:themeColor="text1" w:themeTint="FF" w:themeShade="FF"/>
+          <w:sz w:val="16"/>
+          <w:szCs w:val="16"/>
+          <w:lang w:val="en-US"/>
+        </w:rPr>
+        <w:t>arXiv preprint arXiv:2406.05362</w:t>
+      </w:r>
+      <w:r>
+        <w:rPr>
+          <w:rFonts w:ascii="Times New Roman" w:hAnsi="Times New Roman" w:eastAsia="MS Mincho" w:cs="Times New Roman"/>
+          <w:noProof/>
+          <w:color w:val="000000" w:themeColor="text1" w:themeTint="FF" w:themeShade="FF"/>
+          <w:sz w:val="16"/>
+          <w:szCs w:val="16"/>
+          <w:lang w:val="en-US"/>
+        </w:rPr>
+        <w:t>, 2024.</w:t>
+      </w:r>
+    </w:p>
+    <w:p>
+      <w:pPr>
+        <w:pStyle w:val="references"/>
+        <w:jc w:val="start"/>
+        <w:rPr>
+          <w:rFonts w:ascii="Times New Roman" w:hAnsi="Times New Roman" w:eastAsia="MS Mincho" w:cs="Times New Roman"/>
+          <w:noProof/>
+          <w:color w:val="000000" w:themeColor="text1" w:themeTint="FF" w:themeShade="FF"/>
+          <w:sz w:val="16"/>
+          <w:szCs w:val="16"/>
+          <w:lang w:val="en-US"/>
+        </w:rPr>
+      </w:pPr>
+      <w:r>
+        <w:rPr>
+          <w:rFonts w:ascii="Times New Roman" w:hAnsi="Times New Roman" w:eastAsia="MS Mincho" w:cs="Times New Roman"/>
+          <w:noProof/>
+          <w:color w:val="000000" w:themeColor="text1" w:themeTint="FF" w:themeShade="FF"/>
+          <w:sz w:val="16"/>
+          <w:szCs w:val="16"/>
+          <w:lang w:val="en-US"/>
+        </w:rPr>
+        <w:t xml:space="preserve">B. Jiang et al., “ORTHRUS: High-Fidelity Host Anomaly Detection via Temporal Graph Learning,” in </w:t>
+      </w:r>
+      <w:r>
+        <w:rPr>
+          <w:rFonts w:ascii="Times New Roman" w:hAnsi="Times New Roman" w:eastAsia="MS Mincho" w:cs="Times New Roman"/>
+          <w:i w:val="1"/>
+          <w:iCs w:val="1"/>
+          <w:noProof/>
+          <w:color w:val="000000" w:themeColor="text1" w:themeTint="FF" w:themeShade="FF"/>
+          <w:sz w:val="16"/>
+          <w:szCs w:val="16"/>
+          <w:lang w:val="en-US"/>
+        </w:rPr>
+        <w:t>Proc. USENIX Security Symposium</w:t>
+      </w:r>
+      <w:r>
+        <w:rPr>
+          <w:rFonts w:ascii="Times New Roman" w:hAnsi="Times New Roman" w:eastAsia="MS Mincho" w:cs="Times New Roman"/>
+          <w:noProof/>
+          <w:color w:val="000000" w:themeColor="text1" w:themeTint="FF" w:themeShade="FF"/>
+          <w:sz w:val="16"/>
+          <w:szCs w:val="16"/>
+          <w:lang w:val="en-US"/>
+        </w:rPr>
+        <w:t>, 2025.</w:t>
+      </w:r>
+    </w:p>
+    <w:p>
+      <w:pPr>
+        <w:pStyle w:val="references"/>
+        <w:jc w:val="start"/>
+        <w:rPr>
+          <w:rFonts w:ascii="Times New Roman" w:hAnsi="Times New Roman" w:eastAsia="MS Mincho" w:cs="Times New Roman"/>
+          <w:sz w:val="16"/>
+          <w:szCs w:val="16"/>
+        </w:rPr>
+      </w:pPr>
+      <w:r>
+        <w:rPr>
+          <w:rFonts w:ascii="Times New Roman" w:hAnsi="Times New Roman" w:eastAsia="MS Mincho" w:cs="Times New Roman"/>
+          <w:noProof/>
+          <w:color w:val="000000" w:themeColor="text1" w:themeTint="FF" w:themeShade="FF"/>
+          <w:sz w:val="16"/>
+          <w:szCs w:val="16"/>
+          <w:lang w:val="en-US"/>
+        </w:rPr>
+        <w:t xml:space="preserve">M. Abrar et al., “Reproducibility in Provenance-based Intrusion Detection Systems,” </w:t>
+      </w:r>
+      <w:r>
+        <w:rPr>
+          <w:rFonts w:ascii="Times New Roman" w:hAnsi="Times New Roman" w:eastAsia="MS Mincho" w:cs="Times New Roman"/>
+          <w:i w:val="1"/>
+          <w:iCs w:val="1"/>
+          <w:noProof/>
+          <w:color w:val="000000" w:themeColor="text1" w:themeTint="FF" w:themeShade="FF"/>
+          <w:sz w:val="16"/>
+          <w:szCs w:val="16"/>
+          <w:lang w:val="en-US"/>
+        </w:rPr>
+        <w:t>ACM Computing Surveys</w:t>
+      </w:r>
+      <w:r>
+        <w:rPr>
+          <w:rFonts w:ascii="Times New Roman" w:hAnsi="Times New Roman" w:eastAsia="MS Mincho" w:cs="Times New Roman"/>
+          <w:noProof/>
+          <w:color w:val="000000" w:themeColor="text1" w:themeTint="FF" w:themeShade="FF"/>
+          <w:sz w:val="16"/>
+          <w:szCs w:val="16"/>
+          <w:lang w:val="en-US"/>
+        </w:rPr>
+        <w:t xml:space="preserve">, 2025. </w:t>
+      </w:r>
+      <w:hyperlink r:id="Ra6e5e3e0273a4b79">
+        <w:r>
+          <w:rPr>
+            <w:rStyle w:val="Hyperlink"/>
+            <w:rFonts w:ascii="Times New Roman" w:hAnsi="Times New Roman" w:eastAsia="MS Mincho" w:cs="Times New Roman"/>
+            <w:noProof/>
+            <w:color w:val="000000" w:themeColor="text1" w:themeTint="FF" w:themeShade="FF"/>
+            <w:sz w:val="16"/>
+            <w:szCs w:val="16"/>
+            <w:lang w:val="en-US"/>
+          </w:rPr>
+          <w:t>https://doi.org/10.1145/3595764</w:t>
+        </w:r>
+      </w:hyperlink>
+    </w:p>
+    <w:p>
+      <w:pPr>
+        <w:pStyle w:val="references"/>
+        <w:jc w:val="start"/>
+        <w:rPr>
+          <w:rFonts w:ascii="Times New Roman" w:hAnsi="Times New Roman" w:eastAsia="MS Mincho" w:cs="Times New Roman"/>
+          <w:noProof/>
+          <w:color w:val="000000" w:themeColor="text1" w:themeTint="FF" w:themeShade="FF"/>
+          <w:sz w:val="16"/>
+          <w:szCs w:val="16"/>
+          <w:lang w:val="en-US"/>
+        </w:rPr>
+      </w:pPr>
+      <w:r>
+        <w:rPr>
+          <w:rFonts w:ascii="Times New Roman" w:hAnsi="Times New Roman" w:eastAsia="MS Mincho" w:cs="Times New Roman"/>
+          <w:noProof/>
+          <w:color w:val="000000" w:themeColor="text1" w:themeTint="FF" w:themeShade="FF"/>
+          <w:sz w:val="16"/>
+          <w:szCs w:val="16"/>
+          <w:lang w:val="en-US"/>
+        </w:rPr>
+        <w:t xml:space="preserve">K. Brodzik et al., “In-Kernel Machine Learning for Ransomware Detection,” </w:t>
+      </w:r>
+      <w:r>
+        <w:rPr>
+          <w:rFonts w:ascii="Times New Roman" w:hAnsi="Times New Roman" w:eastAsia="MS Mincho" w:cs="Times New Roman"/>
+          <w:i w:val="1"/>
+          <w:iCs w:val="1"/>
+          <w:noProof/>
+          <w:color w:val="000000" w:themeColor="text1" w:themeTint="FF" w:themeShade="FF"/>
+          <w:sz w:val="16"/>
+          <w:szCs w:val="16"/>
+          <w:lang w:val="en-US"/>
+        </w:rPr>
+        <w:t>arXiv preprint</w:t>
+      </w:r>
+      <w:r>
+        <w:rPr>
+          <w:rFonts w:ascii="Times New Roman" w:hAnsi="Times New Roman" w:eastAsia="MS Mincho" w:cs="Times New Roman"/>
+          <w:noProof/>
+          <w:color w:val="000000" w:themeColor="text1" w:themeTint="FF" w:themeShade="FF"/>
+          <w:sz w:val="16"/>
+          <w:szCs w:val="16"/>
+          <w:lang w:val="en-US"/>
+        </w:rPr>
+        <w:t>, 2024.</w:t>
+      </w:r>
     </w:p>
     <w:sectPr>
+      <w:headerReference w:type="default" r:id="rId15"/>
+      <w:footerReference w:type="default" r:id="rId16"/>
       <w:type w:val="continuous"/>
-      <w:pgSz w:w="595.30pt" w:h="841.90pt" w:code="9"/>
+      <w:pgSz w:w="595.3pt" w:h="841.9pt" w:orient="portrait" w:code="9"/>
       <w:pgMar w:top="54pt" w:right="44.65pt" w:bottom="72pt" w:left="44.65pt" w:header="36pt" w:footer="36pt" w:gutter="0pt"/>
-      <w:cols w:space="36pt"/>
+      <w:cols w:space="720"/>
       <w:docGrid w:linePitch="360"/>
     </w:sectPr>
   </w:body>
@@ -2318,6 +3837,66 @@
 </file>
 
 <file path=word/footer1.xml><?xml version="1.0" encoding="utf-8"?>
+<w:ftr xmlns:cx="http://schemas.microsoft.com/office/drawing/2014/chartex" xmlns:cx1="http://schemas.microsoft.com/office/drawing/2015/9/8/chartex" xmlns:cx2="http://schemas.microsoft.com/office/drawing/2015/10/21/chartex" xmlns:cx3="http://schemas.microsoft.com/office/drawing/2016/5/9/chartex" xmlns:cx4="http://schemas.microsoft.com/office/drawing/2016/5/10/chartex" xmlns:cx5="http://schemas.microsoft.com/office/drawing/2016/5/11/chartex" xmlns:cx6="http://schemas.microsoft.com/office/drawing/2016/5/12/chartex" xmlns:cx7="http://schemas.microsoft.com/office/drawing/2016/5/13/chartex" xmlns:cx8="http://schemas.microsoft.com/office/drawing/2016/5/14/chartex" xmlns:mc="http://schemas.openxmlformats.org/markup-compatibility/2006" xmlns:aink="http://schemas.microsoft.com/office/drawing/2016/ink" xmlns:am3d="http://schemas.microsoft.com/office/drawing/2017/model3d" xmlns:o="urn:schemas-microsoft-com:office:office" xmlns:oel="http://schemas.microsoft.com/office/2019/extlst" xmlns:r="http://purl.oclc.org/ooxml/officeDocument/relationships" xmlns:m="http://purl.oclc.org/ooxml/officeDocument/math" xmlns:v="urn:schemas-microsoft-com:vml" xmlns:wp14="http://schemas.microsoft.com/office/word/2010/wordprocessingDrawing" xmlns:wp="http://purl.oclc.org/ooxml/drawingml/wordprocessingDrawing" xmlns:w10="urn:schemas-microsoft-com:office:word" xmlns:w="http://purl.oclc.org/ooxml/wordprocessingml/main" xmlns:w14="http://schemas.microsoft.com/office/word/2010/wordml" xmlns:w15="http://schemas.microsoft.com/office/word/2012/wordml" xmlns:w16cex="http://schemas.microsoft.com/office/word/2018/wordml/cex" xmlns:w16cid="http://schemas.microsoft.com/office/word/2016/wordml/cid" xmlns:w16="http://schemas.microsoft.com/office/word/2018/wordml" xmlns:w16du="http://schemas.microsoft.com/office/word/2023/wordml/word16du" xmlns:w16sdtdh="http://schemas.microsoft.com/office/word/2020/wordml/sdtdatahash" xmlns:w16sdtfl="http://schemas.microsoft.com/office/word/2024/wordml/sdtformatlock" xmlns:w16se="http://schemas.microsoft.com/office/word/2015/wordml/symex" xmlns:wpi="http://schemas.microsoft.com/office/word/2010/wordprocessingInk" xmlns:wne="http://schemas.microsoft.com/office/word/2006/wordml" mc:Ignorable="w14 w15 w16se w16cid w16 w16cex w16sdtdh w16sdtfl w16du wne wp14">
+  <w:tbl>
+    <w:tblPr>
+      <w:tblW w:w="0pt" w:type="dxa"/>
+      <w:tblLook w:firstRow="1" w:lastRow="0" w:firstColumn="1" w:lastColumn="0" w:noHBand="1" w:noVBand="1"/>
+    </w:tblPr>
+    <w:tblGrid>
+      <w:gridCol w:w="3370"/>
+      <w:gridCol w:w="3370"/>
+      <w:gridCol w:w="3370"/>
+    </w:tblGrid>
+    <w:tr>
+      <w:trPr>
+        <w:trHeight w:val="300"/>
+      </w:trPr>
+      <w:tc>
+        <w:tcPr>
+          <w:tcW w:w="168.50pt" w:type="dxa"/>
+        </w:tcPr>
+        <w:p>
+          <w:pPr>
+            <w:pStyle w:val="Header"/>
+            <w:ind w:start="-2.25pt"/>
+            <w:jc w:val="start"/>
+          </w:pPr>
+        </w:p>
+      </w:tc>
+      <w:tc>
+        <w:tcPr>
+          <w:tcW w:w="168.50pt" w:type="dxa"/>
+        </w:tcPr>
+        <w:p>
+          <w:pPr>
+            <w:pStyle w:val="Header"/>
+          </w:pPr>
+        </w:p>
+      </w:tc>
+      <w:tc>
+        <w:tcPr>
+          <w:tcW w:w="168.50pt" w:type="dxa"/>
+        </w:tcPr>
+        <w:p>
+          <w:pPr>
+            <w:pStyle w:val="Header"/>
+            <w:ind w:end="-2.25pt"/>
+            <w:jc w:val="end"/>
+          </w:pPr>
+        </w:p>
+      </w:tc>
+    </w:tr>
+  </w:tbl>
+  <w:p>
+    <w:pPr>
+      <w:pStyle w:val="Footer"/>
+    </w:pPr>
+  </w:p>
+</w:ftr>
+</file>
+
+<file path=word/footer2.xml><?xml version="1.0" encoding="utf-8"?>
 <w:ftr xmlns:cx="http://schemas.microsoft.com/office/drawing/2014/chartex" xmlns:cx1="http://schemas.microsoft.com/office/drawing/2015/9/8/chartex" xmlns:cx2="http://schemas.microsoft.com/office/drawing/2015/10/21/chartex" xmlns:cx3="http://schemas.microsoft.com/office/drawing/2016/5/9/chartex" xmlns:cx4="http://schemas.microsoft.com/office/drawing/2016/5/10/chartex" xmlns:cx5="http://schemas.microsoft.com/office/drawing/2016/5/11/chartex" xmlns:cx6="http://schemas.microsoft.com/office/drawing/2016/5/12/chartex" xmlns:cx7="http://schemas.microsoft.com/office/drawing/2016/5/13/chartex" xmlns:cx8="http://schemas.microsoft.com/office/drawing/2016/5/14/chartex" xmlns:mc="http://schemas.openxmlformats.org/markup-compatibility/2006" xmlns:aink="http://schemas.microsoft.com/office/drawing/2016/ink" xmlns:am3d="http://schemas.microsoft.com/office/drawing/2017/model3d" xmlns:o="urn:schemas-microsoft-com:office:office" xmlns:oel="http://schemas.microsoft.com/office/2019/extlst" xmlns:r="http://purl.oclc.org/ooxml/officeDocument/relationships" xmlns:m="http://purl.oclc.org/ooxml/officeDocument/math" xmlns:v="urn:schemas-microsoft-com:vml" xmlns:wp14="http://schemas.microsoft.com/office/word/2010/wordprocessingDrawing" xmlns:wp="http://purl.oclc.org/ooxml/drawingml/wordprocessingDrawing" xmlns:w10="urn:schemas-microsoft-com:office:word" xmlns:w="http://purl.oclc.org/ooxml/wordprocessingml/main" xmlns:w14="http://schemas.microsoft.com/office/word/2010/wordml" xmlns:w15="http://schemas.microsoft.com/office/word/2012/wordml" xmlns:w16cex="http://schemas.microsoft.com/office/word/2018/wordml/cex" xmlns:w16cid="http://schemas.microsoft.com/office/word/2016/wordml/cid" xmlns:w16="http://schemas.microsoft.com/office/word/2018/wordml" xmlns:w16du="http://schemas.microsoft.com/office/word/2023/wordml/word16du" xmlns:w16sdtdh="http://schemas.microsoft.com/office/word/2020/wordml/sdtdatahash" xmlns:w16sdtfl="http://schemas.microsoft.com/office/word/2024/wordml/sdtformatlock" xmlns:w16se="http://schemas.microsoft.com/office/word/2015/wordml/symex" xmlns:wpi="http://schemas.microsoft.com/office/word/2010/wordprocessingInk" xmlns:wne="http://schemas.microsoft.com/office/word/2006/wordml" mc:Ignorable="w14 w15 w16se w16cid w16 w16cex w16sdtdh w16sdtfl w16du wne wp14">
   <w:p>
     <w:pPr>
@@ -2339,6 +3918,186 @@
 </w:ftr>
 </file>
 
+<file path=word/footer3.xml><?xml version="1.0" encoding="utf-8"?>
+<w:ftr xmlns:cx="http://schemas.microsoft.com/office/drawing/2014/chartex" xmlns:cx1="http://schemas.microsoft.com/office/drawing/2015/9/8/chartex" xmlns:cx2="http://schemas.microsoft.com/office/drawing/2015/10/21/chartex" xmlns:cx3="http://schemas.microsoft.com/office/drawing/2016/5/9/chartex" xmlns:cx4="http://schemas.microsoft.com/office/drawing/2016/5/10/chartex" xmlns:cx5="http://schemas.microsoft.com/office/drawing/2016/5/11/chartex" xmlns:cx6="http://schemas.microsoft.com/office/drawing/2016/5/12/chartex" xmlns:cx7="http://schemas.microsoft.com/office/drawing/2016/5/13/chartex" xmlns:cx8="http://schemas.microsoft.com/office/drawing/2016/5/14/chartex" xmlns:mc="http://schemas.openxmlformats.org/markup-compatibility/2006" xmlns:aink="http://schemas.microsoft.com/office/drawing/2016/ink" xmlns:am3d="http://schemas.microsoft.com/office/drawing/2017/model3d" xmlns:o="urn:schemas-microsoft-com:office:office" xmlns:oel="http://schemas.microsoft.com/office/2019/extlst" xmlns:r="http://purl.oclc.org/ooxml/officeDocument/relationships" xmlns:m="http://purl.oclc.org/ooxml/officeDocument/math" xmlns:v="urn:schemas-microsoft-com:vml" xmlns:wp14="http://schemas.microsoft.com/office/word/2010/wordprocessingDrawing" xmlns:wp="http://purl.oclc.org/ooxml/drawingml/wordprocessingDrawing" xmlns:w10="urn:schemas-microsoft-com:office:word" xmlns:w="http://purl.oclc.org/ooxml/wordprocessingml/main" xmlns:w14="http://schemas.microsoft.com/office/word/2010/wordml" xmlns:w15="http://schemas.microsoft.com/office/word/2012/wordml" xmlns:w16cex="http://schemas.microsoft.com/office/word/2018/wordml/cex" xmlns:w16cid="http://schemas.microsoft.com/office/word/2016/wordml/cid" xmlns:w16="http://schemas.microsoft.com/office/word/2018/wordml" xmlns:w16du="http://schemas.microsoft.com/office/word/2023/wordml/word16du" xmlns:w16sdtdh="http://schemas.microsoft.com/office/word/2020/wordml/sdtdatahash" xmlns:w16sdtfl="http://schemas.microsoft.com/office/word/2024/wordml/sdtformatlock" xmlns:w16se="http://schemas.microsoft.com/office/word/2015/wordml/symex" xmlns:wpi="http://schemas.microsoft.com/office/word/2010/wordprocessingInk" xmlns:wne="http://schemas.microsoft.com/office/word/2006/wordml" mc:Ignorable="w14 w15 w16se w16cid w16 w16cex w16sdtdh w16sdtfl w16du wne wp14">
+  <w:tbl>
+    <w:tblPr>
+      <w:tblW w:w="0pt" w:type="dxa"/>
+      <w:tblLook w:firstRow="1" w:lastRow="0" w:firstColumn="1" w:lastColumn="0" w:noHBand="1" w:noVBand="1"/>
+    </w:tblPr>
+    <w:tblGrid>
+      <w:gridCol w:w="3370"/>
+      <w:gridCol w:w="3370"/>
+      <w:gridCol w:w="3370"/>
+    </w:tblGrid>
+    <w:tr>
+      <w:trPr>
+        <w:trHeight w:val="300"/>
+      </w:trPr>
+      <w:tc>
+        <w:tcPr>
+          <w:tcW w:w="168.50pt" w:type="dxa"/>
+        </w:tcPr>
+        <w:p>
+          <w:pPr>
+            <w:pStyle w:val="Header"/>
+            <w:ind w:start="-2.25pt"/>
+            <w:jc w:val="start"/>
+          </w:pPr>
+        </w:p>
+      </w:tc>
+      <w:tc>
+        <w:tcPr>
+          <w:tcW w:w="168.50pt" w:type="dxa"/>
+        </w:tcPr>
+        <w:p>
+          <w:pPr>
+            <w:pStyle w:val="Header"/>
+          </w:pPr>
+        </w:p>
+      </w:tc>
+      <w:tc>
+        <w:tcPr>
+          <w:tcW w:w="168.50pt" w:type="dxa"/>
+        </w:tcPr>
+        <w:p>
+          <w:pPr>
+            <w:pStyle w:val="Header"/>
+            <w:ind w:end="-2.25pt"/>
+            <w:jc w:val="end"/>
+          </w:pPr>
+        </w:p>
+      </w:tc>
+    </w:tr>
+  </w:tbl>
+  <w:p>
+    <w:pPr>
+      <w:pStyle w:val="Footer"/>
+    </w:pPr>
+  </w:p>
+</w:ftr>
+</file>
+
+<file path=word/footer4.xml><?xml version="1.0" encoding="utf-8"?>
+<w:ftr xmlns:cx="http://schemas.microsoft.com/office/drawing/2014/chartex" xmlns:cx1="http://schemas.microsoft.com/office/drawing/2015/9/8/chartex" xmlns:cx2="http://schemas.microsoft.com/office/drawing/2015/10/21/chartex" xmlns:cx3="http://schemas.microsoft.com/office/drawing/2016/5/9/chartex" xmlns:cx4="http://schemas.microsoft.com/office/drawing/2016/5/10/chartex" xmlns:cx5="http://schemas.microsoft.com/office/drawing/2016/5/11/chartex" xmlns:cx6="http://schemas.microsoft.com/office/drawing/2016/5/12/chartex" xmlns:cx7="http://schemas.microsoft.com/office/drawing/2016/5/13/chartex" xmlns:cx8="http://schemas.microsoft.com/office/drawing/2016/5/14/chartex" xmlns:mc="http://schemas.openxmlformats.org/markup-compatibility/2006" xmlns:aink="http://schemas.microsoft.com/office/drawing/2016/ink" xmlns:am3d="http://schemas.microsoft.com/office/drawing/2017/model3d" xmlns:o="urn:schemas-microsoft-com:office:office" xmlns:oel="http://schemas.microsoft.com/office/2019/extlst" xmlns:r="http://purl.oclc.org/ooxml/officeDocument/relationships" xmlns:m="http://purl.oclc.org/ooxml/officeDocument/math" xmlns:v="urn:schemas-microsoft-com:vml" xmlns:wp14="http://schemas.microsoft.com/office/word/2010/wordprocessingDrawing" xmlns:wp="http://purl.oclc.org/ooxml/drawingml/wordprocessingDrawing" xmlns:w10="urn:schemas-microsoft-com:office:word" xmlns:w="http://purl.oclc.org/ooxml/wordprocessingml/main" xmlns:w14="http://schemas.microsoft.com/office/word/2010/wordml" xmlns:w15="http://schemas.microsoft.com/office/word/2012/wordml" xmlns:w16cex="http://schemas.microsoft.com/office/word/2018/wordml/cex" xmlns:w16cid="http://schemas.microsoft.com/office/word/2016/wordml/cid" xmlns:w16="http://schemas.microsoft.com/office/word/2018/wordml" xmlns:w16du="http://schemas.microsoft.com/office/word/2023/wordml/word16du" xmlns:w16sdtdh="http://schemas.microsoft.com/office/word/2020/wordml/sdtdatahash" xmlns:w16sdtfl="http://schemas.microsoft.com/office/word/2024/wordml/sdtformatlock" xmlns:w16se="http://schemas.microsoft.com/office/word/2015/wordml/symex" xmlns:wpi="http://schemas.microsoft.com/office/word/2010/wordprocessingInk" xmlns:wne="http://schemas.microsoft.com/office/word/2006/wordml" mc:Ignorable="w14 w15 w16se w16cid w16 w16cex w16sdtdh w16sdtfl w16du wne wp14">
+  <w:tbl>
+    <w:tblPr>
+      <w:tblW w:w="0pt" w:type="dxa"/>
+      <w:tblLook w:firstRow="1" w:lastRow="0" w:firstColumn="1" w:lastColumn="0" w:noHBand="1" w:noVBand="1"/>
+    </w:tblPr>
+    <w:tblGrid>
+      <w:gridCol w:w="3370"/>
+      <w:gridCol w:w="3370"/>
+      <w:gridCol w:w="3370"/>
+    </w:tblGrid>
+    <w:tr>
+      <w:trPr>
+        <w:trHeight w:val="300"/>
+      </w:trPr>
+      <w:tc>
+        <w:tcPr>
+          <w:tcW w:w="168.50pt" w:type="dxa"/>
+        </w:tcPr>
+        <w:p>
+          <w:pPr>
+            <w:pStyle w:val="Header"/>
+            <w:ind w:start="-2.25pt"/>
+            <w:jc w:val="start"/>
+          </w:pPr>
+        </w:p>
+      </w:tc>
+      <w:tc>
+        <w:tcPr>
+          <w:tcW w:w="168.50pt" w:type="dxa"/>
+        </w:tcPr>
+        <w:p>
+          <w:pPr>
+            <w:pStyle w:val="Header"/>
+          </w:pPr>
+        </w:p>
+      </w:tc>
+      <w:tc>
+        <w:tcPr>
+          <w:tcW w:w="168.50pt" w:type="dxa"/>
+        </w:tcPr>
+        <w:p>
+          <w:pPr>
+            <w:pStyle w:val="Header"/>
+            <w:ind w:end="-2.25pt"/>
+            <w:jc w:val="end"/>
+          </w:pPr>
+        </w:p>
+      </w:tc>
+    </w:tr>
+  </w:tbl>
+  <w:p>
+    <w:pPr>
+      <w:pStyle w:val="Footer"/>
+    </w:pPr>
+  </w:p>
+</w:ftr>
+</file>
+
+<file path=word/footer5.xml><?xml version="1.0" encoding="utf-8"?>
+<w:ftr xmlns:cx="http://schemas.microsoft.com/office/drawing/2014/chartex" xmlns:cx1="http://schemas.microsoft.com/office/drawing/2015/9/8/chartex" xmlns:cx2="http://schemas.microsoft.com/office/drawing/2015/10/21/chartex" xmlns:cx3="http://schemas.microsoft.com/office/drawing/2016/5/9/chartex" xmlns:cx4="http://schemas.microsoft.com/office/drawing/2016/5/10/chartex" xmlns:cx5="http://schemas.microsoft.com/office/drawing/2016/5/11/chartex" xmlns:cx6="http://schemas.microsoft.com/office/drawing/2016/5/12/chartex" xmlns:cx7="http://schemas.microsoft.com/office/drawing/2016/5/13/chartex" xmlns:cx8="http://schemas.microsoft.com/office/drawing/2016/5/14/chartex" xmlns:mc="http://schemas.openxmlformats.org/markup-compatibility/2006" xmlns:aink="http://schemas.microsoft.com/office/drawing/2016/ink" xmlns:am3d="http://schemas.microsoft.com/office/drawing/2017/model3d" xmlns:o="urn:schemas-microsoft-com:office:office" xmlns:oel="http://schemas.microsoft.com/office/2019/extlst" xmlns:r="http://purl.oclc.org/ooxml/officeDocument/relationships" xmlns:m="http://purl.oclc.org/ooxml/officeDocument/math" xmlns:v="urn:schemas-microsoft-com:vml" xmlns:wp14="http://schemas.microsoft.com/office/word/2010/wordprocessingDrawing" xmlns:wp="http://purl.oclc.org/ooxml/drawingml/wordprocessingDrawing" xmlns:w10="urn:schemas-microsoft-com:office:word" xmlns:w="http://purl.oclc.org/ooxml/wordprocessingml/main" xmlns:w14="http://schemas.microsoft.com/office/word/2010/wordml" xmlns:w15="http://schemas.microsoft.com/office/word/2012/wordml" xmlns:w16cex="http://schemas.microsoft.com/office/word/2018/wordml/cex" xmlns:w16cid="http://schemas.microsoft.com/office/word/2016/wordml/cid" xmlns:w16="http://schemas.microsoft.com/office/word/2018/wordml" xmlns:w16du="http://schemas.microsoft.com/office/word/2023/wordml/word16du" xmlns:w16sdtdh="http://schemas.microsoft.com/office/word/2020/wordml/sdtdatahash" xmlns:w16sdtfl="http://schemas.microsoft.com/office/word/2024/wordml/sdtformatlock" xmlns:w16se="http://schemas.microsoft.com/office/word/2015/wordml/symex" xmlns:wpi="http://schemas.microsoft.com/office/word/2010/wordprocessingInk" xmlns:wne="http://schemas.microsoft.com/office/word/2006/wordml" mc:Ignorable="w14 w15 w16se w16cid w16 w16cex w16sdtdh w16sdtfl w16du wne wp14">
+  <w:tbl>
+    <w:tblPr>
+      <w:tblW w:w="0pt" w:type="dxa"/>
+      <w:tblLook w:firstRow="1" w:lastRow="0" w:firstColumn="1" w:lastColumn="0" w:noHBand="1" w:noVBand="1"/>
+    </w:tblPr>
+    <w:tblGrid>
+      <w:gridCol w:w="3370"/>
+      <w:gridCol w:w="3370"/>
+      <w:gridCol w:w="3370"/>
+    </w:tblGrid>
+    <w:tr>
+      <w:trPr>
+        <w:trHeight w:val="300"/>
+      </w:trPr>
+      <w:tc>
+        <w:tcPr>
+          <w:tcW w:w="168.50pt" w:type="dxa"/>
+        </w:tcPr>
+        <w:p>
+          <w:pPr>
+            <w:pStyle w:val="Header"/>
+            <w:ind w:start="-2.25pt"/>
+            <w:jc w:val="start"/>
+          </w:pPr>
+        </w:p>
+      </w:tc>
+      <w:tc>
+        <w:tcPr>
+          <w:tcW w:w="168.50pt" w:type="dxa"/>
+        </w:tcPr>
+        <w:p>
+          <w:pPr>
+            <w:pStyle w:val="Header"/>
+          </w:pPr>
+        </w:p>
+      </w:tc>
+      <w:tc>
+        <w:tcPr>
+          <w:tcW w:w="168.50pt" w:type="dxa"/>
+        </w:tcPr>
+        <w:p>
+          <w:pPr>
+            <w:pStyle w:val="Header"/>
+            <w:ind w:end="-2.25pt"/>
+            <w:jc w:val="end"/>
+          </w:pPr>
+        </w:p>
+      </w:tc>
+    </w:tr>
+  </w:tbl>
+  <w:p>
+    <w:pPr>
+      <w:pStyle w:val="Footer"/>
+    </w:pPr>
+  </w:p>
+</w:ftr>
+</file>
+
 <file path=word/footnotes.xml><?xml version="1.0" encoding="utf-8"?>
 <w:footnotes xmlns:cx="http://schemas.microsoft.com/office/drawing/2014/chartex" xmlns:cx1="http://schemas.microsoft.com/office/drawing/2015/9/8/chartex" xmlns:cx2="http://schemas.microsoft.com/office/drawing/2015/10/21/chartex" xmlns:cx3="http://schemas.microsoft.com/office/drawing/2016/5/9/chartex" xmlns:cx4="http://schemas.microsoft.com/office/drawing/2016/5/10/chartex" xmlns:cx5="http://schemas.microsoft.com/office/drawing/2016/5/11/chartex" xmlns:cx6="http://schemas.microsoft.com/office/drawing/2016/5/12/chartex" xmlns:cx7="http://schemas.microsoft.com/office/drawing/2016/5/13/chartex" xmlns:cx8="http://schemas.microsoft.com/office/drawing/2016/5/14/chartex" xmlns:mc="http://schemas.openxmlformats.org/markup-compatibility/2006" xmlns:aink="http://schemas.microsoft.com/office/drawing/2016/ink" xmlns:am3d="http://schemas.microsoft.com/office/drawing/2017/model3d" xmlns:o="urn:schemas-microsoft-com:office:office" xmlns:oel="http://schemas.microsoft.com/office/2019/extlst" xmlns:r="http://purl.oclc.org/ooxml/officeDocument/relationships" xmlns:m="http://purl.oclc.org/ooxml/officeDocument/math" xmlns:v="urn:schemas-microsoft-com:vml" xmlns:wp14="http://schemas.microsoft.com/office/word/2010/wordprocessingDrawing" xmlns:wp="http://purl.oclc.org/ooxml/drawingml/wordprocessingDrawing" xmlns:w10="urn:schemas-microsoft-com:office:word" xmlns:w="http://purl.oclc.org/ooxml/wordprocessingml/main" xmlns:w14="http://schemas.microsoft.com/office/word/2010/wordml" xmlns:w15="http://schemas.microsoft.com/office/word/2012/wordml" xmlns:w16cex="http://schemas.microsoft.com/office/word/2018/wordml/cex" xmlns:w16cid="http://schemas.microsoft.com/office/word/2016/wordml/cid" xmlns:w16="http://schemas.microsoft.com/office/word/2018/wordml" xmlns:w16du="http://schemas.microsoft.com/office/word/2023/wordml/word16du" xmlns:w16sdtdh="http://schemas.microsoft.com/office/word/2020/wordml/sdtdatahash" xmlns:w16sdtfl="http://schemas.microsoft.com/office/word/2024/wordml/sdtformatlock" xmlns:w16se="http://schemas.microsoft.com/office/word/2015/wordml/symex" xmlns:wpi="http://schemas.microsoft.com/office/word/2010/wordprocessingInk" xmlns:wne="http://schemas.microsoft.com/office/word/2006/wordml" mc:Ignorable="w14 w15 w16se w16cid w16 w16cex w16sdtdh w16sdtfl w16du wne wp14">
   <w:footnote w:type="separator" w:id="-1">
@@ -2358,8 +4117,344 @@
 </w:footnotes>
 </file>
 
+<file path=word/header1.xml><?xml version="1.0" encoding="utf-8"?>
+<w:hdr xmlns:cx="http://schemas.microsoft.com/office/drawing/2014/chartex" xmlns:cx1="http://schemas.microsoft.com/office/drawing/2015/9/8/chartex" xmlns:cx2="http://schemas.microsoft.com/office/drawing/2015/10/21/chartex" xmlns:cx3="http://schemas.microsoft.com/office/drawing/2016/5/9/chartex" xmlns:cx4="http://schemas.microsoft.com/office/drawing/2016/5/10/chartex" xmlns:cx5="http://schemas.microsoft.com/office/drawing/2016/5/11/chartex" xmlns:cx6="http://schemas.microsoft.com/office/drawing/2016/5/12/chartex" xmlns:cx7="http://schemas.microsoft.com/office/drawing/2016/5/13/chartex" xmlns:cx8="http://schemas.microsoft.com/office/drawing/2016/5/14/chartex" xmlns:mc="http://schemas.openxmlformats.org/markup-compatibility/2006" xmlns:aink="http://schemas.microsoft.com/office/drawing/2016/ink" xmlns:am3d="http://schemas.microsoft.com/office/drawing/2017/model3d" xmlns:o="urn:schemas-microsoft-com:office:office" xmlns:oel="http://schemas.microsoft.com/office/2019/extlst" xmlns:r="http://purl.oclc.org/ooxml/officeDocument/relationships" xmlns:m="http://purl.oclc.org/ooxml/officeDocument/math" xmlns:v="urn:schemas-microsoft-com:vml" xmlns:wp14="http://schemas.microsoft.com/office/word/2010/wordprocessingDrawing" xmlns:wp="http://purl.oclc.org/ooxml/drawingml/wordprocessingDrawing" xmlns:w10="urn:schemas-microsoft-com:office:word" xmlns:w="http://purl.oclc.org/ooxml/wordprocessingml/main" xmlns:w14="http://schemas.microsoft.com/office/word/2010/wordml" xmlns:w15="http://schemas.microsoft.com/office/word/2012/wordml" xmlns:w16cex="http://schemas.microsoft.com/office/word/2018/wordml/cex" xmlns:w16cid="http://schemas.microsoft.com/office/word/2016/wordml/cid" xmlns:w16="http://schemas.microsoft.com/office/word/2018/wordml" xmlns:w16du="http://schemas.microsoft.com/office/word/2023/wordml/word16du" xmlns:w16sdtdh="http://schemas.microsoft.com/office/word/2020/wordml/sdtdatahash" xmlns:w16sdtfl="http://schemas.microsoft.com/office/word/2024/wordml/sdtformatlock" xmlns:w16se="http://schemas.microsoft.com/office/word/2015/wordml/symex" xmlns:wpi="http://schemas.microsoft.com/office/word/2010/wordprocessingInk" xmlns:wne="http://schemas.microsoft.com/office/word/2006/wordml" mc:Ignorable="w14 w15 w16se w16cid w16 w16cex w16sdtdh w16sdtfl w16du wne wp14">
+  <w:tbl>
+    <w:tblPr>
+      <w:tblW w:w="0pt" w:type="dxa"/>
+      <w:tblLook w:firstRow="1" w:lastRow="0" w:firstColumn="1" w:lastColumn="0" w:noHBand="1" w:noVBand="1"/>
+    </w:tblPr>
+    <w:tblGrid>
+      <w:gridCol w:w="3370"/>
+      <w:gridCol w:w="3370"/>
+      <w:gridCol w:w="3370"/>
+    </w:tblGrid>
+    <w:tr>
+      <w:trPr>
+        <w:trHeight w:val="300"/>
+      </w:trPr>
+      <w:tc>
+        <w:tcPr>
+          <w:tcW w:w="168.50pt" w:type="dxa"/>
+        </w:tcPr>
+        <w:p>
+          <w:pPr>
+            <w:pStyle w:val="Header"/>
+            <w:ind w:start="-2.25pt"/>
+            <w:jc w:val="start"/>
+          </w:pPr>
+        </w:p>
+      </w:tc>
+      <w:tc>
+        <w:tcPr>
+          <w:tcW w:w="168.50pt" w:type="dxa"/>
+        </w:tcPr>
+        <w:p>
+          <w:pPr>
+            <w:pStyle w:val="Header"/>
+          </w:pPr>
+        </w:p>
+      </w:tc>
+      <w:tc>
+        <w:tcPr>
+          <w:tcW w:w="168.50pt" w:type="dxa"/>
+        </w:tcPr>
+        <w:p>
+          <w:pPr>
+            <w:pStyle w:val="Header"/>
+            <w:ind w:end="-2.25pt"/>
+            <w:jc w:val="end"/>
+          </w:pPr>
+        </w:p>
+      </w:tc>
+    </w:tr>
+  </w:tbl>
+  <w:p>
+    <w:pPr>
+      <w:pStyle w:val="Header"/>
+    </w:pPr>
+  </w:p>
+</w:hdr>
+</file>
+
+<file path=word/header2.xml><?xml version="1.0" encoding="utf-8"?>
+<w:hdr xmlns:cx="http://schemas.microsoft.com/office/drawing/2014/chartex" xmlns:cx1="http://schemas.microsoft.com/office/drawing/2015/9/8/chartex" xmlns:cx2="http://schemas.microsoft.com/office/drawing/2015/10/21/chartex" xmlns:cx3="http://schemas.microsoft.com/office/drawing/2016/5/9/chartex" xmlns:cx4="http://schemas.microsoft.com/office/drawing/2016/5/10/chartex" xmlns:cx5="http://schemas.microsoft.com/office/drawing/2016/5/11/chartex" xmlns:cx6="http://schemas.microsoft.com/office/drawing/2016/5/12/chartex" xmlns:cx7="http://schemas.microsoft.com/office/drawing/2016/5/13/chartex" xmlns:cx8="http://schemas.microsoft.com/office/drawing/2016/5/14/chartex" xmlns:mc="http://schemas.openxmlformats.org/markup-compatibility/2006" xmlns:aink="http://schemas.microsoft.com/office/drawing/2016/ink" xmlns:am3d="http://schemas.microsoft.com/office/drawing/2017/model3d" xmlns:o="urn:schemas-microsoft-com:office:office" xmlns:oel="http://schemas.microsoft.com/office/2019/extlst" xmlns:r="http://purl.oclc.org/ooxml/officeDocument/relationships" xmlns:m="http://purl.oclc.org/ooxml/officeDocument/math" xmlns:v="urn:schemas-microsoft-com:vml" xmlns:wp14="http://schemas.microsoft.com/office/word/2010/wordprocessingDrawing" xmlns:wp="http://purl.oclc.org/ooxml/drawingml/wordprocessingDrawing" xmlns:w10="urn:schemas-microsoft-com:office:word" xmlns:w="http://purl.oclc.org/ooxml/wordprocessingml/main" xmlns:w14="http://schemas.microsoft.com/office/word/2010/wordml" xmlns:w15="http://schemas.microsoft.com/office/word/2012/wordml" xmlns:w16cex="http://schemas.microsoft.com/office/word/2018/wordml/cex" xmlns:w16cid="http://schemas.microsoft.com/office/word/2016/wordml/cid" xmlns:w16="http://schemas.microsoft.com/office/word/2018/wordml" xmlns:w16du="http://schemas.microsoft.com/office/word/2023/wordml/word16du" xmlns:w16sdtdh="http://schemas.microsoft.com/office/word/2020/wordml/sdtdatahash" xmlns:w16sdtfl="http://schemas.microsoft.com/office/word/2024/wordml/sdtformatlock" xmlns:w16se="http://schemas.microsoft.com/office/word/2015/wordml/symex" xmlns:wpi="http://schemas.microsoft.com/office/word/2010/wordprocessingInk" xmlns:wne="http://schemas.microsoft.com/office/word/2006/wordml" mc:Ignorable="w14 w15 w16se w16cid w16 w16cex w16sdtdh w16sdtfl w16du wne wp14">
+  <w:tbl>
+    <w:tblPr>
+      <w:tblW w:w="0pt" w:type="dxa"/>
+      <w:tblLook w:firstRow="1" w:lastRow="0" w:firstColumn="1" w:lastColumn="0" w:noHBand="1" w:noVBand="1"/>
+    </w:tblPr>
+    <w:tblGrid>
+      <w:gridCol w:w="3370"/>
+      <w:gridCol w:w="3370"/>
+      <w:gridCol w:w="3370"/>
+    </w:tblGrid>
+    <w:tr>
+      <w:trPr>
+        <w:trHeight w:val="300"/>
+      </w:trPr>
+      <w:tc>
+        <w:tcPr>
+          <w:tcW w:w="168.50pt" w:type="dxa"/>
+        </w:tcPr>
+        <w:p>
+          <w:pPr>
+            <w:pStyle w:val="Header"/>
+            <w:ind w:start="-2.25pt"/>
+            <w:jc w:val="start"/>
+          </w:pPr>
+        </w:p>
+      </w:tc>
+      <w:tc>
+        <w:tcPr>
+          <w:tcW w:w="168.50pt" w:type="dxa"/>
+        </w:tcPr>
+        <w:p>
+          <w:pPr>
+            <w:pStyle w:val="Header"/>
+          </w:pPr>
+        </w:p>
+      </w:tc>
+      <w:tc>
+        <w:tcPr>
+          <w:tcW w:w="168.50pt" w:type="dxa"/>
+        </w:tcPr>
+        <w:p>
+          <w:pPr>
+            <w:pStyle w:val="Header"/>
+            <w:ind w:end="-2.25pt"/>
+            <w:jc w:val="end"/>
+          </w:pPr>
+        </w:p>
+      </w:tc>
+    </w:tr>
+  </w:tbl>
+  <w:p>
+    <w:pPr>
+      <w:pStyle w:val="Header"/>
+    </w:pPr>
+  </w:p>
+</w:hdr>
+</file>
+
+<file path=word/header3.xml><?xml version="1.0" encoding="utf-8"?>
+<w:hdr xmlns:cx="http://schemas.microsoft.com/office/drawing/2014/chartex" xmlns:cx1="http://schemas.microsoft.com/office/drawing/2015/9/8/chartex" xmlns:cx2="http://schemas.microsoft.com/office/drawing/2015/10/21/chartex" xmlns:cx3="http://schemas.microsoft.com/office/drawing/2016/5/9/chartex" xmlns:cx4="http://schemas.microsoft.com/office/drawing/2016/5/10/chartex" xmlns:cx5="http://schemas.microsoft.com/office/drawing/2016/5/11/chartex" xmlns:cx6="http://schemas.microsoft.com/office/drawing/2016/5/12/chartex" xmlns:cx7="http://schemas.microsoft.com/office/drawing/2016/5/13/chartex" xmlns:cx8="http://schemas.microsoft.com/office/drawing/2016/5/14/chartex" xmlns:mc="http://schemas.openxmlformats.org/markup-compatibility/2006" xmlns:aink="http://schemas.microsoft.com/office/drawing/2016/ink" xmlns:am3d="http://schemas.microsoft.com/office/drawing/2017/model3d" xmlns:o="urn:schemas-microsoft-com:office:office" xmlns:oel="http://schemas.microsoft.com/office/2019/extlst" xmlns:r="http://purl.oclc.org/ooxml/officeDocument/relationships" xmlns:m="http://purl.oclc.org/ooxml/officeDocument/math" xmlns:v="urn:schemas-microsoft-com:vml" xmlns:wp14="http://schemas.microsoft.com/office/word/2010/wordprocessingDrawing" xmlns:wp="http://purl.oclc.org/ooxml/drawingml/wordprocessingDrawing" xmlns:w10="urn:schemas-microsoft-com:office:word" xmlns:w="http://purl.oclc.org/ooxml/wordprocessingml/main" xmlns:w14="http://schemas.microsoft.com/office/word/2010/wordml" xmlns:w15="http://schemas.microsoft.com/office/word/2012/wordml" xmlns:w16cex="http://schemas.microsoft.com/office/word/2018/wordml/cex" xmlns:w16cid="http://schemas.microsoft.com/office/word/2016/wordml/cid" xmlns:w16="http://schemas.microsoft.com/office/word/2018/wordml" xmlns:w16du="http://schemas.microsoft.com/office/word/2023/wordml/word16du" xmlns:w16sdtdh="http://schemas.microsoft.com/office/word/2020/wordml/sdtdatahash" xmlns:w16sdtfl="http://schemas.microsoft.com/office/word/2024/wordml/sdtformatlock" xmlns:w16se="http://schemas.microsoft.com/office/word/2015/wordml/symex" xmlns:wpi="http://schemas.microsoft.com/office/word/2010/wordprocessingInk" xmlns:wne="http://schemas.microsoft.com/office/word/2006/wordml" mc:Ignorable="w14 w15 w16se w16cid w16 w16cex w16sdtdh w16sdtfl w16du wne wp14">
+  <w:tbl>
+    <w:tblPr>
+      <w:tblW w:w="0pt" w:type="dxa"/>
+      <w:tblLook w:firstRow="1" w:lastRow="0" w:firstColumn="1" w:lastColumn="0" w:noHBand="1" w:noVBand="1"/>
+    </w:tblPr>
+    <w:tblGrid>
+      <w:gridCol w:w="3370"/>
+      <w:gridCol w:w="3370"/>
+      <w:gridCol w:w="3370"/>
+    </w:tblGrid>
+    <w:tr>
+      <w:trPr>
+        <w:trHeight w:val="300"/>
+      </w:trPr>
+      <w:tc>
+        <w:tcPr>
+          <w:tcW w:w="168.50pt" w:type="dxa"/>
+        </w:tcPr>
+        <w:p>
+          <w:pPr>
+            <w:pStyle w:val="Header"/>
+            <w:ind w:start="-2.25pt"/>
+            <w:jc w:val="start"/>
+          </w:pPr>
+        </w:p>
+      </w:tc>
+      <w:tc>
+        <w:tcPr>
+          <w:tcW w:w="168.50pt" w:type="dxa"/>
+        </w:tcPr>
+        <w:p>
+          <w:pPr>
+            <w:pStyle w:val="Header"/>
+          </w:pPr>
+        </w:p>
+      </w:tc>
+      <w:tc>
+        <w:tcPr>
+          <w:tcW w:w="168.50pt" w:type="dxa"/>
+        </w:tcPr>
+        <w:p>
+          <w:pPr>
+            <w:pStyle w:val="Header"/>
+            <w:ind w:end="-2.25pt"/>
+            <w:jc w:val="end"/>
+          </w:pPr>
+        </w:p>
+      </w:tc>
+    </w:tr>
+  </w:tbl>
+  <w:p>
+    <w:pPr>
+      <w:pStyle w:val="Header"/>
+    </w:pPr>
+  </w:p>
+</w:hdr>
+</file>
+
+<file path=word/header4.xml><?xml version="1.0" encoding="utf-8"?>
+<w:hdr xmlns:cx="http://schemas.microsoft.com/office/drawing/2014/chartex" xmlns:cx1="http://schemas.microsoft.com/office/drawing/2015/9/8/chartex" xmlns:cx2="http://schemas.microsoft.com/office/drawing/2015/10/21/chartex" xmlns:cx3="http://schemas.microsoft.com/office/drawing/2016/5/9/chartex" xmlns:cx4="http://schemas.microsoft.com/office/drawing/2016/5/10/chartex" xmlns:cx5="http://schemas.microsoft.com/office/drawing/2016/5/11/chartex" xmlns:cx6="http://schemas.microsoft.com/office/drawing/2016/5/12/chartex" xmlns:cx7="http://schemas.microsoft.com/office/drawing/2016/5/13/chartex" xmlns:cx8="http://schemas.microsoft.com/office/drawing/2016/5/14/chartex" xmlns:mc="http://schemas.openxmlformats.org/markup-compatibility/2006" xmlns:aink="http://schemas.microsoft.com/office/drawing/2016/ink" xmlns:am3d="http://schemas.microsoft.com/office/drawing/2017/model3d" xmlns:o="urn:schemas-microsoft-com:office:office" xmlns:oel="http://schemas.microsoft.com/office/2019/extlst" xmlns:r="http://purl.oclc.org/ooxml/officeDocument/relationships" xmlns:m="http://purl.oclc.org/ooxml/officeDocument/math" xmlns:v="urn:schemas-microsoft-com:vml" xmlns:wp14="http://schemas.microsoft.com/office/word/2010/wordprocessingDrawing" xmlns:wp="http://purl.oclc.org/ooxml/drawingml/wordprocessingDrawing" xmlns:w10="urn:schemas-microsoft-com:office:word" xmlns:w="http://purl.oclc.org/ooxml/wordprocessingml/main" xmlns:w14="http://schemas.microsoft.com/office/word/2010/wordml" xmlns:w15="http://schemas.microsoft.com/office/word/2012/wordml" xmlns:w16cex="http://schemas.microsoft.com/office/word/2018/wordml/cex" xmlns:w16cid="http://schemas.microsoft.com/office/word/2016/wordml/cid" xmlns:w16="http://schemas.microsoft.com/office/word/2018/wordml" xmlns:w16du="http://schemas.microsoft.com/office/word/2023/wordml/word16du" xmlns:w16sdtdh="http://schemas.microsoft.com/office/word/2020/wordml/sdtdatahash" xmlns:w16sdtfl="http://schemas.microsoft.com/office/word/2024/wordml/sdtformatlock" xmlns:w16se="http://schemas.microsoft.com/office/word/2015/wordml/symex" xmlns:wpi="http://schemas.microsoft.com/office/word/2010/wordprocessingInk" xmlns:wne="http://schemas.microsoft.com/office/word/2006/wordml" mc:Ignorable="w14 w15 w16se w16cid w16 w16cex w16sdtdh w16sdtfl w16du wne wp14">
+  <w:tbl>
+    <w:tblPr>
+      <w:tblW w:w="0pt" w:type="dxa"/>
+      <w:tblLook w:firstRow="1" w:lastRow="0" w:firstColumn="1" w:lastColumn="0" w:noHBand="1" w:noVBand="1"/>
+    </w:tblPr>
+    <w:tblGrid>
+      <w:gridCol w:w="3370"/>
+      <w:gridCol w:w="3370"/>
+      <w:gridCol w:w="3370"/>
+    </w:tblGrid>
+    <w:tr>
+      <w:trPr>
+        <w:trHeight w:val="300"/>
+      </w:trPr>
+      <w:tc>
+        <w:tcPr>
+          <w:tcW w:w="168.50pt" w:type="dxa"/>
+        </w:tcPr>
+        <w:p>
+          <w:pPr>
+            <w:pStyle w:val="Header"/>
+            <w:ind w:start="-2.25pt"/>
+            <w:jc w:val="start"/>
+          </w:pPr>
+        </w:p>
+      </w:tc>
+      <w:tc>
+        <w:tcPr>
+          <w:tcW w:w="168.50pt" w:type="dxa"/>
+        </w:tcPr>
+        <w:p>
+          <w:pPr>
+            <w:pStyle w:val="Header"/>
+          </w:pPr>
+        </w:p>
+      </w:tc>
+      <w:tc>
+        <w:tcPr>
+          <w:tcW w:w="168.50pt" w:type="dxa"/>
+        </w:tcPr>
+        <w:p>
+          <w:pPr>
+            <w:pStyle w:val="Header"/>
+            <w:ind w:end="-2.25pt"/>
+            <w:jc w:val="end"/>
+          </w:pPr>
+        </w:p>
+      </w:tc>
+    </w:tr>
+  </w:tbl>
+  <w:p>
+    <w:pPr>
+      <w:pStyle w:val="Header"/>
+    </w:pPr>
+  </w:p>
+</w:hdr>
+</file>
+
+<file path=word/intelligence2.xml><?xml version="1.0" encoding="utf-8"?>
+<int2:intelligence xmlns:int2="http://schemas.microsoft.com/office/intelligence/2020/intelligence">
+  <int2:observations>
+    <int2:bookmark int2:bookmarkName="_Int_FRZdFP4c" int2:invalidationBookmarkName="" int2:hashCode="gPKfWa3Qnu+iNr" int2:id="Y3ZWMPwn">
+      <int2:state int2:type="gram" int2:value="Rejected"/>
+    </int2:bookmark>
+  </int2:observations>
+  <int2:intelligenceSettings/>
+</int2:intelligence>
+</file>
+
 <file path=word/numbering.xml><?xml version="1.0" encoding="utf-8"?>
 <w:numbering xmlns:cx="http://schemas.microsoft.com/office/drawing/2014/chartex" xmlns:cx1="http://schemas.microsoft.com/office/drawing/2015/9/8/chartex" xmlns:cx2="http://schemas.microsoft.com/office/drawing/2015/10/21/chartex" xmlns:cx3="http://schemas.microsoft.com/office/drawing/2016/5/9/chartex" xmlns:cx4="http://schemas.microsoft.com/office/drawing/2016/5/10/chartex" xmlns:cx5="http://schemas.microsoft.com/office/drawing/2016/5/11/chartex" xmlns:cx6="http://schemas.microsoft.com/office/drawing/2016/5/12/chartex" xmlns:cx7="http://schemas.microsoft.com/office/drawing/2016/5/13/chartex" xmlns:cx8="http://schemas.microsoft.com/office/drawing/2016/5/14/chartex" xmlns:mc="http://schemas.openxmlformats.org/markup-compatibility/2006" xmlns:aink="http://schemas.microsoft.com/office/drawing/2016/ink" xmlns:am3d="http://schemas.microsoft.com/office/drawing/2017/model3d" xmlns:o="urn:schemas-microsoft-com:office:office" xmlns:oel="http://schemas.microsoft.com/office/2019/extlst" xmlns:r="http://purl.oclc.org/ooxml/officeDocument/relationships" xmlns:m="http://purl.oclc.org/ooxml/officeDocument/math" xmlns:v="urn:schemas-microsoft-com:vml" xmlns:wp14="http://schemas.microsoft.com/office/word/2010/wordprocessingDrawing" xmlns:wp="http://purl.oclc.org/ooxml/drawingml/wordprocessingDrawing" xmlns:w10="urn:schemas-microsoft-com:office:word" xmlns:w="http://purl.oclc.org/ooxml/wordprocessingml/main" xmlns:w14="http://schemas.microsoft.com/office/word/2010/wordml" xmlns:w15="http://schemas.microsoft.com/office/word/2012/wordml" xmlns:w16cex="http://schemas.microsoft.com/office/word/2018/wordml/cex" xmlns:w16cid="http://schemas.microsoft.com/office/word/2016/wordml/cid" xmlns:w16="http://schemas.microsoft.com/office/word/2018/wordml" xmlns:w16du="http://schemas.microsoft.com/office/word/2023/wordml/word16du" xmlns:w16sdtdh="http://schemas.microsoft.com/office/word/2020/wordml/sdtdatahash" xmlns:w16sdtfl="http://schemas.microsoft.com/office/word/2024/wordml/sdtformatlock" xmlns:w16se="http://schemas.microsoft.com/office/word/2015/wordml/symex" xmlns:wpi="http://schemas.microsoft.com/office/word/2010/wordprocessingInk" xmlns:wne="http://schemas.microsoft.com/office/word/2006/wordml" mc:Ignorable="w14 w15 w16se w16cid w16 w16cex w16sdtdh w16sdtfl w16du wne wp14">
+  <w:abstractNum xmlns:w="http://purl.oclc.org/ooxml/wordprocessingml/main" w:abstractNumId="21">
+    <w:nsid w:val="5010e7be"/>
+    <w:multiLevelType xmlns:w="http://purl.oclc.org/ooxml/wordprocessingml/main" w:val="hybridMultilevel"/>
+    <w:lvl xmlns:w="http://purl.oclc.org/ooxml/wordprocessingml/main" w:ilvl="0">
+      <w:start w:val="1"/>
+      <w:numFmt w:val="decimal"/>
+      <w:lvlText w:val="[%1]"/>
+      <w:lvlJc w:val="start"/>
+      <w:pPr>
+        <w:ind w:start="36pt" w:hanging="18pt"/>
+      </w:pPr>
+    </w:lvl>
+    <w:lvl xmlns:w="http://purl.oclc.org/ooxml/wordprocessingml/main" w:ilvl="1">
+      <w:start w:val="1"/>
+      <w:numFmt w:val="lowerLetter"/>
+      <w:lvlText w:val="%2."/>
+      <w:lvlJc w:val="start"/>
+      <w:pPr>
+        <w:ind w:start="72pt" w:hanging="18pt"/>
+      </w:pPr>
+    </w:lvl>
+    <w:lvl xmlns:w="http://purl.oclc.org/ooxml/wordprocessingml/main" w:ilvl="2">
+      <w:start w:val="1"/>
+      <w:numFmt w:val="lowerRoman"/>
+      <w:lvlText w:val="%3."/>
+      <w:lvlJc w:val="end"/>
+      <w:pPr>
+        <w:ind w:start="108pt" w:hanging="9pt"/>
+      </w:pPr>
+    </w:lvl>
+    <w:lvl xmlns:w="http://purl.oclc.org/ooxml/wordprocessingml/main" w:ilvl="3">
+      <w:start w:val="1"/>
+      <w:numFmt w:val="decimal"/>
+      <w:lvlText w:val="%4."/>
+      <w:lvlJc w:val="start"/>
+      <w:pPr>
+        <w:ind w:start="144pt" w:hanging="18pt"/>
+      </w:pPr>
+    </w:lvl>
+    <w:lvl xmlns:w="http://purl.oclc.org/ooxml/wordprocessingml/main" w:ilvl="4">
+      <w:start w:val="1"/>
+      <w:numFmt w:val="lowerLetter"/>
+      <w:lvlText w:val="%5."/>
+      <w:lvlJc w:val="start"/>
+      <w:pPr>
+        <w:ind w:start="180pt" w:hanging="18pt"/>
+      </w:pPr>
+    </w:lvl>
+    <w:lvl xmlns:w="http://purl.oclc.org/ooxml/wordprocessingml/main" w:ilvl="5">
+      <w:start w:val="1"/>
+      <w:numFmt w:val="lowerRoman"/>
+      <w:lvlText w:val="%6."/>
+      <w:lvlJc w:val="end"/>
+      <w:pPr>
+        <w:ind w:start="216pt" w:hanging="9pt"/>
+      </w:pPr>
+    </w:lvl>
+    <w:lvl xmlns:w="http://purl.oclc.org/ooxml/wordprocessingml/main" w:ilvl="6">
+      <w:start w:val="1"/>
+      <w:numFmt w:val="decimal"/>
+      <w:lvlText w:val="%7."/>
+      <w:lvlJc w:val="start"/>
+      <w:pPr>
+        <w:ind w:start="252pt" w:hanging="18pt"/>
+      </w:pPr>
+    </w:lvl>
+    <w:lvl xmlns:w="http://purl.oclc.org/ooxml/wordprocessingml/main" w:ilvl="7">
+      <w:start w:val="1"/>
+      <w:numFmt w:val="lowerLetter"/>
+      <w:lvlText w:val="%8."/>
+      <w:lvlJc w:val="start"/>
+      <w:pPr>
+        <w:ind w:start="288pt" w:hanging="18pt"/>
+      </w:pPr>
+    </w:lvl>
+    <w:lvl xmlns:w="http://purl.oclc.org/ooxml/wordprocessingml/main" w:ilvl="8">
+      <w:start w:val="1"/>
+      <w:numFmt w:val="lowerRoman"/>
+      <w:lvlText w:val="%9."/>
+      <w:lvlJc w:val="end"/>
+      <w:pPr>
+        <w:ind w:start="324pt" w:hanging="9pt"/>
+      </w:pPr>
+    </w:lvl>
+  </w:abstractNum>
   <w:abstractNum w:abstractNumId="0" w15:restartNumberingAfterBreak="0">
     <w:nsid w:val="FFFFFF1D"/>
     <w:multiLevelType w:val="multilevel"/>
@@ -2376,7 +4471,7 @@
         <w:ind w:start="0pt" w:firstLine="0pt"/>
       </w:pPr>
       <w:rPr>
-        <w:rFonts w:ascii="Symbol" w:hAnsi="Symbol" w:hint="default"/>
+        <w:rFonts w:hint="default" w:ascii="Symbol" w:hAnsi="Symbol"/>
       </w:rPr>
     </w:lvl>
     <w:lvl w:ilvl="1">
@@ -2391,7 +4486,7 @@
         <w:ind w:start="54pt" w:hanging="18pt"/>
       </w:pPr>
       <w:rPr>
-        <w:rFonts w:ascii="Symbol" w:hAnsi="Symbol" w:hint="default"/>
+        <w:rFonts w:hint="default" w:ascii="Symbol" w:hAnsi="Symbol"/>
       </w:rPr>
     </w:lvl>
     <w:lvl w:ilvl="2">
@@ -2406,7 +4501,7 @@
         <w:ind w:start="90pt" w:hanging="18pt"/>
       </w:pPr>
       <w:rPr>
-        <w:rFonts w:ascii="Courier New" w:hAnsi="Courier New" w:cs="Courier New" w:hint="default"/>
+        <w:rFonts w:hint="default" w:ascii="Courier New" w:hAnsi="Courier New" w:cs="Courier New"/>
       </w:rPr>
     </w:lvl>
     <w:lvl w:ilvl="3">
@@ -2421,7 +4516,7 @@
         <w:ind w:start="126pt" w:hanging="18pt"/>
       </w:pPr>
       <w:rPr>
-        <w:rFonts w:ascii="Wingdings" w:hAnsi="Wingdings" w:hint="default"/>
+        <w:rFonts w:hint="default" w:ascii="Wingdings" w:hAnsi="Wingdings"/>
       </w:rPr>
     </w:lvl>
     <w:lvl w:ilvl="4">
@@ -2436,7 +4531,7 @@
         <w:ind w:start="162pt" w:hanging="18pt"/>
       </w:pPr>
       <w:rPr>
-        <w:rFonts w:ascii="Wingdings" w:hAnsi="Wingdings" w:hint="default"/>
+        <w:rFonts w:hint="default" w:ascii="Wingdings" w:hAnsi="Wingdings"/>
       </w:rPr>
     </w:lvl>
     <w:lvl w:ilvl="5">
@@ -2451,7 +4546,7 @@
         <w:ind w:start="198pt" w:hanging="18pt"/>
       </w:pPr>
       <w:rPr>
-        <w:rFonts w:ascii="Symbol" w:hAnsi="Symbol" w:hint="default"/>
+        <w:rFonts w:hint="default" w:ascii="Symbol" w:hAnsi="Symbol"/>
       </w:rPr>
     </w:lvl>
     <w:lvl w:ilvl="6">
@@ -2466,7 +4561,7 @@
         <w:ind w:start="234pt" w:hanging="18pt"/>
       </w:pPr>
       <w:rPr>
-        <w:rFonts w:ascii="Courier New" w:hAnsi="Courier New" w:cs="Courier New" w:hint="default"/>
+        <w:rFonts w:hint="default" w:ascii="Courier New" w:hAnsi="Courier New" w:cs="Courier New"/>
       </w:rPr>
     </w:lvl>
     <w:lvl w:ilvl="7">
@@ -2481,7 +4576,7 @@
         <w:ind w:start="270pt" w:hanging="18pt"/>
       </w:pPr>
       <w:rPr>
-        <w:rFonts w:ascii="Wingdings" w:hAnsi="Wingdings" w:hint="default"/>
+        <w:rFonts w:hint="default" w:ascii="Wingdings" w:hAnsi="Wingdings"/>
       </w:rPr>
     </w:lvl>
     <w:lvl w:ilvl="8">
@@ -2496,7 +4591,7 @@
         <w:ind w:start="306pt" w:hanging="18pt"/>
       </w:pPr>
       <w:rPr>
-        <w:rFonts w:ascii="Wingdings" w:hAnsi="Wingdings" w:hint="default"/>
+        <w:rFonts w:hint="default" w:ascii="Wingdings" w:hAnsi="Wingdings"/>
       </w:rPr>
     </w:lvl>
   </w:abstractNum>
@@ -2584,7 +4679,7 @@
         <w:ind w:start="74.60pt" w:hanging="18pt"/>
       </w:pPr>
       <w:rPr>
-        <w:rFonts w:ascii="Symbol" w:hAnsi="Symbol" w:hint="default"/>
+        <w:rFonts w:hint="default" w:ascii="Symbol" w:hAnsi="Symbol"/>
       </w:rPr>
     </w:lvl>
   </w:abstractNum>
@@ -2604,7 +4699,7 @@
         <w:ind w:start="60.45pt" w:hanging="18pt"/>
       </w:pPr>
       <w:rPr>
-        <w:rFonts w:ascii="Symbol" w:hAnsi="Symbol" w:hint="default"/>
+        <w:rFonts w:hint="default" w:ascii="Symbol" w:hAnsi="Symbol"/>
       </w:rPr>
     </w:lvl>
   </w:abstractNum>
@@ -2624,7 +4719,7 @@
         <w:ind w:start="46.30pt" w:hanging="18pt"/>
       </w:pPr>
       <w:rPr>
-        <w:rFonts w:ascii="Symbol" w:hAnsi="Symbol" w:hint="default"/>
+        <w:rFonts w:hint="default" w:ascii="Symbol" w:hAnsi="Symbol"/>
       </w:rPr>
     </w:lvl>
   </w:abstractNum>
@@ -2644,7 +4739,7 @@
         <w:ind w:start="32.15pt" w:hanging="18pt"/>
       </w:pPr>
       <w:rPr>
-        <w:rFonts w:ascii="Symbol" w:hAnsi="Symbol" w:hint="default"/>
+        <w:rFonts w:hint="default" w:ascii="Symbol" w:hAnsi="Symbol"/>
       </w:rPr>
     </w:lvl>
   </w:abstractNum>
@@ -2681,7 +4776,7 @@
         <w:ind w:start="18pt" w:hanging="18pt"/>
       </w:pPr>
       <w:rPr>
-        <w:rFonts w:ascii="Symbol" w:hAnsi="Symbol" w:hint="default"/>
+        <w:rFonts w:hint="default" w:ascii="Symbol" w:hAnsi="Symbol"/>
       </w:rPr>
     </w:lvl>
   </w:abstractNum>
@@ -2787,7 +4882,7 @@
         <w:ind w:start="36pt" w:hanging="18pt"/>
       </w:pPr>
       <w:rPr>
-        <w:rFonts w:cs="Times New Roman" w:hint="default"/>
+        <w:rFonts w:hint="default" w:cs="Times New Roman"/>
         <w:i w:val="0"/>
         <w:iCs w:val="0"/>
       </w:rPr>
@@ -2930,7 +5025,7 @@
         <w:ind w:firstLine="14.40pt"/>
       </w:pPr>
       <w:rPr>
-        <w:rFonts w:ascii="Times New Roman" w:hAnsi="Times New Roman" w:cs="Times New Roman" w:hint="default"/>
+        <w:rFonts w:hint="default" w:ascii="Times New Roman" w:hAnsi="Times New Roman" w:cs="Times New Roman"/>
         <w:b w:val="0"/>
         <w:bCs w:val="0"/>
         <w:i w:val="0"/>
@@ -3091,7 +5186,7 @@
         <w:ind w:start="32.40pt" w:hanging="18pt"/>
       </w:pPr>
       <w:rPr>
-        <w:rFonts w:ascii="Symbol" w:hAnsi="Symbol" w:hint="default"/>
+        <w:rFonts w:hint="default" w:ascii="Symbol" w:hAnsi="Symbol"/>
       </w:rPr>
     </w:lvl>
     <w:lvl w:ilvl="1" w:tplc="04090003">
@@ -3106,7 +5201,7 @@
         <w:ind w:start="72pt" w:hanging="18pt"/>
       </w:pPr>
       <w:rPr>
-        <w:rFonts w:ascii="Courier New" w:hAnsi="Courier New" w:hint="default"/>
+        <w:rFonts w:hint="default" w:ascii="Courier New" w:hAnsi="Courier New"/>
       </w:rPr>
     </w:lvl>
     <w:lvl w:ilvl="2" w:tplc="04090005">
@@ -3121,7 +5216,7 @@
         <w:ind w:start="108pt" w:hanging="18pt"/>
       </w:pPr>
       <w:rPr>
-        <w:rFonts w:ascii="Wingdings" w:hAnsi="Wingdings" w:hint="default"/>
+        <w:rFonts w:hint="default" w:ascii="Wingdings" w:hAnsi="Wingdings"/>
       </w:rPr>
     </w:lvl>
     <w:lvl w:ilvl="3" w:tplc="04090001">
@@ -3136,7 +5231,7 @@
         <w:ind w:start="144pt" w:hanging="18pt"/>
       </w:pPr>
       <w:rPr>
-        <w:rFonts w:ascii="Symbol" w:hAnsi="Symbol" w:hint="default"/>
+        <w:rFonts w:hint="default" w:ascii="Symbol" w:hAnsi="Symbol"/>
       </w:rPr>
     </w:lvl>
     <w:lvl w:ilvl="4" w:tplc="04090003">
@@ -3151,7 +5246,7 @@
         <w:ind w:start="180pt" w:hanging="18pt"/>
       </w:pPr>
       <w:rPr>
-        <w:rFonts w:ascii="Courier New" w:hAnsi="Courier New" w:hint="default"/>
+        <w:rFonts w:hint="default" w:ascii="Courier New" w:hAnsi="Courier New"/>
       </w:rPr>
     </w:lvl>
     <w:lvl w:ilvl="5" w:tplc="04090005">
@@ -3166,7 +5261,7 @@
         <w:ind w:start="216pt" w:hanging="18pt"/>
       </w:pPr>
       <w:rPr>
-        <w:rFonts w:ascii="Wingdings" w:hAnsi="Wingdings" w:hint="default"/>
+        <w:rFonts w:hint="default" w:ascii="Wingdings" w:hAnsi="Wingdings"/>
       </w:rPr>
     </w:lvl>
     <w:lvl w:ilvl="6" w:tplc="04090001">
@@ -3181,7 +5276,7 @@
         <w:ind w:start="252pt" w:hanging="18pt"/>
       </w:pPr>
       <w:rPr>
-        <w:rFonts w:ascii="Symbol" w:hAnsi="Symbol" w:hint="default"/>
+        <w:rFonts w:hint="default" w:ascii="Symbol" w:hAnsi="Symbol"/>
       </w:rPr>
     </w:lvl>
     <w:lvl w:ilvl="7" w:tplc="04090003">
@@ -3196,7 +5291,7 @@
         <w:ind w:start="288pt" w:hanging="18pt"/>
       </w:pPr>
       <w:rPr>
-        <w:rFonts w:ascii="Courier New" w:hAnsi="Courier New" w:hint="default"/>
+        <w:rFonts w:hint="default" w:ascii="Courier New" w:hAnsi="Courier New"/>
       </w:rPr>
     </w:lvl>
     <w:lvl w:ilvl="8" w:tplc="04090005">
@@ -3211,7 +5306,7 @@
         <w:ind w:start="324pt" w:hanging="18pt"/>
       </w:pPr>
       <w:rPr>
-        <w:rFonts w:ascii="Wingdings" w:hAnsi="Wingdings" w:hint="default"/>
+        <w:rFonts w:hint="default" w:ascii="Wingdings" w:hAnsi="Wingdings"/>
       </w:rPr>
     </w:lvl>
   </w:abstractNum>
@@ -3231,7 +5326,7 @@
         <w:ind w:start="36pt" w:hanging="18pt"/>
       </w:pPr>
       <w:rPr>
-        <w:rFonts w:cs="Times New Roman" w:hint="default"/>
+        <w:rFonts w:hint="default" w:cs="Times New Roman"/>
       </w:rPr>
     </w:lvl>
   </w:abstractNum>
@@ -3252,7 +5347,7 @@
         <w:ind w:firstLine="10.80pt"/>
       </w:pPr>
       <w:rPr>
-        <w:rFonts w:ascii="Times New Roman" w:hAnsi="Times New Roman" w:cs="Times New Roman" w:hint="default"/>
+        <w:rFonts w:hint="default" w:ascii="Times New Roman" w:hAnsi="Times New Roman" w:cs="Times New Roman"/>
         <w:caps w:val="0"/>
         <w:strike w:val="0"/>
         <w:dstrike w:val="0"/>
@@ -3284,7 +5379,7 @@
         <w:ind w:start="14.40pt" w:hanging="14.40pt"/>
       </w:pPr>
       <w:rPr>
-        <w:rFonts w:ascii="Times New Roman" w:hAnsi="Times New Roman" w:cs="Times New Roman" w:hint="default"/>
+        <w:rFonts w:hint="default" w:ascii="Times New Roman" w:hAnsi="Times New Roman" w:cs="Times New Roman"/>
         <w:b w:val="0"/>
         <w:bCs w:val="0"/>
         <w:i/>
@@ -3320,7 +5415,7 @@
         <w:ind w:firstLine="9pt"/>
       </w:pPr>
       <w:rPr>
-        <w:rFonts w:ascii="Times New Roman" w:hAnsi="Times New Roman" w:cs="Times New Roman" w:hint="default"/>
+        <w:rFonts w:hint="default" w:ascii="Times New Roman" w:hAnsi="Times New Roman" w:cs="Times New Roman"/>
         <w:b w:val="0"/>
         <w:bCs w:val="0"/>
         <w:i/>
@@ -3356,7 +5451,7 @@
         <w:ind w:firstLine="18pt"/>
       </w:pPr>
       <w:rPr>
-        <w:rFonts w:ascii="Times New Roman" w:hAnsi="Times New Roman" w:cs="Times New Roman" w:hint="default"/>
+        <w:rFonts w:hint="default" w:ascii="Times New Roman" w:hAnsi="Times New Roman" w:cs="Times New Roman"/>
         <w:b w:val="0"/>
         <w:bCs w:val="0"/>
         <w:i/>
@@ -3378,7 +5473,7 @@
         <w:ind w:start="144pt"/>
       </w:pPr>
       <w:rPr>
-        <w:rFonts w:cs="Times New Roman" w:hint="default"/>
+        <w:rFonts w:hint="default" w:cs="Times New Roman"/>
       </w:rPr>
     </w:lvl>
     <w:lvl w:ilvl="5">
@@ -3393,7 +5488,7 @@
         <w:ind w:start="180pt"/>
       </w:pPr>
       <w:rPr>
-        <w:rFonts w:cs="Times New Roman" w:hint="default"/>
+        <w:rFonts w:hint="default" w:cs="Times New Roman"/>
       </w:rPr>
     </w:lvl>
     <w:lvl w:ilvl="6">
@@ -3408,7 +5503,7 @@
         <w:ind w:start="216pt"/>
       </w:pPr>
       <w:rPr>
-        <w:rFonts w:cs="Times New Roman" w:hint="default"/>
+        <w:rFonts w:hint="default" w:cs="Times New Roman"/>
       </w:rPr>
     </w:lvl>
     <w:lvl w:ilvl="7">
@@ -3423,7 +5518,7 @@
         <w:ind w:start="252pt"/>
       </w:pPr>
       <w:rPr>
-        <w:rFonts w:cs="Times New Roman" w:hint="default"/>
+        <w:rFonts w:hint="default" w:cs="Times New Roman"/>
       </w:rPr>
     </w:lvl>
     <w:lvl w:ilvl="8">
@@ -3438,7 +5533,7 @@
         <w:ind w:start="288pt"/>
       </w:pPr>
       <w:rPr>
-        <w:rFonts w:cs="Times New Roman" w:hint="default"/>
+        <w:rFonts w:hint="default" w:cs="Times New Roman"/>
       </w:rPr>
     </w:lvl>
   </w:abstractNum>
@@ -3456,7 +5551,7 @@
         <w:ind w:start="20.90pt" w:hanging="18pt"/>
       </w:pPr>
       <w:rPr>
-        <w:rFonts w:ascii="Times New Roman" w:hAnsi="Times New Roman" w:hint="default"/>
+        <w:rFonts w:hint="default" w:ascii="Times New Roman" w:hAnsi="Times New Roman"/>
         <w:b w:val="0"/>
         <w:i w:val="0"/>
         <w:caps w:val="0"/>
@@ -3570,7 +5665,7 @@
         <w:ind w:start="18pt" w:hanging="18pt"/>
       </w:pPr>
       <w:rPr>
-        <w:rFonts w:ascii="Times New Roman" w:hAnsi="Times New Roman" w:cs="Times New Roman" w:hint="default"/>
+        <w:rFonts w:hint="default" w:ascii="Times New Roman" w:hAnsi="Times New Roman" w:cs="Times New Roman"/>
         <w:b w:val="0"/>
         <w:bCs w:val="0"/>
         <w:i w:val="0"/>
@@ -3594,7 +5689,7 @@
         <w:ind w:start="18pt" w:hanging="18pt"/>
       </w:pPr>
       <w:rPr>
-        <w:rFonts w:ascii="Times New Roman" w:hAnsi="Times New Roman" w:cs="Times New Roman" w:hint="default"/>
+        <w:rFonts w:hint="default" w:ascii="Times New Roman" w:hAnsi="Times New Roman" w:cs="Times New Roman"/>
         <w:b w:val="0"/>
         <w:bCs w:val="0"/>
         <w:i w:val="0"/>
@@ -3741,7 +5836,7 @@
         </w:tabs>
       </w:pPr>
       <w:rPr>
-        <w:rFonts w:ascii="Times New Roman" w:hAnsi="Times New Roman" w:cs="Times New Roman" w:hint="default"/>
+        <w:rFonts w:hint="default" w:ascii="Times New Roman" w:hAnsi="Times New Roman" w:cs="Times New Roman"/>
         <w:b w:val="0"/>
         <w:bCs w:val="0"/>
         <w:i w:val="0"/>
@@ -3751,6 +5846,9 @@
       </w:rPr>
     </w:lvl>
   </w:abstractNum>
+  <w:num w:numId="25">
+    <w:abstractNumId w:val="21"/>
+  </w:num>
   <w:num w:numId="1" w16cid:durableId="1369909383">
     <w:abstractNumId w:val="14"/>
   </w:num>
@@ -3827,11 +5925,11 @@
 </file>
 
 <file path=word/styles.xml><?xml version="1.0" encoding="utf-8"?>
-<w:styles xmlns:mc="http://schemas.openxmlformats.org/markup-compatibility/2006" xmlns:r="http://purl.oclc.org/ooxml/officeDocument/relationships" xmlns:w="http://purl.oclc.org/ooxml/wordprocessingml/main" xmlns:w14="http://schemas.microsoft.com/office/word/2010/wordml" xmlns:w15="http://schemas.microsoft.com/office/word/2012/wordml" xmlns:w16cex="http://schemas.microsoft.com/office/word/2018/wordml/cex" xmlns:w16cid="http://schemas.microsoft.com/office/word/2016/wordml/cid" xmlns:w16="http://schemas.microsoft.com/office/word/2018/wordml" xmlns:w16du="http://schemas.microsoft.com/office/word/2023/wordml/word16du" xmlns:w16sdtdh="http://schemas.microsoft.com/office/word/2020/wordml/sdtdatahash" xmlns:w16sdtfl="http://schemas.microsoft.com/office/word/2024/wordml/sdtformatlock" xmlns:w16se="http://schemas.microsoft.com/office/word/2015/wordml/symex" mc:Ignorable="w14 w15 w16se w16cid w16 w16cex w16sdtdh w16sdtfl w16du">
+<w:styles xmlns:wp14="http://schemas.microsoft.com/office/word/2010/wordprocessingDrawing" xmlns:mc="http://schemas.openxmlformats.org/markup-compatibility/2006" xmlns:r="http://purl.oclc.org/ooxml/officeDocument/relationships" xmlns:w="http://purl.oclc.org/ooxml/wordprocessingml/main" xmlns:w14="http://schemas.microsoft.com/office/word/2010/wordml" xmlns:w15="http://schemas.microsoft.com/office/word/2012/wordml" xmlns:w16cex="http://schemas.microsoft.com/office/word/2018/wordml/cex" xmlns:w16cid="http://schemas.microsoft.com/office/word/2016/wordml/cid" xmlns:w16="http://schemas.microsoft.com/office/word/2018/wordml" xmlns:w16du="http://schemas.microsoft.com/office/word/2023/wordml/word16du" xmlns:w16sdtdh="http://schemas.microsoft.com/office/word/2020/wordml/sdtdatahash" xmlns:w16sdtfl="http://schemas.microsoft.com/office/word/2024/wordml/sdtformatlock" xmlns:w16se="http://schemas.microsoft.com/office/word/2015/wordml/symex" mc:Ignorable="w14 w15 w16se w16cid w16 w16cex w16sdtdh w16sdtfl w16du wp14">
   <w:docDefaults>
     <w:rPrDefault>
       <w:rPr>
-        <w:rFonts w:ascii="Times New Roman" w:eastAsia="SimSun" w:hAnsi="Times New Roman" w:cs="Times New Roman"/>
+        <w:rFonts w:ascii="Times New Roman" w:hAnsi="Times New Roman" w:eastAsia="SimSun" w:cs="Times New Roman"/>
         <w:lang w:val="en-US" w:eastAsia="en-US" w:bidi="ar-SA"/>
       </w:rPr>
     </w:rPrDefault>
@@ -3897,7 +5995,7 @@
     <w:lsdException w:name="Table Web 2" w:semiHidden="1" w:unhideWhenUsed="1"/>
     <w:lsdException w:name="Table Web 3" w:semiHidden="1" w:unhideWhenUsed="1"/>
     <w:lsdException w:name="Table Theme" w:semiHidden="1" w:unhideWhenUsed="1"/>
-    <w:lsdException w:name="Placeholder Text" w:semiHidden="1" w:uiPriority="99"/>
+    <w:lsdException w:name="Placeholder Text" w:uiPriority="99" w:semiHidden="1"/>
     <w:lsdException w:name="No Spacing" w:uiPriority="1" w:qFormat="1"/>
     <w:lsdException w:name="Light Shading" w:uiPriority="60"/>
     <w:lsdException w:name="Light List" w:uiPriority="61"/>
@@ -3919,7 +6017,7 @@
     <w:lsdException w:name="Medium Shading 1 Accent 1" w:uiPriority="63"/>
     <w:lsdException w:name="Medium Shading 2 Accent 1" w:uiPriority="64"/>
     <w:lsdException w:name="Medium List 1 Accent 1" w:uiPriority="65"/>
-    <w:lsdException w:name="Revision" w:semiHidden="1" w:uiPriority="99"/>
+    <w:lsdException w:name="Revision" w:uiPriority="99" w:semiHidden="1"/>
     <w:lsdException w:name="List Paragraph" w:uiPriority="34" w:qFormat="1"/>
     <w:lsdException w:name="Quote" w:uiPriority="29" w:qFormat="1"/>
     <w:lsdException w:name="Intense Quote" w:uiPriority="30" w:qFormat="1"/>
@@ -4006,8 +6104,8 @@
     <w:lsdException w:name="Subtle Reference" w:uiPriority="31" w:qFormat="1"/>
     <w:lsdException w:name="Intense Reference" w:uiPriority="32" w:qFormat="1"/>
     <w:lsdException w:name="Book Title" w:uiPriority="33" w:qFormat="1"/>
-    <w:lsdException w:name="Bibliography" w:semiHidden="1" w:uiPriority="37" w:unhideWhenUsed="1"/>
-    <w:lsdException w:name="TOC Heading" w:semiHidden="1" w:uiPriority="39" w:unhideWhenUsed="1" w:qFormat="1"/>
+    <w:lsdException w:name="Bibliography" w:uiPriority="37" w:semiHidden="1" w:unhideWhenUsed="1"/>
+    <w:lsdException w:name="TOC Heading" w:uiPriority="39" w:semiHidden="1" w:unhideWhenUsed="1" w:qFormat="1"/>
     <w:lsdException w:name="Plain Table 1" w:uiPriority="41"/>
     <w:lsdException w:name="Plain Table 2" w:uiPriority="42"/>
     <w:lsdException w:name="Plain Table 3" w:uiPriority="43"/>
@@ -4112,13 +6210,13 @@
     <w:lsdException w:name="List Table 5 Dark Accent 6" w:uiPriority="50"/>
     <w:lsdException w:name="List Table 6 Colorful Accent 6" w:uiPriority="51"/>
     <w:lsdException w:name="List Table 7 Colorful Accent 6" w:uiPriority="52"/>
-    <w:lsdException w:name="Mention" w:semiHidden="1" w:uiPriority="99" w:unhideWhenUsed="1"/>
-    <w:lsdException w:name="Smart Hyperlink" w:semiHidden="1" w:uiPriority="99" w:unhideWhenUsed="1"/>
-    <w:lsdException w:name="Hashtag" w:semiHidden="1" w:uiPriority="99" w:unhideWhenUsed="1"/>
-    <w:lsdException w:name="Unresolved Mention" w:semiHidden="1" w:uiPriority="99" w:unhideWhenUsed="1"/>
-    <w:lsdException w:name="Smart Link" w:semiHidden="1" w:uiPriority="99" w:unhideWhenUsed="1"/>
+    <w:lsdException w:name="Mention" w:uiPriority="99" w:semiHidden="1" w:unhideWhenUsed="1"/>
+    <w:lsdException w:name="Smart Hyperlink" w:uiPriority="99" w:semiHidden="1" w:unhideWhenUsed="1"/>
+    <w:lsdException w:name="Hashtag" w:uiPriority="99" w:semiHidden="1" w:unhideWhenUsed="1"/>
+    <w:lsdException w:name="Unresolved Mention" w:uiPriority="99" w:semiHidden="1" w:unhideWhenUsed="1"/>
+    <w:lsdException w:name="Smart Link" w:uiPriority="99" w:semiHidden="1" w:unhideWhenUsed="1"/>
   </w:latentStyles>
-  <w:style w:type="paragraph" w:default="1" w:styleId="Normal">
+  <w:style w:type="paragraph" w:styleId="Normal" w:default="1">
     <w:name w:val="Normal"/>
     <w:qFormat/>
     <w:pPr>
@@ -4241,13 +6339,13 @@
       <w:noProof/>
     </w:rPr>
   </w:style>
-  <w:style w:type="character" w:default="1" w:styleId="DefaultParagraphFont">
+  <w:style w:type="character" w:styleId="DefaultParagraphFont" w:default="1">
     <w:name w:val="Default Paragraph Font"/>
     <w:uiPriority w:val="1"/>
     <w:semiHidden/>
     <w:unhideWhenUsed/>
   </w:style>
-  <w:style w:type="table" w:default="1" w:styleId="TableNormal">
+  <w:style w:type="table" w:styleId="TableNormal" w:default="1">
     <w:name w:val="Normal Table"/>
     <w:uiPriority w:val="99"/>
     <w:semiHidden/>
@@ -4262,13 +6360,13 @@
       </w:tblCellMar>
     </w:tblPr>
   </w:style>
-  <w:style w:type="numbering" w:default="1" w:styleId="NoList">
+  <w:style w:type="numbering" w:styleId="NoList" w:default="1">
     <w:name w:val="No List"/>
     <w:uiPriority w:val="99"/>
     <w:semiHidden/>
     <w:unhideWhenUsed/>
   </w:style>
-  <w:style w:type="paragraph" w:customStyle="1" w:styleId="Abstract">
+  <w:style w:type="paragraph" w:styleId="Abstract" w:customStyle="1">
     <w:name w:val="Abstract"/>
     <w:rsid w:val="00972203"/>
     <w:pPr>
@@ -4283,13 +6381,13 @@
       <w:szCs w:val="18"/>
     </w:rPr>
   </w:style>
-  <w:style w:type="paragraph" w:customStyle="1" w:styleId="Affiliation">
+  <w:style w:type="paragraph" w:styleId="Affiliation" w:customStyle="1">
     <w:name w:val="Affiliation"/>
     <w:pPr>
       <w:jc w:val="center"/>
     </w:pPr>
   </w:style>
-  <w:style w:type="paragraph" w:customStyle="1" w:styleId="Author">
+  <w:style w:type="paragraph" w:styleId="Author" w:customStyle="1">
     <w:name w:val="Author"/>
     <w:pPr>
       <w:spacing w:before="18pt" w:after="2pt"/>
@@ -4319,7 +6417,7 @@
       <w:lang w:val="x-none" w:eastAsia="x-none"/>
     </w:rPr>
   </w:style>
-  <w:style w:type="character" w:customStyle="1" w:styleId="BodyTextChar">
+  <w:style w:type="character" w:styleId="BodyTextChar" w:customStyle="1">
     <w:name w:val="Body Text Char"/>
     <w:link w:val="BodyText"/>
     <w:rsid w:val="00E7596C"/>
@@ -4328,7 +6426,7 @@
       <w:lang w:val="x-none" w:eastAsia="x-none"/>
     </w:rPr>
   </w:style>
-  <w:style w:type="paragraph" w:customStyle="1" w:styleId="bulletlist">
+  <w:style w:type="paragraph" w:styleId="bulletlist" w:customStyle="1">
     <w:name w:val="bullet list"/>
     <w:basedOn w:val="BodyText"/>
     <w:rsid w:val="001B67DC"/>
@@ -4342,7 +6440,7 @@
       <w:ind w:start="28.80pt" w:hanging="14.40pt"/>
     </w:pPr>
   </w:style>
-  <w:style w:type="paragraph" w:customStyle="1" w:styleId="equation">
+  <w:style w:type="paragraph" w:styleId="equation" w:customStyle="1">
     <w:name w:val="equation"/>
     <w:basedOn w:val="Normal"/>
     <w:rsid w:val="008A2C7D"/>
@@ -4357,7 +6455,7 @@
       <w:rFonts w:ascii="Symbol" w:hAnsi="Symbol" w:cs="Symbol"/>
     </w:rPr>
   </w:style>
-  <w:style w:type="paragraph" w:customStyle="1" w:styleId="figurecaption">
+  <w:style w:type="paragraph" w:styleId="figurecaption" w:customStyle="1">
     <w:name w:val="figure caption"/>
     <w:rsid w:val="005B0344"/>
     <w:pPr>
@@ -4377,10 +6475,10 @@
       <w:szCs w:val="16"/>
     </w:rPr>
   </w:style>
-  <w:style w:type="paragraph" w:customStyle="1" w:styleId="footnote">
+  <w:style w:type="paragraph" w:styleId="footnote" w:customStyle="1">
     <w:name w:val="footnote"/>
     <w:pPr>
-      <w:framePr w:hSpace="9.35pt" w:vSpace="9.35pt" w:wrap="notBeside" w:vAnchor="text" w:hAnchor="page" w:x="306.05pt" w:y="28.85pt"/>
+      <w:framePr w:vSpace="9.35pt" w:hSpace="9.35pt" w:wrap="notBeside" w:hAnchor="page" w:vAnchor="text" w:x="306.05pt" w:y="28.85pt"/>
       <w:numPr>
         <w:numId w:val="3"/>
       </w:numPr>
@@ -4391,7 +6489,7 @@
       <w:szCs w:val="16"/>
     </w:rPr>
   </w:style>
-  <w:style w:type="paragraph" w:customStyle="1" w:styleId="papersubtitle">
+  <w:style w:type="paragraph" w:styleId="papersubtitle" w:customStyle="1">
     <w:name w:val="paper subtitle"/>
     <w:pPr>
       <w:spacing w:after="6pt"/>
@@ -4404,7 +6502,7 @@
       <w:szCs w:val="28"/>
     </w:rPr>
   </w:style>
-  <w:style w:type="paragraph" w:customStyle="1" w:styleId="papertitle">
+  <w:style w:type="paragraph" w:styleId="papertitle" w:customStyle="1">
     <w:name w:val="paper title"/>
     <w:pPr>
       <w:spacing w:after="6pt"/>
@@ -4417,7 +6515,7 @@
       <w:szCs w:val="48"/>
     </w:rPr>
   </w:style>
-  <w:style w:type="paragraph" w:customStyle="1" w:styleId="references">
+  <w:style w:type="paragraph" w:styleId="references" w:customStyle="1">
     <w:name w:val="references"/>
     <w:pPr>
       <w:numPr>
@@ -4433,12 +6531,12 @@
       <w:szCs w:val="16"/>
     </w:rPr>
   </w:style>
-  <w:style w:type="paragraph" w:customStyle="1" w:styleId="sponsors">
+  <w:style w:type="paragraph" w:styleId="sponsors" w:customStyle="1">
     <w:name w:val="sponsors"/>
     <w:pPr>
       <w:framePr w:wrap="auto" w:hAnchor="text" w:x="30.75pt" w:y="111.95pt"/>
       <w:pBdr>
-        <w:top w:val="single" w:sz="4" w:space="2" w:color="auto"/>
+        <w:top w:val="single" w:color="auto" w:sz="4" w:space="2"/>
       </w:pBdr>
       <w:ind w:firstLine="14.40pt"/>
     </w:pPr>
@@ -4447,7 +6545,7 @@
       <w:szCs w:val="16"/>
     </w:rPr>
   </w:style>
-  <w:style w:type="paragraph" w:customStyle="1" w:styleId="tablecolhead">
+  <w:style w:type="paragraph" w:styleId="tablecolhead" w:customStyle="1">
     <w:name w:val="table col head"/>
     <w:basedOn w:val="Normal"/>
     <w:rPr>
@@ -4457,7 +6555,7 @@
       <w:szCs w:val="16"/>
     </w:rPr>
   </w:style>
-  <w:style w:type="paragraph" w:customStyle="1" w:styleId="tablecolsubhead">
+  <w:style w:type="paragraph" w:styleId="tablecolsubhead" w:customStyle="1">
     <w:name w:val="table col subhead"/>
     <w:basedOn w:val="tablecolhead"/>
     <w:rPr>
@@ -4467,7 +6565,7 @@
       <w:szCs w:val="15"/>
     </w:rPr>
   </w:style>
-  <w:style w:type="paragraph" w:customStyle="1" w:styleId="tablecopy">
+  <w:style w:type="paragraph" w:styleId="tablecopy" w:customStyle="1">
     <w:name w:val="table copy"/>
     <w:pPr>
       <w:jc w:val="both"/>
@@ -4478,7 +6576,7 @@
       <w:szCs w:val="16"/>
     </w:rPr>
   </w:style>
-  <w:style w:type="paragraph" w:customStyle="1" w:styleId="tablefootnote">
+  <w:style w:type="paragraph" w:styleId="tablefootnote" w:customStyle="1">
     <w:name w:val="table footnote"/>
     <w:rsid w:val="005E2800"/>
     <w:pPr>
@@ -4494,7 +6592,7 @@
       <w:szCs w:val="12"/>
     </w:rPr>
   </w:style>
-  <w:style w:type="paragraph" w:customStyle="1" w:styleId="tablehead">
+  <w:style w:type="paragraph" w:styleId="tablehead" w:customStyle="1">
     <w:name w:val="table head"/>
     <w:pPr>
       <w:numPr>
@@ -4510,7 +6608,7 @@
       <w:szCs w:val="16"/>
     </w:rPr>
   </w:style>
-  <w:style w:type="paragraph" w:customStyle="1" w:styleId="Keywords">
+  <w:style w:type="paragraph" w:styleId="Keywords" w:customStyle="1">
     <w:name w:val="Keywords"/>
     <w:basedOn w:val="Abstract"/>
     <w:qFormat/>
@@ -4535,7 +6633,7 @@
       </w:tabs>
     </w:pPr>
   </w:style>
-  <w:style w:type="character" w:customStyle="1" w:styleId="HeaderChar">
+  <w:style w:type="character" w:styleId="HeaderChar" w:customStyle="1">
     <w:name w:val="Header Char"/>
     <w:basedOn w:val="DefaultParagraphFont"/>
     <w:link w:val="Header"/>
@@ -4553,17 +6651,43 @@
       </w:tabs>
     </w:pPr>
   </w:style>
-  <w:style w:type="character" w:customStyle="1" w:styleId="FooterChar">
+  <w:style w:type="character" w:styleId="FooterChar" w:customStyle="1">
     <w:name w:val="Footer Char"/>
     <w:basedOn w:val="DefaultParagraphFont"/>
     <w:link w:val="Footer"/>
     <w:rsid w:val="001A3B3D"/>
   </w:style>
+  <w:style w:type="table" w:styleId="TableGrid">
+    <w:name w:val="Table Grid"/>
+    <w:basedOn w:val="TableNormal"/>
+    <w:uiPriority w:val="59"/>
+    <w:rsid w:val="00FB4123"/>
+    <w:tblPr>
+      <w:tblBorders>
+        <w:top w:val="single" w:color="000000" w:themeColor="text1" w:sz="4" w:space="0"/>
+        <w:start w:val="single" w:color="000000" w:themeColor="text1" w:sz="4" w:space="0"/>
+        <w:bottom w:val="single" w:color="000000" w:themeColor="text1" w:sz="4" w:space="0"/>
+        <w:end w:val="single" w:color="000000" w:themeColor="text1" w:sz="4" w:space="0"/>
+        <w:insideH w:val="single" w:color="000000" w:themeColor="text1" w:sz="4" w:space="0"/>
+        <w:insideV w:val="single" w:color="000000" w:themeColor="text1" w:sz="4" w:space="0"/>
+      </w:tblBorders>
+    </w:tblPr>
+  </w:style>
+  <w:style xmlns:w14="http://schemas.microsoft.com/office/word/2010/wordml" xmlns:mc="http://schemas.openxmlformats.org/markup-compatibility/2006" xmlns:w="http://purl.oclc.org/ooxml/wordprocessingml/main" w:type="character" w:styleId="Hyperlink" mc:Ignorable="w14">
+    <w:name xmlns:w="http://purl.oclc.org/ooxml/wordprocessingml/main" w:val="Hyperlink"/>
+    <w:basedOn xmlns:w="http://purl.oclc.org/ooxml/wordprocessingml/main" w:val="DefaultParagraphFont"/>
+    <w:uiPriority xmlns:w="http://purl.oclc.org/ooxml/wordprocessingml/main" w:val="99"/>
+    <w:unhideWhenUsed xmlns:w="http://purl.oclc.org/ooxml/wordprocessingml/main"/>
+    <w:rPr xmlns:w="http://purl.oclc.org/ooxml/wordprocessingml/main">
+      <w:color w:val="0563C1" w:themeColor="hyperlink"/>
+      <w:u w:val="single"/>
+    </w:rPr>
+  </w:style>
 </w:styles>
 </file>
 
 <file path=word/theme/theme1.xml><?xml version="1.0" encoding="utf-8"?>
-<a:theme xmlns:a="http://purl.oclc.org/ooxml/drawingml/main" name="Office Theme">
+<a:theme xmlns:a="http://purl.oclc.org/ooxml/drawingml/main" xmlns:thm15="http://schemas.microsoft.com/office/thememl/2012/main" name="Office Theme">
   <a:themeElements>
     <a:clrScheme name="Office">
       <a:dk1>

--- a/Challenge 3/Challenge3-report.docx
+++ b/Challenge 3/Challenge3-report.docx
@@ -1,6 +1,6 @@
 
 <file path=word/document.xml><?xml version="1.0" encoding="utf-8"?>
-<w:document xmlns:cx="http://schemas.microsoft.com/office/drawing/2014/chartex" xmlns:cx1="http://schemas.microsoft.com/office/drawing/2015/9/8/chartex" xmlns:cx2="http://schemas.microsoft.com/office/drawing/2015/10/21/chartex" xmlns:cx3="http://schemas.microsoft.com/office/drawing/2016/5/9/chartex" xmlns:cx4="http://schemas.microsoft.com/office/drawing/2016/5/10/chartex" xmlns:cx5="http://schemas.microsoft.com/office/drawing/2016/5/11/chartex" xmlns:cx6="http://schemas.microsoft.com/office/drawing/2016/5/12/chartex" xmlns:cx7="http://schemas.microsoft.com/office/drawing/2016/5/13/chartex" xmlns:cx8="http://schemas.microsoft.com/office/drawing/2016/5/14/chartex" xmlns:mc="http://schemas.openxmlformats.org/markup-compatibility/2006" xmlns:aink="http://schemas.microsoft.com/office/drawing/2016/ink" xmlns:am3d="http://schemas.microsoft.com/office/drawing/2017/model3d" xmlns:o="urn:schemas-microsoft-com:office:office" xmlns:oel="http://schemas.microsoft.com/office/2019/extlst" xmlns:r="http://purl.oclc.org/ooxml/officeDocument/relationships" xmlns:m="http://purl.oclc.org/ooxml/officeDocument/math" xmlns:v="urn:schemas-microsoft-com:vml" xmlns:wp14="http://schemas.microsoft.com/office/word/2010/wordprocessingDrawing" xmlns:wp="http://purl.oclc.org/ooxml/drawingml/wordprocessingDrawing" xmlns:w10="urn:schemas-microsoft-com:office:word" xmlns:w="http://purl.oclc.org/ooxml/wordprocessingml/main" xmlns:w14="http://schemas.microsoft.com/office/word/2010/wordml" xmlns:w15="http://schemas.microsoft.com/office/word/2012/wordml" xmlns:w16cex="http://schemas.microsoft.com/office/word/2018/wordml/cex" xmlns:w16cid="http://schemas.microsoft.com/office/word/2016/wordml/cid" xmlns:w16="http://schemas.microsoft.com/office/word/2018/wordml" xmlns:w16du="http://schemas.microsoft.com/office/word/2023/wordml/word16du" xmlns:w16sdtdh="http://schemas.microsoft.com/office/word/2020/wordml/sdtdatahash" xmlns:w16sdtfl="http://schemas.microsoft.com/office/word/2024/wordml/sdtformatlock" xmlns:w16se="http://schemas.microsoft.com/office/word/2015/wordml/symex" xmlns:wpi="http://schemas.microsoft.com/office/word/2010/wordprocessingInk" xmlns:wne="http://schemas.microsoft.com/office/word/2006/wordml" w:conformance="strict" mc:Ignorable="w14 w15 w16se w16cid w16 w16cex w16sdtdh w16sdtfl w16du wne wp14">
+<w:document xmlns:cx="http://schemas.microsoft.com/office/drawing/2014/chartex" xmlns:cx1="http://schemas.microsoft.com/office/drawing/2015/9/8/chartex" xmlns:cx2="http://schemas.microsoft.com/office/drawing/2015/10/21/chartex" xmlns:cx3="http://schemas.microsoft.com/office/drawing/2016/5/9/chartex" xmlns:cx4="http://schemas.microsoft.com/office/drawing/2016/5/10/chartex" xmlns:cx5="http://schemas.microsoft.com/office/drawing/2016/5/11/chartex" xmlns:cx6="http://schemas.microsoft.com/office/drawing/2016/5/12/chartex" xmlns:cx7="http://schemas.microsoft.com/office/drawing/2016/5/13/chartex" xmlns:cx8="http://schemas.microsoft.com/office/drawing/2016/5/14/chartex" xmlns:mc="http://schemas.openxmlformats.org/markup-compatibility/2006" xmlns:aink="http://schemas.microsoft.com/office/drawing/2016/ink" xmlns:am3d="http://schemas.microsoft.com/office/drawing/2017/model3d" xmlns:o="urn:schemas-microsoft-com:office:office" xmlns:oel="http://schemas.microsoft.com/office/2019/extlst" xmlns:r="http://purl.oclc.org/ooxml/officeDocument/relationships" xmlns:m="http://purl.oclc.org/ooxml/officeDocument/math" xmlns:v="urn:schemas-microsoft-com:vml" xmlns:wp14="http://schemas.microsoft.com/office/word/2010/wordprocessingDrawing" xmlns:wp="http://purl.oclc.org/ooxml/drawingml/wordprocessingDrawing" xmlns:w10="urn:schemas-microsoft-com:office:word" xmlns:w="http://purl.oclc.org/ooxml/wordprocessingml/main" xmlns:w14="http://schemas.microsoft.com/office/word/2010/wordml" xmlns:w15="http://schemas.microsoft.com/office/word/2012/wordml" xmlns:w16cex="http://schemas.microsoft.com/office/word/2018/wordml/cex" xmlns:w16cid="http://schemas.microsoft.com/office/word/2016/wordml/cid" xmlns:w16="http://schemas.microsoft.com/office/word/2018/wordml" xmlns:w16du="http://schemas.microsoft.com/office/word/2023/wordml/word16du" xmlns:w16sdtdh="http://schemas.microsoft.com/office/word/2020/wordml/sdtdatahash" xmlns:w16sdtfl="http://schemas.microsoft.com/office/word/2024/wordml/sdtformatlock" xmlns:w16se="http://schemas.microsoft.com/office/word/2015/wordml/symex" xmlns:wpi="http://schemas.microsoft.com/office/word/2010/wordprocessingInk" xmlns:wne="http://schemas.microsoft.com/office/word/2006/wordml" mc:Ignorable="w14 w15 w16se w16cid w16 w16cex w16sdtdh w16sdtfl w16du wne wp14" w:conformance="strict">
   <w:body>
     <w:p>
       <w:pPr>
@@ -88,9 +88,9 @@
           <w:headerReference w:type="default" r:id="rId8"/>
           <w:footerReference w:type="default" r:id="rId9"/>
           <w:footerReference w:type="first" r:id="rId10"/>
-          <w:pgSz w:w="595.3pt" w:h="841.9pt" w:orient="portrait" w:code="9"/>
+          <w:pgSz w:w="595.30pt" w:h="841.90pt" w:code="9"/>
           <w:pgMar w:top="27pt" w:right="44.65pt" w:bottom="72pt" w:left="44.65pt" w:header="36pt" w:footer="36pt" w:gutter="0pt"/>
-          <w:cols w:space="720"/>
+          <w:cols w:space="36pt"/>
           <w:titlePg/>
           <w:docGrid w:linePitch="360"/>
         </w:sectPr>
@@ -314,12 +314,6 @@
           <w:szCs w:val="18"/>
         </w:rPr>
         <w:br/>
-      </w:r>
-      <w:r>
-        <w:rPr>
-          <w:sz w:val="18"/>
-          <w:szCs w:val="18"/>
-        </w:rPr>
         <w:t xml:space="preserve">line 3: </w:t>
       </w:r>
       <w:r>
@@ -367,12 +361,6 @@
           <w:szCs w:val="18"/>
         </w:rPr>
         <w:br/>
-      </w:r>
-      <w:r>
-        <w:rPr>
-          <w:sz w:val="18"/>
-          <w:szCs w:val="18"/>
-        </w:rPr>
         <w:t>line 5: email address</w:t>
       </w:r>
       <w:r>
@@ -431,12 +419,6 @@
           <w:szCs w:val="18"/>
         </w:rPr>
         <w:br/>
-      </w:r>
-      <w:r>
-        <w:rPr>
-          <w:sz w:val="18"/>
-          <w:szCs w:val="18"/>
-        </w:rPr>
         <w:t xml:space="preserve">line 2: </w:t>
       </w:r>
       <w:r>
@@ -486,12 +468,6 @@
           <w:szCs w:val="18"/>
         </w:rPr>
         <w:br/>
-      </w:r>
-      <w:r>
-        <w:rPr>
-          <w:sz w:val="18"/>
-          <w:szCs w:val="18"/>
-        </w:rPr>
         <w:t xml:space="preserve">line 3: </w:t>
       </w:r>
       <w:r>
@@ -539,12 +515,6 @@
           <w:szCs w:val="18"/>
         </w:rPr>
         <w:br/>
-      </w:r>
-      <w:r>
-        <w:rPr>
-          <w:sz w:val="18"/>
-          <w:szCs w:val="18"/>
-        </w:rPr>
         <w:t>line 5: email address</w:t>
       </w:r>
       <w:r>
@@ -606,12 +576,6 @@
           <w:szCs w:val="18"/>
         </w:rPr>
         <w:br/>
-      </w:r>
-      <w:r>
-        <w:rPr>
-          <w:sz w:val="18"/>
-          <w:szCs w:val="18"/>
-        </w:rPr>
         <w:t xml:space="preserve">line 2: </w:t>
       </w:r>
       <w:r>
@@ -661,12 +625,6 @@
           <w:szCs w:val="18"/>
         </w:rPr>
         <w:br/>
-      </w:r>
-      <w:r>
-        <w:rPr>
-          <w:sz w:val="18"/>
-          <w:szCs w:val="18"/>
-        </w:rPr>
         <w:t xml:space="preserve">line 3: </w:t>
       </w:r>
       <w:r>
@@ -730,12 +688,6 @@
           <w:szCs w:val="18"/>
         </w:rPr>
         <w:br/>
-      </w:r>
-      <w:r>
-        <w:rPr>
-          <w:sz w:val="18"/>
-          <w:szCs w:val="18"/>
-        </w:rPr>
         <w:t>line 5: email address</w:t>
       </w:r>
       <w:r>
@@ -794,12 +746,6 @@
           <w:szCs w:val="18"/>
         </w:rPr>
         <w:br/>
-      </w:r>
-      <w:r>
-        <w:rPr>
-          <w:sz w:val="18"/>
-          <w:szCs w:val="18"/>
-        </w:rPr>
         <w:t xml:space="preserve">line 2: </w:t>
       </w:r>
       <w:r>
@@ -849,12 +795,6 @@
           <w:szCs w:val="18"/>
         </w:rPr>
         <w:br/>
-      </w:r>
-      <w:r>
-        <w:rPr>
-          <w:sz w:val="18"/>
-          <w:szCs w:val="18"/>
-        </w:rPr>
         <w:t xml:space="preserve">line 3: </w:t>
       </w:r>
       <w:r>
@@ -902,12 +842,6 @@
           <w:szCs w:val="18"/>
         </w:rPr>
         <w:br/>
-      </w:r>
-      <w:r>
-        <w:rPr>
-          <w:sz w:val="18"/>
-          <w:szCs w:val="18"/>
-        </w:rPr>
         <w:t>line 5: email address</w:t>
       </w:r>
       <w:r>
@@ -958,12 +892,6 @@
           <w:szCs w:val="18"/>
         </w:rPr>
         <w:br/>
-      </w:r>
-      <w:r>
-        <w:rPr>
-          <w:sz w:val="18"/>
-          <w:szCs w:val="18"/>
-        </w:rPr>
         <w:t xml:space="preserve">line 2: </w:t>
       </w:r>
       <w:r>
@@ -1013,12 +941,6 @@
           <w:szCs w:val="18"/>
         </w:rPr>
         <w:br/>
-      </w:r>
-      <w:r>
-        <w:rPr>
-          <w:sz w:val="18"/>
-          <w:szCs w:val="18"/>
-        </w:rPr>
         <w:t xml:space="preserve">line 3: </w:t>
       </w:r>
       <w:r>
@@ -1066,12 +988,6 @@
           <w:szCs w:val="18"/>
         </w:rPr>
         <w:br/>
-      </w:r>
-      <w:r>
-        <w:rPr>
-          <w:sz w:val="18"/>
-          <w:szCs w:val="18"/>
-        </w:rPr>
         <w:t>line 5: email address</w:t>
       </w:r>
       <w:r>
@@ -1091,22 +1007,23 @@
           <w:headerReference w:type="default" r:id="rId11"/>
           <w:footerReference w:type="default" r:id="rId12"/>
           <w:type w:val="continuous"/>
-          <w:pgSz w:w="595.3pt" w:h="841.9pt" w:orient="portrait" w:code="9"/>
-          <w:pgMar w:top="22.5pt" w:right="44.65pt" w:bottom="72pt" w:left="44.65pt" w:header="36pt" w:footer="36pt" w:gutter="0pt"/>
-          <w:cols w:space="720" w:num="3"/>
+          <w:pgSz w:w="595.30pt" w:h="841.90pt" w:code="9"/>
+          <w:pgMar w:top="22.50pt" w:right="44.65pt" w:bottom="72pt" w:left="44.65pt" w:header="36pt" w:footer="36pt" w:gutter="0pt"/>
+          <w:cols w:num="3" w:space="36pt"/>
           <w:docGrid w:linePitch="360"/>
         </w:sectPr>
       </w:pPr>
     </w:p>
+    <w:p/>
     <w:p>
       <w:pPr>
         <w:sectPr>
           <w:headerReference w:type="default" r:id="rId13"/>
           <w:footerReference w:type="default" r:id="rId14"/>
           <w:type w:val="continuous"/>
-          <w:pgSz w:w="595.3pt" w:h="841.9pt" w:orient="portrait" w:code="9"/>
-          <w:pgMar w:top="22.5pt" w:right="44.65pt" w:bottom="72pt" w:left="44.65pt" w:header="36pt" w:footer="36pt" w:gutter="0pt"/>
-          <w:cols w:space="720" w:num="3"/>
+          <w:pgSz w:w="595.30pt" w:h="841.90pt" w:code="9"/>
+          <w:pgMar w:top="22.50pt" w:right="44.65pt" w:bottom="72pt" w:left="44.65pt" w:header="36pt" w:footer="36pt" w:gutter="0pt"/>
+          <w:cols w:num="3" w:space="36pt"/>
           <w:docGrid w:linePitch="360"/>
         </w:sectPr>
       </w:pPr>
@@ -1118,246 +1035,230 @@
       <w:pPr>
         <w:pStyle w:val="Abstract"/>
         <w:rPr>
-          <w:i w:val="1"/>
-          <w:iCs w:val="1"/>
-        </w:rPr>
-      </w:pPr>
-      <w:r>
-        <w:rPr>
-          <w:i w:val="1"/>
-          <w:iCs w:val="1"/>
+          <w:i/>
+          <w:iCs/>
+        </w:rPr>
+      </w:pPr>
+      <w:r>
+        <w:rPr>
+          <w:i/>
+          <w:iCs/>
         </w:rPr>
         <w:t>Abstract</w:t>
       </w:r>
       <w:r>
-        <w:rPr/>
         <w:t>—</w:t>
       </w:r>
       <w:r>
-        <w:rPr/>
-        <w:t>This electronic document is a “live” template and already defines the components of your paper [title, text, heads, etc.] in its style sheet</w:t>
-      </w:r>
-      <w:r>
-        <w:rPr/>
-        <w:t xml:space="preserve">. </w:t>
-      </w:r>
-      <w:r>
-        <w:rPr/>
+        <w:t xml:space="preserve">This electronic document is a “live” template and already defines the components of your paper [title, text, heads, etc.] in its style sheet.  </w:t>
+      </w:r>
+      <w:r>
+        <w:rPr>
+          <w:i/>
+          <w:iCs/>
+        </w:rPr>
+        <w:t>*</w:t>
+      </w:r>
+      <w:r>
+        <w:rPr>
+          <w:i/>
+          <w:iCs/>
+        </w:rPr>
+        <w:t>CRITICAL</w:t>
+      </w:r>
+      <w:r>
+        <w:rPr>
+          <w:i/>
+          <w:iCs/>
+        </w:rPr>
+        <w:t>: Do</w:t>
+      </w:r>
+      <w:r>
+        <w:rPr>
+          <w:rFonts w:eastAsia="Times New Roman"/>
+          <w:i/>
+          <w:iCs/>
+        </w:rPr>
         <w:t xml:space="preserve"> </w:t>
       </w:r>
       <w:r>
         <w:rPr>
-          <w:i w:val="1"/>
-          <w:iCs w:val="1"/>
-        </w:rPr>
-        <w:t>*</w:t>
-      </w:r>
-      <w:r>
-        <w:rPr>
-          <w:i w:val="1"/>
-          <w:iCs w:val="1"/>
-        </w:rPr>
-        <w:t>CRITICAL</w:t>
-      </w:r>
-      <w:r>
-        <w:rPr>
-          <w:i w:val="1"/>
-          <w:iCs w:val="1"/>
-        </w:rPr>
-        <w:t>: Do</w:t>
+          <w:i/>
+          <w:iCs/>
+        </w:rPr>
+        <w:t>Not</w:t>
       </w:r>
       <w:r>
         <w:rPr>
           <w:rFonts w:eastAsia="Times New Roman"/>
-          <w:i w:val="1"/>
-          <w:iCs w:val="1"/>
+          <w:i/>
+          <w:iCs/>
         </w:rPr>
         <w:t xml:space="preserve"> </w:t>
       </w:r>
       <w:r>
         <w:rPr>
-          <w:i w:val="1"/>
-          <w:iCs w:val="1"/>
-        </w:rPr>
-        <w:t>Not</w:t>
+          <w:i/>
+          <w:iCs/>
+        </w:rPr>
+        <w:t>Use</w:t>
       </w:r>
       <w:r>
         <w:rPr>
           <w:rFonts w:eastAsia="Times New Roman"/>
-          <w:i w:val="1"/>
-          <w:iCs w:val="1"/>
+          <w:i/>
+          <w:iCs/>
         </w:rPr>
         <w:t xml:space="preserve"> </w:t>
       </w:r>
       <w:r>
         <w:rPr>
-          <w:i w:val="1"/>
-          <w:iCs w:val="1"/>
-        </w:rPr>
-        <w:t>Use</w:t>
+          <w:i/>
+          <w:iCs/>
+        </w:rPr>
+        <w:t>Symbols,</w:t>
       </w:r>
       <w:r>
         <w:rPr>
           <w:rFonts w:eastAsia="Times New Roman"/>
-          <w:i w:val="1"/>
-          <w:iCs w:val="1"/>
+          <w:i/>
+          <w:iCs/>
         </w:rPr>
         <w:t xml:space="preserve"> </w:t>
       </w:r>
       <w:r>
         <w:rPr>
-          <w:i w:val="1"/>
-          <w:iCs w:val="1"/>
-        </w:rPr>
-        <w:t>Symbols,</w:t>
+          <w:i/>
+          <w:iCs/>
+        </w:rPr>
+        <w:t>Special</w:t>
       </w:r>
       <w:r>
         <w:rPr>
           <w:rFonts w:eastAsia="Times New Roman"/>
-          <w:i w:val="1"/>
-          <w:iCs w:val="1"/>
+          <w:i/>
+          <w:iCs/>
         </w:rPr>
         <w:t xml:space="preserve"> </w:t>
       </w:r>
       <w:r>
         <w:rPr>
-          <w:i w:val="1"/>
-          <w:iCs w:val="1"/>
-        </w:rPr>
-        <w:t>Special</w:t>
+          <w:i/>
+          <w:iCs/>
+        </w:rPr>
+        <w:t>Characters,</w:t>
       </w:r>
       <w:r>
         <w:rPr>
           <w:rFonts w:eastAsia="Times New Roman"/>
-          <w:i w:val="1"/>
-          <w:iCs w:val="1"/>
+          <w:i/>
+          <w:iCs/>
         </w:rPr>
         <w:t xml:space="preserve"> </w:t>
       </w:r>
       <w:r>
         <w:rPr>
-          <w:i w:val="1"/>
-          <w:iCs w:val="1"/>
-        </w:rPr>
-        <w:t>Characters,</w:t>
-      </w:r>
-      <w:r>
-        <w:rPr>
           <w:rFonts w:eastAsia="Times New Roman"/>
-          <w:i w:val="1"/>
-          <w:iCs w:val="1"/>
+          <w:i/>
+          <w:iCs/>
+        </w:rPr>
+        <w:t xml:space="preserve">Footnotes, </w:t>
+      </w:r>
+      <w:r>
+        <w:rPr>
+          <w:i/>
+          <w:iCs/>
+        </w:rPr>
+        <w:t>or</w:t>
+      </w:r>
+      <w:r>
+        <w:rPr>
+          <w:rFonts w:eastAsia="Times New Roman"/>
+          <w:i/>
+          <w:iCs/>
         </w:rPr>
         <w:t xml:space="preserve"> </w:t>
       </w:r>
       <w:r>
         <w:rPr>
+          <w:i/>
+          <w:iCs/>
+        </w:rPr>
+        <w:t>Math</w:t>
+      </w:r>
+      <w:r>
+        <w:rPr>
           <w:rFonts w:eastAsia="Times New Roman"/>
-          <w:i w:val="1"/>
-          <w:iCs w:val="1"/>
-        </w:rPr>
-        <w:t xml:space="preserve">Footnotes, </w:t>
-      </w:r>
-      <w:r>
-        <w:rPr>
-          <w:i w:val="1"/>
-          <w:iCs w:val="1"/>
-        </w:rPr>
-        <w:t>or</w:t>
+          <w:i/>
+          <w:iCs/>
+        </w:rPr>
+        <w:t xml:space="preserve"> </w:t>
+      </w:r>
+      <w:r>
+        <w:rPr>
+          <w:i/>
+          <w:iCs/>
+        </w:rPr>
+        <w:t>in</w:t>
       </w:r>
       <w:r>
         <w:rPr>
           <w:rFonts w:eastAsia="Times New Roman"/>
-          <w:i w:val="1"/>
-          <w:iCs w:val="1"/>
+          <w:i/>
+          <w:iCs/>
+        </w:rPr>
+        <w:t xml:space="preserve"> Paper </w:t>
+      </w:r>
+      <w:r>
+        <w:rPr>
+          <w:i/>
+          <w:iCs/>
+        </w:rPr>
+        <w:t>Title</w:t>
+      </w:r>
+      <w:r>
+        <w:rPr>
+          <w:rFonts w:eastAsia="Times New Roman"/>
+          <w:i/>
+          <w:iCs/>
+        </w:rPr>
+        <w:t xml:space="preserve"> o</w:t>
+      </w:r>
+      <w:r>
+        <w:rPr>
+          <w:i/>
+          <w:iCs/>
+        </w:rPr>
+        <w:t>r</w:t>
+      </w:r>
+      <w:r>
+        <w:rPr>
+          <w:rFonts w:eastAsia="Times New Roman"/>
+          <w:i/>
+          <w:iCs/>
         </w:rPr>
         <w:t xml:space="preserve"> </w:t>
       </w:r>
       <w:r>
         <w:rPr>
-          <w:i w:val="1"/>
-          <w:iCs w:val="1"/>
-        </w:rPr>
-        <w:t>Math</w:t>
-      </w:r>
-      <w:r>
-        <w:rPr>
-          <w:rFonts w:eastAsia="Times New Roman"/>
-          <w:i w:val="1"/>
-          <w:iCs w:val="1"/>
-        </w:rPr>
-        <w:t xml:space="preserve"> </w:t>
-      </w:r>
-      <w:r>
-        <w:rPr>
-          <w:i w:val="1"/>
-          <w:iCs w:val="1"/>
-        </w:rPr>
-        <w:t>in</w:t>
-      </w:r>
-      <w:r>
-        <w:rPr>
-          <w:rFonts w:eastAsia="Times New Roman"/>
-          <w:i w:val="1"/>
-          <w:iCs w:val="1"/>
-        </w:rPr>
-        <w:t xml:space="preserve"> Paper </w:t>
-      </w:r>
-      <w:r>
-        <w:rPr>
-          <w:i w:val="1"/>
-          <w:iCs w:val="1"/>
-        </w:rPr>
-        <w:t>Title</w:t>
-      </w:r>
-      <w:r>
-        <w:rPr>
-          <w:rFonts w:eastAsia="Times New Roman"/>
-          <w:i w:val="1"/>
-          <w:iCs w:val="1"/>
-        </w:rPr>
-        <w:t xml:space="preserve"> o</w:t>
-      </w:r>
-      <w:r>
-        <w:rPr>
-          <w:i w:val="1"/>
-          <w:iCs w:val="1"/>
-        </w:rPr>
-        <w:t>r</w:t>
-      </w:r>
-      <w:r>
-        <w:rPr>
-          <w:rFonts w:eastAsia="Times New Roman"/>
-          <w:i w:val="1"/>
-          <w:iCs w:val="1"/>
-        </w:rPr>
-        <w:t xml:space="preserve"> </w:t>
-      </w:r>
-      <w:r>
-        <w:rPr>
-          <w:i w:val="1"/>
-          <w:iCs w:val="1"/>
+          <w:i/>
+          <w:iCs/>
         </w:rPr>
         <w:t>Abstract</w:t>
       </w:r>
       <w:r>
-        <w:rPr/>
-        <w:t xml:space="preserve">. </w:t>
-      </w:r>
-      <w:r>
-        <w:rPr/>
-        <w:t>(</w:t>
+        <w:t>. (</w:t>
       </w:r>
       <w:r>
         <w:rPr>
           <w:b w:val="0"/>
           <w:bCs w:val="0"/>
-          <w:i w:val="1"/>
-          <w:iCs w:val="1"/>
+          <w:i/>
+          <w:iCs/>
         </w:rPr>
         <w:t>Abstract</w:t>
       </w:r>
       <w:r>
-        <w:rPr/>
         <w:t>)</w:t>
       </w:r>
     </w:p>
@@ -1407,17 +1308,15 @@
     </w:p>
     <w:p>
       <w:pPr>
-        <w:pStyle w:val="Heading1"/>
-        <w:rPr/>
-      </w:pPr>
-      <w:r>
-        <w:rPr/>
+        <w:pStyle w:val="Ttulo1"/>
+      </w:pPr>
+      <w:r>
         <w:t>Introduction</w:t>
       </w:r>
     </w:p>
     <w:p>
       <w:pPr>
-        <w:pStyle w:val="BodyText"/>
+        <w:pStyle w:val="Corpodetexto"/>
         <w:rPr>
           <w:lang w:val="en-US"/>
         </w:rPr>
@@ -1426,880 +1325,610 @@
         <w:rPr>
           <w:lang w:val="en-US"/>
         </w:rPr>
-        <w:t xml:space="preserve">The convergence of digital and physical security has </w:t>
-      </w:r>
+        <w:t>The convergence of digital and physical security has emerged as a critical challenge in the design of modern protection systems. Traditional security architectures typically treat network intrusion detection and physical access control as independent domains. However, contemporary threats increasingly span both layers, where adversaries may exploit software vulnerabilities to gain initial access and subsequently manipulate physical systems such as surveillance infrastructure or access control mechanisms. Addressing this paradigm requires integrated cyber-physical surveillance systems capable of jointly monitoring digital host behavior and physical presence within protected environments.</w:t>
+      </w:r>
+    </w:p>
+    <w:p>
+      <w:pPr>
+        <w:pStyle w:val="Corpodetexto"/>
+      </w:pPr>
       <w:r>
         <w:rPr>
           <w:lang w:val="en-US"/>
         </w:rPr>
-        <w:t>emerged</w:t>
-      </w:r>
+        <w:t>This work presents the design, implementation, and evaluation of a unified cyber-physical surveillance system composed of two complementary modules. The first focuses on the digital domain by performing anomaly detection over Windows endpoint logs, aiming to identify suspicious or malicious activity within monitored systems. The second operates in the physical domain through a face recognition pipeline that identifies individuals captured by cameras and verifies their authorization status. While these modules operate independently, they share a common objective of providing a holistic view of threats across both cyber and physical dimensions.</w:t>
+      </w:r>
+    </w:p>
+    <w:p>
+      <w:pPr>
+        <w:pStyle w:val="Corpodetexto"/>
+      </w:pPr>
       <w:r>
         <w:rPr>
           <w:lang w:val="en-US"/>
         </w:rPr>
-        <w:t xml:space="preserve"> as a critical challenge in the design of modern protection systems. Traditional security architectures typically treat network intrusion detection and physical access control as independent domains. However, contemporary threats increasingly span both layers, where adversaries may exploit software vulnerabilities to gain initial access and </w:t>
+        <w:t xml:space="preserve">The digital component of this system builds upon recent advances in log-based anomaly detection for Windows environments. Windows telemetry sources such as Event Tracing for Windows (ETW) and Sysmon provide high-fidelity behavioral data, including process creation, network connections, file operations, and registry modifications [9]. These logs form the foundation for many modern detection </w:t>
       </w:r>
       <w:r>
         <w:rPr>
           <w:lang w:val="en-US"/>
         </w:rPr>
-        <w:t>subsequently</w:t>
-      </w:r>
+        <w:t>systems, as demonstrated in recent datasets and tools such as LMD-2023 and AAU_MalData [1], [7]. However, the volume and complexity of such data pose a significant challenge, as a single host may generate millions of events per day, most of which correspond to benign activity.</w:t>
+      </w:r>
+    </w:p>
+    <w:p>
+      <w:pPr>
+        <w:pStyle w:val="Corpodetexto"/>
+      </w:pPr>
       <w:r>
         <w:rPr>
           <w:lang w:val="en-US"/>
         </w:rPr>
-        <w:t xml:space="preserve"> manipulate physical systems such as surveillance infrastructure or access control mechanisms. Addressing this paradigm requires integrated cyber-physical surveillance systems capable of jointly </w:t>
-      </w:r>
+        <w:t>To address this challenge, prior work has extensively explored machine learning (ML) and deep learning (DL) techniques for anomaly detection. Classical approaches typically rely on structured feature extraction followed by models such as Isolation Forest, Support Vector Machines, or tree-based ensembles. Notably, studies have shown that well-engineered features combined with ensemble methods (e.g., Extra Trees) can achieve near state-of-the-art performance, with reported F1 scores above 0.99 in lateral movement detection tasks [1], [2]. In parallel, sequence-based models such as LSTM and CNN–LSTM hybrids have been proposed to capture temporal dependencies in event streams, achieving similarly high performance in ransomware detection scenarios [4], [5].</w:t>
+      </w:r>
+    </w:p>
+    <w:p>
+      <w:pPr>
+        <w:pStyle w:val="Corpodetexto"/>
+      </w:pPr>
       <w:r>
         <w:rPr>
           <w:lang w:val="en-US"/>
         </w:rPr>
-        <w:t>monitoring</w:t>
-      </w:r>
+        <w:t>Despite these advances, several limitations remain. First, anomaly detection models are inherently statistical and lack semantic interpretability, producing scores that do not directly explain the underlying behavior or map to known attack techniques. Second, most studies rely on controlled datasets, with limited evaluation of concept drift, where normal system behavior evolves over time and degrades model performance [5]. Third, the cost of false positives and the operational burden on analysts are rarely quantified, despite being critical factors in real-world deployments [13]. Additionally, data scarcity and limited availability of public datasets continue to hinder reproducibility and generalization across environments [18].</w:t>
+      </w:r>
+    </w:p>
+    <w:p>
+      <w:pPr>
+        <w:pStyle w:val="Corpodetexto"/>
+      </w:pPr>
       <w:r>
         <w:rPr>
           <w:lang w:val="en-US"/>
         </w:rPr>
-        <w:t xml:space="preserve"> digital host behavior and physical presence within protected environments.</w:t>
-      </w:r>
-    </w:p>
-    <w:p>
-      <w:pPr>
-        <w:pStyle w:val="BodyText"/>
-      </w:pPr>
+        <w:t xml:space="preserve">Recent research has begun to explore the use of Large Language Models (LLMs) for cybersecurity tasks, leveraging their ability to reason over structured textual data and generate human-readable explanations. Unlike traditional models, LLMs can analyze sequences of events, relate them to known attack patterns such as those defined in the MITRE ATT&amp;CK framework [14], and provide contextualized interpretations of suspicious behavior. </w:t>
+      </w:r>
       <w:r>
         <w:rPr>
           <w:lang w:val="en-US"/>
         </w:rPr>
-        <w:t xml:space="preserve">This work presents the design, implementation, and evaluation of a unified cyber-physical surveillance system composed of two complementary modules. The first focuses on the digital domain by performing anomaly detection over Windows endpoint logs, aiming to </w:t>
-      </w:r>
+        <w:lastRenderedPageBreak/>
+        <w:t>However, LLMs are also prone to hallucinations, generating plausible but unsupported claims, which introduces risks in security-critical applications.</w:t>
+      </w:r>
+    </w:p>
+    <w:p>
+      <w:pPr>
+        <w:pStyle w:val="Corpodetexto"/>
+      </w:pPr>
       <w:r>
         <w:rPr>
           <w:lang w:val="en-US"/>
         </w:rPr>
-        <w:t>identify</w:t>
-      </w:r>
+        <w:t>To mitigate these limitations, this work adopts a Dual LLM architecture in which one model performs initial anomaly assessment while a second model acts as a judge, validating the reasoning against observed evidence. This approach aligns with recent trends in LLM-as-a-judge frameworks, which improve reliability through cross-validation of model outputs [17]. The system integrates this architecture with classical anomaly detection models, forming a hybrid pipeline that combines statistical detection with semantic reasoning.</w:t>
+      </w:r>
+    </w:p>
+    <w:p>
+      <w:pPr>
+        <w:pStyle w:val="Corpodetexto"/>
+      </w:pPr>
       <w:r>
         <w:rPr>
           <w:lang w:val="en-US"/>
         </w:rPr>
-        <w:t xml:space="preserve"> suspicious or malicious activity within </w:t>
-      </w:r>
-      <w:r>
+        <w:t>The proposed system is evaluated using a diverse set of public datasets, including lateral movement (LMD-2023), ransomware detection datasets, and ETW-based traces, complemented by baseline logs collected under normal operating conditions. Evaluation considers both traditional metrics, such as F1-score and false-positive rate, and LLM-specific dimensions, including explanation quality, evidence grounding, and hallucination rate.</w:t>
+      </w:r>
+    </w:p>
+    <w:p>
+      <w:pPr>
+        <w:pStyle w:val="Corpodetexto"/>
+      </w:pPr>
+      <w:r>
+        <w:t xml:space="preserve"> </w:t>
+      </w:r>
+    </w:p>
+    <w:p>
+      <w:pPr>
+        <w:pStyle w:val="Ttulo1"/>
+        <w:spacing w:line="12.95pt" w:lineRule="auto"/>
+      </w:pPr>
+      <w:r>
+        <w:t>Related Work</w:t>
+      </w:r>
+    </w:p>
+    <w:p>
+      <w:pPr>
+        <w:pStyle w:val="Corpodetexto"/>
         <w:rPr>
           <w:lang w:val="en-US"/>
         </w:rPr>
-        <w:t>monitored</w:t>
-      </w:r>
+      </w:pPr>
       <w:r>
         <w:rPr>
           <w:lang w:val="en-US"/>
         </w:rPr>
-        <w:t xml:space="preserve"> systems. The second </w:t>
-      </w:r>
+        <w:t xml:space="preserve">The detection of advanced cyber threats, lateral movement, and ransomware operations has undergone a profound and multifaceted methodological evolution over the past half-decade. As sophisticated adversaries increasingly leverage "living-off-the-land" (LotL) techniques, fileless execution, and dynamically encrypted payloads, traditional signature-based intrusion detection systems and static heuristic engines have been rendered largely obsolete. In response, the academic, industrial, and cyber-defense research communities have pursued increasingly complex behavioral modeling paradigms, transitioning from localized statistical analyses to highly contextualized, semantically </w:t>
+      </w:r>
+      <w:bookmarkStart w:id="0" w:name="_Int_FRZdFP4c"/>
       <w:r>
         <w:rPr>
           <w:lang w:val="en-US"/>
         </w:rPr>
-        <w:t>operates</w:t>
-      </w:r>
+        <w:t>aware</w:t>
+      </w:r>
+      <w:bookmarkEnd w:id="0"/>
       <w:r>
         <w:rPr>
           <w:lang w:val="en-US"/>
         </w:rPr>
-        <w:t xml:space="preserve"> in the physical domain through a face recognition pipeline that </w:t>
-      </w:r>
-      <w:r>
+        <w:t xml:space="preserve"> reasoning engines.</w:t>
+      </w:r>
+    </w:p>
+    <w:p>
+      <w:pPr>
+        <w:pStyle w:val="Corpodetexto"/>
         <w:rPr>
           <w:lang w:val="en-US"/>
         </w:rPr>
-        <w:t>identifies</w:t>
-      </w:r>
+      </w:pPr>
       <w:r>
         <w:rPr>
           <w:lang w:val="en-US"/>
         </w:rPr>
-        <w:t xml:space="preserve"> individuals captured by cameras and verifies their authorization status. While these modules </w:t>
+        <w:t xml:space="preserve">This section provides an exhaustive, chronologically, and thematically structured examination of the literature that underpins modern cybersecurity anomaly detection. </w:t>
       </w:r>
       <w:r>
         <w:rPr>
           <w:lang w:val="en-US"/>
         </w:rPr>
-        <w:t>operate</w:t>
-      </w:r>
-      <w:r>
+        <w:t>(on work)</w:t>
+      </w:r>
+    </w:p>
+    <w:p>
+      <w:pPr>
+        <w:pStyle w:val="Ttulo2"/>
+      </w:pPr>
+      <w:r>
+        <w:t xml:space="preserve">Selecting a </w:t>
+      </w:r>
+      <w:r>
+        <w:t>Template</w:t>
+      </w:r>
+      <w:r>
+        <w:t xml:space="preserve"> (Heading 2)</w:t>
+      </w:r>
+    </w:p>
+    <w:p>
+      <w:pPr>
+        <w:pStyle w:val="Corpodetexto"/>
+      </w:pPr>
+      <w:r>
+        <w:t>First</w:t>
+      </w:r>
+    </w:p>
+    <w:p>
+      <w:pPr>
+        <w:pStyle w:val="Ttulo2"/>
+      </w:pPr>
+      <w:r>
+        <w:t>Maintaining the Integrity of the Specifications</w:t>
+      </w:r>
+    </w:p>
+    <w:p>
+      <w:pPr>
+        <w:pStyle w:val="Corpodetexto"/>
+      </w:pPr>
+      <w:r>
+        <w:t>The</w:t>
+      </w:r>
+    </w:p>
+    <w:p>
+      <w:pPr>
+        <w:pStyle w:val="Ttulo1"/>
+      </w:pPr>
+      <w:r>
+        <w:t xml:space="preserve">Prepare Your Paper </w:t>
+      </w:r>
+      <w:r>
+        <w:t>Before</w:t>
+      </w:r>
+      <w:r>
+        <w:t xml:space="preserve"> Styling</w:t>
+      </w:r>
+    </w:p>
+    <w:p>
+      <w:pPr>
+        <w:pStyle w:val="Corpodetexto"/>
         <w:rPr>
           <w:lang w:val="en-US"/>
         </w:rPr>
-        <w:t xml:space="preserve"> independently, they share a common </w:t>
-      </w:r>
-      <w:r>
+      </w:pPr>
+      <w:r>
+        <w:t>Before</w:t>
+      </w:r>
+    </w:p>
+    <w:p>
+      <w:pPr>
+        <w:pStyle w:val="Corpodetexto"/>
+      </w:pPr>
+      <w:r>
+        <w:t>Paragraph</w:t>
+      </w:r>
+    </w:p>
+    <w:p>
+      <w:pPr>
+        <w:pStyle w:val="Ttulo2"/>
+      </w:pPr>
+      <w:r>
+        <w:t>Abbreviations</w:t>
+      </w:r>
+      <w:r>
+        <w:t xml:space="preserve"> and Acronyms</w:t>
+      </w:r>
+    </w:p>
+    <w:p>
+      <w:pPr>
+        <w:pStyle w:val="Corpodetexto"/>
+      </w:pPr>
+      <w:r>
+        <w:t xml:space="preserve">Define </w:t>
+      </w:r>
+    </w:p>
+    <w:p>
+      <w:pPr>
+        <w:pStyle w:val="Ttulo2"/>
+      </w:pPr>
+      <w:r>
+        <w:t>Units</w:t>
+      </w:r>
+    </w:p>
+    <w:p>
+      <w:pPr>
+        <w:pStyle w:val="bulletlist"/>
+      </w:pPr>
+      <w:r>
+        <w:t xml:space="preserve">Use </w:t>
+      </w:r>
+    </w:p>
+    <w:p>
+      <w:pPr>
+        <w:pStyle w:val="bulletlist"/>
+      </w:pPr>
+      <w:r>
+        <w:t xml:space="preserve">Avoid </w:t>
+      </w:r>
+    </w:p>
+    <w:p>
+      <w:pPr>
+        <w:pStyle w:val="bulletlist"/>
+      </w:pPr>
+      <w:r>
+        <w:t xml:space="preserve">Do </w:t>
+      </w:r>
+    </w:p>
+    <w:p>
+      <w:pPr>
+        <w:pStyle w:val="sponsors"/>
+        <w:framePr w:wrap="auto" w:vAnchor="page" w:hAnchor="page" w:x="45.90pt" w:y="756.05pt"/>
+        <w:ind w:firstLine="14.45pt"/>
+      </w:pPr>
+      <w:r>
+        <w:t>Identif</w:t>
+      </w:r>
+      <w:r>
+        <w:t xml:space="preserve">y applicable </w:t>
+      </w:r>
+      <w:r>
+        <w:t>funding agency</w:t>
+      </w:r>
+      <w:r>
+        <w:t xml:space="preserve"> here. </w:t>
+      </w:r>
+      <w:r>
+        <w:rPr>
+          <w:iCs/>
+        </w:rPr>
+        <w:t>If none, delete this text box</w:t>
+      </w:r>
+      <w:r>
+        <w:rPr>
+          <w:iCs/>
+        </w:rPr>
+        <w:t>.</w:t>
+      </w:r>
+    </w:p>
+    <w:p>
+      <w:pPr>
+        <w:pStyle w:val="bulletlist"/>
+      </w:pPr>
+      <w:r>
+        <w:t xml:space="preserve">Use </w:t>
+      </w:r>
+    </w:p>
+    <w:p>
+      <w:pPr>
+        <w:pStyle w:val="Ttulo2"/>
+      </w:pPr>
+      <w:r>
+        <w:t>Equations</w:t>
+      </w:r>
+    </w:p>
+    <w:p>
+      <w:pPr>
+        <w:pStyle w:val="Corpodetexto"/>
+      </w:pPr>
+      <w:r>
+        <w:t xml:space="preserve">The </w:t>
+      </w:r>
+    </w:p>
+    <w:p>
+      <w:pPr>
+        <w:pStyle w:val="Corpodetexto"/>
         <w:rPr>
           <w:lang w:val="en-US"/>
         </w:rPr>
-        <w:t>objective</w:t>
+      </w:pPr>
+      <w:r>
+        <w:t>E</w:t>
+      </w:r>
+      <w:r>
+        <w:t>quations</w:t>
       </w:r>
       <w:r>
         <w:rPr>
           <w:lang w:val="en-US"/>
         </w:rPr>
-        <w:t xml:space="preserve"> of </w:t>
-      </w:r>
-      <w:r>
-        <w:rPr>
-          <w:lang w:val="en-US"/>
-        </w:rPr>
-        <w:t>providing</w:t>
-      </w:r>
-      <w:r>
-        <w:rPr>
-          <w:lang w:val="en-US"/>
-        </w:rPr>
-        <w:t xml:space="preserve"> a holistic view of threats across both cyber and physical dimensions.</w:t>
-      </w:r>
-    </w:p>
-    <w:p>
-      <w:pPr>
-        <w:pStyle w:val="BodyText"/>
-      </w:pPr>
-      <w:r>
-        <w:rPr>
-          <w:lang w:val="en-US"/>
-        </w:rPr>
-        <w:t xml:space="preserve">The digital </w:t>
-      </w:r>
-      <w:r>
-        <w:rPr>
-          <w:lang w:val="en-US"/>
-        </w:rPr>
-        <w:t>component</w:t>
-      </w:r>
-      <w:r>
-        <w:rPr>
-          <w:lang w:val="en-US"/>
-        </w:rPr>
-        <w:t xml:space="preserve"> of this system builds upon recent advances in log-based anomaly detection for Windows environments. Windows telemetry sources such as Event Tracing for Windows (ETW) and Sysmon provide high-fidelity behavioral data, including process creation, network connections, file operations, and registry modifications [9]. These logs form the foundation for many modern detection systems, as </w:t>
-      </w:r>
-      <w:r>
-        <w:rPr>
-          <w:lang w:val="en-US"/>
-        </w:rPr>
-        <w:t>demonstrated</w:t>
-      </w:r>
-      <w:r>
-        <w:rPr>
-          <w:lang w:val="en-US"/>
-        </w:rPr>
-        <w:t xml:space="preserve"> in recent datasets and tools such as LMD-2023 and </w:t>
-      </w:r>
-      <w:r>
-        <w:rPr>
-          <w:lang w:val="en-US"/>
-        </w:rPr>
-        <w:t>AAU_MalData</w:t>
-      </w:r>
-      <w:r>
-        <w:rPr>
-          <w:lang w:val="en-US"/>
-        </w:rPr>
-        <w:t xml:space="preserve"> [1], [7]. However, the volume and complexity of such data pose a significant challenge, as a single host may generate millions of events per day, most of which correspond to benign activity.</w:t>
-      </w:r>
-    </w:p>
-    <w:p>
-      <w:pPr>
-        <w:pStyle w:val="BodyText"/>
-      </w:pPr>
-      <w:r>
-        <w:rPr>
-          <w:lang w:val="en-US"/>
-        </w:rPr>
-        <w:t xml:space="preserve">To address this challenge, prior work has extensively explored machine learning (ML) and deep learning (DL) techniques for anomaly detection. Classical approaches typically rely on structured feature extraction followed by models such as Isolation Forest, Support Vector Machines, or tree-based ensembles. Notably, studies have shown that well-engineered features combined with ensemble methods (e.g., Extra Trees) can achieve near </w:t>
-      </w:r>
-      <w:r>
-        <w:rPr>
-          <w:lang w:val="en-US"/>
-        </w:rPr>
-        <w:t>state-of-the-art</w:t>
-      </w:r>
-      <w:r>
-        <w:rPr>
-          <w:lang w:val="en-US"/>
-        </w:rPr>
-        <w:t xml:space="preserve"> performance, with reported F1 scores above 0.99 in lateral movement detection tasks [1], [2]. In parallel, sequence-based models such as LSTM and CNN–LSTM hybrids have been proposed to capture temporal dependencies in event streams, achieving similarly high performance in ransomware detection scenarios [4], [5].</w:t>
-      </w:r>
-    </w:p>
-    <w:p>
-      <w:pPr>
-        <w:pStyle w:val="BodyText"/>
-      </w:pPr>
-      <w:r>
-        <w:rPr>
-          <w:lang w:val="en-US"/>
-        </w:rPr>
-        <w:t xml:space="preserve">Despite these advances, several limitations </w:t>
-      </w:r>
-      <w:r>
-        <w:rPr>
-          <w:lang w:val="en-US"/>
-        </w:rPr>
-        <w:t>remain</w:t>
-      </w:r>
-      <w:r>
-        <w:rPr>
-          <w:lang w:val="en-US"/>
-        </w:rPr>
-        <w:t>. First, anomaly detection models are inherently statistical and lack semantic interpretability, producing scores that do not directly explain the underlying behavior or map to known attack techniques. Second, most studies rely on controlled datasets, with limited evaluation of concept drift, where normal system behavior evolves over time and degrades model performance [5]. Third, the cost of false positives and the operational burden on analysts are rarely quantified, despite being critical factors in real-world deployments [13]. Additionally, data scarcity and limited availability of public datasets continue to hinder reproducibility and generalization across environments [18].</w:t>
-      </w:r>
-    </w:p>
-    <w:p>
-      <w:pPr>
-        <w:pStyle w:val="BodyText"/>
-      </w:pPr>
-      <w:r>
-        <w:rPr>
-          <w:lang w:val="en-US"/>
-        </w:rPr>
-        <w:t xml:space="preserve">Recent research has begun to explore the use of Large Language Models (LLMs) for cybersecurity tasks, </w:t>
-      </w:r>
-      <w:r>
-        <w:rPr>
-          <w:lang w:val="en-US"/>
-        </w:rPr>
-        <w:t>leveraging</w:t>
-      </w:r>
-      <w:r>
-        <w:rPr>
-          <w:lang w:val="en-US"/>
-        </w:rPr>
-        <w:t xml:space="preserve"> their ability to reason over structured textual data and generate human-readable explanations. Unlike traditional models, LLMs can analyze sequences of events, relate them to known attack patterns such as those defined in the MITRE ATT&amp;CK framework [14], and provide contextualized interpretations of suspicious behavior. However, LLMs are also prone to hallucinations, generating plausible but unsupported claims, which introduces risks in security-critical applications.</w:t>
-      </w:r>
-    </w:p>
-    <w:p>
-      <w:pPr>
-        <w:pStyle w:val="BodyText"/>
-      </w:pPr>
-      <w:r>
-        <w:rPr>
-          <w:lang w:val="en-US"/>
-        </w:rPr>
-        <w:t xml:space="preserve">To mitigate these limitations, this work adopts a Dual LLM architecture in which one model performs initial anomaly assessment while a second model acts as a judge, </w:t>
-      </w:r>
-      <w:r>
-        <w:rPr>
-          <w:lang w:val="en-US"/>
-        </w:rPr>
-        <w:t>validating</w:t>
-      </w:r>
-      <w:r>
-        <w:rPr>
-          <w:lang w:val="en-US"/>
-        </w:rPr>
-        <w:t xml:space="preserve"> the reasoning against observed evidence. This approach aligns with </w:t>
-      </w:r>
-      <w:r>
-        <w:rPr>
-          <w:lang w:val="en-US"/>
-        </w:rPr>
-        <w:t>recent trends</w:t>
-      </w:r>
-      <w:r>
-        <w:rPr>
-          <w:lang w:val="en-US"/>
-        </w:rPr>
-        <w:t xml:space="preserve"> in LLM-as-a-judge frameworks, which improve reliability through cross-validation of model outputs [17]. The system integrates this architecture with classical anomaly detection models, forming a hybrid pipeline that combines statistical detection with semantic reasoning.</w:t>
-      </w:r>
-    </w:p>
-    <w:p>
-      <w:pPr>
-        <w:pStyle w:val="BodyText"/>
-      </w:pPr>
-      <w:r>
-        <w:rPr>
-          <w:lang w:val="en-US"/>
-        </w:rPr>
-        <w:t xml:space="preserve">The proposed system is evaluated using a diverse set of public datasets, including lateral movement (LMD-2023), ransomware detection datasets, and ETW-based traces, complemented by baseline logs collected under normal operating conditions. Evaluation considers both traditional metrics, such as F1-score and false-positive rate, and LLM-specific dimensions, including explanation quality, </w:t>
-      </w:r>
-      <w:r>
-        <w:rPr>
-          <w:lang w:val="en-US"/>
-        </w:rPr>
-        <w:t>evidence</w:t>
-      </w:r>
-      <w:r>
-        <w:rPr>
-          <w:lang w:val="en-US"/>
-        </w:rPr>
-        <w:t xml:space="preserve"> grounding, and hallucination rate.</w:t>
-      </w:r>
-    </w:p>
-    <w:p>
-      <w:pPr>
-        <w:pStyle w:val="BodyText"/>
-      </w:pPr>
-      <w:r>
-        <w:rPr/>
+        <w:t>:</w:t>
+      </w:r>
+    </w:p>
+    <w:p>
+      <w:pPr>
+        <w:pStyle w:val="equation"/>
+        <w:rPr>
+          <w:rFonts w:hint="eastAsia"/>
+        </w:rPr>
+      </w:pPr>
+      <w:r>
+        <w:tab/>
+      </w:r>
+      <w:r>
+        <w:rPr>
+          <w:rFonts w:ascii="Times New Roman" w:hAnsi="Times New Roman" w:cs="Times New Roman"/>
+          <w:i/>
+        </w:rPr>
+        <w:t>a</w:t>
+      </w:r>
+      <w:r>
+        <w:t></w:t>
+      </w:r>
+      <w:r>
+        <w:t></w:t>
+      </w:r>
+      <w:r>
+        <w:t></w:t>
+      </w:r>
+      <w:r>
+        <w:rPr>
+          <w:rFonts w:ascii="Times New Roman" w:hAnsi="Times New Roman" w:cs="Times New Roman"/>
+          <w:i/>
+        </w:rPr>
+        <w:t>b</w:t>
+      </w:r>
+      <w:r>
+        <w:t></w:t>
+      </w:r>
+      <w:r>
+        <w:t></w:t>
+      </w:r>
+      <w:r>
+        <w:t></w:t>
+      </w:r>
+      <w:r>
+        <w:t></w:t>
+      </w:r>
+      <w:r>
+        <w:t></w:t>
+      </w:r>
+      <w:r>
+        <w:tab/>
+      </w:r>
+      <w:r>
+        <w:t></w:t>
+      </w:r>
+      <w:r>
+        <w:t></w:t>
+      </w:r>
+      <w:r>
+        <w:t></w:t>
+      </w:r>
+    </w:p>
+    <w:p>
+      <w:pPr>
+        <w:pStyle w:val="Corpodetexto"/>
+      </w:pPr>
+    </w:p>
+    <w:p>
+      <w:pPr>
+        <w:pStyle w:val="Ttulo2"/>
+      </w:pPr>
+      <w:r>
+        <w:t>Some Common Mistakes</w:t>
+      </w:r>
+    </w:p>
+    <w:p>
+      <w:pPr>
+        <w:pStyle w:val="bulletlist"/>
+      </w:pPr>
+      <w:r>
+        <w:t xml:space="preserve">The </w:t>
+      </w:r>
+    </w:p>
+    <w:p>
+      <w:pPr>
+        <w:pStyle w:val="bulletlist"/>
+      </w:pPr>
+      <w:r>
+        <w:t xml:space="preserve">The </w:t>
+      </w:r>
+    </w:p>
+    <w:p>
+      <w:pPr>
+        <w:pStyle w:val="bulletlist"/>
+      </w:pPr>
+      <w:r>
+        <w:t xml:space="preserve">In </w:t>
+      </w:r>
+    </w:p>
+    <w:p>
+      <w:pPr>
+        <w:pStyle w:val="bulletlist"/>
+      </w:pPr>
+      <w:r>
+        <w:t xml:space="preserve">A </w:t>
+      </w:r>
+    </w:p>
+    <w:p>
+      <w:pPr>
+        <w:pStyle w:val="bulletlist"/>
+      </w:pPr>
+      <w:r>
+        <w:t>Do</w:t>
+      </w:r>
+    </w:p>
+    <w:p>
+      <w:pPr>
+        <w:pStyle w:val="bulletlist"/>
+      </w:pPr>
+      <w:r>
+        <w:t xml:space="preserve">In </w:t>
+      </w:r>
+    </w:p>
+    <w:p>
+      <w:pPr>
+        <w:pStyle w:val="bulletlist"/>
+      </w:pPr>
+      <w:r>
+        <w:t>Be</w:t>
+      </w:r>
+    </w:p>
+    <w:p>
+      <w:pPr>
+        <w:pStyle w:val="bulletlist"/>
+      </w:pPr>
+      <w:r>
+        <w:t>Do</w:t>
+      </w:r>
+    </w:p>
+    <w:p>
+      <w:pPr>
+        <w:pStyle w:val="bulletlist"/>
+      </w:pPr>
+      <w:r>
+        <w:t xml:space="preserve">The </w:t>
+      </w:r>
+    </w:p>
+    <w:p>
+      <w:pPr>
+        <w:pStyle w:val="bulletlist"/>
+      </w:pPr>
+      <w:r>
+        <w:t>There</w:t>
+      </w:r>
+    </w:p>
+    <w:p>
+      <w:pPr>
+        <w:pStyle w:val="bulletlist"/>
+      </w:pPr>
+      <w:r>
+        <w:t xml:space="preserve">The </w:t>
+      </w:r>
+    </w:p>
+    <w:p>
+      <w:pPr>
+        <w:pStyle w:val="Corpodetexto"/>
+      </w:pPr>
+    </w:p>
+    <w:p>
+      <w:pPr>
+        <w:pStyle w:val="Ttulo1"/>
+      </w:pPr>
+      <w:r>
+        <w:t xml:space="preserve">Using the </w:t>
+      </w:r>
+      <w:r>
+        <w:t>Template</w:t>
+      </w:r>
+    </w:p>
+    <w:p>
+      <w:pPr>
+        <w:pStyle w:val="Corpodetexto"/>
+      </w:pPr>
+      <w:r>
+        <w:t xml:space="preserve">After </w:t>
+      </w:r>
+    </w:p>
+    <w:p>
+      <w:pPr>
+        <w:pStyle w:val="Ttulo2"/>
+      </w:pPr>
+      <w:r>
+        <w:t>Authors</w:t>
+      </w:r>
+      <w:r>
+        <w:t xml:space="preserve"> and Affiliations</w:t>
+      </w:r>
+    </w:p>
+    <w:p>
+      <w:pPr>
+        <w:pStyle w:val="Corpodetexto"/>
+      </w:pPr>
+      <w:r>
+        <w:rPr>
+          <w:b/>
+        </w:rPr>
+        <w:t xml:space="preserve">The </w:t>
+      </w:r>
+    </w:p>
+    <w:p>
+      <w:pPr>
+        <w:pStyle w:val="Ttulo3"/>
+      </w:pPr>
+      <w:r>
+        <w:t xml:space="preserve">For </w:t>
+      </w:r>
+    </w:p>
+    <w:p>
+      <w:pPr>
+        <w:pStyle w:val="Ttulo3"/>
+      </w:pPr>
+      <w:r>
+        <w:t xml:space="preserve">For </w:t>
+      </w:r>
+    </w:p>
+    <w:p>
+      <w:pPr>
+        <w:pStyle w:val="Ttulo4"/>
+      </w:pPr>
+      <w:r>
+        <w:t>Selection</w:t>
+      </w:r>
+      <w:r>
+        <w:t xml:space="preserve">: </w:t>
+      </w:r>
+    </w:p>
+    <w:p>
+      <w:pPr>
+        <w:pStyle w:val="Ttulo4"/>
+      </w:pPr>
+      <w:r>
+        <w:t>Change number of columns:</w:t>
+      </w:r>
+      <w:r>
         <w:t xml:space="preserve"> </w:t>
       </w:r>
     </w:p>
     <w:p>
       <w:pPr>
-        <w:pStyle w:val="Heading1"/>
-        <w:suppressLineNumbers w:val="0"/>
-        <w:bidi w:val="0"/>
-        <w:spacing w:before="8pt" w:beforeAutospacing="0" w:after="4pt" w:afterAutospacing="0" w:line="12.95pt" w:lineRule="auto"/>
-        <w:ind w:start="0pt" w:end="0pt"/>
-        <w:jc w:val="center"/>
-        <w:rPr/>
-      </w:pPr>
-      <w:r>
-        <w:rPr/>
-        <w:t>Related Work</w:t>
-      </w:r>
-    </w:p>
-    <w:p>
-      <w:pPr>
-        <w:pStyle w:val="BodyText"/>
-        <w:rPr>
-          <w:lang w:val="en-US"/>
-        </w:rPr>
-      </w:pPr>
-      <w:r>
-        <w:rPr>
-          <w:lang w:val="en-US"/>
-        </w:rPr>
-        <w:t xml:space="preserve">The detection of advanced cyber threats, lateral movement, and ransomware operations has undergone a profound and multifaceted methodological evolution over the past half-decade. As sophisticated adversaries increasingly </w:t>
-      </w:r>
-      <w:r>
-        <w:rPr>
-          <w:lang w:val="en-US"/>
-        </w:rPr>
-        <w:t>leverage</w:t>
-      </w:r>
-      <w:r>
-        <w:rPr>
-          <w:lang w:val="en-US"/>
-        </w:rPr>
-        <w:t xml:space="preserve"> "living-off-the-land" (</w:t>
-      </w:r>
-      <w:r>
-        <w:rPr>
-          <w:lang w:val="en-US"/>
-        </w:rPr>
-        <w:t>LotL</w:t>
-      </w:r>
-      <w:r>
-        <w:rPr>
-          <w:lang w:val="en-US"/>
-        </w:rPr>
-        <w:t xml:space="preserve">) techniques, fileless execution, and dynamically encrypted payloads, traditional signature-based intrusion detection systems and static heuristic engines have been </w:t>
-      </w:r>
-      <w:r>
-        <w:rPr>
-          <w:lang w:val="en-US"/>
-        </w:rPr>
-        <w:t>rendered</w:t>
-      </w:r>
-      <w:r>
-        <w:rPr>
-          <w:lang w:val="en-US"/>
-        </w:rPr>
-        <w:t xml:space="preserve"> </w:t>
-      </w:r>
-      <w:r>
-        <w:rPr>
-          <w:lang w:val="en-US"/>
-        </w:rPr>
-        <w:t>largely obsolete</w:t>
-      </w:r>
-      <w:r>
-        <w:rPr>
-          <w:lang w:val="en-US"/>
-        </w:rPr>
-        <w:t xml:space="preserve">. In response, the academic, industrial, and cyber-defense research communities have pursued increasingly complex behavioral modeling paradigms, transitioning from localized statistical analyses to highly contextualized, semantically </w:t>
-      </w:r>
-      <w:bookmarkStart w:name="_Int_FRZdFP4c" w:id="273861561"/>
-      <w:r>
-        <w:rPr>
-          <w:lang w:val="en-US"/>
-        </w:rPr>
-        <w:t>aware</w:t>
-      </w:r>
-      <w:bookmarkEnd w:id="273861561"/>
-      <w:r>
-        <w:rPr>
-          <w:lang w:val="en-US"/>
-        </w:rPr>
-        <w:t xml:space="preserve"> reasoning engines.</w:t>
-      </w:r>
-    </w:p>
-    <w:p>
-      <w:pPr>
-        <w:pStyle w:val="BodyText"/>
-        <w:rPr>
-          <w:lang w:val="en-US"/>
-        </w:rPr>
-      </w:pPr>
-      <w:r>
-        <w:rPr>
-          <w:lang w:val="en-US"/>
-        </w:rPr>
-        <w:t xml:space="preserve">This section provides an exhaustive, chronologically, and thematically structured examination of the literature that underpins modern cybersecurity anomaly detection. </w:t>
-      </w:r>
-      <w:r>
-        <w:rPr>
-          <w:lang w:val="en-US"/>
-        </w:rPr>
-        <w:t>(on work)</w:t>
-      </w:r>
-    </w:p>
-    <w:p>
-      <w:pPr>
-        <w:pStyle w:val="Heading2"/>
-      </w:pPr>
-      <w:r>
-        <w:t xml:space="preserve">Selecting a </w:t>
-      </w:r>
-      <w:r>
-        <w:t>Template</w:t>
-      </w:r>
-      <w:r>
-        <w:t xml:space="preserve"> (Heading 2)</w:t>
-      </w:r>
-    </w:p>
-    <w:p>
-      <w:pPr>
-        <w:pStyle w:val="BodyText"/>
-      </w:pPr>
-      <w:r>
-        <w:t>First</w:t>
-      </w:r>
-    </w:p>
-    <w:p>
-      <w:pPr>
-        <w:pStyle w:val="Heading2"/>
-      </w:pPr>
-      <w:r>
-        <w:t>Maintaining the Integrity of the Specifications</w:t>
-      </w:r>
-    </w:p>
-    <w:p>
-      <w:pPr>
-        <w:pStyle w:val="BodyText"/>
-      </w:pPr>
-      <w:r>
-        <w:t>The</w:t>
-      </w:r>
-    </w:p>
-    <w:p>
-      <w:pPr>
-        <w:pStyle w:val="Heading1"/>
-      </w:pPr>
-      <w:r>
-        <w:t xml:space="preserve">Prepare Your Paper </w:t>
-      </w:r>
-      <w:r>
-        <w:t>Before</w:t>
-      </w:r>
-      <w:r>
-        <w:t xml:space="preserve"> Styling</w:t>
-      </w:r>
-    </w:p>
-    <w:p>
-      <w:pPr>
-        <w:pStyle w:val="BodyText"/>
-        <w:rPr>
-          <w:lang w:val="en-US"/>
-        </w:rPr>
-      </w:pPr>
-      <w:r>
-        <w:t>Before</w:t>
-      </w:r>
-    </w:p>
-    <w:p>
-      <w:pPr>
-        <w:pStyle w:val="BodyText"/>
-      </w:pPr>
-      <w:r>
-        <w:t>Paragraph</w:t>
-      </w:r>
-    </w:p>
-    <w:p>
-      <w:pPr>
-        <w:pStyle w:val="Heading2"/>
-      </w:pPr>
-      <w:r>
-        <w:t>Abbreviations</w:t>
-      </w:r>
-      <w:r>
-        <w:t xml:space="preserve"> and Acronyms</w:t>
-      </w:r>
-    </w:p>
-    <w:p>
-      <w:pPr>
-        <w:pStyle w:val="BodyText"/>
-      </w:pPr>
-      <w:r>
-        <w:t xml:space="preserve">Define </w:t>
-      </w:r>
-    </w:p>
-    <w:p>
-      <w:pPr>
-        <w:pStyle w:val="Heading2"/>
-      </w:pPr>
-      <w:r>
-        <w:t>Units</w:t>
-      </w:r>
-    </w:p>
-    <w:p>
-      <w:pPr>
-        <w:pStyle w:val="bulletlist"/>
-      </w:pPr>
-      <w:r>
-        <w:t xml:space="preserve">Use </w:t>
-      </w:r>
-    </w:p>
-    <w:p>
-      <w:pPr>
-        <w:pStyle w:val="bulletlist"/>
-      </w:pPr>
-      <w:r>
-        <w:t xml:space="preserve">Avoid </w:t>
-      </w:r>
-    </w:p>
-    <w:p>
-      <w:pPr>
-        <w:pStyle w:val="bulletlist"/>
-      </w:pPr>
-      <w:r>
-        <w:t xml:space="preserve">Do </w:t>
-      </w:r>
-    </w:p>
-    <w:p>
-      <w:pPr>
-        <w:pStyle w:val="sponsors"/>
-        <w:framePr w:wrap="auto" w:hAnchor="page" w:vAnchor="page" w:x="45.90pt" w:y="756.05pt"/>
-        <w:ind w:firstLine="14.45pt"/>
-      </w:pPr>
-      <w:r>
-        <w:t>Identif</w:t>
-      </w:r>
-      <w:r>
-        <w:t xml:space="preserve">y applicable </w:t>
-      </w:r>
-      <w:r>
-        <w:t>funding agency</w:t>
-      </w:r>
-      <w:r>
-        <w:t xml:space="preserve"> here. </w:t>
-      </w:r>
-      <w:r>
-        <w:rPr>
-          <w:iCs/>
-        </w:rPr>
-        <w:t>If none, delete this text box</w:t>
-      </w:r>
-      <w:r>
-        <w:rPr>
-          <w:iCs/>
-        </w:rPr>
-        <w:t>.</w:t>
-      </w:r>
-    </w:p>
-    <w:p>
-      <w:pPr>
-        <w:pStyle w:val="bulletlist"/>
-      </w:pPr>
-      <w:r>
-        <w:t xml:space="preserve">Use </w:t>
-      </w:r>
-    </w:p>
-    <w:p>
-      <w:pPr>
-        <w:pStyle w:val="Heading2"/>
-      </w:pPr>
-      <w:r>
-        <w:t>Equations</w:t>
-      </w:r>
-    </w:p>
-    <w:p>
-      <w:pPr>
-        <w:pStyle w:val="BodyText"/>
-      </w:pPr>
-      <w:r>
-        <w:t xml:space="preserve">The </w:t>
-      </w:r>
-    </w:p>
-    <w:p>
-      <w:pPr>
-        <w:pStyle w:val="BodyText"/>
-        <w:rPr>
-          <w:lang w:val="en-US"/>
-        </w:rPr>
-      </w:pPr>
-      <w:r>
-        <w:t>E</w:t>
-      </w:r>
-      <w:r>
-        <w:t>quations</w:t>
-      </w:r>
-      <w:r>
-        <w:rPr>
-          <w:lang w:val="en-US"/>
-        </w:rPr>
-        <w:t>:</w:t>
-      </w:r>
-    </w:p>
-    <w:p>
-      <w:pPr>
-        <w:pStyle w:val="equation"/>
-        <w:rPr>
-          <w:rFonts w:hint="eastAsia"/>
-        </w:rPr>
-      </w:pPr>
-      <w:r>
-        <w:tab/>
-      </w:r>
-      <w:r>
-        <w:rPr>
-          <w:rFonts w:ascii="Times New Roman" w:hAnsi="Times New Roman" w:cs="Times New Roman"/>
-          <w:i/>
-        </w:rPr>
-        <w:t>a</w:t>
-      </w:r>
-      <w:r>
-        <w:t></w:t>
-      </w:r>
-      <w:r>
-        <w:t></w:t>
-      </w:r>
-      <w:r>
-        <w:t></w:t>
-      </w:r>
-      <w:r>
-        <w:rPr>
-          <w:rFonts w:ascii="Times New Roman" w:hAnsi="Times New Roman" w:cs="Times New Roman"/>
-          <w:i/>
-        </w:rPr>
-        <w:t>b</w:t>
-      </w:r>
-      <w:r>
-        <w:t></w:t>
-      </w:r>
-      <w:r>
-        <w:t></w:t>
-      </w:r>
-      <w:r>
-        <w:t></w:t>
-      </w:r>
-      <w:r>
-        <w:t></w:t>
-      </w:r>
-      <w:r>
-        <w:t></w:t>
-      </w:r>
-      <w:r>
-        <w:tab/>
-      </w:r>
-      <w:r>
-        <w:t></w:t>
-      </w:r>
-      <w:r>
-        <w:t></w:t>
-      </w:r>
-      <w:r>
-        <w:t></w:t>
-      </w:r>
-    </w:p>
-    <w:p>
-      <w:pPr>
-        <w:pStyle w:val="BodyText"/>
-      </w:pPr>
-    </w:p>
-    <w:p>
-      <w:pPr>
-        <w:pStyle w:val="Heading2"/>
-      </w:pPr>
-      <w:r>
-        <w:t>Some Common Mistakes</w:t>
-      </w:r>
-    </w:p>
-    <w:p>
-      <w:pPr>
-        <w:pStyle w:val="bulletlist"/>
-      </w:pPr>
-      <w:r>
-        <w:t xml:space="preserve">The </w:t>
-      </w:r>
-    </w:p>
-    <w:p>
-      <w:pPr>
-        <w:pStyle w:val="bulletlist"/>
-      </w:pPr>
-      <w:r>
-        <w:t xml:space="preserve">The </w:t>
-      </w:r>
-    </w:p>
-    <w:p>
-      <w:pPr>
-        <w:pStyle w:val="bulletlist"/>
-      </w:pPr>
-      <w:r>
-        <w:t xml:space="preserve">In </w:t>
-      </w:r>
-    </w:p>
-    <w:p>
-      <w:pPr>
-        <w:pStyle w:val="bulletlist"/>
-      </w:pPr>
-      <w:r>
-        <w:t xml:space="preserve">A </w:t>
-      </w:r>
-    </w:p>
-    <w:p>
-      <w:pPr>
-        <w:pStyle w:val="bulletlist"/>
-      </w:pPr>
-      <w:r>
-        <w:t>Do</w:t>
-      </w:r>
-    </w:p>
-    <w:p>
-      <w:pPr>
-        <w:pStyle w:val="bulletlist"/>
-      </w:pPr>
-      <w:r>
-        <w:t xml:space="preserve">In </w:t>
-      </w:r>
-    </w:p>
-    <w:p>
-      <w:pPr>
-        <w:pStyle w:val="bulletlist"/>
-      </w:pPr>
-      <w:r>
-        <w:t>Be</w:t>
-      </w:r>
-    </w:p>
-    <w:p>
-      <w:pPr>
-        <w:pStyle w:val="bulletlist"/>
-      </w:pPr>
-      <w:r>
-        <w:t>Do</w:t>
-      </w:r>
-    </w:p>
-    <w:p>
-      <w:pPr>
-        <w:pStyle w:val="bulletlist"/>
-      </w:pPr>
-      <w:r>
-        <w:t xml:space="preserve">The </w:t>
-      </w:r>
-    </w:p>
-    <w:p>
-      <w:pPr>
-        <w:pStyle w:val="bulletlist"/>
-      </w:pPr>
-      <w:r>
-        <w:t>There</w:t>
-      </w:r>
-    </w:p>
-    <w:p>
-      <w:pPr>
-        <w:pStyle w:val="bulletlist"/>
-      </w:pPr>
-      <w:r>
-        <w:t xml:space="preserve">The </w:t>
-      </w:r>
-    </w:p>
-    <w:p>
-      <w:pPr>
-        <w:pStyle w:val="BodyText"/>
-      </w:pPr>
-    </w:p>
-    <w:p>
-      <w:pPr>
-        <w:pStyle w:val="Heading1"/>
-      </w:pPr>
-      <w:r>
-        <w:t xml:space="preserve">Using the </w:t>
-      </w:r>
-      <w:r>
-        <w:t>Template</w:t>
-      </w:r>
-    </w:p>
-    <w:p>
-      <w:pPr>
-        <w:pStyle w:val="BodyText"/>
-      </w:pPr>
-      <w:r>
-        <w:t xml:space="preserve">After </w:t>
-      </w:r>
-    </w:p>
-    <w:p>
-      <w:pPr>
-        <w:pStyle w:val="Heading2"/>
-      </w:pPr>
-      <w:r>
-        <w:t>Authors</w:t>
-      </w:r>
-      <w:r>
-        <w:t xml:space="preserve"> and Affiliations</w:t>
-      </w:r>
-    </w:p>
-    <w:p>
-      <w:pPr>
-        <w:pStyle w:val="BodyText"/>
-      </w:pPr>
-      <w:r>
-        <w:rPr>
-          <w:b/>
-        </w:rPr>
-        <w:t xml:space="preserve">The </w:t>
-      </w:r>
-    </w:p>
-    <w:p>
-      <w:pPr>
-        <w:pStyle w:val="Heading3"/>
-      </w:pPr>
-      <w:r>
-        <w:t xml:space="preserve">For </w:t>
-      </w:r>
-    </w:p>
-    <w:p>
-      <w:pPr>
-        <w:pStyle w:val="Heading3"/>
-      </w:pPr>
-      <w:r>
-        <w:t xml:space="preserve">For </w:t>
-      </w:r>
-    </w:p>
-    <w:p>
-      <w:pPr>
-        <w:pStyle w:val="Heading4"/>
-      </w:pPr>
-      <w:r>
-        <w:t>Selection</w:t>
-      </w:r>
-      <w:r>
-        <w:t xml:space="preserve">: </w:t>
-      </w:r>
-    </w:p>
-    <w:p>
-      <w:pPr>
-        <w:pStyle w:val="Heading4"/>
-      </w:pPr>
-      <w:r>
-        <w:t>Change number of columns:</w:t>
-      </w:r>
-      <w:r>
-        <w:t xml:space="preserve"> </w:t>
-      </w:r>
-    </w:p>
-    <w:p>
-      <w:pPr>
-        <w:pStyle w:val="Heading4"/>
+        <w:pStyle w:val="Ttulo4"/>
         <w:rPr>
           <w:i w:val="0"/>
         </w:rPr>
@@ -2320,7 +1949,7 @@
     </w:p>
     <w:p>
       <w:pPr>
-        <w:pStyle w:val="Heading2"/>
+        <w:pStyle w:val="Ttulo2"/>
       </w:pPr>
       <w:r>
         <w:t>Identify</w:t>
@@ -2331,12 +1960,12 @@
     </w:p>
     <w:p>
       <w:pPr>
-        <w:pStyle w:val="BodyText"/>
-      </w:pPr>
-    </w:p>
-    <w:p>
-      <w:pPr>
-        <w:pStyle w:val="Heading2"/>
+        <w:pStyle w:val="Corpodetexto"/>
+      </w:pPr>
+    </w:p>
+    <w:p>
+      <w:pPr>
+        <w:pStyle w:val="Ttulo2"/>
       </w:pPr>
       <w:r>
         <w:t>Figures and Tables</w:t>
@@ -2344,7 +1973,7 @@
     </w:p>
     <w:p>
       <w:pPr>
-        <w:pStyle w:val="Heading4"/>
+        <w:pStyle w:val="Ttulo4"/>
         <w:rPr>
           <w:i w:val="0"/>
         </w:rPr>
@@ -2376,12 +2005,12 @@
         <w:tblW w:w="0pt" w:type="dxa"/>
         <w:jc w:val="center"/>
         <w:tblBorders>
-          <w:top w:val="single" w:color="auto" w:sz="2" w:space="0"/>
-          <w:start w:val="single" w:color="auto" w:sz="2" w:space="0"/>
-          <w:bottom w:val="single" w:color="auto" w:sz="2" w:space="0"/>
-          <w:end w:val="single" w:color="auto" w:sz="2" w:space="0"/>
-          <w:insideH w:val="single" w:color="auto" w:sz="2" w:space="0"/>
-          <w:insideV w:val="single" w:color="auto" w:sz="2" w:space="0"/>
+          <w:top w:val="single" w:sz="2" w:space="0" w:color="auto"/>
+          <w:start w:val="single" w:sz="2" w:space="0" w:color="auto"/>
+          <w:bottom w:val="single" w:sz="2" w:space="0" w:color="auto"/>
+          <w:end w:val="single" w:sz="2" w:space="0" w:color="auto"/>
+          <w:insideH w:val="single" w:sz="2" w:space="0" w:color="auto"/>
+          <w:insideV w:val="single" w:sz="2" w:space="0" w:color="auto"/>
         </w:tblBorders>
         <w:tblLayout w:type="fixed"/>
         <w:tblLook w:firstRow="0" w:lastRow="0" w:firstColumn="0" w:lastColumn="0" w:noHBand="0" w:noVBand="0"/>
@@ -2640,7 +2269,7 @@
     </w:p>
     <w:p>
       <w:pPr>
-        <w:pStyle w:val="BodyText"/>
+        <w:pStyle w:val="Corpodetexto"/>
       </w:pPr>
       <w:r>
         <w:t xml:space="preserve">Figure Labels: </w:t>
@@ -2648,9 +2277,10 @@
     </w:p>
     <w:p>
       <w:pPr>
-        <w:pStyle w:val="Heading5"/>
-      </w:pPr>
-      <w:r>
+        <w:pStyle w:val="Ttulo5"/>
+      </w:pPr>
+      <w:r>
+        <w:lastRenderedPageBreak/>
         <w:t>Acknowledgment</w:t>
       </w:r>
       <w:r>
@@ -2681,12 +2311,12 @@
     </w:p>
     <w:p>
       <w:pPr>
-        <w:pStyle w:val="BodyText"/>
-      </w:pPr>
-    </w:p>
-    <w:p>
-      <w:pPr>
-        <w:pStyle w:val="Heading5"/>
+        <w:pStyle w:val="Corpodetexto"/>
+      </w:pPr>
+    </w:p>
+    <w:p>
+      <w:pPr>
+        <w:pStyle w:val="Ttulo5"/>
       </w:pPr>
       <w:r>
         <w:t>References</w:t>
@@ -2696,59 +2326,34 @@
     <w:p>
       <w:pPr>
         <w:pStyle w:val="references"/>
-        <w:ind w:start="17.7pt" w:hanging="0pt"/>
+        <w:ind w:start="17.70pt" w:firstLine="0pt"/>
         <w:jc w:val="start"/>
-        <w:rPr>
-          <w:rFonts w:ascii="Times New Roman" w:hAnsi="Times New Roman" w:eastAsia="MS Mincho" w:cs="Times New Roman"/>
-          <w:sz w:val="16"/>
-          <w:szCs w:val="16"/>
-        </w:rPr>
-      </w:pPr>
-      <w:r>
-        <w:rPr>
-          <w:rFonts w:ascii="Times New Roman" w:hAnsi="Times New Roman" w:eastAsia="MS Mincho" w:cs="Times New Roman"/>
-          <w:noProof/>
-          <w:color w:val="000000" w:themeColor="text1" w:themeTint="FF" w:themeShade="FF"/>
-          <w:sz w:val="16"/>
-          <w:szCs w:val="16"/>
-          <w:lang w:val="en-US"/>
+      </w:pPr>
+      <w:r>
+        <w:rPr>
+          <w:color w:val="000000" w:themeColor="text1"/>
         </w:rPr>
         <w:t xml:space="preserve">C. Smiliotopoulos and G. Kambourakis, “Sysmon event logs for machine learning-based malware detection,” </w:t>
       </w:r>
       <w:r>
         <w:rPr>
-          <w:rFonts w:ascii="Times New Roman" w:hAnsi="Times New Roman" w:eastAsia="MS Mincho" w:cs="Times New Roman"/>
-          <w:i w:val="1"/>
-          <w:iCs w:val="1"/>
-          <w:noProof/>
-          <w:color w:val="000000" w:themeColor="text1" w:themeTint="FF" w:themeShade="FF"/>
-          <w:sz w:val="16"/>
-          <w:szCs w:val="16"/>
-          <w:lang w:val="en-US"/>
+          <w:i/>
+          <w:iCs/>
+          <w:color w:val="000000" w:themeColor="text1"/>
         </w:rPr>
         <w:t>International Journal of Information Security</w:t>
       </w:r>
       <w:r>
         <w:rPr>
-          <w:rFonts w:ascii="Times New Roman" w:hAnsi="Times New Roman" w:eastAsia="MS Mincho" w:cs="Times New Roman"/>
-          <w:noProof/>
-          <w:color w:val="000000" w:themeColor="text1" w:themeTint="FF" w:themeShade="FF"/>
-          <w:sz w:val="16"/>
-          <w:szCs w:val="16"/>
-          <w:lang w:val="en-US"/>
+          <w:color w:val="000000" w:themeColor="text1"/>
         </w:rPr>
         <w:t xml:space="preserve">, vol. 22, no. 7, pp. 1–16, 2023. </w:t>
       </w:r>
-      <w:hyperlink r:id="Ra605d71a92f44f8a">
+      <w:hyperlink r:id="rId15">
         <w:r>
           <w:rPr>
-            <w:rStyle w:val="Hyperlink"/>
-            <w:rFonts w:ascii="Times New Roman" w:hAnsi="Times New Roman" w:eastAsia="MS Mincho" w:cs="Times New Roman"/>
-            <w:noProof/>
-            <w:color w:val="000000" w:themeColor="text1" w:themeTint="FF" w:themeShade="FF"/>
-            <w:sz w:val="16"/>
-            <w:szCs w:val="16"/>
-            <w:lang w:val="en-US"/>
+            <w:rStyle w:val="Hiperligao"/>
+            <w:color w:val="000000" w:themeColor="text1"/>
           </w:rPr>
           <w:t>https://doi.org/10.1007/s10207-023-00725-8</w:t>
         </w:r>
@@ -2758,57 +2363,32 @@
       <w:pPr>
         <w:pStyle w:val="references"/>
         <w:jc w:val="start"/>
-        <w:rPr>
-          <w:rFonts w:ascii="Times New Roman" w:hAnsi="Times New Roman" w:eastAsia="MS Mincho" w:cs="Times New Roman"/>
-          <w:sz w:val="16"/>
-          <w:szCs w:val="16"/>
-        </w:rPr>
-      </w:pPr>
-      <w:r>
-        <w:rPr>
-          <w:rFonts w:ascii="Times New Roman" w:hAnsi="Times New Roman" w:eastAsia="MS Mincho" w:cs="Times New Roman"/>
-          <w:noProof/>
-          <w:color w:val="000000" w:themeColor="text1" w:themeTint="FF" w:themeShade="FF"/>
-          <w:sz w:val="16"/>
-          <w:szCs w:val="16"/>
-          <w:lang w:val="en-US"/>
+      </w:pPr>
+      <w:r>
+        <w:rPr>
+          <w:color w:val="000000" w:themeColor="text1"/>
         </w:rPr>
         <w:t xml:space="preserve">C. Smiliotopoulos and G. Kambourakis, “Machine Learning for Lateral Movement Detection: Imbalanced vs Resampled Data,” </w:t>
       </w:r>
       <w:r>
         <w:rPr>
-          <w:rFonts w:ascii="Times New Roman" w:hAnsi="Times New Roman" w:eastAsia="MS Mincho" w:cs="Times New Roman"/>
-          <w:i w:val="1"/>
-          <w:iCs w:val="1"/>
-          <w:noProof/>
-          <w:color w:val="000000" w:themeColor="text1" w:themeTint="FF" w:themeShade="FF"/>
-          <w:sz w:val="16"/>
-          <w:szCs w:val="16"/>
-          <w:lang w:val="en-US"/>
+          <w:i/>
+          <w:iCs/>
+          <w:color w:val="000000" w:themeColor="text1"/>
         </w:rPr>
         <w:t>International Journal of Information Security</w:t>
       </w:r>
       <w:r>
         <w:rPr>
-          <w:rFonts w:ascii="Times New Roman" w:hAnsi="Times New Roman" w:eastAsia="MS Mincho" w:cs="Times New Roman"/>
-          <w:noProof/>
-          <w:color w:val="000000" w:themeColor="text1" w:themeTint="FF" w:themeShade="FF"/>
-          <w:sz w:val="16"/>
-          <w:szCs w:val="16"/>
-          <w:lang w:val="en-US"/>
+          <w:color w:val="000000" w:themeColor="text1"/>
         </w:rPr>
         <w:t xml:space="preserve">, 2026 (preprint). </w:t>
       </w:r>
-      <w:hyperlink r:id="Rf1b23ebdfef940c8">
+      <w:hyperlink r:id="rId16">
         <w:r>
           <w:rPr>
-            <w:rStyle w:val="Hyperlink"/>
-            <w:rFonts w:ascii="Times New Roman" w:hAnsi="Times New Roman" w:eastAsia="MS Mincho" w:cs="Times New Roman"/>
-            <w:noProof/>
-            <w:color w:val="000000" w:themeColor="text1" w:themeTint="FF" w:themeShade="FF"/>
-            <w:sz w:val="16"/>
-            <w:szCs w:val="16"/>
-            <w:lang w:val="en-US"/>
+            <w:rStyle w:val="Hiperligao"/>
+            <w:color w:val="000000" w:themeColor="text1"/>
           </w:rPr>
           <w:t>https://d-nb.info/1272279990/34</w:t>
         </w:r>
@@ -2818,57 +2398,32 @@
       <w:pPr>
         <w:pStyle w:val="references"/>
         <w:jc w:val="start"/>
-        <w:rPr>
-          <w:rFonts w:ascii="Times New Roman" w:hAnsi="Times New Roman" w:eastAsia="MS Mincho" w:cs="Times New Roman"/>
-          <w:sz w:val="16"/>
-          <w:szCs w:val="16"/>
-        </w:rPr>
-      </w:pPr>
-      <w:r>
-        <w:rPr>
-          <w:rFonts w:ascii="Times New Roman" w:hAnsi="Times New Roman" w:eastAsia="MS Mincho" w:cs="Times New Roman"/>
-          <w:noProof/>
-          <w:color w:val="000000" w:themeColor="text1" w:themeTint="FF" w:themeShade="FF"/>
-          <w:sz w:val="16"/>
-          <w:szCs w:val="16"/>
-          <w:lang w:val="en-US"/>
+      </w:pPr>
+      <w:r>
+        <w:rPr>
+          <w:color w:val="000000" w:themeColor="text1"/>
         </w:rPr>
         <w:t xml:space="preserve">C. Smiliotopoulos et al., “Revisiting the detection of lateral movement through Sysmon,” </w:t>
       </w:r>
       <w:r>
         <w:rPr>
-          <w:rFonts w:ascii="Times New Roman" w:hAnsi="Times New Roman" w:eastAsia="MS Mincho" w:cs="Times New Roman"/>
-          <w:i w:val="1"/>
-          <w:iCs w:val="1"/>
-          <w:noProof/>
-          <w:color w:val="000000" w:themeColor="text1" w:themeTint="FF" w:themeShade="FF"/>
-          <w:sz w:val="16"/>
-          <w:szCs w:val="16"/>
-          <w:lang w:val="en-US"/>
+          <w:i/>
+          <w:iCs/>
+          <w:color w:val="000000" w:themeColor="text1"/>
         </w:rPr>
         <w:t>Applied Sciences</w:t>
       </w:r>
       <w:r>
         <w:rPr>
-          <w:rFonts w:ascii="Times New Roman" w:hAnsi="Times New Roman" w:eastAsia="MS Mincho" w:cs="Times New Roman"/>
-          <w:noProof/>
-          <w:color w:val="000000" w:themeColor="text1" w:themeTint="FF" w:themeShade="FF"/>
-          <w:sz w:val="16"/>
-          <w:szCs w:val="16"/>
-          <w:lang w:val="en-US"/>
+          <w:color w:val="000000" w:themeColor="text1"/>
         </w:rPr>
         <w:t xml:space="preserve">, vol. 12, no. 15, p. 7746, 2022. </w:t>
       </w:r>
-      <w:hyperlink r:id="R9eac08a6f9e447cf">
+      <w:hyperlink r:id="rId17">
         <w:r>
           <w:rPr>
-            <w:rStyle w:val="Hyperlink"/>
-            <w:rFonts w:ascii="Times New Roman" w:hAnsi="Times New Roman" w:eastAsia="MS Mincho" w:cs="Times New Roman"/>
-            <w:noProof/>
-            <w:color w:val="000000" w:themeColor="text1" w:themeTint="FF" w:themeShade="FF"/>
-            <w:sz w:val="16"/>
-            <w:szCs w:val="16"/>
-            <w:lang w:val="en-US"/>
+            <w:rStyle w:val="Hiperligao"/>
+            <w:color w:val="000000" w:themeColor="text1"/>
           </w:rPr>
           <w:t>https://www.mdpi.com/2076-3417/12/15/7746</w:t>
         </w:r>
@@ -2878,57 +2433,32 @@
       <w:pPr>
         <w:pStyle w:val="references"/>
         <w:jc w:val="start"/>
-        <w:rPr>
-          <w:rFonts w:ascii="Times New Roman" w:hAnsi="Times New Roman" w:eastAsia="MS Mincho" w:cs="Times New Roman"/>
-          <w:sz w:val="16"/>
-          <w:szCs w:val="16"/>
-        </w:rPr>
-      </w:pPr>
-      <w:r>
-        <w:rPr>
-          <w:rFonts w:ascii="Times New Roman" w:hAnsi="Times New Roman" w:eastAsia="MS Mincho" w:cs="Times New Roman"/>
-          <w:noProof/>
-          <w:color w:val="000000" w:themeColor="text1" w:themeTint="FF" w:themeShade="FF"/>
-          <w:sz w:val="16"/>
-          <w:szCs w:val="16"/>
-          <w:lang w:val="en-US"/>
+      </w:pPr>
+      <w:r>
+        <w:rPr>
+          <w:color w:val="000000" w:themeColor="text1"/>
         </w:rPr>
         <w:t xml:space="preserve">J. Ispahany et al., “Online Batch Incremental Ransomware Detection in Sysmon Data Streams,” </w:t>
       </w:r>
       <w:r>
         <w:rPr>
-          <w:rFonts w:ascii="Times New Roman" w:hAnsi="Times New Roman" w:eastAsia="MS Mincho" w:cs="Times New Roman"/>
-          <w:i w:val="1"/>
-          <w:iCs w:val="1"/>
-          <w:noProof/>
-          <w:color w:val="000000" w:themeColor="text1" w:themeTint="FF" w:themeShade="FF"/>
-          <w:sz w:val="16"/>
-          <w:szCs w:val="16"/>
-          <w:lang w:val="en-US"/>
+          <w:i/>
+          <w:iCs/>
+          <w:color w:val="000000" w:themeColor="text1"/>
         </w:rPr>
         <w:t>IEEE Access</w:t>
       </w:r>
       <w:r>
         <w:rPr>
-          <w:rFonts w:ascii="Times New Roman" w:hAnsi="Times New Roman" w:eastAsia="MS Mincho" w:cs="Times New Roman"/>
-          <w:noProof/>
-          <w:color w:val="000000" w:themeColor="text1" w:themeTint="FF" w:themeShade="FF"/>
-          <w:sz w:val="16"/>
-          <w:szCs w:val="16"/>
-          <w:lang w:val="en-US"/>
+          <w:color w:val="000000" w:themeColor="text1"/>
         </w:rPr>
         <w:t xml:space="preserve">, vol. 11, pp. 14111–14128, 2023. </w:t>
       </w:r>
-      <w:hyperlink r:id="Rb23d908260aa4c8e">
+      <w:hyperlink r:id="rId18">
         <w:r>
           <w:rPr>
-            <w:rStyle w:val="Hyperlink"/>
-            <w:rFonts w:ascii="Times New Roman" w:hAnsi="Times New Roman" w:eastAsia="MS Mincho" w:cs="Times New Roman"/>
-            <w:noProof/>
-            <w:color w:val="000000" w:themeColor="text1" w:themeTint="FF" w:themeShade="FF"/>
-            <w:sz w:val="16"/>
-            <w:szCs w:val="16"/>
-            <w:lang w:val="en-US"/>
+            <w:rStyle w:val="Hiperligao"/>
+            <w:color w:val="000000" w:themeColor="text1"/>
           </w:rPr>
           <w:t>https://doi.org/10.48550/arXiv.2501.01083</w:t>
         </w:r>
@@ -2938,57 +2468,32 @@
       <w:pPr>
         <w:pStyle w:val="references"/>
         <w:jc w:val="start"/>
-        <w:rPr>
-          <w:rFonts w:ascii="Times New Roman" w:hAnsi="Times New Roman" w:eastAsia="MS Mincho" w:cs="Times New Roman"/>
-          <w:sz w:val="16"/>
-          <w:szCs w:val="16"/>
-        </w:rPr>
-      </w:pPr>
-      <w:r>
-        <w:rPr>
-          <w:rFonts w:ascii="Times New Roman" w:hAnsi="Times New Roman" w:eastAsia="MS Mincho" w:cs="Times New Roman"/>
-          <w:noProof/>
-          <w:color w:val="000000" w:themeColor="text1" w:themeTint="FF" w:themeShade="FF"/>
-          <w:sz w:val="16"/>
-          <w:szCs w:val="16"/>
-          <w:lang w:val="en-US"/>
+      </w:pPr>
+      <w:r>
+        <w:rPr>
+          <w:color w:val="000000" w:themeColor="text1"/>
         </w:rPr>
         <w:t xml:space="preserve">J. Ispahany et al., “SILRAD: Streaming Machine Learning for Ransomware Detection,” in </w:t>
       </w:r>
       <w:r>
         <w:rPr>
-          <w:rFonts w:ascii="Times New Roman" w:hAnsi="Times New Roman" w:eastAsia="MS Mincho" w:cs="Times New Roman"/>
-          <w:i w:val="1"/>
-          <w:iCs w:val="1"/>
-          <w:noProof/>
-          <w:color w:val="000000" w:themeColor="text1" w:themeTint="FF" w:themeShade="FF"/>
-          <w:sz w:val="16"/>
-          <w:szCs w:val="16"/>
-          <w:lang w:val="en-US"/>
+          <w:i/>
+          <w:iCs/>
+          <w:color w:val="000000" w:themeColor="text1"/>
         </w:rPr>
         <w:t>Proc. Annual Research Security Conf.</w:t>
       </w:r>
       <w:r>
         <w:rPr>
-          <w:rFonts w:ascii="Times New Roman" w:hAnsi="Times New Roman" w:eastAsia="MS Mincho" w:cs="Times New Roman"/>
-          <w:noProof/>
-          <w:color w:val="000000" w:themeColor="text1" w:themeTint="FF" w:themeShade="FF"/>
-          <w:sz w:val="16"/>
-          <w:szCs w:val="16"/>
-          <w:lang w:val="en-US"/>
+          <w:color w:val="000000" w:themeColor="text1"/>
         </w:rPr>
         <w:t xml:space="preserve">, 2025. </w:t>
       </w:r>
-      <w:hyperlink r:id="R4e7e5c8b02364809">
+      <w:hyperlink r:id="rId19">
         <w:r>
           <w:rPr>
-            <w:rStyle w:val="Hyperlink"/>
-            <w:rFonts w:ascii="Times New Roman" w:hAnsi="Times New Roman" w:eastAsia="MS Mincho" w:cs="Times New Roman"/>
-            <w:noProof/>
-            <w:color w:val="000000" w:themeColor="text1" w:themeTint="FF" w:themeShade="FF"/>
-            <w:sz w:val="16"/>
-            <w:szCs w:val="16"/>
-            <w:lang w:val="en-US"/>
+            <w:rStyle w:val="Hiperligao"/>
+            <w:color w:val="000000" w:themeColor="text1"/>
           </w:rPr>
           <w:t>https://doi.org/10.1109/ICFRS55784.2025.00010</w:t>
         </w:r>
@@ -2998,57 +2503,32 @@
       <w:pPr>
         <w:pStyle w:val="references"/>
         <w:jc w:val="start"/>
-        <w:rPr>
-          <w:rFonts w:ascii="Times New Roman" w:hAnsi="Times New Roman" w:eastAsia="MS Mincho" w:cs="Times New Roman"/>
-          <w:sz w:val="16"/>
-          <w:szCs w:val="16"/>
-        </w:rPr>
-      </w:pPr>
-      <w:r>
-        <w:rPr>
-          <w:rFonts w:ascii="Times New Roman" w:hAnsi="Times New Roman" w:eastAsia="MS Mincho" w:cs="Times New Roman"/>
-          <w:noProof/>
-          <w:color w:val="000000" w:themeColor="text1" w:themeTint="FF" w:themeShade="FF"/>
-          <w:sz w:val="16"/>
-          <w:szCs w:val="16"/>
-          <w:lang w:val="en-US"/>
+      </w:pPr>
+      <w:r>
+        <w:rPr>
+          <w:color w:val="000000" w:themeColor="text1"/>
         </w:rPr>
         <w:t xml:space="preserve">R. Achmad et al., “Sysmon event logs for machine learning-based malware detection,” </w:t>
       </w:r>
       <w:r>
         <w:rPr>
-          <w:rFonts w:ascii="Times New Roman" w:hAnsi="Times New Roman" w:eastAsia="MS Mincho" w:cs="Times New Roman"/>
-          <w:i w:val="1"/>
-          <w:iCs w:val="1"/>
-          <w:noProof/>
-          <w:color w:val="000000" w:themeColor="text1" w:themeTint="FF" w:themeShade="FF"/>
-          <w:sz w:val="16"/>
-          <w:szCs w:val="16"/>
-          <w:lang w:val="en-US"/>
+          <w:i/>
+          <w:iCs/>
+          <w:color w:val="000000" w:themeColor="text1"/>
         </w:rPr>
         <w:t>Cyber Security and Applications</w:t>
       </w:r>
       <w:r>
         <w:rPr>
-          <w:rFonts w:ascii="Times New Roman" w:hAnsi="Times New Roman" w:eastAsia="MS Mincho" w:cs="Times New Roman"/>
-          <w:noProof/>
-          <w:color w:val="000000" w:themeColor="text1" w:themeTint="FF" w:themeShade="FF"/>
-          <w:sz w:val="16"/>
-          <w:szCs w:val="16"/>
-          <w:lang w:val="en-US"/>
+          <w:color w:val="000000" w:themeColor="text1"/>
         </w:rPr>
         <w:t xml:space="preserve">, vol. 5, p. 100110, 2025. </w:t>
       </w:r>
-      <w:hyperlink r:id="R3d8bfd0fe4dd4d8d">
+      <w:hyperlink r:id="rId20">
         <w:r>
           <w:rPr>
-            <w:rStyle w:val="Hyperlink"/>
-            <w:rFonts w:ascii="Times New Roman" w:hAnsi="Times New Roman" w:eastAsia="MS Mincho" w:cs="Times New Roman"/>
-            <w:noProof/>
-            <w:color w:val="000000" w:themeColor="text1" w:themeTint="FF" w:themeShade="FF"/>
-            <w:sz w:val="16"/>
-            <w:szCs w:val="16"/>
-            <w:lang w:val="en-US"/>
+            <w:rStyle w:val="Hiperligao"/>
+            <w:color w:val="000000" w:themeColor="text1"/>
           </w:rPr>
           <w:t>https://www.sciencedirect.com/science/article/pii/S277291842500027X</w:t>
         </w:r>
@@ -3058,57 +2538,32 @@
       <w:pPr>
         <w:pStyle w:val="references"/>
         <w:jc w:val="start"/>
-        <w:rPr>
-          <w:rFonts w:ascii="Times New Roman" w:hAnsi="Times New Roman" w:eastAsia="MS Mincho" w:cs="Times New Roman"/>
-          <w:sz w:val="16"/>
-          <w:szCs w:val="16"/>
-        </w:rPr>
-      </w:pPr>
-      <w:r>
-        <w:rPr>
-          <w:rFonts w:ascii="Times New Roman" w:hAnsi="Times New Roman" w:eastAsia="MS Mincho" w:cs="Times New Roman"/>
-          <w:noProof/>
-          <w:color w:val="000000" w:themeColor="text1" w:themeTint="FF" w:themeShade="FF"/>
-          <w:sz w:val="16"/>
-          <w:szCs w:val="16"/>
-          <w:lang w:val="en-US"/>
+      </w:pPr>
+      <w:r>
+        <w:rPr>
+          <w:color w:val="000000" w:themeColor="text1"/>
         </w:rPr>
         <w:t xml:space="preserve">M. Mahmoud et al., “SYSCADE: Sysmon and ElasticSearch for Automated Malware Analysis,” </w:t>
       </w:r>
       <w:r>
         <w:rPr>
-          <w:rFonts w:ascii="Times New Roman" w:hAnsi="Times New Roman" w:eastAsia="MS Mincho" w:cs="Times New Roman"/>
-          <w:i w:val="1"/>
-          <w:iCs w:val="1"/>
-          <w:noProof/>
-          <w:color w:val="000000" w:themeColor="text1" w:themeTint="FF" w:themeShade="FF"/>
-          <w:sz w:val="16"/>
-          <w:szCs w:val="16"/>
-          <w:lang w:val="en-US"/>
+          <w:i/>
+          <w:iCs/>
+          <w:color w:val="000000" w:themeColor="text1"/>
         </w:rPr>
         <w:t>IEEE Access</w:t>
       </w:r>
       <w:r>
         <w:rPr>
-          <w:rFonts w:ascii="Times New Roman" w:hAnsi="Times New Roman" w:eastAsia="MS Mincho" w:cs="Times New Roman"/>
-          <w:noProof/>
-          <w:color w:val="000000" w:themeColor="text1" w:themeTint="FF" w:themeShade="FF"/>
-          <w:sz w:val="16"/>
-          <w:szCs w:val="16"/>
-          <w:lang w:val="en-US"/>
+          <w:color w:val="000000" w:themeColor="text1"/>
         </w:rPr>
         <w:t xml:space="preserve">, 2024. </w:t>
       </w:r>
-      <w:hyperlink r:id="R8066800047674959">
+      <w:hyperlink r:id="rId21">
         <w:r>
           <w:rPr>
-            <w:rStyle w:val="Hyperlink"/>
-            <w:rFonts w:ascii="Times New Roman" w:hAnsi="Times New Roman" w:eastAsia="MS Mincho" w:cs="Times New Roman"/>
-            <w:noProof/>
-            <w:color w:val="000000" w:themeColor="text1" w:themeTint="FF" w:themeShade="FF"/>
-            <w:sz w:val="16"/>
-            <w:szCs w:val="16"/>
-            <w:lang w:val="en-US"/>
+            <w:rStyle w:val="Hiperligao"/>
+            <w:color w:val="000000" w:themeColor="text1"/>
           </w:rPr>
           <w:t>https://ieeexplore.ieee.org/document/8892864</w:t>
         </w:r>
@@ -3118,57 +2573,32 @@
       <w:pPr>
         <w:pStyle w:val="references"/>
         <w:jc w:val="start"/>
-        <w:rPr>
-          <w:rFonts w:ascii="Times New Roman" w:hAnsi="Times New Roman" w:eastAsia="MS Mincho" w:cs="Times New Roman"/>
-          <w:sz w:val="16"/>
-          <w:szCs w:val="16"/>
-        </w:rPr>
-      </w:pPr>
-      <w:r>
-        <w:rPr>
-          <w:rFonts w:ascii="Times New Roman" w:hAnsi="Times New Roman" w:eastAsia="MS Mincho" w:cs="Times New Roman"/>
-          <w:noProof/>
-          <w:color w:val="000000" w:themeColor="text1" w:themeTint="FF" w:themeShade="FF"/>
-          <w:sz w:val="16"/>
-          <w:szCs w:val="16"/>
-          <w:lang w:val="en-US"/>
+      </w:pPr>
+      <w:r>
+        <w:rPr>
+          <w:color w:val="000000" w:themeColor="text1"/>
         </w:rPr>
         <w:t xml:space="preserve">R. Yao et al., “A Dataset of APT Persistence Techniques on Windows Platforms Mapped to ATT&amp;CK,” in </w:t>
       </w:r>
       <w:r>
         <w:rPr>
-          <w:rFonts w:ascii="Times New Roman" w:hAnsi="Times New Roman" w:eastAsia="MS Mincho" w:cs="Times New Roman"/>
-          <w:i w:val="1"/>
-          <w:iCs w:val="1"/>
-          <w:noProof/>
-          <w:color w:val="000000" w:themeColor="text1" w:themeTint="FF" w:themeShade="FF"/>
-          <w:sz w:val="16"/>
-          <w:szCs w:val="16"/>
-          <w:lang w:val="en-US"/>
+          <w:i/>
+          <w:iCs/>
+          <w:color w:val="000000" w:themeColor="text1"/>
         </w:rPr>
         <w:t>Proc. ARYAC</w:t>
       </w:r>
       <w:r>
         <w:rPr>
-          <w:rFonts w:ascii="Times New Roman" w:hAnsi="Times New Roman" w:eastAsia="MS Mincho" w:cs="Times New Roman"/>
-          <w:noProof/>
-          <w:color w:val="000000" w:themeColor="text1" w:themeTint="FF" w:themeShade="FF"/>
-          <w:sz w:val="16"/>
-          <w:szCs w:val="16"/>
-          <w:lang w:val="en-US"/>
+          <w:color w:val="000000" w:themeColor="text1"/>
         </w:rPr>
         <w:t xml:space="preserve">, 2025. </w:t>
       </w:r>
-      <w:hyperlink r:id="R4f21488608434de0">
+      <w:hyperlink r:id="rId22">
         <w:r>
           <w:rPr>
-            <w:rStyle w:val="Hyperlink"/>
-            <w:rFonts w:ascii="Times New Roman" w:hAnsi="Times New Roman" w:eastAsia="MS Mincho" w:cs="Times New Roman"/>
-            <w:noProof/>
-            <w:color w:val="000000" w:themeColor="text1" w:themeTint="FF" w:themeShade="FF"/>
-            <w:sz w:val="16"/>
-            <w:szCs w:val="16"/>
-            <w:lang w:val="en-US"/>
+            <w:rStyle w:val="Hiperligao"/>
+            <w:color w:val="000000" w:themeColor="text1"/>
           </w:rPr>
           <w:t>https://cylab.cmu.edu/projects/syslog/papers/dataset-APT-Persistence.pdf</w:t>
         </w:r>
@@ -3179,46 +2609,26 @@
         <w:pStyle w:val="references"/>
         <w:jc w:val="start"/>
         <w:rPr>
-          <w:rFonts w:ascii="Times New Roman" w:hAnsi="Times New Roman" w:eastAsia="MS Mincho" w:cs="Times New Roman"/>
-          <w:noProof/>
-          <w:color w:val="000000" w:themeColor="text1" w:themeTint="FF" w:themeShade="FF"/>
-          <w:sz w:val="16"/>
-          <w:szCs w:val="16"/>
-          <w:lang w:val="en-US"/>
-        </w:rPr>
-      </w:pPr>
-      <w:r>
-        <w:rPr>
-          <w:rFonts w:ascii="Times New Roman" w:hAnsi="Times New Roman" w:eastAsia="MS Mincho" w:cs="Times New Roman"/>
-          <w:noProof/>
-          <w:color w:val="000000" w:themeColor="text1" w:themeTint="FF" w:themeShade="FF"/>
-          <w:sz w:val="16"/>
-          <w:szCs w:val="16"/>
-          <w:lang w:val="en-US"/>
+          <w:color w:val="000000" w:themeColor="text1"/>
+        </w:rPr>
+      </w:pPr>
+      <w:r>
+        <w:rPr>
+          <w:color w:val="000000" w:themeColor="text1"/>
         </w:rPr>
         <w:t xml:space="preserve">S. Chen et al., “Kellect: Kernel-Based Lossless Event Log Collector,” </w:t>
       </w:r>
       <w:r>
         <w:rPr>
-          <w:rFonts w:ascii="Times New Roman" w:hAnsi="Times New Roman" w:eastAsia="MS Mincho" w:cs="Times New Roman"/>
-          <w:i w:val="1"/>
-          <w:iCs w:val="1"/>
-          <w:noProof/>
-          <w:color w:val="000000" w:themeColor="text1" w:themeTint="FF" w:themeShade="FF"/>
-          <w:sz w:val="16"/>
-          <w:szCs w:val="16"/>
-          <w:lang w:val="en-US"/>
+          <w:i/>
+          <w:iCs/>
+          <w:color w:val="000000" w:themeColor="text1"/>
         </w:rPr>
         <w:t>arXiv preprint arXiv:2207.11530</w:t>
       </w:r>
       <w:r>
         <w:rPr>
-          <w:rFonts w:ascii="Times New Roman" w:hAnsi="Times New Roman" w:eastAsia="MS Mincho" w:cs="Times New Roman"/>
-          <w:noProof/>
-          <w:color w:val="000000" w:themeColor="text1" w:themeTint="FF" w:themeShade="FF"/>
-          <w:sz w:val="16"/>
-          <w:szCs w:val="16"/>
-          <w:lang w:val="en-US"/>
+          <w:color w:val="000000" w:themeColor="text1"/>
         </w:rPr>
         <w:t>, 2022.</w:t>
       </w:r>
@@ -3228,56 +2638,45 @@
         <w:pStyle w:val="references"/>
         <w:jc w:val="start"/>
         <w:rPr>
-          <w:rFonts w:ascii="Times New Roman" w:hAnsi="Times New Roman" w:eastAsia="MS Mincho" w:cs="Times New Roman"/>
-          <w:sz w:val="16"/>
-          <w:szCs w:val="16"/>
-        </w:rPr>
-      </w:pPr>
-      <w:r>
-        <w:rPr>
-          <w:rFonts w:ascii="Times New Roman" w:hAnsi="Times New Roman" w:eastAsia="MS Mincho" w:cs="Times New Roman"/>
-          <w:noProof/>
-          <w:color w:val="000000" w:themeColor="text1" w:themeTint="FF" w:themeShade="FF"/>
-          <w:sz w:val="16"/>
-          <w:szCs w:val="16"/>
-          <w:lang w:val="en-US"/>
+          <w:lang w:val="pt-PT"/>
+        </w:rPr>
+      </w:pPr>
+      <w:r>
+        <w:rPr>
+          <w:color w:val="000000" w:themeColor="text1"/>
         </w:rPr>
         <w:t xml:space="preserve">J. Gwak et al., “Explainable Malware Classification based on ETW Logs,” in </w:t>
       </w:r>
       <w:r>
         <w:rPr>
-          <w:rFonts w:ascii="Times New Roman" w:hAnsi="Times New Roman" w:eastAsia="MS Mincho" w:cs="Times New Roman"/>
-          <w:i w:val="1"/>
-          <w:iCs w:val="1"/>
-          <w:noProof/>
-          <w:color w:val="000000" w:themeColor="text1" w:themeTint="FF" w:themeShade="FF"/>
-          <w:sz w:val="16"/>
-          <w:szCs w:val="16"/>
-          <w:lang w:val="en-US"/>
-        </w:rPr>
-        <w:t>Proc. CiSE-CxAI</w:t>
-      </w:r>
-      <w:r>
-        <w:rPr>
-          <w:rFonts w:ascii="Times New Roman" w:hAnsi="Times New Roman" w:eastAsia="MS Mincho" w:cs="Times New Roman"/>
-          <w:noProof/>
-          <w:color w:val="000000" w:themeColor="text1" w:themeTint="FF" w:themeShade="FF"/>
-          <w:sz w:val="16"/>
-          <w:szCs w:val="16"/>
-          <w:lang w:val="en-US"/>
+          <w:i/>
+          <w:iCs/>
+          <w:color w:val="000000" w:themeColor="text1"/>
+        </w:rPr>
+        <w:t xml:space="preserve">Proc. </w:t>
+      </w:r>
+      <w:r>
+        <w:rPr>
+          <w:i/>
+          <w:iCs/>
+          <w:color w:val="000000" w:themeColor="text1"/>
+          <w:lang w:val="pt-PT"/>
+        </w:rPr>
+        <w:t>CiSE-CxAI</w:t>
+      </w:r>
+      <w:r>
+        <w:rPr>
+          <w:color w:val="000000" w:themeColor="text1"/>
+          <w:lang w:val="pt-PT"/>
         </w:rPr>
         <w:t xml:space="preserve">, 2023. </w:t>
       </w:r>
-      <w:hyperlink r:id="R7384f239667a48d7">
+      <w:hyperlink r:id="rId23">
         <w:r>
           <w:rPr>
-            <w:rStyle w:val="Hyperlink"/>
-            <w:rFonts w:ascii="Times New Roman" w:hAnsi="Times New Roman" w:eastAsia="MS Mincho" w:cs="Times New Roman"/>
-            <w:noProof/>
-            <w:color w:val="000000" w:themeColor="text1" w:themeTint="FF" w:themeShade="FF"/>
-            <w:sz w:val="16"/>
-            <w:szCs w:val="16"/>
-            <w:lang w:val="en-US"/>
+            <w:rStyle w:val="Hiperligao"/>
+            <w:color w:val="000000" w:themeColor="text1"/>
+            <w:lang w:val="pt-PT"/>
           </w:rPr>
           <w:t>https://cs.binghamton.edu/~pawlik/jankiqi/gwak_etal_cxai_2023.pdf</w:t>
         </w:r>
@@ -3288,46 +2687,26 @@
         <w:pStyle w:val="references"/>
         <w:jc w:val="start"/>
         <w:rPr>
-          <w:rFonts w:ascii="Times New Roman" w:hAnsi="Times New Roman" w:eastAsia="MS Mincho" w:cs="Times New Roman"/>
-          <w:noProof/>
-          <w:color w:val="000000" w:themeColor="text1" w:themeTint="FF" w:themeShade="FF"/>
-          <w:sz w:val="16"/>
-          <w:szCs w:val="16"/>
-          <w:lang w:val="en-US"/>
-        </w:rPr>
-      </w:pPr>
-      <w:r>
-        <w:rPr>
-          <w:rFonts w:ascii="Times New Roman" w:hAnsi="Times New Roman" w:eastAsia="MS Mincho" w:cs="Times New Roman"/>
-          <w:noProof/>
-          <w:color w:val="000000" w:themeColor="text1" w:themeTint="FF" w:themeShade="FF"/>
-          <w:sz w:val="16"/>
-          <w:szCs w:val="16"/>
-          <w:lang w:val="en-US"/>
+          <w:color w:val="000000" w:themeColor="text1"/>
+        </w:rPr>
+      </w:pPr>
+      <w:r>
+        <w:rPr>
+          <w:color w:val="000000" w:themeColor="text1"/>
         </w:rPr>
         <w:t xml:space="preserve">A. Kalinkin et al., “Ransomware detection based on ETW and ML models,” </w:t>
       </w:r>
       <w:r>
         <w:rPr>
-          <w:rFonts w:ascii="Times New Roman" w:hAnsi="Times New Roman" w:eastAsia="MS Mincho" w:cs="Times New Roman"/>
-          <w:i w:val="1"/>
-          <w:iCs w:val="1"/>
-          <w:noProof/>
-          <w:color w:val="000000" w:themeColor="text1" w:themeTint="FF" w:themeShade="FF"/>
-          <w:sz w:val="16"/>
-          <w:szCs w:val="16"/>
-          <w:lang w:val="en-US"/>
+          <w:i/>
+          <w:iCs/>
+          <w:color w:val="000000" w:themeColor="text1"/>
         </w:rPr>
         <w:t>IT Security</w:t>
       </w:r>
       <w:r>
         <w:rPr>
-          <w:rFonts w:ascii="Times New Roman" w:hAnsi="Times New Roman" w:eastAsia="MS Mincho" w:cs="Times New Roman"/>
-          <w:noProof/>
-          <w:color w:val="000000" w:themeColor="text1" w:themeTint="FF" w:themeShade="FF"/>
-          <w:sz w:val="16"/>
-          <w:szCs w:val="16"/>
-          <w:lang w:val="en-US"/>
+          <w:color w:val="000000" w:themeColor="text1"/>
         </w:rPr>
         <w:t>, vol. 15, no. 3, pp. 57–68, 2022.</w:t>
       </w:r>
@@ -3336,57 +2715,32 @@
       <w:pPr>
         <w:pStyle w:val="references"/>
         <w:jc w:val="start"/>
-        <w:rPr>
-          <w:rFonts w:ascii="Times New Roman" w:hAnsi="Times New Roman" w:eastAsia="MS Mincho" w:cs="Times New Roman"/>
-          <w:sz w:val="16"/>
-          <w:szCs w:val="16"/>
-        </w:rPr>
-      </w:pPr>
-      <w:r>
-        <w:rPr>
-          <w:rFonts w:ascii="Times New Roman" w:hAnsi="Times New Roman" w:eastAsia="MS Mincho" w:cs="Times New Roman"/>
-          <w:noProof/>
-          <w:color w:val="000000" w:themeColor="text1" w:themeTint="FF" w:themeShade="FF"/>
-          <w:sz w:val="16"/>
-          <w:szCs w:val="16"/>
-          <w:lang w:val="en-US"/>
+      </w:pPr>
+      <w:r>
+        <w:rPr>
+          <w:color w:val="000000" w:themeColor="text1"/>
         </w:rPr>
         <w:t xml:space="preserve">M. Alvi and Z. Jalil, “RansomGuard: Ransomware Detection Using File I/O Classification,” in </w:t>
       </w:r>
       <w:r>
         <w:rPr>
-          <w:rFonts w:ascii="Times New Roman" w:hAnsi="Times New Roman" w:eastAsia="MS Mincho" w:cs="Times New Roman"/>
-          <w:i w:val="1"/>
-          <w:iCs w:val="1"/>
-          <w:noProof/>
-          <w:color w:val="000000" w:themeColor="text1" w:themeTint="FF" w:themeShade="FF"/>
-          <w:sz w:val="16"/>
-          <w:szCs w:val="16"/>
-          <w:lang w:val="en-US"/>
+          <w:i/>
+          <w:iCs/>
+          <w:color w:val="000000" w:themeColor="text1"/>
         </w:rPr>
         <w:t>Proc. Workshop on Digital Forensics</w:t>
       </w:r>
       <w:r>
         <w:rPr>
-          <w:rFonts w:ascii="Times New Roman" w:hAnsi="Times New Roman" w:eastAsia="MS Mincho" w:cs="Times New Roman"/>
-          <w:noProof/>
-          <w:color w:val="000000" w:themeColor="text1" w:themeTint="FF" w:themeShade="FF"/>
-          <w:sz w:val="16"/>
-          <w:szCs w:val="16"/>
-          <w:lang w:val="en-US"/>
+          <w:color w:val="000000" w:themeColor="text1"/>
         </w:rPr>
         <w:t xml:space="preserve">, 2024. </w:t>
       </w:r>
-      <w:hyperlink r:id="R8673627207d94189">
+      <w:hyperlink r:id="rId24">
         <w:r>
           <w:rPr>
-            <w:rStyle w:val="Hyperlink"/>
-            <w:rFonts w:ascii="Times New Roman" w:hAnsi="Times New Roman" w:eastAsia="MS Mincho" w:cs="Times New Roman"/>
-            <w:noProof/>
-            <w:color w:val="000000" w:themeColor="text1" w:themeTint="FF" w:themeShade="FF"/>
-            <w:sz w:val="16"/>
-            <w:szCs w:val="16"/>
-            <w:lang w:val="en-US"/>
+            <w:rStyle w:val="Hiperligao"/>
+            <w:color w:val="000000" w:themeColor="text1"/>
           </w:rPr>
           <w:t>https://ieeexplore.ieee.org/document/10343783</w:t>
         </w:r>
@@ -3396,57 +2750,32 @@
       <w:pPr>
         <w:pStyle w:val="references"/>
         <w:jc w:val="start"/>
-        <w:rPr>
-          <w:rFonts w:ascii="Times New Roman" w:hAnsi="Times New Roman" w:eastAsia="MS Mincho" w:cs="Times New Roman"/>
-          <w:sz w:val="16"/>
-          <w:szCs w:val="16"/>
-        </w:rPr>
-      </w:pPr>
-      <w:r>
-        <w:rPr>
-          <w:rFonts w:ascii="Times New Roman" w:hAnsi="Times New Roman" w:eastAsia="MS Mincho" w:cs="Times New Roman"/>
-          <w:noProof/>
-          <w:color w:val="000000" w:themeColor="text1" w:themeTint="FF" w:themeShade="FF"/>
-          <w:sz w:val="16"/>
-          <w:szCs w:val="16"/>
-          <w:lang w:val="en-US"/>
+      </w:pPr>
+      <w:r>
+        <w:rPr>
+          <w:color w:val="000000" w:themeColor="text1"/>
         </w:rPr>
         <w:t xml:space="preserve">Y. Guo et al., “Ransomware Detection through Correlated Performance Counters,” in </w:t>
       </w:r>
       <w:r>
         <w:rPr>
-          <w:rFonts w:ascii="Times New Roman" w:hAnsi="Times New Roman" w:eastAsia="MS Mincho" w:cs="Times New Roman"/>
-          <w:i w:val="1"/>
-          <w:iCs w:val="1"/>
-          <w:noProof/>
-          <w:color w:val="000000" w:themeColor="text1" w:themeTint="FF" w:themeShade="FF"/>
-          <w:sz w:val="16"/>
-          <w:szCs w:val="16"/>
-          <w:lang w:val="en-US"/>
+          <w:i/>
+          <w:iCs/>
+          <w:color w:val="000000" w:themeColor="text1"/>
         </w:rPr>
         <w:t>Proc. ACM FSE</w:t>
       </w:r>
       <w:r>
         <w:rPr>
-          <w:rFonts w:ascii="Times New Roman" w:hAnsi="Times New Roman" w:eastAsia="MS Mincho" w:cs="Times New Roman"/>
-          <w:noProof/>
-          <w:color w:val="000000" w:themeColor="text1" w:themeTint="FF" w:themeShade="FF"/>
-          <w:sz w:val="16"/>
-          <w:szCs w:val="16"/>
-          <w:lang w:val="en-US"/>
+          <w:color w:val="000000" w:themeColor="text1"/>
         </w:rPr>
         <w:t xml:space="preserve">, 2025. </w:t>
       </w:r>
-      <w:hyperlink r:id="Ref67fee738d444ae">
+      <w:hyperlink r:id="rId25">
         <w:r>
           <w:rPr>
-            <w:rStyle w:val="Hyperlink"/>
-            <w:rFonts w:ascii="Times New Roman" w:hAnsi="Times New Roman" w:eastAsia="MS Mincho" w:cs="Times New Roman"/>
-            <w:noProof/>
-            <w:color w:val="000000" w:themeColor="text1" w:themeTint="FF" w:themeShade="FF"/>
-            <w:sz w:val="16"/>
-            <w:szCs w:val="16"/>
-            <w:lang w:val="en-US"/>
+            <w:rStyle w:val="Hiperligao"/>
+            <w:color w:val="000000" w:themeColor="text1"/>
           </w:rPr>
           <w:t>https://yangguo01.github.io/pubs/ransomradar_fse25.pdf</w:t>
         </w:r>
@@ -3456,33 +2785,18 @@
       <w:pPr>
         <w:pStyle w:val="references"/>
         <w:jc w:val="start"/>
-        <w:rPr>
-          <w:rFonts w:ascii="Times New Roman" w:hAnsi="Times New Roman" w:eastAsia="MS Mincho" w:cs="Times New Roman"/>
-          <w:sz w:val="16"/>
-          <w:szCs w:val="16"/>
-        </w:rPr>
-      </w:pPr>
-      <w:r>
-        <w:rPr>
-          <w:rFonts w:ascii="Times New Roman" w:hAnsi="Times New Roman" w:eastAsia="MS Mincho" w:cs="Times New Roman"/>
-          <w:noProof/>
-          <w:color w:val="000000" w:themeColor="text1" w:themeTint="FF" w:themeShade="FF"/>
-          <w:sz w:val="16"/>
-          <w:szCs w:val="16"/>
-          <w:lang w:val="en-US"/>
+      </w:pPr>
+      <w:r>
+        <w:rPr>
+          <w:color w:val="000000" w:themeColor="text1"/>
         </w:rPr>
         <w:t xml:space="preserve">MITRE, “MITRE ATT&amp;CK® Framework,” 2024. </w:t>
       </w:r>
-      <w:hyperlink r:id="R0fa678a941034c23">
+      <w:hyperlink r:id="rId26">
         <w:r>
           <w:rPr>
-            <w:rStyle w:val="Hyperlink"/>
-            <w:rFonts w:ascii="Times New Roman" w:hAnsi="Times New Roman" w:eastAsia="MS Mincho" w:cs="Times New Roman"/>
-            <w:noProof/>
-            <w:color w:val="000000" w:themeColor="text1" w:themeTint="FF" w:themeShade="FF"/>
-            <w:sz w:val="16"/>
-            <w:szCs w:val="16"/>
-            <w:lang w:val="en-US"/>
+            <w:rStyle w:val="Hiperligao"/>
+            <w:color w:val="000000" w:themeColor="text1"/>
           </w:rPr>
           <w:t>https://attack.mitre.org/</w:t>
         </w:r>
@@ -3493,46 +2807,26 @@
         <w:pStyle w:val="references"/>
         <w:jc w:val="start"/>
         <w:rPr>
-          <w:rFonts w:ascii="Times New Roman" w:hAnsi="Times New Roman" w:eastAsia="MS Mincho" w:cs="Times New Roman"/>
-          <w:noProof/>
-          <w:color w:val="000000" w:themeColor="text1" w:themeTint="FF" w:themeShade="FF"/>
-          <w:sz w:val="16"/>
-          <w:szCs w:val="16"/>
-          <w:lang w:val="en-US"/>
-        </w:rPr>
-      </w:pPr>
-      <w:r>
-        <w:rPr>
-          <w:rFonts w:ascii="Times New Roman" w:hAnsi="Times New Roman" w:eastAsia="MS Mincho" w:cs="Times New Roman"/>
-          <w:noProof/>
-          <w:color w:val="000000" w:themeColor="text1" w:themeTint="FF" w:themeShade="FF"/>
-          <w:sz w:val="16"/>
-          <w:szCs w:val="16"/>
-          <w:lang w:val="en-US"/>
+          <w:color w:val="000000" w:themeColor="text1"/>
+        </w:rPr>
+      </w:pPr>
+      <w:r>
+        <w:rPr>
+          <w:color w:val="000000" w:themeColor="text1"/>
         </w:rPr>
         <w:t xml:space="preserve">Y. Yang et al., “ProGrapher: Graph-based Provenance Anomaly Detection,” in </w:t>
       </w:r>
       <w:r>
         <w:rPr>
-          <w:rFonts w:ascii="Times New Roman" w:hAnsi="Times New Roman" w:eastAsia="MS Mincho" w:cs="Times New Roman"/>
-          <w:i w:val="1"/>
-          <w:iCs w:val="1"/>
-          <w:noProof/>
-          <w:color w:val="000000" w:themeColor="text1" w:themeTint="FF" w:themeShade="FF"/>
-          <w:sz w:val="16"/>
-          <w:szCs w:val="16"/>
-          <w:lang w:val="en-US"/>
+          <w:i/>
+          <w:iCs/>
+          <w:color w:val="000000" w:themeColor="text1"/>
         </w:rPr>
         <w:t>Proc. USENIX Security Symposium</w:t>
       </w:r>
       <w:r>
         <w:rPr>
-          <w:rFonts w:ascii="Times New Roman" w:hAnsi="Times New Roman" w:eastAsia="MS Mincho" w:cs="Times New Roman"/>
-          <w:noProof/>
-          <w:color w:val="000000" w:themeColor="text1" w:themeTint="FF" w:themeShade="FF"/>
-          <w:sz w:val="16"/>
-          <w:szCs w:val="16"/>
-          <w:lang w:val="en-US"/>
+          <w:color w:val="000000" w:themeColor="text1"/>
         </w:rPr>
         <w:t>, 2023.</w:t>
       </w:r>
@@ -3541,57 +2835,32 @@
       <w:pPr>
         <w:pStyle w:val="references"/>
         <w:jc w:val="start"/>
-        <w:rPr>
-          <w:rFonts w:ascii="Times New Roman" w:hAnsi="Times New Roman" w:eastAsia="MS Mincho" w:cs="Times New Roman"/>
-          <w:sz w:val="16"/>
-          <w:szCs w:val="16"/>
-        </w:rPr>
-      </w:pPr>
-      <w:r>
-        <w:rPr>
-          <w:rFonts w:ascii="Times New Roman" w:hAnsi="Times New Roman" w:eastAsia="MS Mincho" w:cs="Times New Roman"/>
-          <w:noProof/>
-          <w:color w:val="000000" w:themeColor="text1" w:themeTint="FF" w:themeShade="FF"/>
-          <w:sz w:val="16"/>
-          <w:szCs w:val="16"/>
-          <w:lang w:val="en-US"/>
+      </w:pPr>
+      <w:r>
+        <w:rPr>
+          <w:color w:val="000000" w:themeColor="text1"/>
         </w:rPr>
         <w:t xml:space="preserve">B. Bhattarai and J. Huang, “Prov2Vec: Learning Graph Representations for Anomaly Detection,” in </w:t>
       </w:r>
       <w:r>
         <w:rPr>
-          <w:rFonts w:ascii="Times New Roman" w:hAnsi="Times New Roman" w:eastAsia="MS Mincho" w:cs="Times New Roman"/>
-          <w:i w:val="1"/>
-          <w:iCs w:val="1"/>
-          <w:noProof/>
-          <w:color w:val="000000" w:themeColor="text1" w:themeTint="FF" w:themeShade="FF"/>
-          <w:sz w:val="16"/>
-          <w:szCs w:val="16"/>
-          <w:lang w:val="en-US"/>
+          <w:i/>
+          <w:iCs/>
+          <w:color w:val="000000" w:themeColor="text1"/>
         </w:rPr>
         <w:t>Proc. ARES</w:t>
       </w:r>
       <w:r>
         <w:rPr>
-          <w:rFonts w:ascii="Times New Roman" w:hAnsi="Times New Roman" w:eastAsia="MS Mincho" w:cs="Times New Roman"/>
-          <w:noProof/>
-          <w:color w:val="000000" w:themeColor="text1" w:themeTint="FF" w:themeShade="FF"/>
-          <w:sz w:val="16"/>
-          <w:szCs w:val="16"/>
-          <w:lang w:val="en-US"/>
+          <w:color w:val="000000" w:themeColor="text1"/>
         </w:rPr>
         <w:t xml:space="preserve">, 2024. </w:t>
       </w:r>
-      <w:hyperlink r:id="R02e1452ded8f4c4a">
+      <w:hyperlink r:id="rId27">
         <w:r>
           <w:rPr>
-            <w:rStyle w:val="Hyperlink"/>
-            <w:rFonts w:ascii="Times New Roman" w:hAnsi="Times New Roman" w:eastAsia="MS Mincho" w:cs="Times New Roman"/>
-            <w:noProof/>
-            <w:color w:val="000000" w:themeColor="text1" w:themeTint="FF" w:themeShade="FF"/>
-            <w:sz w:val="16"/>
-            <w:szCs w:val="16"/>
-            <w:lang w:val="en-US"/>
+            <w:rStyle w:val="Hiperligao"/>
+            <w:color w:val="000000" w:themeColor="text1"/>
           </w:rPr>
           <w:t>https://github.com/bhattarai13/prov2vec</w:t>
         </w:r>
@@ -3602,46 +2871,26 @@
         <w:pStyle w:val="references"/>
         <w:jc w:val="start"/>
         <w:rPr>
-          <w:rFonts w:ascii="Times New Roman" w:hAnsi="Times New Roman" w:eastAsia="MS Mincho" w:cs="Times New Roman"/>
-          <w:noProof/>
-          <w:color w:val="000000" w:themeColor="text1" w:themeTint="FF" w:themeShade="FF"/>
-          <w:sz w:val="16"/>
-          <w:szCs w:val="16"/>
-          <w:lang w:val="en-US"/>
-        </w:rPr>
-      </w:pPr>
-      <w:r>
-        <w:rPr>
-          <w:rFonts w:ascii="Times New Roman" w:hAnsi="Times New Roman" w:eastAsia="MS Mincho" w:cs="Times New Roman"/>
-          <w:noProof/>
-          <w:color w:val="000000" w:themeColor="text1" w:themeTint="FF" w:themeShade="FF"/>
-          <w:sz w:val="16"/>
-          <w:szCs w:val="16"/>
-          <w:lang w:val="en-US"/>
+          <w:color w:val="000000" w:themeColor="text1"/>
+        </w:rPr>
+      </w:pPr>
+      <w:r>
+        <w:rPr>
+          <w:color w:val="000000" w:themeColor="text1"/>
         </w:rPr>
         <w:t xml:space="preserve">Y. Amaru et al., “RAPID: Real-Time Anomaly Detection using Provenance Graphs,” </w:t>
       </w:r>
       <w:r>
         <w:rPr>
-          <w:rFonts w:ascii="Times New Roman" w:hAnsi="Times New Roman" w:eastAsia="MS Mincho" w:cs="Times New Roman"/>
-          <w:i w:val="1"/>
-          <w:iCs w:val="1"/>
-          <w:noProof/>
-          <w:color w:val="000000" w:themeColor="text1" w:themeTint="FF" w:themeShade="FF"/>
-          <w:sz w:val="16"/>
-          <w:szCs w:val="16"/>
-          <w:lang w:val="en-US"/>
+          <w:i/>
+          <w:iCs/>
+          <w:color w:val="000000" w:themeColor="text1"/>
         </w:rPr>
         <w:t>arXiv preprint arXiv:2406.05362</w:t>
       </w:r>
       <w:r>
         <w:rPr>
-          <w:rFonts w:ascii="Times New Roman" w:hAnsi="Times New Roman" w:eastAsia="MS Mincho" w:cs="Times New Roman"/>
-          <w:noProof/>
-          <w:color w:val="000000" w:themeColor="text1" w:themeTint="FF" w:themeShade="FF"/>
-          <w:sz w:val="16"/>
-          <w:szCs w:val="16"/>
-          <w:lang w:val="en-US"/>
+          <w:color w:val="000000" w:themeColor="text1"/>
         </w:rPr>
         <w:t>, 2024.</w:t>
       </w:r>
@@ -3651,46 +2900,26 @@
         <w:pStyle w:val="references"/>
         <w:jc w:val="start"/>
         <w:rPr>
-          <w:rFonts w:ascii="Times New Roman" w:hAnsi="Times New Roman" w:eastAsia="MS Mincho" w:cs="Times New Roman"/>
-          <w:noProof/>
-          <w:color w:val="000000" w:themeColor="text1" w:themeTint="FF" w:themeShade="FF"/>
-          <w:sz w:val="16"/>
-          <w:szCs w:val="16"/>
-          <w:lang w:val="en-US"/>
-        </w:rPr>
-      </w:pPr>
-      <w:r>
-        <w:rPr>
-          <w:rFonts w:ascii="Times New Roman" w:hAnsi="Times New Roman" w:eastAsia="MS Mincho" w:cs="Times New Roman"/>
-          <w:noProof/>
-          <w:color w:val="000000" w:themeColor="text1" w:themeTint="FF" w:themeShade="FF"/>
-          <w:sz w:val="16"/>
-          <w:szCs w:val="16"/>
-          <w:lang w:val="en-US"/>
+          <w:color w:val="000000" w:themeColor="text1"/>
+        </w:rPr>
+      </w:pPr>
+      <w:r>
+        <w:rPr>
+          <w:color w:val="000000" w:themeColor="text1"/>
         </w:rPr>
         <w:t xml:space="preserve">B. Jiang et al., “ORTHRUS: High-Fidelity Host Anomaly Detection via Temporal Graph Learning,” in </w:t>
       </w:r>
       <w:r>
         <w:rPr>
-          <w:rFonts w:ascii="Times New Roman" w:hAnsi="Times New Roman" w:eastAsia="MS Mincho" w:cs="Times New Roman"/>
-          <w:i w:val="1"/>
-          <w:iCs w:val="1"/>
-          <w:noProof/>
-          <w:color w:val="000000" w:themeColor="text1" w:themeTint="FF" w:themeShade="FF"/>
-          <w:sz w:val="16"/>
-          <w:szCs w:val="16"/>
-          <w:lang w:val="en-US"/>
+          <w:i/>
+          <w:iCs/>
+          <w:color w:val="000000" w:themeColor="text1"/>
         </w:rPr>
         <w:t>Proc. USENIX Security Symposium</w:t>
       </w:r>
       <w:r>
         <w:rPr>
-          <w:rFonts w:ascii="Times New Roman" w:hAnsi="Times New Roman" w:eastAsia="MS Mincho" w:cs="Times New Roman"/>
-          <w:noProof/>
-          <w:color w:val="000000" w:themeColor="text1" w:themeTint="FF" w:themeShade="FF"/>
-          <w:sz w:val="16"/>
-          <w:szCs w:val="16"/>
-          <w:lang w:val="en-US"/>
+          <w:color w:val="000000" w:themeColor="text1"/>
         </w:rPr>
         <w:t>, 2025.</w:t>
       </w:r>
@@ -3699,57 +2928,32 @@
       <w:pPr>
         <w:pStyle w:val="references"/>
         <w:jc w:val="start"/>
-        <w:rPr>
-          <w:rFonts w:ascii="Times New Roman" w:hAnsi="Times New Roman" w:eastAsia="MS Mincho" w:cs="Times New Roman"/>
-          <w:sz w:val="16"/>
-          <w:szCs w:val="16"/>
-        </w:rPr>
-      </w:pPr>
-      <w:r>
-        <w:rPr>
-          <w:rFonts w:ascii="Times New Roman" w:hAnsi="Times New Roman" w:eastAsia="MS Mincho" w:cs="Times New Roman"/>
-          <w:noProof/>
-          <w:color w:val="000000" w:themeColor="text1" w:themeTint="FF" w:themeShade="FF"/>
-          <w:sz w:val="16"/>
-          <w:szCs w:val="16"/>
-          <w:lang w:val="en-US"/>
+      </w:pPr>
+      <w:r>
+        <w:rPr>
+          <w:color w:val="000000" w:themeColor="text1"/>
         </w:rPr>
         <w:t xml:space="preserve">M. Abrar et al., “Reproducibility in Provenance-based Intrusion Detection Systems,” </w:t>
       </w:r>
       <w:r>
         <w:rPr>
-          <w:rFonts w:ascii="Times New Roman" w:hAnsi="Times New Roman" w:eastAsia="MS Mincho" w:cs="Times New Roman"/>
-          <w:i w:val="1"/>
-          <w:iCs w:val="1"/>
-          <w:noProof/>
-          <w:color w:val="000000" w:themeColor="text1" w:themeTint="FF" w:themeShade="FF"/>
-          <w:sz w:val="16"/>
-          <w:szCs w:val="16"/>
-          <w:lang w:val="en-US"/>
+          <w:i/>
+          <w:iCs/>
+          <w:color w:val="000000" w:themeColor="text1"/>
         </w:rPr>
         <w:t>ACM Computing Surveys</w:t>
       </w:r>
       <w:r>
         <w:rPr>
-          <w:rFonts w:ascii="Times New Roman" w:hAnsi="Times New Roman" w:eastAsia="MS Mincho" w:cs="Times New Roman"/>
-          <w:noProof/>
-          <w:color w:val="000000" w:themeColor="text1" w:themeTint="FF" w:themeShade="FF"/>
-          <w:sz w:val="16"/>
-          <w:szCs w:val="16"/>
-          <w:lang w:val="en-US"/>
+          <w:color w:val="000000" w:themeColor="text1"/>
         </w:rPr>
         <w:t xml:space="preserve">, 2025. </w:t>
       </w:r>
-      <w:hyperlink r:id="Ra6e5e3e0273a4b79">
+      <w:hyperlink r:id="rId28">
         <w:r>
           <w:rPr>
-            <w:rStyle w:val="Hyperlink"/>
-            <w:rFonts w:ascii="Times New Roman" w:hAnsi="Times New Roman" w:eastAsia="MS Mincho" w:cs="Times New Roman"/>
-            <w:noProof/>
-            <w:color w:val="000000" w:themeColor="text1" w:themeTint="FF" w:themeShade="FF"/>
-            <w:sz w:val="16"/>
-            <w:szCs w:val="16"/>
-            <w:lang w:val="en-US"/>
+            <w:rStyle w:val="Hiperligao"/>
+            <w:color w:val="000000" w:themeColor="text1"/>
           </w:rPr>
           <w:t>https://doi.org/10.1145/3595764</w:t>
         </w:r>
@@ -3760,57 +2964,37 @@
         <w:pStyle w:val="references"/>
         <w:jc w:val="start"/>
         <w:rPr>
-          <w:rFonts w:ascii="Times New Roman" w:hAnsi="Times New Roman" w:eastAsia="MS Mincho" w:cs="Times New Roman"/>
-          <w:noProof/>
-          <w:color w:val="000000" w:themeColor="text1" w:themeTint="FF" w:themeShade="FF"/>
-          <w:sz w:val="16"/>
-          <w:szCs w:val="16"/>
-          <w:lang w:val="en-US"/>
-        </w:rPr>
-      </w:pPr>
-      <w:r>
-        <w:rPr>
-          <w:rFonts w:ascii="Times New Roman" w:hAnsi="Times New Roman" w:eastAsia="MS Mincho" w:cs="Times New Roman"/>
-          <w:noProof/>
-          <w:color w:val="000000" w:themeColor="text1" w:themeTint="FF" w:themeShade="FF"/>
-          <w:sz w:val="16"/>
-          <w:szCs w:val="16"/>
-          <w:lang w:val="en-US"/>
+          <w:color w:val="000000" w:themeColor="text1"/>
+        </w:rPr>
+      </w:pPr>
+      <w:r>
+        <w:rPr>
+          <w:color w:val="000000" w:themeColor="text1"/>
         </w:rPr>
         <w:t xml:space="preserve">K. Brodzik et al., “In-Kernel Machine Learning for Ransomware Detection,” </w:t>
       </w:r>
       <w:r>
         <w:rPr>
-          <w:rFonts w:ascii="Times New Roman" w:hAnsi="Times New Roman" w:eastAsia="MS Mincho" w:cs="Times New Roman"/>
-          <w:i w:val="1"/>
-          <w:iCs w:val="1"/>
-          <w:noProof/>
-          <w:color w:val="000000" w:themeColor="text1" w:themeTint="FF" w:themeShade="FF"/>
-          <w:sz w:val="16"/>
-          <w:szCs w:val="16"/>
-          <w:lang w:val="en-US"/>
+          <w:i/>
+          <w:iCs/>
+          <w:color w:val="000000" w:themeColor="text1"/>
         </w:rPr>
         <w:t>arXiv preprint</w:t>
       </w:r>
       <w:r>
         <w:rPr>
-          <w:rFonts w:ascii="Times New Roman" w:hAnsi="Times New Roman" w:eastAsia="MS Mincho" w:cs="Times New Roman"/>
-          <w:noProof/>
-          <w:color w:val="000000" w:themeColor="text1" w:themeTint="FF" w:themeShade="FF"/>
-          <w:sz w:val="16"/>
-          <w:szCs w:val="16"/>
-          <w:lang w:val="en-US"/>
+          <w:color w:val="000000" w:themeColor="text1"/>
         </w:rPr>
         <w:t>, 2024.</w:t>
       </w:r>
     </w:p>
     <w:sectPr>
-      <w:headerReference w:type="default" r:id="rId15"/>
-      <w:footerReference w:type="default" r:id="rId16"/>
+      <w:headerReference w:type="default" r:id="rId29"/>
+      <w:footerReference w:type="default" r:id="rId30"/>
       <w:type w:val="continuous"/>
-      <w:pgSz w:w="595.3pt" w:h="841.9pt" w:orient="portrait" w:code="9"/>
+      <w:pgSz w:w="595.30pt" w:h="841.90pt" w:code="9"/>
       <w:pgMar w:top="54pt" w:right="44.65pt" w:bottom="72pt" w:left="44.65pt" w:header="36pt" w:footer="36pt" w:gutter="0pt"/>
-      <w:cols w:space="720"/>
+      <w:cols w:num="2" w:space="36pt"/>
       <w:docGrid w:linePitch="360"/>
     </w:sectPr>
   </w:body>
@@ -3858,8 +3042,8 @@
         </w:tcPr>
         <w:p>
           <w:pPr>
-            <w:pStyle w:val="Header"/>
-            <w:ind w:start="-2.25pt"/>
+            <w:pStyle w:val="Cabealho"/>
+            <w:ind w:start="-1.75pt"/>
             <w:jc w:val="start"/>
           </w:pPr>
         </w:p>
@@ -3870,7 +3054,7 @@
         </w:tcPr>
         <w:p>
           <w:pPr>
-            <w:pStyle w:val="Header"/>
+            <w:pStyle w:val="Cabealho"/>
           </w:pPr>
         </w:p>
       </w:tc>
@@ -3880,8 +3064,8 @@
         </w:tcPr>
         <w:p>
           <w:pPr>
-            <w:pStyle w:val="Header"/>
-            <w:ind w:end="-2.25pt"/>
+            <w:pStyle w:val="Cabealho"/>
+            <w:ind w:end="-1.75pt"/>
             <w:jc w:val="end"/>
           </w:pPr>
         </w:p>
@@ -3890,7 +3074,7 @@
   </w:tbl>
   <w:p>
     <w:pPr>
-      <w:pStyle w:val="Footer"/>
+      <w:pStyle w:val="Rodap"/>
     </w:pPr>
   </w:p>
 </w:ftr>
@@ -3900,7 +3084,7 @@
 <w:ftr xmlns:cx="http://schemas.microsoft.com/office/drawing/2014/chartex" xmlns:cx1="http://schemas.microsoft.com/office/drawing/2015/9/8/chartex" xmlns:cx2="http://schemas.microsoft.com/office/drawing/2015/10/21/chartex" xmlns:cx3="http://schemas.microsoft.com/office/drawing/2016/5/9/chartex" xmlns:cx4="http://schemas.microsoft.com/office/drawing/2016/5/10/chartex" xmlns:cx5="http://schemas.microsoft.com/office/drawing/2016/5/11/chartex" xmlns:cx6="http://schemas.microsoft.com/office/drawing/2016/5/12/chartex" xmlns:cx7="http://schemas.microsoft.com/office/drawing/2016/5/13/chartex" xmlns:cx8="http://schemas.microsoft.com/office/drawing/2016/5/14/chartex" xmlns:mc="http://schemas.openxmlformats.org/markup-compatibility/2006" xmlns:aink="http://schemas.microsoft.com/office/drawing/2016/ink" xmlns:am3d="http://schemas.microsoft.com/office/drawing/2017/model3d" xmlns:o="urn:schemas-microsoft-com:office:office" xmlns:oel="http://schemas.microsoft.com/office/2019/extlst" xmlns:r="http://purl.oclc.org/ooxml/officeDocument/relationships" xmlns:m="http://purl.oclc.org/ooxml/officeDocument/math" xmlns:v="urn:schemas-microsoft-com:vml" xmlns:wp14="http://schemas.microsoft.com/office/word/2010/wordprocessingDrawing" xmlns:wp="http://purl.oclc.org/ooxml/drawingml/wordprocessingDrawing" xmlns:w10="urn:schemas-microsoft-com:office:word" xmlns:w="http://purl.oclc.org/ooxml/wordprocessingml/main" xmlns:w14="http://schemas.microsoft.com/office/word/2010/wordml" xmlns:w15="http://schemas.microsoft.com/office/word/2012/wordml" xmlns:w16cex="http://schemas.microsoft.com/office/word/2018/wordml/cex" xmlns:w16cid="http://schemas.microsoft.com/office/word/2016/wordml/cid" xmlns:w16="http://schemas.microsoft.com/office/word/2018/wordml" xmlns:w16du="http://schemas.microsoft.com/office/word/2023/wordml/word16du" xmlns:w16sdtdh="http://schemas.microsoft.com/office/word/2020/wordml/sdtdatahash" xmlns:w16sdtfl="http://schemas.microsoft.com/office/word/2024/wordml/sdtformatlock" xmlns:w16se="http://schemas.microsoft.com/office/word/2015/wordml/symex" xmlns:wpi="http://schemas.microsoft.com/office/word/2010/wordprocessingInk" xmlns:wne="http://schemas.microsoft.com/office/word/2006/wordml" mc:Ignorable="w14 w15 w16se w16cid w16 w16cex w16sdtdh w16sdtfl w16du wne wp14">
   <w:p>
     <w:pPr>
-      <w:pStyle w:val="Footer"/>
+      <w:pStyle w:val="Rodap"/>
       <w:jc w:val="start"/>
       <w:rPr>
         <w:sz w:val="16"/>
@@ -3940,8 +3124,8 @@
         </w:tcPr>
         <w:p>
           <w:pPr>
-            <w:pStyle w:val="Header"/>
-            <w:ind w:start="-2.25pt"/>
+            <w:pStyle w:val="Cabealho"/>
+            <w:ind w:start="-1.75pt"/>
             <w:jc w:val="start"/>
           </w:pPr>
         </w:p>
@@ -3952,7 +3136,7 @@
         </w:tcPr>
         <w:p>
           <w:pPr>
-            <w:pStyle w:val="Header"/>
+            <w:pStyle w:val="Cabealho"/>
           </w:pPr>
         </w:p>
       </w:tc>
@@ -3962,8 +3146,8 @@
         </w:tcPr>
         <w:p>
           <w:pPr>
-            <w:pStyle w:val="Header"/>
-            <w:ind w:end="-2.25pt"/>
+            <w:pStyle w:val="Cabealho"/>
+            <w:ind w:end="-1.75pt"/>
             <w:jc w:val="end"/>
           </w:pPr>
         </w:p>
@@ -3972,7 +3156,7 @@
   </w:tbl>
   <w:p>
     <w:pPr>
-      <w:pStyle w:val="Footer"/>
+      <w:pStyle w:val="Rodap"/>
     </w:pPr>
   </w:p>
 </w:ftr>
@@ -4000,8 +3184,8 @@
         </w:tcPr>
         <w:p>
           <w:pPr>
-            <w:pStyle w:val="Header"/>
-            <w:ind w:start="-2.25pt"/>
+            <w:pStyle w:val="Cabealho"/>
+            <w:ind w:start="-1.75pt"/>
             <w:jc w:val="start"/>
           </w:pPr>
         </w:p>
@@ -4012,7 +3196,7 @@
         </w:tcPr>
         <w:p>
           <w:pPr>
-            <w:pStyle w:val="Header"/>
+            <w:pStyle w:val="Cabealho"/>
           </w:pPr>
         </w:p>
       </w:tc>
@@ -4022,8 +3206,8 @@
         </w:tcPr>
         <w:p>
           <w:pPr>
-            <w:pStyle w:val="Header"/>
-            <w:ind w:end="-2.25pt"/>
+            <w:pStyle w:val="Cabealho"/>
+            <w:ind w:end="-1.75pt"/>
             <w:jc w:val="end"/>
           </w:pPr>
         </w:p>
@@ -4032,7 +3216,7 @@
   </w:tbl>
   <w:p>
     <w:pPr>
-      <w:pStyle w:val="Footer"/>
+      <w:pStyle w:val="Rodap"/>
     </w:pPr>
   </w:p>
 </w:ftr>
@@ -4060,8 +3244,8 @@
         </w:tcPr>
         <w:p>
           <w:pPr>
-            <w:pStyle w:val="Header"/>
-            <w:ind w:start="-2.25pt"/>
+            <w:pStyle w:val="Cabealho"/>
+            <w:ind w:start="-1.75pt"/>
             <w:jc w:val="start"/>
           </w:pPr>
         </w:p>
@@ -4072,7 +3256,7 @@
         </w:tcPr>
         <w:p>
           <w:pPr>
-            <w:pStyle w:val="Header"/>
+            <w:pStyle w:val="Cabealho"/>
           </w:pPr>
         </w:p>
       </w:tc>
@@ -4082,8 +3266,8 @@
         </w:tcPr>
         <w:p>
           <w:pPr>
-            <w:pStyle w:val="Header"/>
-            <w:ind w:end="-2.25pt"/>
+            <w:pStyle w:val="Cabealho"/>
+            <w:ind w:end="-1.75pt"/>
             <w:jc w:val="end"/>
           </w:pPr>
         </w:p>
@@ -4092,7 +3276,7 @@
   </w:tbl>
   <w:p>
     <w:pPr>
-      <w:pStyle w:val="Footer"/>
+      <w:pStyle w:val="Rodap"/>
     </w:pPr>
   </w:p>
 </w:ftr>
@@ -4139,8 +3323,8 @@
         </w:tcPr>
         <w:p>
           <w:pPr>
-            <w:pStyle w:val="Header"/>
-            <w:ind w:start="-2.25pt"/>
+            <w:pStyle w:val="Cabealho"/>
+            <w:ind w:start="-1.75pt"/>
             <w:jc w:val="start"/>
           </w:pPr>
         </w:p>
@@ -4151,7 +3335,7 @@
         </w:tcPr>
         <w:p>
           <w:pPr>
-            <w:pStyle w:val="Header"/>
+            <w:pStyle w:val="Cabealho"/>
           </w:pPr>
         </w:p>
       </w:tc>
@@ -4161,8 +3345,8 @@
         </w:tcPr>
         <w:p>
           <w:pPr>
-            <w:pStyle w:val="Header"/>
-            <w:ind w:end="-2.25pt"/>
+            <w:pStyle w:val="Cabealho"/>
+            <w:ind w:end="-1.75pt"/>
             <w:jc w:val="end"/>
           </w:pPr>
         </w:p>
@@ -4171,7 +3355,7 @@
   </w:tbl>
   <w:p>
     <w:pPr>
-      <w:pStyle w:val="Header"/>
+      <w:pStyle w:val="Cabealho"/>
     </w:pPr>
   </w:p>
 </w:hdr>
@@ -4199,8 +3383,8 @@
         </w:tcPr>
         <w:p>
           <w:pPr>
-            <w:pStyle w:val="Header"/>
-            <w:ind w:start="-2.25pt"/>
+            <w:pStyle w:val="Cabealho"/>
+            <w:ind w:start="-1.75pt"/>
             <w:jc w:val="start"/>
           </w:pPr>
         </w:p>
@@ -4211,7 +3395,7 @@
         </w:tcPr>
         <w:p>
           <w:pPr>
-            <w:pStyle w:val="Header"/>
+            <w:pStyle w:val="Cabealho"/>
           </w:pPr>
         </w:p>
       </w:tc>
@@ -4221,8 +3405,8 @@
         </w:tcPr>
         <w:p>
           <w:pPr>
-            <w:pStyle w:val="Header"/>
-            <w:ind w:end="-2.25pt"/>
+            <w:pStyle w:val="Cabealho"/>
+            <w:ind w:end="-1.75pt"/>
             <w:jc w:val="end"/>
           </w:pPr>
         </w:p>
@@ -4231,7 +3415,7 @@
   </w:tbl>
   <w:p>
     <w:pPr>
-      <w:pStyle w:val="Header"/>
+      <w:pStyle w:val="Cabealho"/>
     </w:pPr>
   </w:p>
 </w:hdr>
@@ -4259,8 +3443,8 @@
         </w:tcPr>
         <w:p>
           <w:pPr>
-            <w:pStyle w:val="Header"/>
-            <w:ind w:start="-2.25pt"/>
+            <w:pStyle w:val="Cabealho"/>
+            <w:ind w:start="-1.75pt"/>
             <w:jc w:val="start"/>
           </w:pPr>
         </w:p>
@@ -4271,7 +3455,7 @@
         </w:tcPr>
         <w:p>
           <w:pPr>
-            <w:pStyle w:val="Header"/>
+            <w:pStyle w:val="Cabealho"/>
           </w:pPr>
         </w:p>
       </w:tc>
@@ -4281,8 +3465,8 @@
         </w:tcPr>
         <w:p>
           <w:pPr>
-            <w:pStyle w:val="Header"/>
-            <w:ind w:end="-2.25pt"/>
+            <w:pStyle w:val="Cabealho"/>
+            <w:ind w:end="-1.75pt"/>
             <w:jc w:val="end"/>
           </w:pPr>
         </w:p>
@@ -4291,7 +3475,7 @@
   </w:tbl>
   <w:p>
     <w:pPr>
-      <w:pStyle w:val="Header"/>
+      <w:pStyle w:val="Cabealho"/>
     </w:pPr>
   </w:p>
 </w:hdr>
@@ -4319,8 +3503,8 @@
         </w:tcPr>
         <w:p>
           <w:pPr>
-            <w:pStyle w:val="Header"/>
-            <w:ind w:start="-2.25pt"/>
+            <w:pStyle w:val="Cabealho"/>
+            <w:ind w:start="-1.75pt"/>
             <w:jc w:val="start"/>
           </w:pPr>
         </w:p>
@@ -4331,7 +3515,7 @@
         </w:tcPr>
         <w:p>
           <w:pPr>
-            <w:pStyle w:val="Header"/>
+            <w:pStyle w:val="Cabealho"/>
           </w:pPr>
         </w:p>
       </w:tc>
@@ -4341,8 +3525,8 @@
         </w:tcPr>
         <w:p>
           <w:pPr>
-            <w:pStyle w:val="Header"/>
-            <w:ind w:end="-2.25pt"/>
+            <w:pStyle w:val="Cabealho"/>
+            <w:ind w:end="-1.75pt"/>
             <w:jc w:val="end"/>
           </w:pPr>
         </w:p>
@@ -4351,110 +3535,26 @@
   </w:tbl>
   <w:p>
     <w:pPr>
-      <w:pStyle w:val="Header"/>
+      <w:pStyle w:val="Cabealho"/>
     </w:pPr>
   </w:p>
 </w:hdr>
 </file>
 
 <file path=word/intelligence2.xml><?xml version="1.0" encoding="utf-8"?>
-<int2:intelligence xmlns:int2="http://schemas.microsoft.com/office/intelligence/2020/intelligence">
+<int2:intelligence xmlns:int2="http://schemas.microsoft.com/office/intelligence/2020/intelligence" xmlns:oel="http://schemas.microsoft.com/office/2019/extlst">
   <int2:observations>
     <int2:bookmark int2:bookmarkName="_Int_FRZdFP4c" int2:invalidationBookmarkName="" int2:hashCode="gPKfWa3Qnu+iNr" int2:id="Y3ZWMPwn">
-      <int2:state int2:type="gram" int2:value="Rejected"/>
+      <int2:state int2:value="Rejected" int2:type="gram"/>
     </int2:bookmark>
   </int2:observations>
   <int2:intelligenceSettings/>
+  <int2:onDemandWorkflows/>
 </int2:intelligence>
 </file>
 
 <file path=word/numbering.xml><?xml version="1.0" encoding="utf-8"?>
 <w:numbering xmlns:cx="http://schemas.microsoft.com/office/drawing/2014/chartex" xmlns:cx1="http://schemas.microsoft.com/office/drawing/2015/9/8/chartex" xmlns:cx2="http://schemas.microsoft.com/office/drawing/2015/10/21/chartex" xmlns:cx3="http://schemas.microsoft.com/office/drawing/2016/5/9/chartex" xmlns:cx4="http://schemas.microsoft.com/office/drawing/2016/5/10/chartex" xmlns:cx5="http://schemas.microsoft.com/office/drawing/2016/5/11/chartex" xmlns:cx6="http://schemas.microsoft.com/office/drawing/2016/5/12/chartex" xmlns:cx7="http://schemas.microsoft.com/office/drawing/2016/5/13/chartex" xmlns:cx8="http://schemas.microsoft.com/office/drawing/2016/5/14/chartex" xmlns:mc="http://schemas.openxmlformats.org/markup-compatibility/2006" xmlns:aink="http://schemas.microsoft.com/office/drawing/2016/ink" xmlns:am3d="http://schemas.microsoft.com/office/drawing/2017/model3d" xmlns:o="urn:schemas-microsoft-com:office:office" xmlns:oel="http://schemas.microsoft.com/office/2019/extlst" xmlns:r="http://purl.oclc.org/ooxml/officeDocument/relationships" xmlns:m="http://purl.oclc.org/ooxml/officeDocument/math" xmlns:v="urn:schemas-microsoft-com:vml" xmlns:wp14="http://schemas.microsoft.com/office/word/2010/wordprocessingDrawing" xmlns:wp="http://purl.oclc.org/ooxml/drawingml/wordprocessingDrawing" xmlns:w10="urn:schemas-microsoft-com:office:word" xmlns:w="http://purl.oclc.org/ooxml/wordprocessingml/main" xmlns:w14="http://schemas.microsoft.com/office/word/2010/wordml" xmlns:w15="http://schemas.microsoft.com/office/word/2012/wordml" xmlns:w16cex="http://schemas.microsoft.com/office/word/2018/wordml/cex" xmlns:w16cid="http://schemas.microsoft.com/office/word/2016/wordml/cid" xmlns:w16="http://schemas.microsoft.com/office/word/2018/wordml" xmlns:w16du="http://schemas.microsoft.com/office/word/2023/wordml/word16du" xmlns:w16sdtdh="http://schemas.microsoft.com/office/word/2020/wordml/sdtdatahash" xmlns:w16sdtfl="http://schemas.microsoft.com/office/word/2024/wordml/sdtformatlock" xmlns:w16se="http://schemas.microsoft.com/office/word/2015/wordml/symex" xmlns:wpi="http://schemas.microsoft.com/office/word/2010/wordprocessingInk" xmlns:wne="http://schemas.microsoft.com/office/word/2006/wordml" mc:Ignorable="w14 w15 w16se w16cid w16 w16cex w16sdtdh w16sdtfl w16du wne wp14">
-  <w:abstractNum xmlns:w="http://purl.oclc.org/ooxml/wordprocessingml/main" w:abstractNumId="21">
-    <w:nsid w:val="5010e7be"/>
-    <w:multiLevelType xmlns:w="http://purl.oclc.org/ooxml/wordprocessingml/main" w:val="hybridMultilevel"/>
-    <w:lvl xmlns:w="http://purl.oclc.org/ooxml/wordprocessingml/main" w:ilvl="0">
-      <w:start w:val="1"/>
-      <w:numFmt w:val="decimal"/>
-      <w:lvlText w:val="[%1]"/>
-      <w:lvlJc w:val="start"/>
-      <w:pPr>
-        <w:ind w:start="36pt" w:hanging="18pt"/>
-      </w:pPr>
-    </w:lvl>
-    <w:lvl xmlns:w="http://purl.oclc.org/ooxml/wordprocessingml/main" w:ilvl="1">
-      <w:start w:val="1"/>
-      <w:numFmt w:val="lowerLetter"/>
-      <w:lvlText w:val="%2."/>
-      <w:lvlJc w:val="start"/>
-      <w:pPr>
-        <w:ind w:start="72pt" w:hanging="18pt"/>
-      </w:pPr>
-    </w:lvl>
-    <w:lvl xmlns:w="http://purl.oclc.org/ooxml/wordprocessingml/main" w:ilvl="2">
-      <w:start w:val="1"/>
-      <w:numFmt w:val="lowerRoman"/>
-      <w:lvlText w:val="%3."/>
-      <w:lvlJc w:val="end"/>
-      <w:pPr>
-        <w:ind w:start="108pt" w:hanging="9pt"/>
-      </w:pPr>
-    </w:lvl>
-    <w:lvl xmlns:w="http://purl.oclc.org/ooxml/wordprocessingml/main" w:ilvl="3">
-      <w:start w:val="1"/>
-      <w:numFmt w:val="decimal"/>
-      <w:lvlText w:val="%4."/>
-      <w:lvlJc w:val="start"/>
-      <w:pPr>
-        <w:ind w:start="144pt" w:hanging="18pt"/>
-      </w:pPr>
-    </w:lvl>
-    <w:lvl xmlns:w="http://purl.oclc.org/ooxml/wordprocessingml/main" w:ilvl="4">
-      <w:start w:val="1"/>
-      <w:numFmt w:val="lowerLetter"/>
-      <w:lvlText w:val="%5."/>
-      <w:lvlJc w:val="start"/>
-      <w:pPr>
-        <w:ind w:start="180pt" w:hanging="18pt"/>
-      </w:pPr>
-    </w:lvl>
-    <w:lvl xmlns:w="http://purl.oclc.org/ooxml/wordprocessingml/main" w:ilvl="5">
-      <w:start w:val="1"/>
-      <w:numFmt w:val="lowerRoman"/>
-      <w:lvlText w:val="%6."/>
-      <w:lvlJc w:val="end"/>
-      <w:pPr>
-        <w:ind w:start="216pt" w:hanging="9pt"/>
-      </w:pPr>
-    </w:lvl>
-    <w:lvl xmlns:w="http://purl.oclc.org/ooxml/wordprocessingml/main" w:ilvl="6">
-      <w:start w:val="1"/>
-      <w:numFmt w:val="decimal"/>
-      <w:lvlText w:val="%7."/>
-      <w:lvlJc w:val="start"/>
-      <w:pPr>
-        <w:ind w:start="252pt" w:hanging="18pt"/>
-      </w:pPr>
-    </w:lvl>
-    <w:lvl xmlns:w="http://purl.oclc.org/ooxml/wordprocessingml/main" w:ilvl="7">
-      <w:start w:val="1"/>
-      <w:numFmt w:val="lowerLetter"/>
-      <w:lvlText w:val="%8."/>
-      <w:lvlJc w:val="start"/>
-      <w:pPr>
-        <w:ind w:start="288pt" w:hanging="18pt"/>
-      </w:pPr>
-    </w:lvl>
-    <w:lvl xmlns:w="http://purl.oclc.org/ooxml/wordprocessingml/main" w:ilvl="8">
-      <w:start w:val="1"/>
-      <w:numFmt w:val="lowerRoman"/>
-      <w:lvlText w:val="%9."/>
-      <w:lvlJc w:val="end"/>
-      <w:pPr>
-        <w:ind w:start="324pt" w:hanging="9pt"/>
-      </w:pPr>
-    </w:lvl>
-  </w:abstractNum>
   <w:abstractNum w:abstractNumId="0" w15:restartNumberingAfterBreak="0">
     <w:nsid w:val="FFFFFF1D"/>
     <w:multiLevelType w:val="multilevel"/>
@@ -4471,7 +3571,7 @@
         <w:ind w:start="0pt" w:firstLine="0pt"/>
       </w:pPr>
       <w:rPr>
-        <w:rFonts w:hint="default" w:ascii="Symbol" w:hAnsi="Symbol"/>
+        <w:rFonts w:ascii="Symbol" w:hAnsi="Symbol" w:hint="default"/>
       </w:rPr>
     </w:lvl>
     <w:lvl w:ilvl="1">
@@ -4486,7 +3586,7 @@
         <w:ind w:start="54pt" w:hanging="18pt"/>
       </w:pPr>
       <w:rPr>
-        <w:rFonts w:hint="default" w:ascii="Symbol" w:hAnsi="Symbol"/>
+        <w:rFonts w:ascii="Symbol" w:hAnsi="Symbol" w:hint="default"/>
       </w:rPr>
     </w:lvl>
     <w:lvl w:ilvl="2">
@@ -4501,7 +3601,7 @@
         <w:ind w:start="90pt" w:hanging="18pt"/>
       </w:pPr>
       <w:rPr>
-        <w:rFonts w:hint="default" w:ascii="Courier New" w:hAnsi="Courier New" w:cs="Courier New"/>
+        <w:rFonts w:ascii="Courier New" w:hAnsi="Courier New" w:cs="Courier New" w:hint="default"/>
       </w:rPr>
     </w:lvl>
     <w:lvl w:ilvl="3">
@@ -4516,7 +3616,7 @@
         <w:ind w:start="126pt" w:hanging="18pt"/>
       </w:pPr>
       <w:rPr>
-        <w:rFonts w:hint="default" w:ascii="Wingdings" w:hAnsi="Wingdings"/>
+        <w:rFonts w:ascii="Wingdings" w:hAnsi="Wingdings" w:hint="default"/>
       </w:rPr>
     </w:lvl>
     <w:lvl w:ilvl="4">
@@ -4531,7 +3631,7 @@
         <w:ind w:start="162pt" w:hanging="18pt"/>
       </w:pPr>
       <w:rPr>
-        <w:rFonts w:hint="default" w:ascii="Wingdings" w:hAnsi="Wingdings"/>
+        <w:rFonts w:ascii="Wingdings" w:hAnsi="Wingdings" w:hint="default"/>
       </w:rPr>
     </w:lvl>
     <w:lvl w:ilvl="5">
@@ -4546,7 +3646,7 @@
         <w:ind w:start="198pt" w:hanging="18pt"/>
       </w:pPr>
       <w:rPr>
-        <w:rFonts w:hint="default" w:ascii="Symbol" w:hAnsi="Symbol"/>
+        <w:rFonts w:ascii="Symbol" w:hAnsi="Symbol" w:hint="default"/>
       </w:rPr>
     </w:lvl>
     <w:lvl w:ilvl="6">
@@ -4561,7 +3661,7 @@
         <w:ind w:start="234pt" w:hanging="18pt"/>
       </w:pPr>
       <w:rPr>
-        <w:rFonts w:hint="default" w:ascii="Courier New" w:hAnsi="Courier New" w:cs="Courier New"/>
+        <w:rFonts w:ascii="Courier New" w:hAnsi="Courier New" w:cs="Courier New" w:hint="default"/>
       </w:rPr>
     </w:lvl>
     <w:lvl w:ilvl="7">
@@ -4576,7 +3676,7 @@
         <w:ind w:start="270pt" w:hanging="18pt"/>
       </w:pPr>
       <w:rPr>
-        <w:rFonts w:hint="default" w:ascii="Wingdings" w:hAnsi="Wingdings"/>
+        <w:rFonts w:ascii="Wingdings" w:hAnsi="Wingdings" w:hint="default"/>
       </w:rPr>
     </w:lvl>
     <w:lvl w:ilvl="8">
@@ -4591,7 +3691,7 @@
         <w:ind w:start="306pt" w:hanging="18pt"/>
       </w:pPr>
       <w:rPr>
-        <w:rFonts w:hint="default" w:ascii="Wingdings" w:hAnsi="Wingdings"/>
+        <w:rFonts w:ascii="Wingdings" w:hAnsi="Wingdings" w:hint="default"/>
       </w:rPr>
     </w:lvl>
   </w:abstractNum>
@@ -4679,7 +3779,7 @@
         <w:ind w:start="74.60pt" w:hanging="18pt"/>
       </w:pPr>
       <w:rPr>
-        <w:rFonts w:hint="default" w:ascii="Symbol" w:hAnsi="Symbol"/>
+        <w:rFonts w:ascii="Symbol" w:hAnsi="Symbol" w:hint="default"/>
       </w:rPr>
     </w:lvl>
   </w:abstractNum>
@@ -4699,7 +3799,7 @@
         <w:ind w:start="60.45pt" w:hanging="18pt"/>
       </w:pPr>
       <w:rPr>
-        <w:rFonts w:hint="default" w:ascii="Symbol" w:hAnsi="Symbol"/>
+        <w:rFonts w:ascii="Symbol" w:hAnsi="Symbol" w:hint="default"/>
       </w:rPr>
     </w:lvl>
   </w:abstractNum>
@@ -4719,7 +3819,7 @@
         <w:ind w:start="46.30pt" w:hanging="18pt"/>
       </w:pPr>
       <w:rPr>
-        <w:rFonts w:hint="default" w:ascii="Symbol" w:hAnsi="Symbol"/>
+        <w:rFonts w:ascii="Symbol" w:hAnsi="Symbol" w:hint="default"/>
       </w:rPr>
     </w:lvl>
   </w:abstractNum>
@@ -4739,7 +3839,7 @@
         <w:ind w:start="32.15pt" w:hanging="18pt"/>
       </w:pPr>
       <w:rPr>
-        <w:rFonts w:hint="default" w:ascii="Symbol" w:hAnsi="Symbol"/>
+        <w:rFonts w:ascii="Symbol" w:hAnsi="Symbol" w:hint="default"/>
       </w:rPr>
     </w:lvl>
   </w:abstractNum>
@@ -4776,7 +3876,7 @@
         <w:ind w:start="18pt" w:hanging="18pt"/>
       </w:pPr>
       <w:rPr>
-        <w:rFonts w:hint="default" w:ascii="Symbol" w:hAnsi="Symbol"/>
+        <w:rFonts w:ascii="Symbol" w:hAnsi="Symbol" w:hint="default"/>
       </w:rPr>
     </w:lvl>
   </w:abstractNum>
@@ -4882,7 +3982,7 @@
         <w:ind w:start="36pt" w:hanging="18pt"/>
       </w:pPr>
       <w:rPr>
-        <w:rFonts w:hint="default" w:cs="Times New Roman"/>
+        <w:rFonts w:cs="Times New Roman" w:hint="default"/>
         <w:i w:val="0"/>
         <w:iCs w:val="0"/>
       </w:rPr>
@@ -5025,7 +4125,7 @@
         <w:ind w:firstLine="14.40pt"/>
       </w:pPr>
       <w:rPr>
-        <w:rFonts w:hint="default" w:ascii="Times New Roman" w:hAnsi="Times New Roman" w:cs="Times New Roman"/>
+        <w:rFonts w:ascii="Times New Roman" w:hAnsi="Times New Roman" w:cs="Times New Roman" w:hint="default"/>
         <w:b w:val="0"/>
         <w:bCs w:val="0"/>
         <w:i w:val="0"/>
@@ -5186,7 +4286,7 @@
         <w:ind w:start="32.40pt" w:hanging="18pt"/>
       </w:pPr>
       <w:rPr>
-        <w:rFonts w:hint="default" w:ascii="Symbol" w:hAnsi="Symbol"/>
+        <w:rFonts w:ascii="Symbol" w:hAnsi="Symbol" w:hint="default"/>
       </w:rPr>
     </w:lvl>
     <w:lvl w:ilvl="1" w:tplc="04090003">
@@ -5201,7 +4301,7 @@
         <w:ind w:start="72pt" w:hanging="18pt"/>
       </w:pPr>
       <w:rPr>
-        <w:rFonts w:hint="default" w:ascii="Courier New" w:hAnsi="Courier New"/>
+        <w:rFonts w:ascii="Courier New" w:hAnsi="Courier New" w:hint="default"/>
       </w:rPr>
     </w:lvl>
     <w:lvl w:ilvl="2" w:tplc="04090005">
@@ -5216,7 +4316,7 @@
         <w:ind w:start="108pt" w:hanging="18pt"/>
       </w:pPr>
       <w:rPr>
-        <w:rFonts w:hint="default" w:ascii="Wingdings" w:hAnsi="Wingdings"/>
+        <w:rFonts w:ascii="Wingdings" w:hAnsi="Wingdings" w:hint="default"/>
       </w:rPr>
     </w:lvl>
     <w:lvl w:ilvl="3" w:tplc="04090001">
@@ -5231,7 +4331,7 @@
         <w:ind w:start="144pt" w:hanging="18pt"/>
       </w:pPr>
       <w:rPr>
-        <w:rFonts w:hint="default" w:ascii="Symbol" w:hAnsi="Symbol"/>
+        <w:rFonts w:ascii="Symbol" w:hAnsi="Symbol" w:hint="default"/>
       </w:rPr>
     </w:lvl>
     <w:lvl w:ilvl="4" w:tplc="04090003">
@@ -5246,7 +4346,7 @@
         <w:ind w:start="180pt" w:hanging="18pt"/>
       </w:pPr>
       <w:rPr>
-        <w:rFonts w:hint="default" w:ascii="Courier New" w:hAnsi="Courier New"/>
+        <w:rFonts w:ascii="Courier New" w:hAnsi="Courier New" w:hint="default"/>
       </w:rPr>
     </w:lvl>
     <w:lvl w:ilvl="5" w:tplc="04090005">
@@ -5261,7 +4361,7 @@
         <w:ind w:start="216pt" w:hanging="18pt"/>
       </w:pPr>
       <w:rPr>
-        <w:rFonts w:hint="default" w:ascii="Wingdings" w:hAnsi="Wingdings"/>
+        <w:rFonts w:ascii="Wingdings" w:hAnsi="Wingdings" w:hint="default"/>
       </w:rPr>
     </w:lvl>
     <w:lvl w:ilvl="6" w:tplc="04090001">
@@ -5276,7 +4376,7 @@
         <w:ind w:start="252pt" w:hanging="18pt"/>
       </w:pPr>
       <w:rPr>
-        <w:rFonts w:hint="default" w:ascii="Symbol" w:hAnsi="Symbol"/>
+        <w:rFonts w:ascii="Symbol" w:hAnsi="Symbol" w:hint="default"/>
       </w:rPr>
     </w:lvl>
     <w:lvl w:ilvl="7" w:tplc="04090003">
@@ -5291,7 +4391,7 @@
         <w:ind w:start="288pt" w:hanging="18pt"/>
       </w:pPr>
       <w:rPr>
-        <w:rFonts w:hint="default" w:ascii="Courier New" w:hAnsi="Courier New"/>
+        <w:rFonts w:ascii="Courier New" w:hAnsi="Courier New" w:hint="default"/>
       </w:rPr>
     </w:lvl>
     <w:lvl w:ilvl="8" w:tplc="04090005">
@@ -5306,7 +4406,7 @@
         <w:ind w:start="324pt" w:hanging="18pt"/>
       </w:pPr>
       <w:rPr>
-        <w:rFonts w:hint="default" w:ascii="Wingdings" w:hAnsi="Wingdings"/>
+        <w:rFonts w:ascii="Wingdings" w:hAnsi="Wingdings" w:hint="default"/>
       </w:rPr>
     </w:lvl>
   </w:abstractNum>
@@ -5326,7 +4426,7 @@
         <w:ind w:start="36pt" w:hanging="18pt"/>
       </w:pPr>
       <w:rPr>
-        <w:rFonts w:hint="default" w:cs="Times New Roman"/>
+        <w:rFonts w:cs="Times New Roman" w:hint="default"/>
       </w:rPr>
     </w:lvl>
   </w:abstractNum>
@@ -5337,7 +4437,7 @@
     <w:lvl w:ilvl="0">
       <w:start w:val="1"/>
       <w:numFmt w:val="upperRoman"/>
-      <w:pStyle w:val="Heading1"/>
+      <w:pStyle w:val="Ttulo1"/>
       <w:lvlText w:val="%1."/>
       <w:lvlJc w:val="center"/>
       <w:pPr>
@@ -5347,7 +4447,7 @@
         <w:ind w:firstLine="10.80pt"/>
       </w:pPr>
       <w:rPr>
-        <w:rFonts w:hint="default" w:ascii="Times New Roman" w:hAnsi="Times New Roman" w:cs="Times New Roman"/>
+        <w:rFonts w:ascii="Times New Roman" w:hAnsi="Times New Roman" w:cs="Times New Roman" w:hint="default"/>
         <w:caps w:val="0"/>
         <w:strike w:val="0"/>
         <w:dstrike w:val="0"/>
@@ -5369,7 +4469,7 @@
     <w:lvl w:ilvl="1">
       <w:start w:val="1"/>
       <w:numFmt w:val="upperLetter"/>
-      <w:pStyle w:val="Heading2"/>
+      <w:pStyle w:val="Ttulo2"/>
       <w:lvlText w:val="%2."/>
       <w:lvlJc w:val="start"/>
       <w:pPr>
@@ -5379,7 +4479,7 @@
         <w:ind w:start="14.40pt" w:hanging="14.40pt"/>
       </w:pPr>
       <w:rPr>
-        <w:rFonts w:hint="default" w:ascii="Times New Roman" w:hAnsi="Times New Roman" w:cs="Times New Roman"/>
+        <w:rFonts w:ascii="Times New Roman" w:hAnsi="Times New Roman" w:cs="Times New Roman" w:hint="default"/>
         <w:b w:val="0"/>
         <w:bCs w:val="0"/>
         <w:i/>
@@ -5405,7 +4505,7 @@
     <w:lvl w:ilvl="2">
       <w:start w:val="1"/>
       <w:numFmt w:val="decimal"/>
-      <w:pStyle w:val="Heading3"/>
+      <w:pStyle w:val="Ttulo3"/>
       <w:lvlText w:val="%3)"/>
       <w:lvlJc w:val="start"/>
       <w:pPr>
@@ -5415,7 +4515,7 @@
         <w:ind w:firstLine="9pt"/>
       </w:pPr>
       <w:rPr>
-        <w:rFonts w:hint="default" w:ascii="Times New Roman" w:hAnsi="Times New Roman" w:cs="Times New Roman"/>
+        <w:rFonts w:ascii="Times New Roman" w:hAnsi="Times New Roman" w:cs="Times New Roman" w:hint="default"/>
         <w:b w:val="0"/>
         <w:bCs w:val="0"/>
         <w:i/>
@@ -5441,7 +4541,7 @@
     <w:lvl w:ilvl="3">
       <w:start w:val="1"/>
       <w:numFmt w:val="lowerLetter"/>
-      <w:pStyle w:val="Heading4"/>
+      <w:pStyle w:val="Ttulo4"/>
       <w:lvlText w:val="%4)"/>
       <w:lvlJc w:val="start"/>
       <w:pPr>
@@ -5451,7 +4551,7 @@
         <w:ind w:firstLine="18pt"/>
       </w:pPr>
       <w:rPr>
-        <w:rFonts w:hint="default" w:ascii="Times New Roman" w:hAnsi="Times New Roman" w:cs="Times New Roman"/>
+        <w:rFonts w:ascii="Times New Roman" w:hAnsi="Times New Roman" w:cs="Times New Roman" w:hint="default"/>
         <w:b w:val="0"/>
         <w:bCs w:val="0"/>
         <w:i/>
@@ -5473,7 +4573,7 @@
         <w:ind w:start="144pt"/>
       </w:pPr>
       <w:rPr>
-        <w:rFonts w:hint="default" w:cs="Times New Roman"/>
+        <w:rFonts w:cs="Times New Roman" w:hint="default"/>
       </w:rPr>
     </w:lvl>
     <w:lvl w:ilvl="5">
@@ -5488,7 +4588,7 @@
         <w:ind w:start="180pt"/>
       </w:pPr>
       <w:rPr>
-        <w:rFonts w:hint="default" w:cs="Times New Roman"/>
+        <w:rFonts w:cs="Times New Roman" w:hint="default"/>
       </w:rPr>
     </w:lvl>
     <w:lvl w:ilvl="6">
@@ -5503,7 +4603,7 @@
         <w:ind w:start="216pt"/>
       </w:pPr>
       <w:rPr>
-        <w:rFonts w:hint="default" w:cs="Times New Roman"/>
+        <w:rFonts w:cs="Times New Roman" w:hint="default"/>
       </w:rPr>
     </w:lvl>
     <w:lvl w:ilvl="7">
@@ -5518,7 +4618,7 @@
         <w:ind w:start="252pt"/>
       </w:pPr>
       <w:rPr>
-        <w:rFonts w:hint="default" w:cs="Times New Roman"/>
+        <w:rFonts w:cs="Times New Roman" w:hint="default"/>
       </w:rPr>
     </w:lvl>
     <w:lvl w:ilvl="8">
@@ -5533,7 +4633,7 @@
         <w:ind w:start="288pt"/>
       </w:pPr>
       <w:rPr>
-        <w:rFonts w:hint="default" w:cs="Times New Roman"/>
+        <w:rFonts w:cs="Times New Roman" w:hint="default"/>
       </w:rPr>
     </w:lvl>
   </w:abstractNum>
@@ -5551,7 +4651,7 @@
         <w:ind w:start="20.90pt" w:hanging="18pt"/>
       </w:pPr>
       <w:rPr>
-        <w:rFonts w:hint="default" w:ascii="Times New Roman" w:hAnsi="Times New Roman"/>
+        <w:rFonts w:ascii="Times New Roman" w:hAnsi="Times New Roman" w:hint="default"/>
         <w:b w:val="0"/>
         <w:i w:val="0"/>
         <w:caps w:val="0"/>
@@ -5649,6 +4749,92 @@
     </w:lvl>
   </w:abstractNum>
   <w:abstractNum w:abstractNumId="18" w15:restartNumberingAfterBreak="0">
+    <w:nsid w:val="5010E7BE"/>
+    <w:multiLevelType w:val="hybridMultilevel"/>
+    <w:tmpl w:val="58C023BA"/>
+    <w:lvl w:ilvl="0" w:tplc="15943A72">
+      <w:start w:val="1"/>
+      <w:numFmt w:val="decimal"/>
+      <w:lvlText w:val="[%1]"/>
+      <w:lvlJc w:val="start"/>
+      <w:pPr>
+        <w:ind w:start="36pt" w:hanging="18pt"/>
+      </w:pPr>
+    </w:lvl>
+    <w:lvl w:ilvl="1" w:tplc="B7361CA8">
+      <w:start w:val="1"/>
+      <w:numFmt w:val="lowerLetter"/>
+      <w:lvlText w:val="%2."/>
+      <w:lvlJc w:val="start"/>
+      <w:pPr>
+        <w:ind w:start="72pt" w:hanging="18pt"/>
+      </w:pPr>
+    </w:lvl>
+    <w:lvl w:ilvl="2" w:tplc="E1647908">
+      <w:start w:val="1"/>
+      <w:numFmt w:val="lowerRoman"/>
+      <w:lvlText w:val="%3."/>
+      <w:lvlJc w:val="end"/>
+      <w:pPr>
+        <w:ind w:start="108pt" w:hanging="9pt"/>
+      </w:pPr>
+    </w:lvl>
+    <w:lvl w:ilvl="3" w:tplc="98849358">
+      <w:start w:val="1"/>
+      <w:numFmt w:val="decimal"/>
+      <w:lvlText w:val="%4."/>
+      <w:lvlJc w:val="start"/>
+      <w:pPr>
+        <w:ind w:start="144pt" w:hanging="18pt"/>
+      </w:pPr>
+    </w:lvl>
+    <w:lvl w:ilvl="4" w:tplc="42DAFFFA">
+      <w:start w:val="1"/>
+      <w:numFmt w:val="lowerLetter"/>
+      <w:lvlText w:val="%5."/>
+      <w:lvlJc w:val="start"/>
+      <w:pPr>
+        <w:ind w:start="180pt" w:hanging="18pt"/>
+      </w:pPr>
+    </w:lvl>
+    <w:lvl w:ilvl="5" w:tplc="BDCCBB7A">
+      <w:start w:val="1"/>
+      <w:numFmt w:val="lowerRoman"/>
+      <w:lvlText w:val="%6."/>
+      <w:lvlJc w:val="end"/>
+      <w:pPr>
+        <w:ind w:start="216pt" w:hanging="9pt"/>
+      </w:pPr>
+    </w:lvl>
+    <w:lvl w:ilvl="6" w:tplc="BD88B384">
+      <w:start w:val="1"/>
+      <w:numFmt w:val="decimal"/>
+      <w:lvlText w:val="%7."/>
+      <w:lvlJc w:val="start"/>
+      <w:pPr>
+        <w:ind w:start="252pt" w:hanging="18pt"/>
+      </w:pPr>
+    </w:lvl>
+    <w:lvl w:ilvl="7" w:tplc="68609AA0">
+      <w:start w:val="1"/>
+      <w:numFmt w:val="lowerLetter"/>
+      <w:lvlText w:val="%8."/>
+      <w:lvlJc w:val="start"/>
+      <w:pPr>
+        <w:ind w:start="288pt" w:hanging="18pt"/>
+      </w:pPr>
+    </w:lvl>
+    <w:lvl w:ilvl="8" w:tplc="7792A47E">
+      <w:start w:val="1"/>
+      <w:numFmt w:val="lowerRoman"/>
+      <w:lvlText w:val="%9."/>
+      <w:lvlJc w:val="end"/>
+      <w:pPr>
+        <w:ind w:start="324pt" w:hanging="9pt"/>
+      </w:pPr>
+    </w:lvl>
+  </w:abstractNum>
+  <w:abstractNum w:abstractNumId="19" w15:restartNumberingAfterBreak="0">
     <w:nsid w:val="52CA544A"/>
     <w:multiLevelType w:val="singleLevel"/>
     <w:tmpl w:val="AED6D67E"/>
@@ -5665,7 +4851,7 @@
         <w:ind w:start="18pt" w:hanging="18pt"/>
       </w:pPr>
       <w:rPr>
-        <w:rFonts w:hint="default" w:ascii="Times New Roman" w:hAnsi="Times New Roman" w:cs="Times New Roman"/>
+        <w:rFonts w:ascii="Times New Roman" w:hAnsi="Times New Roman" w:cs="Times New Roman" w:hint="default"/>
         <w:b w:val="0"/>
         <w:bCs w:val="0"/>
         <w:i w:val="0"/>
@@ -5675,7 +4861,7 @@
       </w:rPr>
     </w:lvl>
   </w:abstractNum>
-  <w:abstractNum w:abstractNumId="19" w15:restartNumberingAfterBreak="0">
+  <w:abstractNum w:abstractNumId="20" w15:restartNumberingAfterBreak="0">
     <w:nsid w:val="6C402C58"/>
     <w:multiLevelType w:val="hybridMultilevel"/>
     <w:tmpl w:val="9A1CA078"/>
@@ -5689,7 +4875,7 @@
         <w:ind w:start="18pt" w:hanging="18pt"/>
       </w:pPr>
       <w:rPr>
-        <w:rFonts w:hint="default" w:ascii="Times New Roman" w:hAnsi="Times New Roman" w:cs="Times New Roman"/>
+        <w:rFonts w:ascii="Times New Roman" w:hAnsi="Times New Roman" w:cs="Times New Roman" w:hint="default"/>
         <w:b w:val="0"/>
         <w:bCs w:val="0"/>
         <w:i w:val="0"/>
@@ -5820,7 +5006,7 @@
       </w:rPr>
     </w:lvl>
   </w:abstractNum>
-  <w:abstractNum w:abstractNumId="20" w15:restartNumberingAfterBreak="0">
+  <w:abstractNum w:abstractNumId="21" w15:restartNumberingAfterBreak="0">
     <w:nsid w:val="6CD32DA8"/>
     <w:multiLevelType w:val="singleLevel"/>
     <w:tmpl w:val="166470C2"/>
@@ -5836,7 +5022,7 @@
         </w:tabs>
       </w:pPr>
       <w:rPr>
-        <w:rFonts w:hint="default" w:ascii="Times New Roman" w:hAnsi="Times New Roman" w:cs="Times New Roman"/>
+        <w:rFonts w:ascii="Times New Roman" w:hAnsi="Times New Roman" w:cs="Times New Roman" w:hint="default"/>
         <w:b w:val="0"/>
         <w:bCs w:val="0"/>
         <w:i w:val="0"/>
@@ -5846,90 +5032,90 @@
       </w:rPr>
     </w:lvl>
   </w:abstractNum>
-  <w:num w:numId="25">
+  <w:num w:numId="1" w16cid:durableId="1715080426">
+    <w:abstractNumId w:val="18"/>
+  </w:num>
+  <w:num w:numId="2" w16cid:durableId="1369909383">
+    <w:abstractNumId w:val="14"/>
+  </w:num>
+  <w:num w:numId="3" w16cid:durableId="568543031">
+    <w:abstractNumId w:val="20"/>
+  </w:num>
+  <w:num w:numId="4" w16cid:durableId="1207790780">
+    <w:abstractNumId w:val="13"/>
+  </w:num>
+  <w:num w:numId="5" w16cid:durableId="629168631">
+    <w:abstractNumId w:val="16"/>
+  </w:num>
+  <w:num w:numId="6" w16cid:durableId="1032806882">
+    <w:abstractNumId w:val="16"/>
+  </w:num>
+  <w:num w:numId="7" w16cid:durableId="1614826021">
+    <w:abstractNumId w:val="16"/>
+  </w:num>
+  <w:num w:numId="8" w16cid:durableId="1871990542">
+    <w:abstractNumId w:val="16"/>
+  </w:num>
+  <w:num w:numId="9" w16cid:durableId="2088458160">
+    <w:abstractNumId w:val="19"/>
+  </w:num>
+  <w:num w:numId="10" w16cid:durableId="231694775">
     <w:abstractNumId w:val="21"/>
   </w:num>
-  <w:num w:numId="1" w16cid:durableId="1369909383">
-    <w:abstractNumId w:val="14"/>
-  </w:num>
-  <w:num w:numId="2" w16cid:durableId="568543031">
-    <w:abstractNumId w:val="19"/>
-  </w:num>
-  <w:num w:numId="3" w16cid:durableId="1207790780">
-    <w:abstractNumId w:val="13"/>
-  </w:num>
-  <w:num w:numId="4" w16cid:durableId="629168631">
-    <w:abstractNumId w:val="16"/>
-  </w:num>
-  <w:num w:numId="5" w16cid:durableId="1032806882">
-    <w:abstractNumId w:val="16"/>
-  </w:num>
-  <w:num w:numId="6" w16cid:durableId="1614826021">
-    <w:abstractNumId w:val="16"/>
-  </w:num>
-  <w:num w:numId="7" w16cid:durableId="1871990542">
-    <w:abstractNumId w:val="16"/>
-  </w:num>
-  <w:num w:numId="8" w16cid:durableId="2088458160">
-    <w:abstractNumId w:val="18"/>
-  </w:num>
-  <w:num w:numId="9" w16cid:durableId="231694775">
-    <w:abstractNumId w:val="20"/>
-  </w:num>
-  <w:num w:numId="10" w16cid:durableId="2126189682">
+  <w:num w:numId="11" w16cid:durableId="2126189682">
     <w:abstractNumId w:val="15"/>
   </w:num>
-  <w:num w:numId="11" w16cid:durableId="771515552">
+  <w:num w:numId="12" w16cid:durableId="771515552">
     <w:abstractNumId w:val="12"/>
   </w:num>
-  <w:num w:numId="12" w16cid:durableId="1603688421">
+  <w:num w:numId="13" w16cid:durableId="1603688421">
     <w:abstractNumId w:val="11"/>
   </w:num>
-  <w:num w:numId="13" w16cid:durableId="308025467">
+  <w:num w:numId="14" w16cid:durableId="308025467">
     <w:abstractNumId w:val="0"/>
   </w:num>
-  <w:num w:numId="14" w16cid:durableId="915015855">
+  <w:num w:numId="15" w16cid:durableId="915015855">
     <w:abstractNumId w:val="10"/>
   </w:num>
-  <w:num w:numId="15" w16cid:durableId="124853704">
+  <w:num w:numId="16" w16cid:durableId="124853704">
     <w:abstractNumId w:val="8"/>
   </w:num>
-  <w:num w:numId="16" w16cid:durableId="378433823">
+  <w:num w:numId="17" w16cid:durableId="378433823">
     <w:abstractNumId w:val="7"/>
   </w:num>
-  <w:num w:numId="17" w16cid:durableId="178550123">
+  <w:num w:numId="18" w16cid:durableId="178550123">
     <w:abstractNumId w:val="6"/>
   </w:num>
-  <w:num w:numId="18" w16cid:durableId="1882938436">
+  <w:num w:numId="19" w16cid:durableId="1882938436">
     <w:abstractNumId w:val="5"/>
   </w:num>
-  <w:num w:numId="19" w16cid:durableId="1292051459">
+  <w:num w:numId="20" w16cid:durableId="1292051459">
     <w:abstractNumId w:val="9"/>
   </w:num>
-  <w:num w:numId="20" w16cid:durableId="439644133">
+  <w:num w:numId="21" w16cid:durableId="439644133">
     <w:abstractNumId w:val="4"/>
   </w:num>
-  <w:num w:numId="21" w16cid:durableId="277882354">
+  <w:num w:numId="22" w16cid:durableId="277882354">
     <w:abstractNumId w:val="3"/>
   </w:num>
-  <w:num w:numId="22" w16cid:durableId="85808594">
+  <w:num w:numId="23" w16cid:durableId="85808594">
     <w:abstractNumId w:val="2"/>
   </w:num>
-  <w:num w:numId="23" w16cid:durableId="306714086">
+  <w:num w:numId="24" w16cid:durableId="306714086">
     <w:abstractNumId w:val="1"/>
   </w:num>
-  <w:num w:numId="24" w16cid:durableId="276639338">
+  <w:num w:numId="25" w16cid:durableId="276639338">
     <w:abstractNumId w:val="17"/>
   </w:num>
 </w:numbering>
 </file>
 
 <file path=word/styles.xml><?xml version="1.0" encoding="utf-8"?>
-<w:styles xmlns:wp14="http://schemas.microsoft.com/office/word/2010/wordprocessingDrawing" xmlns:mc="http://schemas.openxmlformats.org/markup-compatibility/2006" xmlns:r="http://purl.oclc.org/ooxml/officeDocument/relationships" xmlns:w="http://purl.oclc.org/ooxml/wordprocessingml/main" xmlns:w14="http://schemas.microsoft.com/office/word/2010/wordml" xmlns:w15="http://schemas.microsoft.com/office/word/2012/wordml" xmlns:w16cex="http://schemas.microsoft.com/office/word/2018/wordml/cex" xmlns:w16cid="http://schemas.microsoft.com/office/word/2016/wordml/cid" xmlns:w16="http://schemas.microsoft.com/office/word/2018/wordml" xmlns:w16du="http://schemas.microsoft.com/office/word/2023/wordml/word16du" xmlns:w16sdtdh="http://schemas.microsoft.com/office/word/2020/wordml/sdtdatahash" xmlns:w16sdtfl="http://schemas.microsoft.com/office/word/2024/wordml/sdtformatlock" xmlns:w16se="http://schemas.microsoft.com/office/word/2015/wordml/symex" mc:Ignorable="w14 w15 w16se w16cid w16 w16cex w16sdtdh w16sdtfl w16du wp14">
+<w:styles xmlns:mc="http://schemas.openxmlformats.org/markup-compatibility/2006" xmlns:r="http://purl.oclc.org/ooxml/officeDocument/relationships" xmlns:w="http://purl.oclc.org/ooxml/wordprocessingml/main" xmlns:w14="http://schemas.microsoft.com/office/word/2010/wordml" xmlns:w15="http://schemas.microsoft.com/office/word/2012/wordml" xmlns:w16cex="http://schemas.microsoft.com/office/word/2018/wordml/cex" xmlns:w16cid="http://schemas.microsoft.com/office/word/2016/wordml/cid" xmlns:w16="http://schemas.microsoft.com/office/word/2018/wordml" xmlns:w16du="http://schemas.microsoft.com/office/word/2023/wordml/word16du" xmlns:w16sdtdh="http://schemas.microsoft.com/office/word/2020/wordml/sdtdatahash" xmlns:w16sdtfl="http://schemas.microsoft.com/office/word/2024/wordml/sdtformatlock" xmlns:w16se="http://schemas.microsoft.com/office/word/2015/wordml/symex" mc:Ignorable="w14 w15 w16se w16cid w16 w16cex w16sdtdh w16sdtfl w16du">
   <w:docDefaults>
     <w:rPrDefault>
       <w:rPr>
-        <w:rFonts w:ascii="Times New Roman" w:hAnsi="Times New Roman" w:eastAsia="SimSun" w:cs="Times New Roman"/>
+        <w:rFonts w:ascii="Times New Roman" w:eastAsia="SimSun" w:hAnsi="Times New Roman" w:cs="Times New Roman"/>
         <w:lang w:val="en-US" w:eastAsia="en-US" w:bidi="ar-SA"/>
       </w:rPr>
     </w:rPrDefault>
@@ -5995,7 +5181,7 @@
     <w:lsdException w:name="Table Web 2" w:semiHidden="1" w:unhideWhenUsed="1"/>
     <w:lsdException w:name="Table Web 3" w:semiHidden="1" w:unhideWhenUsed="1"/>
     <w:lsdException w:name="Table Theme" w:semiHidden="1" w:unhideWhenUsed="1"/>
-    <w:lsdException w:name="Placeholder Text" w:uiPriority="99" w:semiHidden="1"/>
+    <w:lsdException w:name="Placeholder Text" w:semiHidden="1" w:uiPriority="99"/>
     <w:lsdException w:name="No Spacing" w:uiPriority="1" w:qFormat="1"/>
     <w:lsdException w:name="Light Shading" w:uiPriority="60"/>
     <w:lsdException w:name="Light List" w:uiPriority="61"/>
@@ -6017,7 +5203,7 @@
     <w:lsdException w:name="Medium Shading 1 Accent 1" w:uiPriority="63"/>
     <w:lsdException w:name="Medium Shading 2 Accent 1" w:uiPriority="64"/>
     <w:lsdException w:name="Medium List 1 Accent 1" w:uiPriority="65"/>
-    <w:lsdException w:name="Revision" w:uiPriority="99" w:semiHidden="1"/>
+    <w:lsdException w:name="Revision" w:semiHidden="1" w:uiPriority="99"/>
     <w:lsdException w:name="List Paragraph" w:uiPriority="34" w:qFormat="1"/>
     <w:lsdException w:name="Quote" w:uiPriority="29" w:qFormat="1"/>
     <w:lsdException w:name="Intense Quote" w:uiPriority="30" w:qFormat="1"/>
@@ -6104,8 +5290,8 @@
     <w:lsdException w:name="Subtle Reference" w:uiPriority="31" w:qFormat="1"/>
     <w:lsdException w:name="Intense Reference" w:uiPriority="32" w:qFormat="1"/>
     <w:lsdException w:name="Book Title" w:uiPriority="33" w:qFormat="1"/>
-    <w:lsdException w:name="Bibliography" w:uiPriority="37" w:semiHidden="1" w:unhideWhenUsed="1"/>
-    <w:lsdException w:name="TOC Heading" w:uiPriority="39" w:semiHidden="1" w:unhideWhenUsed="1" w:qFormat="1"/>
+    <w:lsdException w:name="Bibliography" w:semiHidden="1" w:uiPriority="37" w:unhideWhenUsed="1"/>
+    <w:lsdException w:name="TOC Heading" w:semiHidden="1" w:uiPriority="39" w:unhideWhenUsed="1" w:qFormat="1"/>
     <w:lsdException w:name="Plain Table 1" w:uiPriority="41"/>
     <w:lsdException w:name="Plain Table 2" w:uiPriority="42"/>
     <w:lsdException w:name="Plain Table 3" w:uiPriority="43"/>
@@ -6210,20 +5396,20 @@
     <w:lsdException w:name="List Table 5 Dark Accent 6" w:uiPriority="50"/>
     <w:lsdException w:name="List Table 6 Colorful Accent 6" w:uiPriority="51"/>
     <w:lsdException w:name="List Table 7 Colorful Accent 6" w:uiPriority="52"/>
-    <w:lsdException w:name="Mention" w:uiPriority="99" w:semiHidden="1" w:unhideWhenUsed="1"/>
-    <w:lsdException w:name="Smart Hyperlink" w:uiPriority="99" w:semiHidden="1" w:unhideWhenUsed="1"/>
-    <w:lsdException w:name="Hashtag" w:uiPriority="99" w:semiHidden="1" w:unhideWhenUsed="1"/>
-    <w:lsdException w:name="Unresolved Mention" w:uiPriority="99" w:semiHidden="1" w:unhideWhenUsed="1"/>
-    <w:lsdException w:name="Smart Link" w:uiPriority="99" w:semiHidden="1" w:unhideWhenUsed="1"/>
+    <w:lsdException w:name="Mention" w:semiHidden="1" w:uiPriority="99" w:unhideWhenUsed="1"/>
+    <w:lsdException w:name="Smart Hyperlink" w:semiHidden="1" w:uiPriority="99" w:unhideWhenUsed="1"/>
+    <w:lsdException w:name="Hashtag" w:semiHidden="1" w:uiPriority="99" w:unhideWhenUsed="1"/>
+    <w:lsdException w:name="Unresolved Mention" w:semiHidden="1" w:uiPriority="99" w:unhideWhenUsed="1"/>
+    <w:lsdException w:name="Smart Link" w:semiHidden="1" w:uiPriority="99" w:unhideWhenUsed="1"/>
   </w:latentStyles>
-  <w:style w:type="paragraph" w:styleId="Normal" w:default="1">
+  <w:style w:type="paragraph" w:default="1" w:styleId="Normal">
     <w:name w:val="Normal"/>
     <w:qFormat/>
     <w:pPr>
       <w:jc w:val="center"/>
     </w:pPr>
   </w:style>
-  <w:style w:type="paragraph" w:styleId="Heading1">
+  <w:style w:type="paragraph" w:styleId="Ttulo1">
     <w:name w:val="heading 1"/>
     <w:basedOn w:val="Normal"/>
     <w:next w:val="Normal"/>
@@ -6233,7 +5419,7 @@
       <w:keepNext/>
       <w:keepLines/>
       <w:numPr>
-        <w:numId w:val="4"/>
+        <w:numId w:val="5"/>
       </w:numPr>
       <w:tabs>
         <w:tab w:val="start" w:pos="10.80pt"/>
@@ -6247,7 +5433,7 @@
       <w:noProof/>
     </w:rPr>
   </w:style>
-  <w:style w:type="paragraph" w:styleId="Heading2">
+  <w:style w:type="paragraph" w:styleId="Ttulo2">
     <w:name w:val="heading 2"/>
     <w:basedOn w:val="Normal"/>
     <w:next w:val="Normal"/>
@@ -6258,7 +5444,7 @@
       <w:keepLines/>
       <w:numPr>
         <w:ilvl w:val="1"/>
-        <w:numId w:val="4"/>
+        <w:numId w:val="5"/>
       </w:numPr>
       <w:tabs>
         <w:tab w:val="clear" w:pos="18pt"/>
@@ -6274,7 +5460,7 @@
       <w:noProof/>
     </w:rPr>
   </w:style>
-  <w:style w:type="paragraph" w:styleId="Heading3">
+  <w:style w:type="paragraph" w:styleId="Ttulo3">
     <w:name w:val="heading 3"/>
     <w:basedOn w:val="Normal"/>
     <w:next w:val="Normal"/>
@@ -6283,7 +5469,7 @@
     <w:pPr>
       <w:numPr>
         <w:ilvl w:val="2"/>
-        <w:numId w:val="4"/>
+        <w:numId w:val="5"/>
       </w:numPr>
       <w:spacing w:line="12pt" w:lineRule="exact"/>
       <w:ind w:firstLine="14.40pt"/>
@@ -6296,7 +5482,7 @@
       <w:noProof/>
     </w:rPr>
   </w:style>
-  <w:style w:type="paragraph" w:styleId="Heading4">
+  <w:style w:type="paragraph" w:styleId="Ttulo4">
     <w:name w:val="heading 4"/>
     <w:basedOn w:val="Normal"/>
     <w:next w:val="Normal"/>
@@ -6305,7 +5491,7 @@
     <w:pPr>
       <w:numPr>
         <w:ilvl w:val="3"/>
-        <w:numId w:val="4"/>
+        <w:numId w:val="5"/>
       </w:numPr>
       <w:tabs>
         <w:tab w:val="clear" w:pos="31.50pt"/>
@@ -6322,7 +5508,7 @@
       <w:noProof/>
     </w:rPr>
   </w:style>
-  <w:style w:type="paragraph" w:styleId="Heading5">
+  <w:style w:type="paragraph" w:styleId="Ttulo5">
     <w:name w:val="heading 5"/>
     <w:basedOn w:val="Normal"/>
     <w:next w:val="Normal"/>
@@ -6339,13 +5525,13 @@
       <w:noProof/>
     </w:rPr>
   </w:style>
-  <w:style w:type="character" w:styleId="DefaultParagraphFont" w:default="1">
+  <w:style w:type="character" w:default="1" w:styleId="Tipodeletrapredefinidodopargrafo">
     <w:name w:val="Default Paragraph Font"/>
     <w:uiPriority w:val="1"/>
     <w:semiHidden/>
     <w:unhideWhenUsed/>
   </w:style>
-  <w:style w:type="table" w:styleId="TableNormal" w:default="1">
+  <w:style w:type="table" w:default="1" w:styleId="Tabelanormal">
     <w:name w:val="Normal Table"/>
     <w:uiPriority w:val="99"/>
     <w:semiHidden/>
@@ -6360,13 +5546,13 @@
       </w:tblCellMar>
     </w:tblPr>
   </w:style>
-  <w:style w:type="numbering" w:styleId="NoList" w:default="1">
+  <w:style w:type="numbering" w:default="1" w:styleId="Semlista">
     <w:name w:val="No List"/>
     <w:uiPriority w:val="99"/>
     <w:semiHidden/>
     <w:unhideWhenUsed/>
   </w:style>
-  <w:style w:type="paragraph" w:styleId="Abstract" w:customStyle="1">
+  <w:style w:type="paragraph" w:customStyle="1" w:styleId="Abstract">
     <w:name w:val="Abstract"/>
     <w:rsid w:val="00972203"/>
     <w:pPr>
@@ -6381,13 +5567,13 @@
       <w:szCs w:val="18"/>
     </w:rPr>
   </w:style>
-  <w:style w:type="paragraph" w:styleId="Affiliation" w:customStyle="1">
+  <w:style w:type="paragraph" w:customStyle="1" w:styleId="Affiliation">
     <w:name w:val="Affiliation"/>
     <w:pPr>
       <w:jc w:val="center"/>
     </w:pPr>
   </w:style>
-  <w:style w:type="paragraph" w:styleId="Author" w:customStyle="1">
+  <w:style w:type="paragraph" w:customStyle="1" w:styleId="Author">
     <w:name w:val="Author"/>
     <w:pPr>
       <w:spacing w:before="18pt" w:after="2pt"/>
@@ -6399,10 +5585,10 @@
       <w:szCs w:val="22"/>
     </w:rPr>
   </w:style>
-  <w:style w:type="paragraph" w:styleId="BodyText">
+  <w:style w:type="paragraph" w:styleId="Corpodetexto">
     <w:name w:val="Body Text"/>
     <w:basedOn w:val="Normal"/>
-    <w:link w:val="BodyTextChar"/>
+    <w:link w:val="CorpodetextoCarter"/>
     <w:rsid w:val="00E7596C"/>
     <w:pPr>
       <w:tabs>
@@ -6417,22 +5603,22 @@
       <w:lang w:val="x-none" w:eastAsia="x-none"/>
     </w:rPr>
   </w:style>
-  <w:style w:type="character" w:styleId="BodyTextChar" w:customStyle="1">
-    <w:name w:val="Body Text Char"/>
-    <w:link w:val="BodyText"/>
+  <w:style w:type="character" w:customStyle="1" w:styleId="CorpodetextoCarter">
+    <w:name w:val="Corpo de texto Caráter"/>
+    <w:link w:val="Corpodetexto"/>
     <w:rsid w:val="00E7596C"/>
     <w:rPr>
       <w:spacing w:val="-1"/>
       <w:lang w:val="x-none" w:eastAsia="x-none"/>
     </w:rPr>
   </w:style>
-  <w:style w:type="paragraph" w:styleId="bulletlist" w:customStyle="1">
+  <w:style w:type="paragraph" w:customStyle="1" w:styleId="bulletlist">
     <w:name w:val="bullet list"/>
-    <w:basedOn w:val="BodyText"/>
+    <w:basedOn w:val="Corpodetexto"/>
     <w:rsid w:val="001B67DC"/>
     <w:pPr>
       <w:numPr>
-        <w:numId w:val="1"/>
+        <w:numId w:val="2"/>
       </w:numPr>
       <w:tabs>
         <w:tab w:val="clear" w:pos="32.40pt"/>
@@ -6440,7 +5626,7 @@
       <w:ind w:start="28.80pt" w:hanging="14.40pt"/>
     </w:pPr>
   </w:style>
-  <w:style w:type="paragraph" w:styleId="equation" w:customStyle="1">
+  <w:style w:type="paragraph" w:customStyle="1" w:styleId="equation">
     <w:name w:val="equation"/>
     <w:basedOn w:val="Normal"/>
     <w:rsid w:val="008A2C7D"/>
@@ -6455,12 +5641,12 @@
       <w:rFonts w:ascii="Symbol" w:hAnsi="Symbol" w:cs="Symbol"/>
     </w:rPr>
   </w:style>
-  <w:style w:type="paragraph" w:styleId="figurecaption" w:customStyle="1">
+  <w:style w:type="paragraph" w:customStyle="1" w:styleId="figurecaption">
     <w:name w:val="figure caption"/>
     <w:rsid w:val="005B0344"/>
     <w:pPr>
       <w:numPr>
-        <w:numId w:val="2"/>
+        <w:numId w:val="3"/>
       </w:numPr>
       <w:tabs>
         <w:tab w:val="start" w:pos="26.65pt"/>
@@ -6475,12 +5661,12 @@
       <w:szCs w:val="16"/>
     </w:rPr>
   </w:style>
-  <w:style w:type="paragraph" w:styleId="footnote" w:customStyle="1">
+  <w:style w:type="paragraph" w:customStyle="1" w:styleId="footnote">
     <w:name w:val="footnote"/>
     <w:pPr>
-      <w:framePr w:vSpace="9.35pt" w:hSpace="9.35pt" w:wrap="notBeside" w:hAnchor="page" w:vAnchor="text" w:x="306.05pt" w:y="28.85pt"/>
+      <w:framePr w:hSpace="9.35pt" w:vSpace="9.35pt" w:wrap="notBeside" w:vAnchor="text" w:hAnchor="page" w:x="306.05pt" w:y="28.85pt"/>
       <w:numPr>
-        <w:numId w:val="3"/>
+        <w:numId w:val="4"/>
       </w:numPr>
       <w:spacing w:after="2pt"/>
     </w:pPr>
@@ -6489,7 +5675,7 @@
       <w:szCs w:val="16"/>
     </w:rPr>
   </w:style>
-  <w:style w:type="paragraph" w:styleId="papersubtitle" w:customStyle="1">
+  <w:style w:type="paragraph" w:customStyle="1" w:styleId="papersubtitle">
     <w:name w:val="paper subtitle"/>
     <w:pPr>
       <w:spacing w:after="6pt"/>
@@ -6502,7 +5688,7 @@
       <w:szCs w:val="28"/>
     </w:rPr>
   </w:style>
-  <w:style w:type="paragraph" w:styleId="papertitle" w:customStyle="1">
+  <w:style w:type="paragraph" w:customStyle="1" w:styleId="papertitle">
     <w:name w:val="paper title"/>
     <w:pPr>
       <w:spacing w:after="6pt"/>
@@ -6515,11 +5701,11 @@
       <w:szCs w:val="48"/>
     </w:rPr>
   </w:style>
-  <w:style w:type="paragraph" w:styleId="references" w:customStyle="1">
+  <w:style w:type="paragraph" w:customStyle="1" w:styleId="references">
     <w:name w:val="references"/>
     <w:pPr>
       <w:numPr>
-        <w:numId w:val="8"/>
+        <w:numId w:val="9"/>
       </w:numPr>
       <w:spacing w:after="2.50pt" w:line="9pt" w:lineRule="exact"/>
       <w:jc w:val="both"/>
@@ -6531,12 +5717,12 @@
       <w:szCs w:val="16"/>
     </w:rPr>
   </w:style>
-  <w:style w:type="paragraph" w:styleId="sponsors" w:customStyle="1">
+  <w:style w:type="paragraph" w:customStyle="1" w:styleId="sponsors">
     <w:name w:val="sponsors"/>
     <w:pPr>
       <w:framePr w:wrap="auto" w:hAnchor="text" w:x="30.75pt" w:y="111.95pt"/>
       <w:pBdr>
-        <w:top w:val="single" w:color="auto" w:sz="4" w:space="2"/>
+        <w:top w:val="single" w:sz="4" w:space="2" w:color="auto"/>
       </w:pBdr>
       <w:ind w:firstLine="14.40pt"/>
     </w:pPr>
@@ -6545,7 +5731,7 @@
       <w:szCs w:val="16"/>
     </w:rPr>
   </w:style>
-  <w:style w:type="paragraph" w:styleId="tablecolhead" w:customStyle="1">
+  <w:style w:type="paragraph" w:customStyle="1" w:styleId="tablecolhead">
     <w:name w:val="table col head"/>
     <w:basedOn w:val="Normal"/>
     <w:rPr>
@@ -6555,7 +5741,7 @@
       <w:szCs w:val="16"/>
     </w:rPr>
   </w:style>
-  <w:style w:type="paragraph" w:styleId="tablecolsubhead" w:customStyle="1">
+  <w:style w:type="paragraph" w:customStyle="1" w:styleId="tablecolsubhead">
     <w:name w:val="table col subhead"/>
     <w:basedOn w:val="tablecolhead"/>
     <w:rPr>
@@ -6565,7 +5751,7 @@
       <w:szCs w:val="15"/>
     </w:rPr>
   </w:style>
-  <w:style w:type="paragraph" w:styleId="tablecopy" w:customStyle="1">
+  <w:style w:type="paragraph" w:customStyle="1" w:styleId="tablecopy">
     <w:name w:val="table copy"/>
     <w:pPr>
       <w:jc w:val="both"/>
@@ -6576,12 +5762,12 @@
       <w:szCs w:val="16"/>
     </w:rPr>
   </w:style>
-  <w:style w:type="paragraph" w:styleId="tablefootnote" w:customStyle="1">
+  <w:style w:type="paragraph" w:customStyle="1" w:styleId="tablefootnote">
     <w:name w:val="table footnote"/>
     <w:rsid w:val="005E2800"/>
     <w:pPr>
       <w:numPr>
-        <w:numId w:val="24"/>
+        <w:numId w:val="25"/>
       </w:numPr>
       <w:spacing w:before="3pt" w:after="1.50pt"/>
       <w:ind w:start="2.90pt" w:hanging="1.45pt"/>
@@ -6592,11 +5778,11 @@
       <w:szCs w:val="12"/>
     </w:rPr>
   </w:style>
-  <w:style w:type="paragraph" w:styleId="tablehead" w:customStyle="1">
+  <w:style w:type="paragraph" w:customStyle="1" w:styleId="tablehead">
     <w:name w:val="table head"/>
     <w:pPr>
       <w:numPr>
-        <w:numId w:val="9"/>
+        <w:numId w:val="10"/>
       </w:numPr>
       <w:spacing w:before="12pt" w:after="6pt" w:line="10.80pt" w:lineRule="auto"/>
       <w:jc w:val="center"/>
@@ -6608,7 +5794,7 @@
       <w:szCs w:val="16"/>
     </w:rPr>
   </w:style>
-  <w:style w:type="paragraph" w:styleId="Keywords" w:customStyle="1">
+  <w:style w:type="paragraph" w:customStyle="1" w:styleId="Keywords">
     <w:name w:val="Keywords"/>
     <w:basedOn w:val="Abstract"/>
     <w:qFormat/>
@@ -6621,10 +5807,10 @@
       <w:i/>
     </w:rPr>
   </w:style>
-  <w:style w:type="paragraph" w:styleId="Header">
+  <w:style w:type="paragraph" w:styleId="Cabealho">
     <w:name w:val="header"/>
     <w:basedOn w:val="Normal"/>
-    <w:link w:val="HeaderChar"/>
+    <w:link w:val="CabealhoCarter"/>
     <w:rsid w:val="001A3B3D"/>
     <w:pPr>
       <w:tabs>
@@ -6633,16 +5819,16 @@
       </w:tabs>
     </w:pPr>
   </w:style>
-  <w:style w:type="character" w:styleId="HeaderChar" w:customStyle="1">
-    <w:name w:val="Header Char"/>
-    <w:basedOn w:val="DefaultParagraphFont"/>
-    <w:link w:val="Header"/>
+  <w:style w:type="character" w:customStyle="1" w:styleId="CabealhoCarter">
+    <w:name w:val="Cabeçalho Caráter"/>
+    <w:basedOn w:val="Tipodeletrapredefinidodopargrafo"/>
+    <w:link w:val="Cabealho"/>
     <w:rsid w:val="001A3B3D"/>
   </w:style>
-  <w:style w:type="paragraph" w:styleId="Footer">
+  <w:style w:type="paragraph" w:styleId="Rodap">
     <w:name w:val="footer"/>
     <w:basedOn w:val="Normal"/>
-    <w:link w:val="FooterChar"/>
+    <w:link w:val="RodapCarter"/>
     <w:rsid w:val="001A3B3D"/>
     <w:pPr>
       <w:tabs>
@@ -6651,34 +5837,34 @@
       </w:tabs>
     </w:pPr>
   </w:style>
-  <w:style w:type="character" w:styleId="FooterChar" w:customStyle="1">
-    <w:name w:val="Footer Char"/>
-    <w:basedOn w:val="DefaultParagraphFont"/>
-    <w:link w:val="Footer"/>
+  <w:style w:type="character" w:customStyle="1" w:styleId="RodapCarter">
+    <w:name w:val="Rodapé Caráter"/>
+    <w:basedOn w:val="Tipodeletrapredefinidodopargrafo"/>
+    <w:link w:val="Rodap"/>
     <w:rsid w:val="001A3B3D"/>
   </w:style>
-  <w:style w:type="table" w:styleId="TableGrid">
+  <w:style w:type="table" w:styleId="TabelacomGrelha">
     <w:name w:val="Table Grid"/>
-    <w:basedOn w:val="TableNormal"/>
+    <w:basedOn w:val="Tabelanormal"/>
     <w:uiPriority w:val="59"/>
     <w:rsid w:val="00FB4123"/>
     <w:tblPr>
       <w:tblBorders>
-        <w:top w:val="single" w:color="000000" w:themeColor="text1" w:sz="4" w:space="0"/>
-        <w:start w:val="single" w:color="000000" w:themeColor="text1" w:sz="4" w:space="0"/>
-        <w:bottom w:val="single" w:color="000000" w:themeColor="text1" w:sz="4" w:space="0"/>
-        <w:end w:val="single" w:color="000000" w:themeColor="text1" w:sz="4" w:space="0"/>
-        <w:insideH w:val="single" w:color="000000" w:themeColor="text1" w:sz="4" w:space="0"/>
-        <w:insideV w:val="single" w:color="000000" w:themeColor="text1" w:sz="4" w:space="0"/>
+        <w:top w:val="single" w:sz="4" w:space="0" w:color="000000" w:themeColor="text1"/>
+        <w:start w:val="single" w:sz="4" w:space="0" w:color="000000" w:themeColor="text1"/>
+        <w:bottom w:val="single" w:sz="4" w:space="0" w:color="000000" w:themeColor="text1"/>
+        <w:end w:val="single" w:sz="4" w:space="0" w:color="000000" w:themeColor="text1"/>
+        <w:insideH w:val="single" w:sz="4" w:space="0" w:color="000000" w:themeColor="text1"/>
+        <w:insideV w:val="single" w:sz="4" w:space="0" w:color="000000" w:themeColor="text1"/>
       </w:tblBorders>
     </w:tblPr>
   </w:style>
-  <w:style xmlns:w14="http://schemas.microsoft.com/office/word/2010/wordml" xmlns:mc="http://schemas.openxmlformats.org/markup-compatibility/2006" xmlns:w="http://purl.oclc.org/ooxml/wordprocessingml/main" w:type="character" w:styleId="Hyperlink" mc:Ignorable="w14">
-    <w:name xmlns:w="http://purl.oclc.org/ooxml/wordprocessingml/main" w:val="Hyperlink"/>
-    <w:basedOn xmlns:w="http://purl.oclc.org/ooxml/wordprocessingml/main" w:val="DefaultParagraphFont"/>
-    <w:uiPriority xmlns:w="http://purl.oclc.org/ooxml/wordprocessingml/main" w:val="99"/>
-    <w:unhideWhenUsed xmlns:w="http://purl.oclc.org/ooxml/wordprocessingml/main"/>
-    <w:rPr xmlns:w="http://purl.oclc.org/ooxml/wordprocessingml/main">
+  <w:style w:type="character" w:styleId="Hiperligao">
+    <w:name w:val="Hyperlink"/>
+    <w:basedOn w:val="Tipodeletrapredefinidodopargrafo"/>
+    <w:uiPriority w:val="99"/>
+    <w:unhideWhenUsed/>
+    <w:rPr>
       <w:color w:val="0563C1" w:themeColor="hyperlink"/>
       <w:u w:val="single"/>
     </w:rPr>
@@ -6687,7 +5873,7 @@
 </file>
 
 <file path=word/theme/theme1.xml><?xml version="1.0" encoding="utf-8"?>
-<a:theme xmlns:a="http://purl.oclc.org/ooxml/drawingml/main" xmlns:thm15="http://schemas.microsoft.com/office/thememl/2012/main" name="Office Theme">
+<a:theme xmlns:a="http://purl.oclc.org/ooxml/drawingml/main" name="Office Theme">
   <a:themeElements>
     <a:clrScheme name="Office">
       <a:dk1>

--- a/Challenge 3/Challenge3-report.docx
+++ b/Challenge 3/Challenge3-report.docx
@@ -14,67 +14,8 @@
         <w:rPr>
           <w:kern w:val="48"/>
         </w:rPr>
-        <w:t>Paper Title</w:t>
-      </w:r>
-      <w:r>
-        <w:rPr>
-          <w:kern w:val="48"/>
-        </w:rPr>
-        <w:t>*</w:t>
-      </w:r>
-      <w:r>
-        <w:rPr>
-          <w:kern w:val="48"/>
-        </w:rPr>
-        <w:t xml:space="preserve"> (use style: </w:t>
-      </w:r>
-      <w:r>
-        <w:rPr>
-          <w:iCs/>
-          <w:kern w:val="48"/>
-        </w:rPr>
-        <w:t>paper title</w:t>
-      </w:r>
-      <w:r>
-        <w:rPr>
-          <w:kern w:val="48"/>
-        </w:rPr>
-        <w:t>)</w:t>
-      </w:r>
-    </w:p>
-    <w:p>
-      <w:pPr>
-        <w:pStyle w:val="Author"/>
-        <w:spacing w:before="5pt" w:beforeAutospacing="1" w:after="5pt" w:afterAutospacing="1"/>
-        <w:rPr>
-          <w:sz w:val="16"/>
-          <w:szCs w:val="16"/>
-        </w:rPr>
-      </w:pPr>
-      <w:r>
-        <w:rPr>
-          <w:sz w:val="16"/>
-          <w:szCs w:val="16"/>
-        </w:rPr>
-        <w:t>*</w:t>
-      </w:r>
-      <w:r>
-        <w:rPr>
-          <w:sz w:val="16"/>
-          <w:szCs w:val="16"/>
-        </w:rPr>
-        <w:t>Note: Sub-titles are not captured in Xplore and should not be used</w:t>
-      </w:r>
-    </w:p>
-    <w:p>
-      <w:pPr>
-        <w:pStyle w:val="Author"/>
-        <w:spacing w:before="5pt" w:beforeAutospacing="1" w:after="5pt" w:afterAutospacing="1" w:line="6pt" w:lineRule="auto"/>
-        <w:rPr>
-          <w:sz w:val="16"/>
-          <w:szCs w:val="16"/>
-        </w:rPr>
-      </w:pPr>
+        <w:t>From Classical Models to LLM-as-a-Judge: Anomaly Detection and Face Recognition for Cyber-Physical Security</w:t>
+      </w:r>
     </w:p>
     <w:p>
       <w:pPr>
@@ -103,193 +44,21 @@
         <w:rPr>
           <w:sz w:val="18"/>
           <w:szCs w:val="18"/>
-          <w:lang w:val="pt-BR"/>
         </w:rPr>
       </w:pPr>
       <w:r>
         <w:rPr>
           <w:sz w:val="18"/>
           <w:szCs w:val="18"/>
-          <w:lang w:val="pt-BR"/>
-        </w:rPr>
-        <w:t>line 1</w:t>
+        </w:rPr>
+        <w:t>César Vieira</w:t>
       </w:r>
       <w:r>
         <w:rPr>
           <w:sz w:val="18"/>
           <w:szCs w:val="18"/>
-          <w:lang w:val="pt-BR"/>
-        </w:rPr>
-        <w:t>: 1</w:t>
-      </w:r>
-      <w:r>
-        <w:rPr>
-          <w:sz w:val="18"/>
-          <w:szCs w:val="18"/>
-          <w:vertAlign w:val="superscript"/>
-          <w:lang w:val="pt-BR"/>
-        </w:rPr>
-        <w:t>st</w:t>
-      </w:r>
-      <w:r>
-        <w:rPr>
-          <w:sz w:val="18"/>
-          <w:szCs w:val="18"/>
-          <w:lang w:val="pt-BR"/>
-        </w:rPr>
-        <w:t xml:space="preserve"> </w:t>
-      </w:r>
-      <w:r>
-        <w:rPr>
-          <w:sz w:val="18"/>
-          <w:szCs w:val="18"/>
-          <w:lang w:val="pt-BR"/>
-        </w:rPr>
-        <w:t>César Vieira</w:t>
-      </w:r>
-      <w:r>
-        <w:rPr>
-          <w:sz w:val="18"/>
-          <w:szCs w:val="18"/>
-          <w:lang w:val="pt-BR"/>
-        </w:rPr>
-        <w:t xml:space="preserve"> </w:t>
-      </w:r>
-      <w:r>
-        <w:rPr>
-          <w:sz w:val="18"/>
-          <w:szCs w:val="18"/>
-          <w:lang w:val="pt-BR"/>
         </w:rPr>
         <w:br/>
-      </w:r>
-      <w:r>
-        <w:rPr>
-          <w:i/>
-          <w:sz w:val="18"/>
-          <w:szCs w:val="18"/>
-          <w:lang w:val="pt-BR"/>
-        </w:rPr>
-        <w:t>ISEP</w:t>
-      </w:r>
-      <w:r>
-        <w:rPr>
-          <w:i/>
-          <w:sz w:val="18"/>
-          <w:szCs w:val="18"/>
-          <w:lang w:val="pt-BR"/>
-        </w:rPr>
-        <w:t xml:space="preserve"> </w:t>
-      </w:r>
-      <w:r>
-        <w:rPr>
-          <w:i/>
-          <w:sz w:val="18"/>
-          <w:szCs w:val="18"/>
-          <w:lang w:val="pt-BR"/>
-        </w:rPr>
-        <w:br/>
-      </w:r>
-      <w:r>
-        <w:rPr>
-          <w:sz w:val="18"/>
-          <w:szCs w:val="18"/>
-          <w:lang w:val="pt-BR"/>
-        </w:rPr>
-        <w:t xml:space="preserve">Porto,Portugal </w:t>
-      </w:r>
-      <w:r>
-        <w:rPr>
-          <w:sz w:val="18"/>
-          <w:szCs w:val="18"/>
-          <w:lang w:val="pt-BR"/>
-        </w:rPr>
-        <w:br/>
-      </w:r>
-      <w:r>
-        <w:rPr>
-          <w:sz w:val="18"/>
-          <w:szCs w:val="18"/>
-          <w:lang w:val="pt-BR"/>
-        </w:rPr>
-        <w:t>1</w:t>
-      </w:r>
-      <w:r>
-        <w:rPr>
-          <w:sz w:val="18"/>
-          <w:szCs w:val="18"/>
-          <w:lang w:val="pt-BR"/>
-        </w:rPr>
-        <w:t>241523@isep.ipp.pt</w:t>
-      </w:r>
-    </w:p>
-    <w:p>
-      <w:pPr>
-        <w:pStyle w:val="Author"/>
-        <w:spacing w:before="5pt" w:beforeAutospacing="1"/>
-        <w:rPr>
-          <w:sz w:val="18"/>
-          <w:szCs w:val="18"/>
-        </w:rPr>
-      </w:pPr>
-      <w:r>
-        <w:rPr>
-          <w:sz w:val="18"/>
-          <w:szCs w:val="18"/>
-        </w:rPr>
-        <w:t>line 1: 4</w:t>
-      </w:r>
-      <w:r>
-        <w:rPr>
-          <w:sz w:val="18"/>
-          <w:szCs w:val="18"/>
-          <w:vertAlign w:val="superscript"/>
-        </w:rPr>
-        <w:t>th</w:t>
-      </w:r>
-      <w:r>
-        <w:rPr>
-          <w:sz w:val="18"/>
-          <w:szCs w:val="18"/>
-        </w:rPr>
-        <w:t xml:space="preserve"> Given Name Surname</w:t>
-      </w:r>
-      <w:r>
-        <w:rPr>
-          <w:sz w:val="18"/>
-          <w:szCs w:val="18"/>
-        </w:rPr>
-        <w:br/>
-      </w:r>
-      <w:r>
-        <w:rPr>
-          <w:sz w:val="18"/>
-          <w:szCs w:val="18"/>
-        </w:rPr>
-        <w:t xml:space="preserve">line 2: </w:t>
-      </w:r>
-      <w:r>
-        <w:rPr>
-          <w:i/>
-          <w:sz w:val="18"/>
-          <w:szCs w:val="18"/>
-        </w:rPr>
-        <w:t>dept. name of organization</w:t>
-      </w:r>
-      <w:r>
-        <w:rPr>
-          <w:sz w:val="18"/>
-          <w:szCs w:val="18"/>
-        </w:rPr>
-        <w:br/>
-      </w:r>
-      <w:r>
-        <w:rPr>
-          <w:i/>
-          <w:sz w:val="18"/>
-          <w:szCs w:val="18"/>
-        </w:rPr>
-        <w:t xml:space="preserve">(of </w:t>
       </w:r>
       <w:r>
         <w:rPr>
@@ -298,152 +67,59 @@
           <w:sz w:val="18"/>
           <w:szCs w:val="18"/>
         </w:rPr>
-        <w:t>Affiliation</w:t>
-      </w:r>
-      <w:r>
-        <w:rPr>
-          <w:i/>
+        <w:t>School of Engineering of the Polytechnic Institute of Porto (ISEP/IPP)</w:t>
+      </w:r>
+      <w:r>
+        <w:rPr>
           <w:sz w:val="18"/>
           <w:szCs w:val="18"/>
         </w:rPr>
-        <w:t>)</w:t>
+        <w:br/>
       </w:r>
       <w:r>
         <w:rPr>
           <w:sz w:val="18"/>
           <w:szCs w:val="18"/>
         </w:rPr>
-        <w:br/>
-        <w:t xml:space="preserve">line 3: </w:t>
-      </w:r>
-      <w:r>
-        <w:rPr>
-          <w:i/>
+        <w:t>1241523@</w:t>
+      </w:r>
+      <w:r>
+        <w:rPr>
           <w:sz w:val="18"/>
           <w:szCs w:val="18"/>
         </w:rPr>
-        <w:t xml:space="preserve">name of organization </w:t>
-      </w:r>
-      <w:r>
-        <w:rPr>
-          <w:i/>
+        <w:t xml:space="preserve"> </w:t>
+      </w:r>
+      <w:r>
+        <w:rPr>
           <w:sz w:val="18"/>
           <w:szCs w:val="18"/>
         </w:rPr>
-        <w:br/>
-      </w:r>
-      <w:r>
-        <w:rPr>
-          <w:i/>
+        <w:t>isep.ipp.pt</w:t>
+      </w:r>
+    </w:p>
+    <w:p>
+      <w:pPr>
+        <w:pStyle w:val="Author"/>
+        <w:spacing w:before="5pt" w:beforeAutospacing="1"/>
+        <w:rPr>
           <w:sz w:val="18"/>
           <w:szCs w:val="18"/>
         </w:rPr>
-        <w:t>(of Affiliation)</w:t>
-      </w:r>
-      <w:r>
-        <w:rPr>
-          <w:i/>
+      </w:pPr>
+      <w:r>
+        <w:rPr>
           <w:sz w:val="18"/>
           <w:szCs w:val="18"/>
         </w:rPr>
-        <w:br/>
+        <w:t>Arsénio Ferraz</w:t>
       </w:r>
       <w:r>
         <w:rPr>
           <w:sz w:val="18"/>
           <w:szCs w:val="18"/>
         </w:rPr>
-        <w:t>line 4: City, Country</w:t>
-      </w:r>
-      <w:r>
-        <w:rPr>
-          <w:sz w:val="18"/>
-          <w:szCs w:val="18"/>
-        </w:rPr>
         <w:br/>
-        <w:t>line 5: email address</w:t>
-      </w:r>
-      <w:r>
-        <w:rPr>
-          <w:sz w:val="18"/>
-          <w:szCs w:val="18"/>
-        </w:rPr>
-        <w:t xml:space="preserve"> </w:t>
-      </w:r>
-      <w:r>
-        <w:rPr>
-          <w:sz w:val="18"/>
-          <w:szCs w:val="18"/>
-        </w:rPr>
-        <w:t xml:space="preserve"> or ORCID</w:t>
-      </w:r>
-      <w:r>
-        <w:rPr>
-          <w:sz w:val="18"/>
-          <w:szCs w:val="18"/>
-        </w:rPr>
-        <w:br w:type="column"/>
-      </w:r>
-      <w:r>
-        <w:rPr>
-          <w:sz w:val="18"/>
-          <w:szCs w:val="18"/>
-        </w:rPr>
-        <w:t>line 1: 2</w:t>
-      </w:r>
-      <w:r>
-        <w:rPr>
-          <w:sz w:val="18"/>
-          <w:szCs w:val="18"/>
-          <w:vertAlign w:val="superscript"/>
-        </w:rPr>
-        <w:t>nd</w:t>
-      </w:r>
-      <w:r>
-        <w:rPr>
-          <w:sz w:val="18"/>
-          <w:szCs w:val="18"/>
-        </w:rPr>
-        <w:t xml:space="preserve"> </w:t>
-      </w:r>
-      <w:r>
-        <w:rPr>
-          <w:sz w:val="18"/>
-          <w:szCs w:val="18"/>
-        </w:rPr>
-        <w:t>Given Name Surname</w:t>
-      </w:r>
-      <w:r>
-        <w:rPr>
-          <w:sz w:val="18"/>
-          <w:szCs w:val="18"/>
-        </w:rPr>
-        <w:br/>
-        <w:t xml:space="preserve">line 2: </w:t>
-      </w:r>
-      <w:r>
-        <w:rPr>
-          <w:i/>
-          <w:sz w:val="18"/>
-          <w:szCs w:val="18"/>
-        </w:rPr>
-        <w:t xml:space="preserve">dept. name of organization </w:t>
-      </w:r>
-      <w:r>
-        <w:rPr>
-          <w:i/>
-          <w:sz w:val="18"/>
-          <w:szCs w:val="18"/>
-        </w:rPr>
-        <w:br/>
-      </w:r>
-      <w:r>
-        <w:rPr>
-          <w:i/>
-          <w:sz w:val="18"/>
-          <w:szCs w:val="18"/>
-        </w:rPr>
-        <w:t xml:space="preserve">(of </w:t>
       </w:r>
       <w:r>
         <w:rPr>
@@ -452,155 +128,49 @@
           <w:sz w:val="18"/>
           <w:szCs w:val="18"/>
         </w:rPr>
-        <w:t>Affiliation</w:t>
-      </w:r>
-      <w:r>
-        <w:rPr>
-          <w:i/>
+        <w:t>School of Engineering of the Polytechnic Institute of Porto (ISEP/IPP)</w:t>
+      </w:r>
+      <w:r>
+        <w:rPr>
           <w:sz w:val="18"/>
           <w:szCs w:val="18"/>
         </w:rPr>
-        <w:t>)</w:t>
+        <w:br/>
       </w:r>
       <w:r>
         <w:rPr>
           <w:sz w:val="18"/>
           <w:szCs w:val="18"/>
         </w:rPr>
-        <w:br/>
-        <w:t xml:space="preserve">line 3: </w:t>
-      </w:r>
-      <w:r>
-        <w:rPr>
-          <w:i/>
+        <w:t>1010137@isep.ipp.pt</w:t>
+      </w:r>
+      <w:r>
+        <w:rPr>
           <w:sz w:val="18"/>
           <w:szCs w:val="18"/>
         </w:rPr>
-        <w:t xml:space="preserve">name of organization </w:t>
-      </w:r>
-      <w:r>
-        <w:rPr>
-          <w:i/>
+        <w:t xml:space="preserve"> </w:t>
+      </w:r>
+      <w:r>
+        <w:rPr>
           <w:sz w:val="18"/>
           <w:szCs w:val="18"/>
         </w:rPr>
-        <w:br/>
-      </w:r>
-      <w:r>
-        <w:rPr>
-          <w:i/>
+        <w:br w:type="column"/>
+      </w:r>
+      <w:r>
+        <w:rPr>
           <w:sz w:val="18"/>
           <w:szCs w:val="18"/>
         </w:rPr>
-        <w:t>(of Affiliation)</w:t>
-      </w:r>
-      <w:r>
-        <w:rPr>
-          <w:i/>
+        <w:t>Gonçalo Jesus</w:t>
+      </w:r>
+      <w:r>
+        <w:rPr>
           <w:sz w:val="18"/>
           <w:szCs w:val="18"/>
         </w:rPr>
         <w:br/>
-      </w:r>
-      <w:r>
-        <w:rPr>
-          <w:sz w:val="18"/>
-          <w:szCs w:val="18"/>
-        </w:rPr>
-        <w:t>line 4: City, Country</w:t>
-      </w:r>
-      <w:r>
-        <w:rPr>
-          <w:sz w:val="18"/>
-          <w:szCs w:val="18"/>
-        </w:rPr>
-        <w:br/>
-        <w:t>line 5: email address</w:t>
-      </w:r>
-      <w:r>
-        <w:rPr>
-          <w:sz w:val="18"/>
-          <w:szCs w:val="18"/>
-        </w:rPr>
-        <w:t xml:space="preserve"> or ORCID</w:t>
-      </w:r>
-    </w:p>
-    <w:p>
-      <w:pPr>
-        <w:pStyle w:val="Author"/>
-        <w:spacing w:before="5pt" w:beforeAutospacing="1"/>
-        <w:rPr>
-          <w:sz w:val="18"/>
-          <w:szCs w:val="18"/>
-        </w:rPr>
-      </w:pPr>
-      <w:r>
-        <w:rPr>
-          <w:sz w:val="18"/>
-          <w:szCs w:val="18"/>
-        </w:rPr>
-        <w:t>li</w:t>
-      </w:r>
-      <w:r>
-        <w:rPr>
-          <w:sz w:val="18"/>
-          <w:szCs w:val="18"/>
-        </w:rPr>
-        <w:t xml:space="preserve">ne 1: </w:t>
-      </w:r>
-      <w:r>
-        <w:rPr>
-          <w:sz w:val="18"/>
-          <w:szCs w:val="18"/>
-        </w:rPr>
-        <w:t>5</w:t>
-      </w:r>
-      <w:r>
-        <w:rPr>
-          <w:sz w:val="18"/>
-          <w:szCs w:val="18"/>
-          <w:vertAlign w:val="superscript"/>
-        </w:rPr>
-        <w:t>th</w:t>
-      </w:r>
-      <w:r>
-        <w:rPr>
-          <w:sz w:val="18"/>
-          <w:szCs w:val="18"/>
-        </w:rPr>
-        <w:t xml:space="preserve"> Given Name Surname</w:t>
-      </w:r>
-      <w:r>
-        <w:rPr>
-          <w:sz w:val="18"/>
-          <w:szCs w:val="18"/>
-        </w:rPr>
-        <w:br/>
-        <w:t xml:space="preserve">line 2: </w:t>
-      </w:r>
-      <w:r>
-        <w:rPr>
-          <w:i/>
-          <w:sz w:val="18"/>
-          <w:szCs w:val="18"/>
-        </w:rPr>
-        <w:t xml:space="preserve">dept. name of organization </w:t>
-      </w:r>
-      <w:r>
-        <w:rPr>
-          <w:i/>
-          <w:sz w:val="18"/>
-          <w:szCs w:val="18"/>
-        </w:rPr>
-        <w:br/>
-      </w:r>
-      <w:r>
-        <w:rPr>
-          <w:i/>
-          <w:sz w:val="18"/>
-          <w:szCs w:val="18"/>
-        </w:rPr>
-        <w:t xml:space="preserve">(of </w:t>
       </w:r>
       <w:r>
         <w:rPr>
@@ -609,168 +179,52 @@
           <w:sz w:val="18"/>
           <w:szCs w:val="18"/>
         </w:rPr>
-        <w:t>Affiliation</w:t>
-      </w:r>
-      <w:r>
-        <w:rPr>
-          <w:i/>
+        <w:t>School of Engineering of the Polytechnic Institute of Porto (ISEP/IPP)</w:t>
+      </w:r>
+      <w:r>
+        <w:rPr>
           <w:sz w:val="18"/>
           <w:szCs w:val="18"/>
         </w:rPr>
-        <w:t>)</w:t>
+        <w:br/>
       </w:r>
       <w:r>
         <w:rPr>
           <w:sz w:val="18"/>
           <w:szCs w:val="18"/>
         </w:rPr>
-        <w:br/>
-        <w:t xml:space="preserve">line 3: </w:t>
-      </w:r>
-      <w:r>
-        <w:rPr>
-          <w:i/>
+        <w:t>1220822@isep.ipp.pt</w:t>
+      </w:r>
+    </w:p>
+    <w:p>
+      <w:pPr>
+        <w:pStyle w:val="Author"/>
+        <w:spacing w:before="5pt" w:beforeAutospacing="1"/>
+        <w:rPr>
           <w:sz w:val="18"/>
           <w:szCs w:val="18"/>
         </w:rPr>
-        <w:t xml:space="preserve">name of organization </w:t>
-      </w:r>
-      <w:r>
-        <w:rPr>
-          <w:i/>
+        <w:sectPr>
+          <w:type w:val="continuous"/>
+          <w:pgSz w:w="595.30pt" w:h="841.90pt" w:code="9"/>
+          <w:pgMar w:top="22.50pt" w:right="44.65pt" w:bottom="72pt" w:left="44.65pt" w:header="36pt" w:footer="36pt" w:gutter="0pt"/>
+          <w:cols w:num="3" w:space="36pt"/>
+          <w:docGrid w:linePitch="360"/>
+        </w:sectPr>
+      </w:pPr>
+      <w:r>
+        <w:rPr>
           <w:sz w:val="18"/>
           <w:szCs w:val="18"/>
         </w:rPr>
-        <w:br/>
-      </w:r>
-      <w:r>
-        <w:rPr>
-          <w:i/>
+        <w:t>Rui Soares</w:t>
+      </w:r>
+      <w:r>
+        <w:rPr>
           <w:sz w:val="18"/>
           <w:szCs w:val="18"/>
         </w:rPr>
-        <w:t xml:space="preserve">(of </w:t>
-      </w:r>
-      <w:r>
-        <w:rPr>
-          <w:i/>
-          <w:sz w:val="18"/>
-          <w:szCs w:val="18"/>
-        </w:rPr>
-        <w:t>A</w:t>
-      </w:r>
-      <w:r>
-        <w:rPr>
-          <w:i/>
-          <w:sz w:val="18"/>
-          <w:szCs w:val="18"/>
-        </w:rPr>
-        <w:t>ffiliation)</w:t>
-      </w:r>
-      <w:r>
-        <w:rPr>
-          <w:i/>
-          <w:sz w:val="18"/>
-          <w:szCs w:val="18"/>
-        </w:rPr>
         <w:br/>
-      </w:r>
-      <w:r>
-        <w:rPr>
-          <w:sz w:val="18"/>
-          <w:szCs w:val="18"/>
-        </w:rPr>
-        <w:t>line 4: City, Country</w:t>
-      </w:r>
-      <w:r>
-        <w:rPr>
-          <w:sz w:val="18"/>
-          <w:szCs w:val="18"/>
-        </w:rPr>
-        <w:br/>
-        <w:t>line 5: email address</w:t>
-      </w:r>
-      <w:r>
-        <w:rPr>
-          <w:sz w:val="18"/>
-          <w:szCs w:val="18"/>
-        </w:rPr>
-        <w:t xml:space="preserve"> </w:t>
-      </w:r>
-      <w:r>
-        <w:rPr>
-          <w:sz w:val="18"/>
-          <w:szCs w:val="18"/>
-        </w:rPr>
-        <w:t xml:space="preserve"> or ORCID</w:t>
-      </w:r>
-      <w:r>
-        <w:rPr>
-          <w:sz w:val="18"/>
-          <w:szCs w:val="18"/>
-        </w:rPr>
-        <w:br w:type="column"/>
-      </w:r>
-      <w:r>
-        <w:rPr>
-          <w:sz w:val="18"/>
-          <w:szCs w:val="18"/>
-        </w:rPr>
-        <w:t>line 1: 3</w:t>
-      </w:r>
-      <w:r>
-        <w:rPr>
-          <w:sz w:val="18"/>
-          <w:szCs w:val="18"/>
-          <w:vertAlign w:val="superscript"/>
-        </w:rPr>
-        <w:t>rd</w:t>
-      </w:r>
-      <w:r>
-        <w:rPr>
-          <w:sz w:val="18"/>
-          <w:szCs w:val="18"/>
-        </w:rPr>
-        <w:t xml:space="preserve"> </w:t>
-      </w:r>
-      <w:r>
-        <w:rPr>
-          <w:sz w:val="18"/>
-          <w:szCs w:val="18"/>
-        </w:rPr>
-        <w:t>Given Name Surname</w:t>
-      </w:r>
-      <w:r>
-        <w:rPr>
-          <w:sz w:val="18"/>
-          <w:szCs w:val="18"/>
-        </w:rPr>
-        <w:br/>
-        <w:t xml:space="preserve">line 2: </w:t>
-      </w:r>
-      <w:r>
-        <w:rPr>
-          <w:i/>
-          <w:sz w:val="18"/>
-          <w:szCs w:val="18"/>
-        </w:rPr>
-        <w:t xml:space="preserve">dept. name of organization </w:t>
-      </w:r>
-      <w:r>
-        <w:rPr>
-          <w:i/>
-          <w:sz w:val="18"/>
-          <w:szCs w:val="18"/>
-        </w:rPr>
-        <w:br/>
-      </w:r>
-      <w:r>
-        <w:rPr>
-          <w:i/>
-          <w:sz w:val="18"/>
-          <w:szCs w:val="18"/>
-        </w:rPr>
-        <w:t xml:space="preserve">(of </w:t>
       </w:r>
       <w:r>
         <w:rPr>
@@ -779,144 +233,56 @@
           <w:sz w:val="18"/>
           <w:szCs w:val="18"/>
         </w:rPr>
-        <w:t>Affiliation</w:t>
-      </w:r>
-      <w:r>
-        <w:rPr>
-          <w:i/>
+        <w:t>School of Engineering of the Polytechnic Institute of Porto (ISEP/IPP)</w:t>
+      </w:r>
+      <w:r>
+        <w:rPr>
           <w:sz w:val="18"/>
           <w:szCs w:val="18"/>
         </w:rPr>
-        <w:t>)</w:t>
+        <w:br/>
       </w:r>
       <w:r>
         <w:rPr>
           <w:sz w:val="18"/>
           <w:szCs w:val="18"/>
         </w:rPr>
-        <w:br/>
-        <w:t xml:space="preserve">line 3: </w:t>
-      </w:r>
-      <w:r>
-        <w:rPr>
-          <w:i/>
+        <w:t>1221283@</w:t>
+      </w:r>
+      <w:r>
+        <w:rPr>
           <w:sz w:val="18"/>
           <w:szCs w:val="18"/>
         </w:rPr>
-        <w:t xml:space="preserve">name of organization </w:t>
-      </w:r>
-      <w:r>
-        <w:rPr>
-          <w:i/>
+        <w:t xml:space="preserve"> </w:t>
+      </w:r>
+      <w:r>
+        <w:rPr>
           <w:sz w:val="18"/>
           <w:szCs w:val="18"/>
         </w:rPr>
-        <w:br/>
-      </w:r>
-      <w:r>
-        <w:rPr>
-          <w:i/>
+        <w:t>isep.ipp.pt</w:t>
+      </w:r>
+      <w:r>
+        <w:rPr>
           <w:sz w:val="18"/>
           <w:szCs w:val="18"/>
         </w:rPr>
-        <w:t>(of Affiliation)</w:t>
-      </w:r>
-      <w:r>
-        <w:rPr>
-          <w:i/>
+        <w:br w:type="column"/>
+      </w:r>
+      <w:r>
+        <w:rPr>
           <w:sz w:val="18"/>
           <w:szCs w:val="18"/>
         </w:rPr>
-        <w:br/>
+        <w:t>Rynalde Silva Serejo</w:t>
       </w:r>
       <w:r>
         <w:rPr>
           <w:sz w:val="18"/>
           <w:szCs w:val="18"/>
         </w:rPr>
-        <w:t>line 4: City, Country</w:t>
-      </w:r>
-      <w:r>
-        <w:rPr>
-          <w:sz w:val="18"/>
-          <w:szCs w:val="18"/>
-        </w:rPr>
         <w:br/>
-        <w:t>line 5: email address</w:t>
-      </w:r>
-      <w:r>
-        <w:rPr>
-          <w:sz w:val="18"/>
-          <w:szCs w:val="18"/>
-        </w:rPr>
-        <w:t xml:space="preserve"> or ORCID</w:t>
-      </w:r>
-    </w:p>
-    <w:p>
-      <w:pPr>
-        <w:pStyle w:val="Author"/>
-        <w:spacing w:before="5pt" w:beforeAutospacing="1"/>
-      </w:pPr>
-      <w:r>
-        <w:rPr>
-          <w:sz w:val="18"/>
-          <w:szCs w:val="18"/>
-        </w:rPr>
-        <w:t xml:space="preserve">line 1: </w:t>
-      </w:r>
-      <w:r>
-        <w:rPr>
-          <w:sz w:val="18"/>
-          <w:szCs w:val="18"/>
-        </w:rPr>
-        <w:t>6</w:t>
-      </w:r>
-      <w:r>
-        <w:rPr>
-          <w:sz w:val="18"/>
-          <w:szCs w:val="18"/>
-          <w:vertAlign w:val="superscript"/>
-        </w:rPr>
-        <w:t>th</w:t>
-      </w:r>
-      <w:r>
-        <w:rPr>
-          <w:sz w:val="18"/>
-          <w:szCs w:val="18"/>
-        </w:rPr>
-        <w:t xml:space="preserve"> Given Name Surname</w:t>
-      </w:r>
-      <w:r>
-        <w:rPr>
-          <w:sz w:val="18"/>
-          <w:szCs w:val="18"/>
-        </w:rPr>
-        <w:br/>
-        <w:t xml:space="preserve">line 2: </w:t>
-      </w:r>
-      <w:r>
-        <w:rPr>
-          <w:i/>
-          <w:sz w:val="18"/>
-          <w:szCs w:val="18"/>
-        </w:rPr>
-        <w:t xml:space="preserve">dept. name of organization </w:t>
-      </w:r>
-      <w:r>
-        <w:rPr>
-          <w:i/>
-          <w:sz w:val="18"/>
-          <w:szCs w:val="18"/>
-        </w:rPr>
-        <w:br/>
-      </w:r>
-      <w:r>
-        <w:rPr>
-          <w:i/>
-          <w:sz w:val="18"/>
-          <w:szCs w:val="18"/>
-        </w:rPr>
-        <w:t xml:space="preserve">(of </w:t>
       </w:r>
       <w:r>
         <w:rPr>
@@ -925,84 +291,44 @@
           <w:sz w:val="18"/>
           <w:szCs w:val="18"/>
         </w:rPr>
-        <w:t>Affiliation</w:t>
-      </w:r>
-      <w:r>
-        <w:rPr>
-          <w:i/>
+        <w:t>School of Engineering of the Polytechnic Institute of Porto (ISEP/IPP)</w:t>
+      </w:r>
+      <w:r>
+        <w:rPr>
           <w:sz w:val="18"/>
           <w:szCs w:val="18"/>
         </w:rPr>
-        <w:t>)</w:t>
+        <w:br/>
       </w:r>
       <w:r>
         <w:rPr>
           <w:sz w:val="18"/>
           <w:szCs w:val="18"/>
         </w:rPr>
-        <w:br/>
-        <w:t xml:space="preserve">line 3: </w:t>
-      </w:r>
-      <w:r>
-        <w:rPr>
-          <w:i/>
+        <w:t>1252445@isep.ipp.pt</w:t>
+      </w:r>
+      <w:r>
+        <w:rPr>
           <w:sz w:val="18"/>
           <w:szCs w:val="18"/>
         </w:rPr>
-        <w:t xml:space="preserve">name of organization </w:t>
-      </w:r>
-      <w:r>
-        <w:rPr>
-          <w:i/>
-          <w:sz w:val="18"/>
-          <w:szCs w:val="18"/>
-        </w:rPr>
         <w:br/>
       </w:r>
-      <w:r>
-        <w:rPr>
-          <w:i/>
-          <w:sz w:val="18"/>
-          <w:szCs w:val="18"/>
-        </w:rPr>
-        <w:t>(of Affiliation)</w:t>
-      </w:r>
-      <w:r>
-        <w:rPr>
-          <w:i/>
-          <w:sz w:val="18"/>
-          <w:szCs w:val="18"/>
-        </w:rPr>
-        <w:br/>
-      </w:r>
-      <w:r>
-        <w:rPr>
-          <w:sz w:val="18"/>
-          <w:szCs w:val="18"/>
-        </w:rPr>
-        <w:t>line 4: City, Country</w:t>
-      </w:r>
-      <w:r>
-        <w:rPr>
-          <w:sz w:val="18"/>
-          <w:szCs w:val="18"/>
-        </w:rPr>
-        <w:br/>
-        <w:t>line 5: email address</w:t>
-      </w:r>
-      <w:r>
-        <w:rPr>
-          <w:sz w:val="18"/>
-          <w:szCs w:val="18"/>
-        </w:rPr>
-        <w:t xml:space="preserve"> or ORCID</w:t>
-      </w:r>
-      <w:r>
-        <w:t xml:space="preserve"> </w:t>
-      </w:r>
-    </w:p>
-    <w:p>
-      <w:pPr>
+    </w:p>
+    <w:p>
+      <w:pPr>
+        <w:sectPr>
+          <w:type w:val="continuous"/>
+          <w:pgSz w:w="595.30pt" w:h="841.90pt" w:code="9"/>
+          <w:pgMar w:top="22.50pt" w:right="44.65pt" w:bottom="72pt" w:left="44.65pt" w:header="36pt" w:footer="36pt" w:gutter="0pt"/>
+          <w:cols w:num="3" w:space="36pt"/>
+          <w:docGrid w:linePitch="360"/>
+        </w:sectPr>
+      </w:pPr>
+    </w:p>
+    <w:p>
+      <w:pPr>
+        <w:jc w:val="both"/>
         <w:sectPr>
           <w:headerReference w:type="default" r:id="rId11"/>
           <w:footerReference w:type="default" r:id="rId12"/>
@@ -1014,7 +340,11 @@
         </w:sectPr>
       </w:pPr>
     </w:p>
-    <w:p/>
+    <w:p>
+      <w:pPr>
+        <w:jc w:val="both"/>
+      </w:pPr>
+    </w:p>
     <w:p>
       <w:pPr>
         <w:sectPr>
@@ -1050,817 +380,1235 @@
         <w:t>—</w:t>
       </w:r>
       <w:r>
-        <w:t xml:space="preserve">This electronic document is a “live” template and already defines the components of your paper [title, text, heads, etc.] in its style sheet.  </w:t>
-      </w:r>
-      <w:r>
-        <w:rPr>
-          <w:i/>
-          <w:iCs/>
-        </w:rPr>
-        <w:t>*</w:t>
-      </w:r>
-      <w:r>
-        <w:rPr>
-          <w:i/>
-          <w:iCs/>
-        </w:rPr>
-        <w:t>CRITICAL</w:t>
-      </w:r>
-      <w:r>
-        <w:rPr>
-          <w:i/>
-          <w:iCs/>
-        </w:rPr>
-        <w:t>: Do</w:t>
-      </w:r>
-      <w:r>
-        <w:rPr>
-          <w:rFonts w:eastAsia="Times New Roman"/>
-          <w:i/>
-          <w:iCs/>
-        </w:rPr>
         <w:t xml:space="preserve"> </w:t>
       </w:r>
       <w:r>
-        <w:rPr>
-          <w:i/>
-          <w:iCs/>
-        </w:rPr>
-        <w:t>Not</w:t>
-      </w:r>
-      <w:r>
-        <w:rPr>
-          <w:rFonts w:eastAsia="Times New Roman"/>
-          <w:i/>
-          <w:iCs/>
-        </w:rPr>
+        <w:t>This paper presents a cyber-physical surveillance system designed to monitor both digital and physical security layers. The system is composed of two independent modules. The first addresses anomaly detection in Windows endpoint logs by comparing a classical machine learning pipeline, based on Isolation Forest and a GRU autoencoder, against Dual Sentinel, a fully LLM-native approach that uses a small language model for first-pass triage and a larger model as a judge to validate findings and produce natural-language explanations mapped to MITRE ATT&amp;CK techniques. The second module addresses physical access control through a face recognition pipeline built on deep embeddings and cosine similarity matching, following an open-set verification paradigm. Both modules are evaluated on public datasets, exploring the trade-off between performance and interpretability</w:t>
+      </w:r>
+      <w:r>
+        <w:t>.</w:t>
+      </w:r>
+    </w:p>
+    <w:p>
+      <w:pPr>
+        <w:pStyle w:val="Keywords"/>
+      </w:pPr>
+      <w:r>
+        <w:t>Keywords—</w:t>
+      </w:r>
+      <w:r>
         <w:t xml:space="preserve"> </w:t>
       </w:r>
       <w:r>
-        <w:rPr>
-          <w:i/>
-          <w:iCs/>
-        </w:rPr>
-        <w:t>Use</w:t>
-      </w:r>
-      <w:r>
-        <w:rPr>
-          <w:rFonts w:eastAsia="Times New Roman"/>
-          <w:i/>
-          <w:iCs/>
-        </w:rPr>
+        <w:t>anomaly detection, large language models, deep learning, face recognition</w:t>
+      </w:r>
+      <w:r>
+        <w:t>.</w:t>
+      </w:r>
+    </w:p>
+    <w:p>
+      <w:pPr>
+        <w:pStyle w:val="Heading1"/>
+      </w:pPr>
+      <w:r>
+        <w:t>Introduction</w:t>
+      </w:r>
+    </w:p>
+    <w:p>
+      <w:pPr>
+        <w:pStyle w:val="BodyText"/>
+      </w:pPr>
+      <w:r>
+        <w:t>Modern security systems face a growing challenge: attacks no longer stay within a single domain. An adversary may start by exploiting a software vulnerability on a host machine and then move to manipulate physical infrastructure such as cameras or access control systems. This paper presents a cyber-physical surveillance system composed of two independent modules. The first analyzes Windows endpoint logs to detect suspicious or malicious activity. The second uses face recognition to verify whether individuals captured by cameras are authorized to access a given area. The two modules do not share data at runtime but address a common goal: giving security teams visibility across both the digital and physical dimensions of a threat.</w:t>
+      </w:r>
+    </w:p>
+    <w:p>
+      <w:pPr>
+        <w:pStyle w:val="BodyText"/>
+      </w:pPr>
+      <w:r>
+        <w:t xml:space="preserve">Windows telemetry sources such as ETW and Sysmon record detailed host behavior including process creation, network connections, file operations and registry changes [1], forming the basis of datasets such as LMD-2023 [2]. Prior work has applied classical ML to this data, with ensemble methods like Extra Trees reaching F1 scores above 0.99 on lateral movement tasks [2], [3] and GRU-based autoencoders showing strong results on ransomware detection [8], [11], [12], [13]. Despite strong metrics, these methods share a critical limitation: they produce anomaly </w:t>
+      </w:r>
+      <w:r>
+        <w:t>scores with no explanation of the behavior behind them, leaving analysts without context to act on alerts [6], [10]. Additional concerns include sensitivity to concept drift [9] and limited reproducibility due to restricted access to labeled datasets [16].</w:t>
+      </w:r>
+    </w:p>
+    <w:p>
+      <w:pPr>
+        <w:pStyle w:val="BodyText"/>
+      </w:pPr>
+      <w:r>
+        <w:t>To address the interpretability gap, this work introduces Dual Sentinel, a fully LLM-native detection system. It uses Phi-3 medium [18] as a first-pass analyst and Llama 3.2 [19] as a judge that independently validates the analyst's reasoning before issuing a final verdict, following the LLM-as-a-Judge approach [21], [22], [23]. Both models run locally via Ollama [20], keeping log data within the monitored environment. The system takes raw Sysmon events as input with no manual feature engineering and produces structured verdicts with ATT&amp;CK mappings and natural-language rationales. It is compared directly against a classical system using Isolation Forest [7] and a GRU autoencoder [11], [12], [13], evaluated on LMD-2023, exploring the trade-off between performance and interpretability.</w:t>
+      </w:r>
+    </w:p>
+    <w:p>
+      <w:pPr>
+        <w:pStyle w:val="BodyText"/>
+      </w:pPr>
+      <w:r>
+        <w:t>The physical module uses the InsightFace framework [31] with a ResNet-50 backbone [33] and ArcFace loss [30] to extract 512-dimensional face embeddings. Access decisions are made by comparing query embeddings against a gallery of enrolled identities using cosine similarity, following an open-set paradigm [36] that handles unknown individuals without retraining. Known limitations such as the absence of liveness detection [35] are discussed in Section V.</w:t>
+      </w:r>
+    </w:p>
+    <w:p>
+      <w:pPr>
+        <w:pStyle w:val="BodyText"/>
+      </w:pPr>
+      <w:r>
+        <w:t>The remainder of this paper is organized as follows. Section II reviews related work. Section III describes the system architecture. Section IV presents the experimental results. Section V discusses findings and limitations. Section VI concludes.</w:t>
+      </w:r>
+    </w:p>
+    <w:p>
+      <w:pPr>
+        <w:pStyle w:val="Heading1"/>
+        <w:spacing w:line="12.95pt" w:lineRule="auto"/>
+      </w:pPr>
+      <w:r>
+        <w:t>Related Work</w:t>
+      </w:r>
+    </w:p>
+    <w:p>
+      <w:pPr>
+        <w:pStyle w:val="BodyText"/>
+        <w:rPr>
+          <w:lang w:val="en-US"/>
+        </w:rPr>
+      </w:pPr>
+      <w:r>
+        <w:rPr>
+          <w:lang w:val="en-US"/>
+        </w:rPr>
+        <w:t xml:space="preserve">The detection of advanced cyber threats, lateral movement, and ransomware operations has undergone a profound and multifaceted methodological evolution over the past half-decade. As sophisticated adversaries increasingly leverage "living-off-the-land" (LotL) techniques, fileless execution, and dynamically encrypted </w:t>
+      </w:r>
+      <w:r>
+        <w:rPr>
+          <w:lang w:val="en-US"/>
+        </w:rPr>
+        <w:lastRenderedPageBreak/>
+        <w:t xml:space="preserve">payloads, traditional signature-based intrusion detection systems and static heuristic engines have been rendered largely obsolete. In response, the academic, industrial, and cyber-defense research communities have pursued increasingly complex behavioral modeling paradigms, transitioning from localized statistical analyses to highly contextualized, semantically </w:t>
+      </w:r>
+      <w:bookmarkStart w:id="0" w:name="_Int_FRZdFP4c"/>
+      <w:r>
+        <w:rPr>
+          <w:lang w:val="en-US"/>
+        </w:rPr>
+        <w:t>aware</w:t>
+      </w:r>
+      <w:bookmarkEnd w:id="0"/>
+      <w:r>
+        <w:rPr>
+          <w:lang w:val="en-US"/>
+        </w:rPr>
+        <w:t xml:space="preserve"> reasoning engines.</w:t>
+      </w:r>
+    </w:p>
+    <w:p>
+      <w:pPr>
+        <w:pStyle w:val="BodyText"/>
+        <w:rPr>
+          <w:lang w:val="en-US"/>
+        </w:rPr>
+      </w:pPr>
+      <w:r>
+        <w:rPr>
+          <w:lang w:val="en-US"/>
+        </w:rPr>
+        <w:t xml:space="preserve">This section provides an exhaustive, chronologically, and thematically structured examination of the literature that underpins modern cybersecurity anomaly detection. </w:t>
+      </w:r>
+      <w:r>
+        <w:rPr>
+          <w:lang w:val="en-US"/>
+        </w:rPr>
+        <w:t>(on work)</w:t>
+      </w:r>
+    </w:p>
+    <w:p>
+      <w:pPr>
+        <w:pStyle w:val="Heading2"/>
+      </w:pPr>
+      <w:r>
+        <w:t>Windows Telemetry and Log Sources</w:t>
+      </w:r>
+    </w:p>
+    <w:p>
+      <w:pPr>
+        <w:pStyle w:val="BodyText"/>
+      </w:pPr>
+      <w:r>
+        <w:t>Sysmon and ETW are the dominant sources of behavioral telemetry on Windows hosts, recording process, network, file and registry activity at fine granularity. Kellect, introduced by Chen et al., provides a kernel-based ETW collector with minimal data loss [1]. The LMD-2023 dataset, built from real Sysmon logs, serves as the primary benchmark in this work [2]. The Splunk Attack Data repository provides labeled Sysmon logs for specific ATT&amp;CK techniques including credential dumping, process injection and lateral movement, and is used here for ATT&amp;CK coverage evaluation. SILRAD provides streaming Sysmon data for ransomware detection under concept drift conditions [9]. The volume of events per host per day, often in the millions, makes isolating malicious activity a significant signal-to-noise problem.</w:t>
+      </w:r>
+    </w:p>
+    <w:p>
+      <w:pPr>
+        <w:pStyle w:val="Heading2"/>
+      </w:pPr>
+      <w:r>
+        <w:t>Classical Machine Learning for Log Anomaly Detection</w:t>
+      </w:r>
+    </w:p>
+    <w:p>
+      <w:pPr>
+        <w:pStyle w:val="BodyText"/>
+        <w:ind w:firstLine="0pt"/>
+      </w:pPr>
+      <w:r>
+        <w:rPr>
+          <w:lang w:val="en-US"/>
+        </w:rPr>
+        <w:tab/>
+      </w:r>
+      <w:r>
+        <w:t>Feature-based ML methods extract numeric statistics from fixed time windows and apply classifiers or anomaly detectors. Smiliotopoulos and Kambourakis demonstrated that well-engineered Sysmon features with Extra Trees reach AUC above 0.99 on lateral movement detection [2], [3], with follow-up work showing the significant impact of class imbalance handling on reported results [3], [4]. Achmad et al. applied LOF with PCA to malware classification, reaching F1 above 0.98 [5] and Gwak et al. explored explainable ETW-based classification, highlighting the interpretability gap between model outputs and analyst understanding [6]. Isolation Forest, proposed by Liu et al., is widely used in this setting as a one-class detector requiring no labeled attack data [7]. The shared limitation across all these approaches is that outputs are scores without semantic content, giving analysts no direct insight into what behavior was detected or which technique it corresponds to.</w:t>
+      </w:r>
+    </w:p>
+    <w:p>
+      <w:pPr>
+        <w:pStyle w:val="Heading2"/>
+      </w:pPr>
+      <w:r>
+        <w:t>Sequence-Based and Autoencoder</w:t>
+      </w:r>
+    </w:p>
+    <w:p>
+      <w:pPr>
+        <w:ind w:firstLine="14.40pt"/>
+        <w:jc w:val="both"/>
+      </w:pPr>
+      <w:r>
+        <w:t xml:space="preserve">Temporal models learn patterns across ordered event sequences. </w:t>
+      </w:r>
+      <w:proofErr w:type="spellStart"/>
+      <w:r>
+        <w:t>Ispahany</w:t>
+      </w:r>
+      <w:proofErr w:type="spellEnd"/>
+      <w:r>
+        <w:t xml:space="preserve"> et al. achieved F1 above 0.99 on incremental ransomware detection in Sysmon streams [8] and their SILRAD system added adaptive drift detection via ADWIN to maintain performance as normal behavior evolves [9]. Guo et al. showed that correlating performance counters over a six-minute window achieves 100% TPR at low false positive rates for ransomware [10]. Autoencoder </w:t>
+      </w:r>
+      <w:proofErr w:type="gramStart"/>
+      <w:r>
+        <w:t>architectures</w:t>
+      </w:r>
+      <w:proofErr w:type="gramEnd"/>
+      <w:r>
+        <w:t xml:space="preserve"> trained on normal-only data detect anomalies through reconstruction error and have been applied in critical infrastructure [11], with GRU variants proving effective where temporal event structure is informative </w:t>
+      </w:r>
+      <w:r>
+        <w:t xml:space="preserve">[12]. </w:t>
+      </w:r>
+      <w:proofErr w:type="spellStart"/>
+      <w:r>
+        <w:t>Darban</w:t>
+      </w:r>
+      <w:proofErr w:type="spellEnd"/>
+      <w:r>
+        <w:t xml:space="preserve"> et al. survey the full design space of deep learning methods for time series anomaly detection [13]. The GRU autoencoder in the classical system evaluated here follows this one-class training paradigm.</w:t>
+      </w:r>
+    </w:p>
+    <w:p>
+      <w:pPr>
+        <w:pStyle w:val="Heading2"/>
+      </w:pPr>
+      <w:r>
+        <w:t>Provenance Graph-Based Detection</w:t>
+      </w:r>
+    </w:p>
+    <w:p>
+      <w:pPr>
+        <w:pStyle w:val="BodyText"/>
+        <w:ind w:firstLine="0pt"/>
+      </w:pPr>
+      <w:r>
+        <w:rPr>
+          <w:lang w:val="en-US"/>
+        </w:rPr>
+        <w:tab/>
+      </w:r>
+      <w:r>
+        <w:t>Provenance graph methods represent host activity as graphs of causal relationships between system entities. ProGrapher applies graph neural networks to detect anomalous subgraphs [14] and ORTHRUS extends this with temporal graph learning for higher detection fidelity [15]. Despite strong results, Abrar et al. found significant reproducibility concerns across this class of systems, with most results depending on proprietary datasets or configurations [16].</w:t>
+      </w:r>
+    </w:p>
+    <w:p>
+      <w:pPr>
+        <w:pStyle w:val="Heading2"/>
+      </w:pPr>
+      <w:r>
+        <w:t>Large Language Models for Cybersecurity</w:t>
+      </w:r>
+      <w:r>
         <w:t xml:space="preserve"> </w:t>
       </w:r>
-      <w:r>
-        <w:rPr>
-          <w:i/>
-          <w:iCs/>
-        </w:rPr>
-        <w:t>Symbols,</w:t>
-      </w:r>
-      <w:r>
-        <w:rPr>
-          <w:rFonts w:eastAsia="Times New Roman"/>
-          <w:i/>
-          <w:iCs/>
+    </w:p>
+    <w:p>
+      <w:pPr>
+        <w:pStyle w:val="BodyText"/>
+        <w:ind w:firstLine="0pt"/>
+      </w:pPr>
+      <w:r>
+        <w:rPr>
+          <w:lang w:val="en-US"/>
+        </w:rPr>
+        <w:tab/>
+      </w:r>
+      <w:r>
+        <w:t>LLMs can process log events as text and produce natural-language descriptions of observed behavior, enabling direct mapping to MITRE ATT&amp;CK techniques [17] in a way that statistical models cannot. Phi-3 from Microsoft is a compact SLM designed for efficient local inference on structured reasoning tasks [18] and Meta's Llama 3.2 covers a range of sizes suited to edge deployment [19]. Both models can be served locally via Ollama [20], avoiding the transmission of sensitive log content to external APIs.</w:t>
+      </w:r>
+    </w:p>
+    <w:p>
+      <w:pPr>
+        <w:pStyle w:val="Heading2"/>
+      </w:pPr>
+      <w:r>
+        <w:t>LLM-as-a-Judge</w:t>
+      </w:r>
+    </w:p>
+    <w:p>
+      <w:pPr>
+        <w:pStyle w:val="BodyText"/>
+        <w:ind w:firstLine="0pt"/>
+      </w:pPr>
+      <w:r>
+        <w:rPr>
+          <w:lang w:val="en-US"/>
+        </w:rPr>
+        <w:tab/>
+      </w:r>
+      <w:r>
+        <w:t>The LLM-as-a-Judge framework uses a second model to validate the output of a first, reducing dependence on human annotation at inference time. Gu et al. survey evaluation criteria and known failure modes including positional and verbosity bias [21]. G-Eval showed that explicit scoring rubrics bring GPT-4 judgments close to human agreement [22] and Zheng et al. benchmarked judge reliability across model pairs using MT-Bench and Chatbot Arena [23].</w:t>
+      </w:r>
+    </w:p>
+    <w:p>
+      <w:pPr>
+        <w:pStyle w:val="Heading2"/>
+      </w:pPr>
+      <w:r>
+        <w:t>Hallucination and Prompt Injection in LLM Security Systems</w:t>
+      </w:r>
+    </w:p>
+    <w:p>
+      <w:pPr>
+        <w:pStyle w:val="BodyText"/>
+        <w:ind w:firstLine="0pt"/>
+      </w:pPr>
+      <w:r>
+        <w:rPr>
+          <w:lang w:val="en-US"/>
+        </w:rPr>
+        <w:tab/>
+      </w:r>
+      <w:r>
+        <w:t>Hallucination, where a model generates confident but unsupported claims, is a specific risk in security contexts. Preuveneers et al. identified conditions under which LLMs fabricate ATT&amp;CK technique identifiers or misattribute behavior [24] and Alansari and Luqman provide a broader taxonomy of hallucination types and mitigations [25]. Prompt injection, where adversarial content in the input manipulates model output, is classified by OWASP as the primary vulnerability for LLM-integrated applications [26]. Liu et al. demonstrated that short injected payloads can alter model verdicts in deployed systems [27].</w:t>
+      </w:r>
+    </w:p>
+    <w:p>
+      <w:pPr>
+        <w:pStyle w:val="Heading2"/>
+      </w:pPr>
+      <w:r>
+        <w:t>Deep Face Recognition</w:t>
+      </w:r>
+    </w:p>
+    <w:p>
+      <w:pPr>
+        <w:pStyle w:val="BodyText"/>
+      </w:pPr>
+      <w:r>
+        <w:t xml:space="preserve">Face recognition systems follow a shared pipeline: detect and align the face, extract an embedding and match against enrolled identities. ArcFace established the angular margin loss function that is now the standard training objective for discriminative embeddings [30]. MTCNN by Zhang et al. introduced multitask cascaded detection and landmark localization for consistent geometric alignment [28], extended by InsightFace's RetinaFace detector which improves robustness and CPU efficiency [29], [31]. Fuad et al. survey the evolution of deep face recognition architectures and loss functions [32] and the augmentation strategy used during training follows established practices </w:t>
+      </w:r>
+      <w:r>
+        <w:lastRenderedPageBreak/>
+        <w:t>for robustness to lighting, occlusion and image quality variation [34].</w:t>
+      </w:r>
+    </w:p>
+    <w:p>
+      <w:pPr>
+        <w:pStyle w:val="Heading2"/>
+      </w:pPr>
+      <w:r>
+        <w:t>Open-Set Recognition and Anti-Spoofing</w:t>
+      </w:r>
+    </w:p>
+    <w:p>
+      <w:pPr>
+        <w:pStyle w:val="BodyText"/>
+      </w:pPr>
+      <w:r>
+        <w:t>In the closed-set paradigm, identity decisions are made by a softmax classifier over a fixed set of known individuals, which requires retraining on enrollment changes and cannot reliably reject unknown inputs.</w:t>
+      </w:r>
+    </w:p>
+    <w:p>
+      <w:pPr>
+        <w:pStyle w:val="BodyText"/>
+        <w:ind w:firstLine="0pt"/>
+      </w:pPr>
+      <w:r>
+        <w:t>In the open-set paradigm, the model compares an embedding against enrolled gallery centroids using a similarity threshold, supporting dynamic enrollment and natural rejection of unknowns. Scheirer et al. formalized this problem and showed that closed-set classifiers systematically overestimate confidence on unknown inputs [36]. Presentation attacks, where an attacker uses a photo or video to spoof the system, remain an open problem. Yu et al. survey anti-spoofing methods across texture analysis, depth sensing and challenge-response approaches, noting that no method generalizes robustly across unseen attack types [35].</w:t>
+      </w:r>
+    </w:p>
+    <w:p>
+      <w:pPr>
+        <w:pStyle w:val="Heading1"/>
+      </w:pPr>
+      <w:r>
+        <w:t>System Architecture</w:t>
+      </w:r>
+    </w:p>
+    <w:p>
+      <w:pPr>
+        <w:pStyle w:val="Heading2"/>
+      </w:pPr>
+      <w:r>
+        <w:t>Classical Anomaly Detection Pipeline</w:t>
+      </w:r>
+    </w:p>
+    <w:p>
+      <w:pPr>
+        <w:pStyle w:val="Heading2"/>
+      </w:pPr>
+      <w:r>
+        <w:t>Dual LLM Reasoning Module</w:t>
+      </w:r>
+      <w:r>
+        <w:t xml:space="preserve"> (DualSentinel)</w:t>
+      </w:r>
+    </w:p>
+    <w:p>
+      <w:pPr>
+        <w:ind w:firstLine="14.40pt"/>
+        <w:jc w:val="both"/>
+        <w:rPr>
+          <w:noProof/>
+        </w:rPr>
+      </w:pPr>
+      <w:proofErr w:type="spellStart"/>
+      <w:r>
+        <w:t>DualSentinel</w:t>
+      </w:r>
+      <w:proofErr w:type="spellEnd"/>
+      <w:r>
+        <w:t xml:space="preserve"> delegates anomaly assessment to two locally hosted language models operating in a sequential analyst–judge configuration (Fig. </w:t>
+      </w:r>
+      <w:r>
+        <w:t>1</w:t>
+      </w:r>
+      <w:r>
+        <w:t>). Parsed and windowed Sysmon logs are passed directly to the LLM pipeline, where a rule-based ATT&amp;CK tagger first annotates each window and a structured Evidence Pack is assembled for model consumption.</w:t>
+      </w:r>
+      <w:r>
+        <w:rPr>
+          <w:noProof/>
         </w:rPr>
         <w:t xml:space="preserve"> </w:t>
       </w:r>
-      <w:r>
-        <w:rPr>
-          <w:i/>
-          <w:iCs/>
-        </w:rPr>
-        <w:t>Special</w:t>
-      </w:r>
-      <w:r>
-        <w:rPr>
-          <w:rFonts w:eastAsia="Times New Roman"/>
-          <w:i/>
-          <w:iCs/>
+    </w:p>
+    <w:p>
+      <w:pPr>
+        <w:ind w:firstLine="14.40pt"/>
+        <w:jc w:val="both"/>
+        <w:rPr>
+          <w:noProof/>
+        </w:rPr>
+      </w:pPr>
+      <w:r>
+        <w:rPr>
+          <w:noProof/>
+        </w:rPr>
+        <w:drawing>
+          <wp:inline distT="0" distB="0" distL="0" distR="0" wp14:anchorId="1A35FE72" wp14:editId="27D40D7A">
+            <wp:extent cx="2984500" cy="2063115"/>
+            <wp:effectExtent l="0" t="0" r="0" b="0"/>
+            <wp:docPr id="1971106463" name="Graphic 1"/>
+            <wp:cNvGraphicFramePr>
+              <a:graphicFrameLocks xmlns:a="http://purl.oclc.org/ooxml/drawingml/main" noChangeAspect="1"/>
+            </wp:cNvGraphicFramePr>
+            <a:graphic xmlns:a="http://purl.oclc.org/ooxml/drawingml/main">
+              <a:graphicData uri="http://purl.oclc.org/ooxml/drawingml/picture">
+                <pic:pic xmlns:pic="http://purl.oclc.org/ooxml/drawingml/picture">
+                  <pic:nvPicPr>
+                    <pic:cNvPr id="1971106463" name=""/>
+                    <pic:cNvPicPr/>
+                  </pic:nvPicPr>
+                  <pic:blipFill>
+                    <a:blip r:embed="rId15">
+                      <a:extLst>
+                        <a:ext uri="{96DAC541-7B7A-43D3-8B79-37D633B846F1}">
+                          <asvg:svgBlip xmlns:asvg="http://schemas.microsoft.com/office/drawing/2016/SVG/main" r:embed="rId16"/>
+                        </a:ext>
+                      </a:extLst>
+                    </a:blip>
+                    <a:stretch>
+                      <a:fillRect/>
+                    </a:stretch>
+                  </pic:blipFill>
+                  <pic:spPr>
+                    <a:xfrm>
+                      <a:off x="0" y="0"/>
+                      <a:ext cx="2984500" cy="2063115"/>
+                    </a:xfrm>
+                    <a:prstGeom prst="rect">
+                      <a:avLst/>
+                    </a:prstGeom>
+                  </pic:spPr>
+                </pic:pic>
+              </a:graphicData>
+            </a:graphic>
+          </wp:inline>
+        </w:drawing>
+      </w:r>
+    </w:p>
+    <w:p>
+      <w:pPr>
+        <w:pStyle w:val="figurecaption"/>
+      </w:pPr>
+      <w:r>
+        <w:t>Dual Sentinel detection pipeline.</w:t>
+      </w:r>
+    </w:p>
+    <w:p>
+      <w:pPr>
+        <w:ind w:firstLine="14.40pt"/>
+        <w:jc w:val="both"/>
+      </w:pPr>
+      <w:r>
+        <w:t xml:space="preserve">Both models run entirely </w:t>
+      </w:r>
+      <w:proofErr w:type="gramStart"/>
+      <w:r>
+        <w:t>on-premise</w:t>
+      </w:r>
+      <w:proofErr w:type="gramEnd"/>
+      <w:r>
+        <w:t xml:space="preserve"> via </w:t>
+      </w:r>
+      <w:proofErr w:type="spellStart"/>
+      <w:r>
+        <w:t>Ollama</w:t>
+      </w:r>
+      <w:proofErr w:type="spellEnd"/>
+      <w:r>
+        <w:t xml:space="preserve"> [20], avoiding the transmission of sensitive telemetry to external services. The SLM Analyst uses Microsoft Phi-3 Mini, a compact model with approximately 4 billion parameters [18], for rapid triage. The LLM Judge uses Meta Llama 3.2, with approximately 8 billion parameters [19], for authoritative verdict generation. Both models are configured with a temperature of 0.1 and JSON-only output formatting enforced at the API level.</w:t>
+      </w:r>
+    </w:p>
+    <w:p>
+      <w:pPr>
+        <w:pStyle w:val="Heading3"/>
+      </w:pPr>
+      <w:r>
+        <w:t>Evidence Pack</w:t>
+      </w:r>
+    </w:p>
+    <w:p>
+      <w:pPr>
+        <w:ind w:firstLine="14.40pt"/>
+        <w:jc w:val="both"/>
+      </w:pPr>
+      <w:r>
+        <w:t>Each window is represented as a structured Evidence Pack containing only observable facts: aggregate statistics (event counts, unique processes, entropy values), pre-</w:t>
+      </w:r>
+      <w:r>
+        <w:t xml:space="preserve">computed ATT&amp;CK rule tagger hits with associated confidence scores, and a representative sample of individual events. The rule tagger evaluates twelve hand-coded conditions that map features such as PowerShell execution, lateral movement port activity, and process injection indicators to specific ATT&amp;CK technique identifiers (e.g., T1059.001, T1021.002, T1055). The sample size adapts to window density, including up to 15, 30, or 50 event lines for small, medium, and large windows, respectively. Command-line strings are truncated to 120 characters and code fences are sanitized to mitigate prompt </w:t>
+      </w:r>
+      <w:proofErr w:type="gramStart"/>
+      <w:r>
+        <w:t>injection</w:t>
+      </w:r>
+      <w:proofErr w:type="gramEnd"/>
+      <w:r>
+        <w:t>. The pack contains no interpretive content, ensuring that each model reasons exclusively from raw observations.</w:t>
+      </w:r>
+    </w:p>
+    <w:p>
+      <w:pPr>
+        <w:pStyle w:val="Heading3"/>
+      </w:pPr>
+      <w:r>
+        <w:t>SLM Analyst</w:t>
+      </w:r>
+    </w:p>
+    <w:p>
+      <w:pPr>
+        <w:ind w:firstLine="14.40pt"/>
+        <w:jc w:val="both"/>
+      </w:pPr>
+      <w:r>
+        <w:t xml:space="preserve">The Analyst identifies risk indicators visible in the data, suggests potential ATT&amp;CK techniques, assigns a preliminary risk score on a 0–10 integer scale, and determines whether the window warrants deeper analysis by the Judge. Its system prompt explicitly prohibits the invention of process names, IP addresses, or file paths </w:t>
+      </w:r>
+      <w:proofErr w:type="gramStart"/>
+      <w:r>
+        <w:t>not present</w:t>
+      </w:r>
+      <w:proofErr w:type="gramEnd"/>
+      <w:r>
+        <w:t xml:space="preserve"> in the Evidence Pack. A deterministic pre-filter operates before the </w:t>
+      </w:r>
+      <w:proofErr w:type="spellStart"/>
+      <w:r>
+        <w:t>Ollama</w:t>
+      </w:r>
+      <w:proofErr w:type="spellEnd"/>
+      <w:r>
+        <w:t xml:space="preserve"> call: windows exhibiting zero threat signals — defined as having no suspicious processes, no shell activity, no tool indicators (e.g., </w:t>
+      </w:r>
+      <w:proofErr w:type="spellStart"/>
+      <w:r>
+        <w:t>Mimikatz</w:t>
+      </w:r>
+      <w:proofErr w:type="spellEnd"/>
+      <w:r>
+        <w:t xml:space="preserve">, </w:t>
+      </w:r>
+      <w:proofErr w:type="spellStart"/>
+      <w:r>
+        <w:t>PsExec</w:t>
+      </w:r>
+      <w:proofErr w:type="spellEnd"/>
+      <w:r>
+        <w:t>), no ATT&amp;CK rule hits, and fewer than five network connections — bypass the model entirely and are assigned a pre-score of zero. On the LMD-2023 normal baseline comprising 1,424 windows, this mechanism eliminated 500 windows (35.1%), reducing the total number of inference calls to 924.</w:t>
+      </w:r>
+    </w:p>
+    <w:p>
+      <w:pPr>
+        <w:pStyle w:val="Heading3"/>
+      </w:pPr>
+      <w:r>
+        <w:t>LLM Judge</w:t>
+      </w:r>
+    </w:p>
+    <w:p>
+      <w:pPr>
+        <w:ind w:firstLine="14.40pt"/>
+        <w:jc w:val="both"/>
+      </w:pPr>
+      <w:r>
+        <w:t xml:space="preserve">The Judge receives both the original Evidence Pack and the Analyst's pre-diagnosis, which is explicitly framed in the prompt as a hypothesis to validate rather than an established fact. For every ATT&amp;CK technique it reports, the Judge must cite a specific event or statistic from the Evidence Pack. Rule tagger hits that lack corroborating evidence in the pack are downgraded to low confidence. The scoring rubric, embedded directly in the system prompt, follows a defined scale: 0–2 corresponds to normal or benign activity, 3–4 to mildly suspicious behavior, 5–6 to moderately suspicious activity with lateral movement indicators, 7–8 to highly suspicious findings with confirmed indicators such as </w:t>
+      </w:r>
+      <w:proofErr w:type="spellStart"/>
+      <w:r>
+        <w:t>Mimikatz</w:t>
+      </w:r>
+      <w:proofErr w:type="spellEnd"/>
+      <w:r>
+        <w:t xml:space="preserve"> or </w:t>
+      </w:r>
+      <w:proofErr w:type="spellStart"/>
+      <w:r>
+        <w:t>PsExec</w:t>
+      </w:r>
+      <w:proofErr w:type="spellEnd"/>
+      <w:r>
+        <w:t xml:space="preserve">, and 9–10 to critical detections with multiple corroborated ATT&amp;CK technique mappings. The Judge also reports any Analyst claims it could not substantiate in a dedicated </w:t>
+      </w:r>
+      <w:proofErr w:type="spellStart"/>
+      <w:r>
+        <w:t>unsupported_claims</w:t>
+      </w:r>
+      <w:proofErr w:type="spellEnd"/>
+      <w:r>
+        <w:t xml:space="preserve"> field. A cap of 50 windows is applied to the Judge stage, selected by descending Analyst pre-score. Windows where the Analyst assigned a pre-score below 3 and flagged no need for deep analysis are skipped entirely.</w:t>
+      </w:r>
+    </w:p>
+    <w:p>
+      <w:pPr>
+        <w:pStyle w:val="Heading3"/>
+      </w:pPr>
+      <w:r>
+        <w:t>Hallucination Mitigation</w:t>
+      </w:r>
+    </w:p>
+    <w:p>
+      <w:pPr>
+        <w:ind w:firstLine="14.40pt"/>
+        <w:jc w:val="both"/>
+      </w:pPr>
+      <w:r>
+        <w:t xml:space="preserve">Applying language models to security-critical analysis introduces the risk of hallucination, where a model generates plausible but unsupported claims [24], [25]. </w:t>
+      </w:r>
+      <w:proofErr w:type="spellStart"/>
+      <w:r>
+        <w:t>DualSentinel</w:t>
+      </w:r>
+      <w:proofErr w:type="spellEnd"/>
+      <w:r>
+        <w:t xml:space="preserve"> addresses this risk through five complementary mechanisms. First, the Evidence Pack is constructed to contain only verifiable observations, providing no interpretive content that a model could distort. </w:t>
+      </w:r>
+      <w:r>
+        <w:lastRenderedPageBreak/>
+        <w:t xml:space="preserve">Second, both system prompts include explicit prohibitions against fabricating identifiers </w:t>
+      </w:r>
+      <w:proofErr w:type="gramStart"/>
+      <w:r>
+        <w:t>not present</w:t>
+      </w:r>
+      <w:proofErr w:type="gramEnd"/>
+      <w:r>
+        <w:t xml:space="preserve"> in the input. Third, the JSON-only output format is enforced at the </w:t>
+      </w:r>
+      <w:proofErr w:type="spellStart"/>
+      <w:r>
+        <w:t>Ollama</w:t>
+      </w:r>
+      <w:proofErr w:type="spellEnd"/>
+      <w:r>
+        <w:t xml:space="preserve"> API level, and a three-step fallback parser (direct JSON parse, markdown fence stripping, and regex brace matching) ensures robust structured output extraction. Fourth, the Analyst's output is labeled as a hypothesis in the Judge's prompt, preventing the uncritical propagation of first-pass errors. Fifth, the </w:t>
+      </w:r>
+      <w:proofErr w:type="spellStart"/>
+      <w:r>
+        <w:t>unsupported_claims</w:t>
+      </w:r>
+      <w:proofErr w:type="spellEnd"/>
+      <w:r>
+        <w:t xml:space="preserve"> field creates a traceable disagreement log between the two models, </w:t>
+      </w:r>
+      <w:r>
+        <w:rPr>
+          <w:noProof/>
+        </w:rPr>
+        <w:drawing>
+          <wp:anchor distT="0" distB="0" distL="114300" distR="114300" simplePos="0" relativeHeight="251658240" behindDoc="0" locked="0" layoutInCell="1" allowOverlap="1" wp14:anchorId="542E2FB0" wp14:editId="650DCBB2">
+            <wp:simplePos x="0" y="0"/>
+            <wp:positionH relativeFrom="column">
+              <wp:align>right</wp:align>
+            </wp:positionH>
+            <wp:positionV relativeFrom="paragraph">
+              <wp:posOffset>1638300</wp:posOffset>
+            </wp:positionV>
+            <wp:extent cx="2984500" cy="2106930"/>
+            <wp:effectExtent l="0" t="0" r="0" b="0"/>
+            <wp:wrapTopAndBottom/>
+            <wp:docPr id="1552167208" name="Graphic 1"/>
+            <wp:cNvGraphicFramePr>
+              <a:graphicFrameLocks xmlns:a="http://purl.oclc.org/ooxml/drawingml/main" noChangeAspect="1"/>
+            </wp:cNvGraphicFramePr>
+            <a:graphic xmlns:a="http://purl.oclc.org/ooxml/drawingml/main">
+              <a:graphicData uri="http://purl.oclc.org/ooxml/drawingml/picture">
+                <pic:pic xmlns:pic="http://purl.oclc.org/ooxml/drawingml/picture">
+                  <pic:nvPicPr>
+                    <pic:cNvPr id="1552167208" name=""/>
+                    <pic:cNvPicPr/>
+                  </pic:nvPicPr>
+                  <pic:blipFill>
+                    <a:blip r:embed="rId17">
+                      <a:extLst>
+                        <a:ext uri="{96DAC541-7B7A-43D3-8B79-37D633B846F1}">
+                          <asvg:svgBlip xmlns:asvg="http://schemas.microsoft.com/office/drawing/2016/SVG/main" r:embed="rId18"/>
+                        </a:ext>
+                      </a:extLst>
+                    </a:blip>
+                    <a:stretch>
+                      <a:fillRect/>
+                    </a:stretch>
+                  </pic:blipFill>
+                  <pic:spPr>
+                    <a:xfrm>
+                      <a:off x="0" y="0"/>
+                      <a:ext cx="2984500" cy="2106930"/>
+                    </a:xfrm>
+                    <a:prstGeom prst="rect">
+                      <a:avLst/>
+                    </a:prstGeom>
+                  </pic:spPr>
+                </pic:pic>
+              </a:graphicData>
+            </a:graphic>
+            <wp14:sizeRelH relativeFrom="margin">
+              <wp14:pctWidth>0%</wp14:pctWidth>
+            </wp14:sizeRelH>
+            <wp14:sizeRelV relativeFrom="margin">
+              <wp14:pctHeight>0%</wp14:pctHeight>
+            </wp14:sizeRelV>
+          </wp:anchor>
+        </w:drawing>
+      </w:r>
+      <w:r>
+        <w:t>supporting downstream audit and reliability assessment.</w:t>
+      </w:r>
+    </w:p>
+    <w:p>
+      <w:pPr>
+        <w:pStyle w:val="figurecaption"/>
+      </w:pPr>
+      <w:r>
+        <w:t>Dual Sentinel analyst-judge architecture</w:t>
+      </w:r>
+    </w:p>
+    <w:p>
+      <w:pPr>
+        <w:pStyle w:val="Heading2"/>
+      </w:pPr>
+      <w:r>
+        <w:t>Dual LLM Reasoning Module</w:t>
+      </w:r>
+    </w:p>
+    <w:p>
+      <w:pPr>
+        <w:jc w:val="both"/>
+      </w:pPr>
+      <w:r>
+        <w:t>(write to review)</w:t>
+      </w:r>
+    </w:p>
+    <w:p>
+      <w:pPr>
+        <w:pStyle w:val="Heading2"/>
+      </w:pPr>
+      <w:r>
+        <w:t>Face Recognition Module</w:t>
+      </w:r>
+    </w:p>
+    <w:p>
+      <w:pPr>
+        <w:pStyle w:val="Heading3"/>
+      </w:pPr>
+      <w:r>
+        <w:t xml:space="preserve">Closed-Set Training Pipeline: </w:t>
+      </w:r>
+    </w:p>
+    <w:p>
+      <w:pPr>
+        <w:ind w:firstLine="14.40pt"/>
+        <w:jc w:val="both"/>
+      </w:pPr>
+      <w:r>
+        <w:rPr>
+          <w:noProof/>
+        </w:rPr>
+        <w:drawing>
+          <wp:anchor distT="0" distB="0" distL="114300" distR="114300" simplePos="0" relativeHeight="251659264" behindDoc="0" locked="0" layoutInCell="1" allowOverlap="1" wp14:anchorId="4A0AF291" wp14:editId="173AC209">
+            <wp:simplePos x="0" y="0"/>
+            <wp:positionH relativeFrom="column">
+              <wp:align>right</wp:align>
+            </wp:positionH>
+            <wp:positionV relativeFrom="paragraph">
+              <wp:posOffset>548640</wp:posOffset>
+            </wp:positionV>
+            <wp:extent cx="2984500" cy="2720975"/>
+            <wp:effectExtent l="0" t="0" r="0" b="0"/>
+            <wp:wrapTopAndBottom/>
+            <wp:docPr id="1537452849" name="Graphic 1537452849"/>
+            <wp:cNvGraphicFramePr>
+              <a:graphicFrameLocks xmlns:a="http://purl.oclc.org/ooxml/drawingml/main" noChangeAspect="1"/>
+            </wp:cNvGraphicFramePr>
+            <a:graphic xmlns:a="http://purl.oclc.org/ooxml/drawingml/main">
+              <a:graphicData uri="http://purl.oclc.org/ooxml/drawingml/picture">
+                <pic:pic xmlns:pic="http://purl.oclc.org/ooxml/drawingml/picture">
+                  <pic:nvPicPr>
+                    <pic:cNvPr id="1537452849" name=""/>
+                    <pic:cNvPicPr/>
+                  </pic:nvPicPr>
+                  <pic:blipFill>
+                    <a:blip r:embed="rId19">
+                      <a:extLst>
+                        <a:ext uri="{96DAC541-7B7A-43D3-8B79-37D633B846F1}">
+                          <asvg:svgBlip xmlns:asvg="http://schemas.microsoft.com/office/drawing/2016/SVG/main" r:embed="rId20"/>
+                        </a:ext>
+                      </a:extLst>
+                    </a:blip>
+                    <a:stretch>
+                      <a:fillRect/>
+                    </a:stretch>
+                  </pic:blipFill>
+                  <pic:spPr>
+                    <a:xfrm>
+                      <a:off x="0" y="0"/>
+                      <a:ext cx="2984500" cy="2720975"/>
+                    </a:xfrm>
+                    <a:prstGeom prst="rect">
+                      <a:avLst/>
+                    </a:prstGeom>
+                  </pic:spPr>
+                </pic:pic>
+              </a:graphicData>
+            </a:graphic>
+          </wp:anchor>
+        </w:drawing>
+      </w:r>
+      <w:r>
+        <w:t xml:space="preserve">The closed-set approach fine-tunes a deep model on authorized individuals and classifies identities via </w:t>
+      </w:r>
+      <w:proofErr w:type="spellStart"/>
+      <w:r>
+        <w:t>softmax</w:t>
+      </w:r>
+      <w:proofErr w:type="spellEnd"/>
+      <w:r>
+        <w:t xml:space="preserve"> (Fig. </w:t>
+      </w:r>
+      <w:r>
+        <w:t>3</w:t>
+      </w:r>
+      <w:r>
+        <w:t>).</w:t>
+      </w:r>
+    </w:p>
+    <w:p>
+      <w:pPr>
+        <w:pStyle w:val="figurecaption"/>
+      </w:pPr>
+      <w:r>
+        <w:t>Closed-set face recognition training pipeline.</w:t>
+      </w:r>
+    </w:p>
+    <w:p>
+      <w:pPr>
+        <w:ind w:firstLine="36pt"/>
+        <w:jc w:val="both"/>
+      </w:pPr>
+      <w:r>
+        <w:t xml:space="preserve">The training set is drawn from VGGFace2 [28], with 15,236 images across 50 identities split 70/15/15. MTCNN [27] performs face detection and alignment, </w:t>
+      </w:r>
+      <w:r>
+        <w:t>cropping each image to 192×192 pixels, followed by IQR-based outlier removal.</w:t>
+      </w:r>
+    </w:p>
+    <w:p>
+      <w:pPr>
+        <w:ind w:firstLine="36pt"/>
+        <w:jc w:val="both"/>
+      </w:pPr>
+      <w:r>
+        <w:rPr>
+          <w:rFonts w:hint="eastAsia"/>
+        </w:rPr>
+        <w:t xml:space="preserve">Two architectures are compared. </w:t>
+      </w:r>
+      <w:proofErr w:type="spellStart"/>
+      <w:r>
+        <w:rPr>
+          <w:rFonts w:hint="eastAsia"/>
+        </w:rPr>
+        <w:t>FaceCNN</w:t>
+      </w:r>
+      <w:proofErr w:type="spellEnd"/>
+      <w:r>
+        <w:rPr>
+          <w:rFonts w:hint="eastAsia"/>
+        </w:rPr>
+        <w:t xml:space="preserve"> is a four-block convolutional network (Conv3</w:t>
+      </w:r>
+      <w:r>
+        <w:rPr>
+          <w:rFonts w:hint="eastAsia"/>
+        </w:rPr>
+        <w:t>×</w:t>
+      </w:r>
+      <w:r>
+        <w:rPr>
+          <w:rFonts w:hint="eastAsia"/>
+        </w:rPr>
+        <w:t xml:space="preserve">3 </w:t>
+      </w:r>
+      <w:r>
+        <w:rPr>
+          <w:rFonts w:hint="eastAsia"/>
+        </w:rPr>
+        <w:t>→</w:t>
+      </w:r>
+      <w:r>
+        <w:rPr>
+          <w:rFonts w:hint="eastAsia"/>
         </w:rPr>
         <w:t xml:space="preserve"> </w:t>
       </w:r>
-      <w:r>
-        <w:rPr>
-          <w:i/>
-          <w:iCs/>
-        </w:rPr>
-        <w:t>Characters,</w:t>
-      </w:r>
-      <w:r>
-        <w:rPr>
-          <w:rFonts w:eastAsia="Times New Roman"/>
-          <w:i/>
-          <w:iCs/>
+      <w:proofErr w:type="spellStart"/>
+      <w:r>
+        <w:rPr>
+          <w:rFonts w:hint="eastAsia"/>
+        </w:rPr>
+        <w:t>BatchNorm</w:t>
+      </w:r>
+      <w:proofErr w:type="spellEnd"/>
+      <w:r>
+        <w:rPr>
+          <w:rFonts w:hint="eastAsia"/>
         </w:rPr>
         <w:t xml:space="preserve"> </w:t>
       </w:r>
       <w:r>
         <w:rPr>
-          <w:rFonts w:eastAsia="Times New Roman"/>
-          <w:i/>
-          <w:iCs/>
-        </w:rPr>
-        <w:t xml:space="preserve">Footnotes, </w:t>
-      </w:r>
-      <w:r>
-        <w:rPr>
-          <w:i/>
-          <w:iCs/>
-        </w:rPr>
-        <w:t>or</w:t>
-      </w:r>
-      <w:r>
-        <w:rPr>
-          <w:rFonts w:eastAsia="Times New Roman"/>
-          <w:i/>
-          <w:iCs/>
+          <w:rFonts w:hint="eastAsia"/>
+        </w:rPr>
+        <w:t>→</w:t>
+      </w:r>
+      <w:r>
+        <w:rPr>
+          <w:rFonts w:hint="eastAsia"/>
         </w:rPr>
         <w:t xml:space="preserve"> </w:t>
       </w:r>
-      <w:r>
-        <w:rPr>
-          <w:i/>
-          <w:iCs/>
-        </w:rPr>
-        <w:t>Math</w:t>
-      </w:r>
-      <w:r>
-        <w:rPr>
-          <w:rFonts w:eastAsia="Times New Roman"/>
-          <w:i/>
-          <w:iCs/>
+      <w:proofErr w:type="spellStart"/>
+      <w:r>
+        <w:rPr>
+          <w:rFonts w:hint="eastAsia"/>
+        </w:rPr>
+        <w:t>ReLU</w:t>
+      </w:r>
+      <w:proofErr w:type="spellEnd"/>
+      <w:r>
+        <w:rPr>
+          <w:rFonts w:hint="eastAsia"/>
         </w:rPr>
         <w:t xml:space="preserve"> </w:t>
       </w:r>
       <w:r>
         <w:rPr>
-          <w:i/>
-          <w:iCs/>
-        </w:rPr>
-        <w:t>in</w:t>
-      </w:r>
-      <w:r>
-        <w:rPr>
-          <w:rFonts w:eastAsia="Times New Roman"/>
-          <w:i/>
-          <w:iCs/>
-        </w:rPr>
-        <w:t xml:space="preserve"> Paper </w:t>
-      </w:r>
-      <w:r>
-        <w:rPr>
-          <w:i/>
-          <w:iCs/>
-        </w:rPr>
-        <w:t>Title</w:t>
-      </w:r>
-      <w:r>
-        <w:rPr>
-          <w:rFonts w:eastAsia="Times New Roman"/>
-          <w:i/>
-          <w:iCs/>
-        </w:rPr>
-        <w:t xml:space="preserve"> o</w:t>
-      </w:r>
-      <w:r>
-        <w:rPr>
-          <w:i/>
-          <w:iCs/>
-        </w:rPr>
-        <w:t>r</w:t>
-      </w:r>
-      <w:r>
-        <w:rPr>
-          <w:rFonts w:eastAsia="Times New Roman"/>
-          <w:i/>
-          <w:iCs/>
+          <w:rFonts w:hint="eastAsia"/>
+        </w:rPr>
+        <w:t>→</w:t>
+      </w:r>
+      <w:r>
+        <w:rPr>
+          <w:rFonts w:hint="eastAsia"/>
         </w:rPr>
         <w:t xml:space="preserve"> </w:t>
       </w:r>
-      <w:r>
-        <w:rPr>
-          <w:i/>
-          <w:iCs/>
-        </w:rPr>
-        <w:t>Abstract</w:t>
-      </w:r>
-      <w:r>
-        <w:t>. (</w:t>
-      </w:r>
-      <w:r>
-        <w:rPr>
-          <w:b w:val="0"/>
-          <w:bCs w:val="0"/>
-          <w:i/>
-          <w:iCs/>
-        </w:rPr>
-        <w:t>Abstract</w:t>
-      </w:r>
-      <w:r>
-        <w:t>)</w:t>
-      </w:r>
-    </w:p>
-    <w:p>
-      <w:pPr>
-        <w:pStyle w:val="Keywords"/>
-      </w:pPr>
-      <w:r>
-        <w:t>Keywords—</w:t>
-      </w:r>
-      <w:r>
-        <w:t>component</w:t>
-      </w:r>
-      <w:r>
-        <w:t>,</w:t>
-      </w:r>
-      <w:r>
-        <w:t xml:space="preserve"> formatting</w:t>
-      </w:r>
-      <w:r>
-        <w:t>,</w:t>
-      </w:r>
-      <w:r>
-        <w:t xml:space="preserve"> style</w:t>
-      </w:r>
-      <w:r>
-        <w:t>,</w:t>
-      </w:r>
-      <w:r>
-        <w:t xml:space="preserve"> styling</w:t>
-      </w:r>
-      <w:r>
-        <w:t>,</w:t>
-      </w:r>
-      <w:r>
-        <w:t xml:space="preserve"> insert (</w:t>
-      </w:r>
-      <w:r>
-        <w:rPr>
-          <w:b w:val="0"/>
-        </w:rPr>
-        <w:t>key words</w:t>
-      </w:r>
-      <w:r>
-        <w:t>)</w:t>
-      </w:r>
-    </w:p>
-    <w:p>
-      <w:pPr>
-        <w:pStyle w:val="Ttulo1"/>
-      </w:pPr>
-      <w:r>
-        <w:t>Introduction</w:t>
-      </w:r>
-    </w:p>
-    <w:p>
-      <w:pPr>
-        <w:pStyle w:val="Corpodetexto"/>
-        <w:rPr>
-          <w:lang w:val="en-US"/>
-        </w:rPr>
-      </w:pPr>
-      <w:r>
-        <w:rPr>
-          <w:lang w:val="en-US"/>
-        </w:rPr>
-        <w:t>The convergence of digital and physical security has emerged as a critical challenge in the design of modern protection systems. Traditional security architectures typically treat network intrusion detection and physical access control as independent domains. However, contemporary threats increasingly span both layers, where adversaries may exploit software vulnerabilities to gain initial access and subsequently manipulate physical systems such as surveillance infrastructure or access control mechanisms. Addressing this paradigm requires integrated cyber-physical surveillance systems capable of jointly monitoring digital host behavior and physical presence within protected environments.</w:t>
-      </w:r>
-    </w:p>
-    <w:p>
-      <w:pPr>
-        <w:pStyle w:val="Corpodetexto"/>
-      </w:pPr>
-      <w:r>
-        <w:rPr>
-          <w:lang w:val="en-US"/>
-        </w:rPr>
-        <w:t>This work presents the design, implementation, and evaluation of a unified cyber-physical surveillance system composed of two complementary modules. The first focuses on the digital domain by performing anomaly detection over Windows endpoint logs, aiming to identify suspicious or malicious activity within monitored systems. The second operates in the physical domain through a face recognition pipeline that identifies individuals captured by cameras and verifies their authorization status. While these modules operate independently, they share a common objective of providing a holistic view of threats across both cyber and physical dimensions.</w:t>
-      </w:r>
-    </w:p>
-    <w:p>
-      <w:pPr>
-        <w:pStyle w:val="Corpodetexto"/>
-      </w:pPr>
-      <w:r>
-        <w:rPr>
-          <w:lang w:val="en-US"/>
-        </w:rPr>
-        <w:t xml:space="preserve">The digital component of this system builds upon recent advances in log-based anomaly detection for Windows environments. Windows telemetry sources such as Event Tracing for Windows (ETW) and Sysmon provide high-fidelity behavioral data, including process creation, network connections, file operations, and registry modifications [9]. These logs form the foundation for many modern detection </w:t>
-      </w:r>
-      <w:r>
-        <w:rPr>
-          <w:lang w:val="en-US"/>
-        </w:rPr>
-        <w:t>systems, as demonstrated in recent datasets and tools such as LMD-2023 and AAU_MalData [1], [7]. However, the volume and complexity of such data pose a significant challenge, as a single host may generate millions of events per day, most of which correspond to benign activity.</w:t>
-      </w:r>
-    </w:p>
-    <w:p>
-      <w:pPr>
-        <w:pStyle w:val="Corpodetexto"/>
-      </w:pPr>
-      <w:r>
-        <w:rPr>
-          <w:lang w:val="en-US"/>
-        </w:rPr>
-        <w:t>To address this challenge, prior work has extensively explored machine learning (ML) and deep learning (DL) techniques for anomaly detection. Classical approaches typically rely on structured feature extraction followed by models such as Isolation Forest, Support Vector Machines, or tree-based ensembles. Notably, studies have shown that well-engineered features combined with ensemble methods (e.g., Extra Trees) can achieve near state-of-the-art performance, with reported F1 scores above 0.99 in lateral movement detection tasks [1], [2]. In parallel, sequence-based models such as LSTM and CNN–LSTM hybrids have been proposed to capture temporal dependencies in event streams, achieving similarly high performance in ransomware detection scenarios [4], [5].</w:t>
-      </w:r>
-    </w:p>
-    <w:p>
-      <w:pPr>
-        <w:pStyle w:val="Corpodetexto"/>
-      </w:pPr>
-      <w:r>
-        <w:rPr>
-          <w:lang w:val="en-US"/>
-        </w:rPr>
-        <w:t>Despite these advances, several limitations remain. First, anomaly detection models are inherently statistical and lack semantic interpretability, producing scores that do not directly explain the underlying behavior or map to known attack techniques. Second, most studies rely on controlled datasets, with limited evaluation of concept drift, where normal system behavior evolves over time and degrades model performance [5]. Third, the cost of false positives and the operational burden on analysts are rarely quantified, despite being critical factors in real-world deployments [13]. Additionally, data scarcity and limited availability of public datasets continue to hinder reproducibility and generalization across environments [18].</w:t>
-      </w:r>
-    </w:p>
-    <w:p>
-      <w:pPr>
-        <w:pStyle w:val="Corpodetexto"/>
-      </w:pPr>
-      <w:r>
-        <w:rPr>
-          <w:lang w:val="en-US"/>
-        </w:rPr>
-        <w:t xml:space="preserve">Recent research has begun to explore the use of Large Language Models (LLMs) for cybersecurity tasks, leveraging their ability to reason over structured textual data and generate human-readable explanations. Unlike traditional models, LLMs can analyze sequences of events, relate them to known attack patterns such as those defined in the MITRE ATT&amp;CK framework [14], and provide contextualized interpretations of suspicious behavior. </w:t>
-      </w:r>
-      <w:r>
-        <w:rPr>
-          <w:lang w:val="en-US"/>
-        </w:rPr>
+      <w:proofErr w:type="spellStart"/>
+      <w:r>
+        <w:rPr>
+          <w:rFonts w:hint="eastAsia"/>
+        </w:rPr>
+        <w:t>MaxPool</w:t>
+      </w:r>
+      <w:proofErr w:type="spellEnd"/>
+      <w:r>
+        <w:rPr>
+          <w:rFonts w:hint="eastAsia"/>
+        </w:rPr>
+        <w:t xml:space="preserve"> per block) producing 512-dimensional embeddings. ResNet50Face uses a ResNet-50 backbone [31] trained from scratch, projecting its 2,048-dime</w:t>
+      </w:r>
+      <w:r>
+        <w:t xml:space="preserve">nsional output to 512 dimensions. Both use a </w:t>
+      </w:r>
+      <w:proofErr w:type="spellStart"/>
+      <w:r>
+        <w:t>softmax</w:t>
+      </w:r>
+      <w:proofErr w:type="spellEnd"/>
+      <w:r>
+        <w:t xml:space="preserve"> head during training and produce L2-normalized embeddings at inference.</w:t>
+      </w:r>
+    </w:p>
+    <w:p>
+      <w:pPr>
+        <w:ind w:firstLine="36pt"/>
+        <w:jc w:val="both"/>
+      </w:pPr>
+      <w:r>
+        <w:t>Training runs for 30 epochs with Adam (</w:t>
+      </w:r>
+      <w:proofErr w:type="spellStart"/>
+      <w:r>
+        <w:t>lr</w:t>
+      </w:r>
+      <w:proofErr w:type="spellEnd"/>
+      <w:r>
+        <w:t xml:space="preserve">=10⁻³, weight decay=10⁻⁴), cosine annealing, and </w:t>
+      </w:r>
+      <w:proofErr w:type="gramStart"/>
+      <w:r>
+        <w:t>mixed-precision</w:t>
+      </w:r>
+      <w:proofErr w:type="gramEnd"/>
+      <w:r>
+        <w:t>. Augmentation includes random flips, color jitter, Gaussian blur, and rotation. Both models are then fine-tuned for 30 additional epochs on organization-specific photos with a stronger augmentation regime (~20 variants per image). The optimal operating threshold is determined through FAR/FRR analysis over 1,000 points, and the best model and gallery embeddings are exported [30].</w:t>
+      </w:r>
+    </w:p>
+    <w:p>
+      <w:pPr>
+        <w:pStyle w:val="Heading3"/>
+      </w:pPr>
+      <w:r>
+        <w:t>Open-Set Real-Time Pipeline</w:t>
+      </w:r>
+    </w:p>
+    <w:p>
+      <w:pPr>
+        <w:ind w:firstLine="14.40pt"/>
+        <w:jc w:val="both"/>
+      </w:pPr>
+      <w:r>
+        <w:rPr>
+          <w:noProof/>
+        </w:rPr>
+        <w:drawing>
+          <wp:anchor distT="0" distB="0" distL="114300" distR="114300" simplePos="0" relativeHeight="251658240" behindDoc="1" locked="0" layoutInCell="1" allowOverlap="1" wp14:anchorId="204F511C" wp14:editId="40C5E87C">
+            <wp:simplePos x="0" y="0"/>
+            <wp:positionH relativeFrom="column">
+              <wp:align>right</wp:align>
+            </wp:positionH>
+            <wp:positionV relativeFrom="paragraph">
+              <wp:posOffset>518160</wp:posOffset>
+            </wp:positionV>
+            <wp:extent cx="2984500" cy="2369820"/>
+            <wp:effectExtent l="0" t="0" r="0" b="0"/>
+            <wp:wrapTopAndBottom/>
+            <wp:docPr id="350479746" name="Graphic 1"/>
+            <wp:cNvGraphicFramePr>
+              <a:graphicFrameLocks xmlns:a="http://purl.oclc.org/ooxml/drawingml/main" noChangeAspect="1"/>
+            </wp:cNvGraphicFramePr>
+            <a:graphic xmlns:a="http://purl.oclc.org/ooxml/drawingml/main">
+              <a:graphicData uri="http://purl.oclc.org/ooxml/drawingml/picture">
+                <pic:pic xmlns:pic="http://purl.oclc.org/ooxml/drawingml/picture">
+                  <pic:nvPicPr>
+                    <pic:cNvPr id="1203716877" name=""/>
+                    <pic:cNvPicPr/>
+                  </pic:nvPicPr>
+                  <pic:blipFill>
+                    <a:blip r:embed="rId21">
+                      <a:extLst>
+                        <a:ext uri="{96DAC541-7B7A-43D3-8B79-37D633B846F1}">
+                          <asvg:svgBlip xmlns:asvg="http://schemas.microsoft.com/office/drawing/2016/SVG/main" r:embed="rId22"/>
+                        </a:ext>
+                      </a:extLst>
+                    </a:blip>
+                    <a:stretch>
+                      <a:fillRect/>
+                    </a:stretch>
+                  </pic:blipFill>
+                  <pic:spPr>
+                    <a:xfrm>
+                      <a:off x="0" y="0"/>
+                      <a:ext cx="2984500" cy="2369820"/>
+                    </a:xfrm>
+                    <a:prstGeom prst="rect">
+                      <a:avLst/>
+                    </a:prstGeom>
+                  </pic:spPr>
+                </pic:pic>
+              </a:graphicData>
+            </a:graphic>
+          </wp:anchor>
+        </w:drawing>
+      </w:r>
+      <w:r>
+        <w:t xml:space="preserve">The open-set approach uses a pre-trained </w:t>
+      </w:r>
+      <w:proofErr w:type="spellStart"/>
+      <w:r>
+        <w:t>ArcFace</w:t>
+      </w:r>
+      <w:proofErr w:type="spellEnd"/>
+      <w:r>
+        <w:t xml:space="preserve"> model [29, 30] and performs verification via embedding similarity against enrolled centroids (Fig. </w:t>
+      </w:r>
+      <w:r>
+        <w:t>4</w:t>
+      </w:r>
+      <w:r>
+        <w:t>).</w:t>
+      </w:r>
+    </w:p>
+    <w:p>
+      <w:pPr>
+        <w:pStyle w:val="figurecaption"/>
+      </w:pPr>
+      <w:r>
+        <w:t>Open-set real-time face recognition pipeline.</w:t>
+      </w:r>
+    </w:p>
+    <w:p>
+      <w:pPr>
+        <w:ind w:firstLine="36pt"/>
+        <w:jc w:val="both"/>
+      </w:pPr>
+      <w:r>
+        <w:t xml:space="preserve">The system uses </w:t>
+      </w:r>
+      <w:proofErr w:type="spellStart"/>
+      <w:r>
+        <w:t>InsightFace's</w:t>
+      </w:r>
+      <w:proofErr w:type="spellEnd"/>
+      <w:r>
+        <w:t xml:space="preserve"> </w:t>
+      </w:r>
+      <w:proofErr w:type="spellStart"/>
+      <w:r>
+        <w:t>buffalo_sc</w:t>
+      </w:r>
+      <w:proofErr w:type="spellEnd"/>
+      <w:r>
+        <w:t xml:space="preserve"> model served via </w:t>
+      </w:r>
+      <w:proofErr w:type="spellStart"/>
+      <w:r>
+        <w:t>ONNXRuntime</w:t>
+      </w:r>
+      <w:proofErr w:type="spellEnd"/>
+      <w:r>
+        <w:t xml:space="preserve"> on CPU. Detection and 512-dimensional embedding extraction occur in a single inference call. Enrollment is directory-based: reference images are loaded at startup, embeddings are extracted from each image and its horizontal flip, and a single L2-normalized centroid is computed per identity.</w:t>
+      </w:r>
+    </w:p>
+    <w:p>
+      <w:pPr>
+        <w:ind w:firstLine="36pt"/>
+        <w:jc w:val="both"/>
+      </w:pPr>
+      <w:r>
+        <w:t xml:space="preserve">At inference, each webcam frame is processed in real time. The extracted embedding is compared against all centroids via cosine similarity. If the best score meets or exceeds the threshold (default 0.75, adjustable at runtime), access is granted; </w:t>
+      </w:r>
+      <w:proofErr w:type="gramStart"/>
+      <w:r>
+        <w:t>otherwise</w:t>
+      </w:r>
+      <w:proofErr w:type="gramEnd"/>
+      <w:r>
+        <w:t xml:space="preserve"> the individual is classified as unknown and denied. Decisions are displayed through color-coded bounding boxes overlaid on the video feed.</w:t>
+      </w:r>
+    </w:p>
+    <w:p>
+      <w:pPr>
+        <w:pStyle w:val="Heading3"/>
+      </w:pPr>
+      <w:r>
+        <w:t>Paradigm Comparison</w:t>
+      </w:r>
+    </w:p>
+    <w:p>
+      <w:pPr>
+        <w:ind w:firstLine="14.40pt"/>
+        <w:jc w:val="both"/>
+      </w:pPr>
+      <w:r>
+        <w:t xml:space="preserve">The closed-set approach achieves strong discriminative performance on fixed identity sets through end-to-end supervised </w:t>
+      </w:r>
+      <w:r>
+        <w:t>optimization but</w:t>
+      </w:r>
+      <w:r>
+        <w:t xml:space="preserve"> requires retraining upon enrollment changes and lacks natural rejection of </w:t>
+      </w:r>
+      <w:r>
         <w:lastRenderedPageBreak/>
-        <w:t>However, LLMs are also prone to hallucinations, generating plausible but unsupported claims, which introduces risks in security-critical applications.</w:t>
-      </w:r>
-    </w:p>
-    <w:p>
-      <w:pPr>
-        <w:pStyle w:val="Corpodetexto"/>
-      </w:pPr>
-      <w:r>
-        <w:rPr>
-          <w:lang w:val="en-US"/>
-        </w:rPr>
-        <w:t>To mitigate these limitations, this work adopts a Dual LLM architecture in which one model performs initial anomaly assessment while a second model acts as a judge, validating the reasoning against observed evidence. This approach aligns with recent trends in LLM-as-a-judge frameworks, which improve reliability through cross-validation of model outputs [17]. The system integrates this architecture with classical anomaly detection models, forming a hybrid pipeline that combines statistical detection with semantic reasoning.</w:t>
-      </w:r>
-    </w:p>
-    <w:p>
-      <w:pPr>
-        <w:pStyle w:val="Corpodetexto"/>
-      </w:pPr>
-      <w:r>
-        <w:rPr>
-          <w:lang w:val="en-US"/>
-        </w:rPr>
-        <w:t>The proposed system is evaluated using a diverse set of public datasets, including lateral movement (LMD-2023), ransomware detection datasets, and ETW-based traces, complemented by baseline logs collected under normal operating conditions. Evaluation considers both traditional metrics, such as F1-score and false-positive rate, and LLM-specific dimensions, including explanation quality, evidence grounding, and hallucination rate.</w:t>
-      </w:r>
-    </w:p>
-    <w:p>
-      <w:pPr>
-        <w:pStyle w:val="Corpodetexto"/>
-      </w:pPr>
-      <w:r>
-        <w:t xml:space="preserve"> </w:t>
-      </w:r>
-    </w:p>
-    <w:p>
-      <w:pPr>
-        <w:pStyle w:val="Ttulo1"/>
-        <w:spacing w:line="12.95pt" w:lineRule="auto"/>
-      </w:pPr>
-      <w:r>
-        <w:t>Related Work</w:t>
-      </w:r>
-    </w:p>
-    <w:p>
-      <w:pPr>
-        <w:pStyle w:val="Corpodetexto"/>
-        <w:rPr>
-          <w:lang w:val="en-US"/>
-        </w:rPr>
-      </w:pPr>
-      <w:r>
-        <w:rPr>
-          <w:lang w:val="en-US"/>
-        </w:rPr>
-        <w:t xml:space="preserve">The detection of advanced cyber threats, lateral movement, and ransomware operations has undergone a profound and multifaceted methodological evolution over the past half-decade. As sophisticated adversaries increasingly leverage "living-off-the-land" (LotL) techniques, fileless execution, and dynamically encrypted payloads, traditional signature-based intrusion detection systems and static heuristic engines have been rendered largely obsolete. In response, the academic, industrial, and cyber-defense research communities have pursued increasingly complex behavioral modeling paradigms, transitioning from localized statistical analyses to highly contextualized, semantically </w:t>
-      </w:r>
-      <w:bookmarkStart w:id="0" w:name="_Int_FRZdFP4c"/>
-      <w:r>
-        <w:rPr>
-          <w:lang w:val="en-US"/>
-        </w:rPr>
-        <w:t>aware</w:t>
-      </w:r>
-      <w:bookmarkEnd w:id="0"/>
-      <w:r>
-        <w:rPr>
-          <w:lang w:val="en-US"/>
-        </w:rPr>
-        <w:t xml:space="preserve"> reasoning engines.</w:t>
-      </w:r>
-    </w:p>
-    <w:p>
-      <w:pPr>
-        <w:pStyle w:val="Corpodetexto"/>
-        <w:rPr>
-          <w:lang w:val="en-US"/>
-        </w:rPr>
-      </w:pPr>
-      <w:r>
-        <w:rPr>
-          <w:lang w:val="en-US"/>
-        </w:rPr>
-        <w:t xml:space="preserve">This section provides an exhaustive, chronologically, and thematically structured examination of the literature that underpins modern cybersecurity anomaly detection. </w:t>
-      </w:r>
-      <w:r>
-        <w:rPr>
-          <w:lang w:val="en-US"/>
-        </w:rPr>
-        <w:t>(on work)</w:t>
-      </w:r>
-    </w:p>
-    <w:p>
-      <w:pPr>
-        <w:pStyle w:val="Ttulo2"/>
-      </w:pPr>
-      <w:r>
-        <w:t xml:space="preserve">Selecting a </w:t>
-      </w:r>
-      <w:r>
-        <w:t>Template</w:t>
-      </w:r>
-      <w:r>
-        <w:t xml:space="preserve"> (Heading 2)</w:t>
-      </w:r>
-    </w:p>
-    <w:p>
-      <w:pPr>
-        <w:pStyle w:val="Corpodetexto"/>
-      </w:pPr>
-      <w:r>
-        <w:t>First</w:t>
-      </w:r>
-    </w:p>
-    <w:p>
-      <w:pPr>
-        <w:pStyle w:val="Ttulo2"/>
-      </w:pPr>
-      <w:r>
-        <w:t>Maintaining the Integrity of the Specifications</w:t>
-      </w:r>
-    </w:p>
-    <w:p>
-      <w:pPr>
-        <w:pStyle w:val="Corpodetexto"/>
-      </w:pPr>
-      <w:r>
-        <w:t>The</w:t>
-      </w:r>
-    </w:p>
-    <w:p>
-      <w:pPr>
-        <w:pStyle w:val="Ttulo1"/>
-      </w:pPr>
-      <w:r>
-        <w:t xml:space="preserve">Prepare Your Paper </w:t>
-      </w:r>
-      <w:r>
-        <w:t>Before</w:t>
-      </w:r>
-      <w:r>
-        <w:t xml:space="preserve"> Styling</w:t>
-      </w:r>
-    </w:p>
-    <w:p>
-      <w:pPr>
-        <w:pStyle w:val="Corpodetexto"/>
-        <w:rPr>
-          <w:lang w:val="en-US"/>
-        </w:rPr>
-      </w:pPr>
-      <w:r>
-        <w:t>Before</w:t>
-      </w:r>
-    </w:p>
-    <w:p>
-      <w:pPr>
-        <w:pStyle w:val="Corpodetexto"/>
-      </w:pPr>
-      <w:r>
-        <w:t>Paragraph</w:t>
-      </w:r>
-    </w:p>
-    <w:p>
-      <w:pPr>
-        <w:pStyle w:val="Ttulo2"/>
-      </w:pPr>
-      <w:r>
-        <w:t>Abbreviations</w:t>
-      </w:r>
-      <w:r>
-        <w:t xml:space="preserve"> and Acronyms</w:t>
-      </w:r>
-    </w:p>
-    <w:p>
-      <w:pPr>
-        <w:pStyle w:val="Corpodetexto"/>
-      </w:pPr>
-      <w:r>
-        <w:t xml:space="preserve">Define </w:t>
-      </w:r>
-    </w:p>
-    <w:p>
-      <w:pPr>
-        <w:pStyle w:val="Ttulo2"/>
-      </w:pPr>
-      <w:r>
-        <w:t>Units</w:t>
-      </w:r>
-    </w:p>
-    <w:p>
-      <w:pPr>
-        <w:pStyle w:val="bulletlist"/>
-      </w:pPr>
-      <w:r>
-        <w:t xml:space="preserve">Use </w:t>
-      </w:r>
-    </w:p>
-    <w:p>
-      <w:pPr>
-        <w:pStyle w:val="bulletlist"/>
-      </w:pPr>
-      <w:r>
-        <w:t xml:space="preserve">Avoid </w:t>
-      </w:r>
-    </w:p>
-    <w:p>
-      <w:pPr>
-        <w:pStyle w:val="bulletlist"/>
-      </w:pPr>
-      <w:r>
-        <w:t xml:space="preserve">Do </w:t>
-      </w:r>
-    </w:p>
-    <w:p>
-      <w:pPr>
-        <w:pStyle w:val="sponsors"/>
-        <w:framePr w:wrap="auto" w:vAnchor="page" w:hAnchor="page" w:x="45.90pt" w:y="756.05pt"/>
-        <w:ind w:firstLine="14.45pt"/>
-      </w:pPr>
-      <w:r>
-        <w:t>Identif</w:t>
-      </w:r>
-      <w:r>
-        <w:t xml:space="preserve">y applicable </w:t>
-      </w:r>
-      <w:r>
-        <w:t>funding agency</w:t>
-      </w:r>
-      <w:r>
-        <w:t xml:space="preserve"> here. </w:t>
-      </w:r>
-      <w:r>
-        <w:rPr>
-          <w:iCs/>
-        </w:rPr>
-        <w:t>If none, delete this text box</w:t>
-      </w:r>
-      <w:r>
-        <w:rPr>
-          <w:iCs/>
-        </w:rPr>
-        <w:t>.</w:t>
-      </w:r>
-    </w:p>
-    <w:p>
-      <w:pPr>
-        <w:pStyle w:val="bulletlist"/>
-      </w:pPr>
-      <w:r>
-        <w:t xml:space="preserve">Use </w:t>
-      </w:r>
-    </w:p>
-    <w:p>
-      <w:pPr>
-        <w:pStyle w:val="Ttulo2"/>
-      </w:pPr>
-      <w:r>
-        <w:t>Equations</w:t>
-      </w:r>
-    </w:p>
-    <w:p>
-      <w:pPr>
-        <w:pStyle w:val="Corpodetexto"/>
-      </w:pPr>
-      <w:r>
-        <w:t xml:space="preserve">The </w:t>
-      </w:r>
-    </w:p>
-    <w:p>
-      <w:pPr>
-        <w:pStyle w:val="Corpodetexto"/>
-        <w:rPr>
-          <w:lang w:val="en-US"/>
-        </w:rPr>
-      </w:pPr>
-      <w:r>
-        <w:t>E</w:t>
-      </w:r>
-      <w:r>
-        <w:t>quations</w:t>
-      </w:r>
-      <w:r>
-        <w:rPr>
-          <w:lang w:val="en-US"/>
-        </w:rPr>
-        <w:t>:</w:t>
-      </w:r>
-    </w:p>
-    <w:p>
-      <w:pPr>
-        <w:pStyle w:val="equation"/>
-        <w:rPr>
-          <w:rFonts w:hint="eastAsia"/>
-        </w:rPr>
-      </w:pPr>
-      <w:r>
-        <w:tab/>
-      </w:r>
-      <w:r>
-        <w:rPr>
-          <w:rFonts w:ascii="Times New Roman" w:hAnsi="Times New Roman" w:cs="Times New Roman"/>
-          <w:i/>
-        </w:rPr>
-        <w:t>a</w:t>
-      </w:r>
-      <w:r>
-        <w:t></w:t>
-      </w:r>
-      <w:r>
-        <w:t></w:t>
-      </w:r>
-      <w:r>
-        <w:t></w:t>
-      </w:r>
-      <w:r>
-        <w:rPr>
-          <w:rFonts w:ascii="Times New Roman" w:hAnsi="Times New Roman" w:cs="Times New Roman"/>
-          <w:i/>
-        </w:rPr>
-        <w:t>b</w:t>
-      </w:r>
-      <w:r>
-        <w:t></w:t>
-      </w:r>
-      <w:r>
-        <w:t></w:t>
-      </w:r>
-      <w:r>
-        <w:t></w:t>
-      </w:r>
-      <w:r>
-        <w:t></w:t>
-      </w:r>
-      <w:r>
-        <w:t></w:t>
-      </w:r>
-      <w:r>
-        <w:tab/>
-      </w:r>
-      <w:r>
-        <w:t></w:t>
-      </w:r>
-      <w:r>
-        <w:t></w:t>
-      </w:r>
-      <w:r>
-        <w:t></w:t>
-      </w:r>
-    </w:p>
-    <w:p>
-      <w:pPr>
-        <w:pStyle w:val="Corpodetexto"/>
-      </w:pPr>
-    </w:p>
-    <w:p>
-      <w:pPr>
-        <w:pStyle w:val="Ttulo2"/>
-      </w:pPr>
-      <w:r>
-        <w:t>Some Common Mistakes</w:t>
-      </w:r>
-    </w:p>
-    <w:p>
-      <w:pPr>
-        <w:pStyle w:val="bulletlist"/>
-      </w:pPr>
-      <w:r>
-        <w:t xml:space="preserve">The </w:t>
-      </w:r>
-    </w:p>
-    <w:p>
-      <w:pPr>
-        <w:pStyle w:val="bulletlist"/>
-      </w:pPr>
-      <w:r>
-        <w:t xml:space="preserve">The </w:t>
-      </w:r>
-    </w:p>
-    <w:p>
-      <w:pPr>
-        <w:pStyle w:val="bulletlist"/>
-      </w:pPr>
-      <w:r>
-        <w:t xml:space="preserve">In </w:t>
-      </w:r>
-    </w:p>
-    <w:p>
-      <w:pPr>
-        <w:pStyle w:val="bulletlist"/>
-      </w:pPr>
-      <w:r>
-        <w:t xml:space="preserve">A </w:t>
-      </w:r>
-    </w:p>
-    <w:p>
-      <w:pPr>
-        <w:pStyle w:val="bulletlist"/>
-      </w:pPr>
-      <w:r>
-        <w:t>Do</w:t>
-      </w:r>
-    </w:p>
-    <w:p>
-      <w:pPr>
-        <w:pStyle w:val="bulletlist"/>
-      </w:pPr>
-      <w:r>
-        <w:t xml:space="preserve">In </w:t>
-      </w:r>
-    </w:p>
-    <w:p>
-      <w:pPr>
-        <w:pStyle w:val="bulletlist"/>
-      </w:pPr>
-      <w:r>
-        <w:t>Be</w:t>
-      </w:r>
-    </w:p>
-    <w:p>
-      <w:pPr>
-        <w:pStyle w:val="bulletlist"/>
-      </w:pPr>
-      <w:r>
-        <w:t>Do</w:t>
-      </w:r>
-    </w:p>
-    <w:p>
-      <w:pPr>
-        <w:pStyle w:val="bulletlist"/>
-      </w:pPr>
-      <w:r>
-        <w:t xml:space="preserve">The </w:t>
-      </w:r>
-    </w:p>
-    <w:p>
-      <w:pPr>
-        <w:pStyle w:val="bulletlist"/>
-      </w:pPr>
-      <w:r>
-        <w:t>There</w:t>
-      </w:r>
-    </w:p>
-    <w:p>
-      <w:pPr>
-        <w:pStyle w:val="bulletlist"/>
-      </w:pPr>
-      <w:r>
-        <w:t xml:space="preserve">The </w:t>
-      </w:r>
-    </w:p>
-    <w:p>
-      <w:pPr>
-        <w:pStyle w:val="Corpodetexto"/>
-      </w:pPr>
-    </w:p>
-    <w:p>
-      <w:pPr>
-        <w:pStyle w:val="Ttulo1"/>
-      </w:pPr>
-      <w:r>
-        <w:t xml:space="preserve">Using the </w:t>
-      </w:r>
-      <w:r>
-        <w:t>Template</w:t>
-      </w:r>
-    </w:p>
-    <w:p>
-      <w:pPr>
-        <w:pStyle w:val="Corpodetexto"/>
+        <w:t>unknowns [32]. The open-set approach enables dynamic enrollment without retraining, supports unknown rejection via thresholding, and runs on CPU hardware alone. Both produce 512-dimensional embeddings, enabling direct comparison.</w:t>
+      </w:r>
+    </w:p>
+    <w:p>
+      <w:pPr>
+        <w:pStyle w:val="Heading3"/>
+      </w:pPr>
+      <w:r>
+        <w:t>Limitations</w:t>
+      </w:r>
+    </w:p>
+    <w:p>
+      <w:pPr>
+        <w:ind w:firstLine="14.40pt"/>
+        <w:jc w:val="both"/>
+      </w:pPr>
+      <w:r>
+        <w:t>The current system does not incorporate liveness detection or anti-spoofing mechanisms, leaving it vulnerable to presentation attacks [35]. This is discussed further in Section V.</w:t>
+      </w:r>
+    </w:p>
+    <w:p>
+      <w:pPr>
+        <w:pStyle w:val="Heading1"/>
+      </w:pPr>
+      <w:r>
+        <w:t>Experimental Setup and Results</w:t>
+      </w:r>
+    </w:p>
+    <w:p>
+      <w:pPr>
+        <w:pStyle w:val="BodyText"/>
       </w:pPr>
       <w:r>
         <w:t xml:space="preserve">After </w:t>
@@ -1868,1129 +1616,546 @@
     </w:p>
     <w:p>
       <w:pPr>
-        <w:pStyle w:val="Ttulo2"/>
-      </w:pPr>
-      <w:r>
-        <w:t>Authors</w:t>
-      </w:r>
-      <w:r>
-        <w:t xml:space="preserve"> and Affiliations</w:t>
-      </w:r>
-    </w:p>
-    <w:p>
-      <w:pPr>
-        <w:pStyle w:val="Corpodetexto"/>
-      </w:pPr>
-      <w:r>
-        <w:rPr>
-          <w:b/>
-        </w:rPr>
-        <w:t xml:space="preserve">The </w:t>
-      </w:r>
-    </w:p>
-    <w:p>
-      <w:pPr>
-        <w:pStyle w:val="Ttulo3"/>
-      </w:pPr>
-      <w:r>
-        <w:t xml:space="preserve">For </w:t>
-      </w:r>
-    </w:p>
-    <w:p>
-      <w:pPr>
-        <w:pStyle w:val="Ttulo3"/>
-      </w:pPr>
-      <w:r>
-        <w:t xml:space="preserve">For </w:t>
-      </w:r>
-    </w:p>
-    <w:p>
-      <w:pPr>
-        <w:pStyle w:val="Ttulo4"/>
-      </w:pPr>
-      <w:r>
-        <w:t>Selection</w:t>
-      </w:r>
-      <w:r>
-        <w:t xml:space="preserve">: </w:t>
-      </w:r>
-    </w:p>
-    <w:p>
-      <w:pPr>
-        <w:pStyle w:val="Ttulo4"/>
-      </w:pPr>
-      <w:r>
-        <w:t>Change number of columns:</w:t>
-      </w:r>
-      <w:r>
-        <w:t xml:space="preserve"> </w:t>
-      </w:r>
-    </w:p>
-    <w:p>
-      <w:pPr>
-        <w:pStyle w:val="Ttulo4"/>
-        <w:rPr>
-          <w:i w:val="0"/>
-        </w:rPr>
-      </w:pPr>
-      <w:r>
-        <w:t xml:space="preserve">Deletion: </w:t>
-      </w:r>
+        <w:pStyle w:val="Heading1"/>
+      </w:pPr>
+      <w:r>
+        <w:t>Discussion and Limitations</w:t>
+      </w:r>
+    </w:p>
+    <w:p>
+      <w:pPr>
+        <w:pStyle w:val="Heading1"/>
+      </w:pPr>
+      <w:r>
+        <w:t>Conclusion</w:t>
+      </w:r>
+    </w:p>
+    <w:p>
+      <w:pPr>
+        <w:pStyle w:val="Heading5"/>
+      </w:pPr>
+      <w:r>
+        <w:t>References</w:t>
+      </w:r>
+    </w:p>
+    <w:p/>
+    <w:p>
+      <w:pPr>
+        <w:pStyle w:val="references"/>
+        <w:rPr>
+          <w:color w:val="000000" w:themeColor="text1"/>
+        </w:rPr>
+      </w:pPr>
+      <w:r>
+        <w:rPr>
+          <w:color w:val="000000" w:themeColor="text1"/>
+        </w:rPr>
+        <w:t>S. Chen et al., "Kellect: Kernel-Based Lossless Event Log Collector," arXiv:2207.11530, 2022.</w:t>
+      </w:r>
+    </w:p>
+    <w:p>
+      <w:pPr>
+        <w:pStyle w:val="references"/>
+        <w:rPr>
+          <w:color w:val="000000" w:themeColor="text1"/>
+        </w:rPr>
+      </w:pPr>
+      <w:r>
+        <w:rPr>
+          <w:color w:val="000000" w:themeColor="text1"/>
+        </w:rPr>
+        <w:t>C. Smiliotopoulos and G. Kambourakis, "Sysmon event logs for machine learning-based malware detection," Int. J. Inf. Secur., vol. 22, no. 7, pp. 1–16, 2023.</w:t>
+      </w:r>
+    </w:p>
+    <w:p>
+      <w:pPr>
+        <w:pStyle w:val="references"/>
+        <w:rPr>
+          <w:color w:val="000000" w:themeColor="text1"/>
+        </w:rPr>
+      </w:pPr>
+      <w:r>
+        <w:rPr>
+          <w:color w:val="000000" w:themeColor="text1"/>
+        </w:rPr>
+        <w:t>C. Smiliotopoulos and G. Kambourakis, "Machine Learning for Lateral Movement Detection: Imbalanced vs Resampled Data," Int. J. Inf. Secur., 2026 (preprint).</w:t>
+      </w:r>
+    </w:p>
+    <w:p>
+      <w:pPr>
+        <w:pStyle w:val="references"/>
+        <w:rPr>
+          <w:color w:val="000000" w:themeColor="text1"/>
+        </w:rPr>
+      </w:pPr>
+      <w:r>
+        <w:rPr>
+          <w:color w:val="000000" w:themeColor="text1"/>
+        </w:rPr>
+        <w:t>C. Smiliotopoulos et al., "Revisiting the detection of lateral movement through Sysmon," Appl. Sci., vol. 12, no. 15, p. 7746, 2022.</w:t>
+      </w:r>
+    </w:p>
+    <w:p>
+      <w:pPr>
+        <w:pStyle w:val="references"/>
+        <w:rPr>
+          <w:color w:val="000000" w:themeColor="text1"/>
+        </w:rPr>
+      </w:pPr>
+      <w:r>
+        <w:rPr>
+          <w:color w:val="000000" w:themeColor="text1"/>
+        </w:rPr>
+        <w:t>R. Achmad et al., "Sysmon event logs for machine learning-based malware detection," Cyber Secur. Appl., vol. 5, p. 100110, 2025.</w:t>
+      </w:r>
+    </w:p>
+    <w:p>
+      <w:pPr>
+        <w:pStyle w:val="references"/>
+        <w:rPr>
+          <w:color w:val="000000" w:themeColor="text1"/>
+        </w:rPr>
+      </w:pPr>
+      <w:r>
+        <w:rPr>
+          <w:color w:val="000000" w:themeColor="text1"/>
+        </w:rPr>
+        <w:t>J. Gwak et al., "Explainable Malware Classification based on ETW Logs," in Proc. CiSE-CxAI, 2023.</w:t>
+      </w:r>
+    </w:p>
+    <w:p>
+      <w:pPr>
+        <w:pStyle w:val="references"/>
+        <w:rPr>
+          <w:color w:val="000000" w:themeColor="text1"/>
+        </w:rPr>
+      </w:pPr>
+      <w:r>
+        <w:rPr>
+          <w:color w:val="000000" w:themeColor="text1"/>
+        </w:rPr>
+        <w:t>F. T. Liu, K. M. Ting, and Z.-H. Zhou, "Isolation Forest," in Proc. IEEE ICDM, 2008, pp. 413–422.</w:t>
+      </w:r>
+    </w:p>
+    <w:p>
+      <w:pPr>
+        <w:pStyle w:val="references"/>
+        <w:rPr>
+          <w:color w:val="000000" w:themeColor="text1"/>
+        </w:rPr>
+      </w:pPr>
+      <w:r>
+        <w:rPr>
+          <w:color w:val="000000" w:themeColor="text1"/>
+        </w:rPr>
+        <w:t>J. Ispahany et al., "Online Batch Incremental Ransomware Detection in Sysmon Data Streams," IEEE Access, vol. 11, pp. 14111–14128, 2023.</w:t>
+      </w:r>
+    </w:p>
+    <w:p>
+      <w:pPr>
+        <w:pStyle w:val="references"/>
+        <w:rPr>
+          <w:color w:val="000000" w:themeColor="text1"/>
+        </w:rPr>
+      </w:pPr>
+      <w:r>
+        <w:rPr>
+          <w:color w:val="000000" w:themeColor="text1"/>
+        </w:rPr>
+        <w:t>J. Ispahany et al., "SILRAD: Streaming Machine Learning for Ransomware Detection," in Proc. Annual Res. Secur. Conf., 2025.</w:t>
+      </w:r>
+    </w:p>
+    <w:p>
+      <w:pPr>
+        <w:pStyle w:val="references"/>
+        <w:rPr>
+          <w:color w:val="000000" w:themeColor="text1"/>
+        </w:rPr>
+      </w:pPr>
+      <w:r>
+        <w:rPr>
+          <w:color w:val="000000" w:themeColor="text1"/>
+        </w:rPr>
+        <w:t>Y. Guo et al., "Ransomware Detection through Correlated Performance Counters," in Proc. ACM FSE, 2025.</w:t>
+      </w:r>
+    </w:p>
+    <w:p>
+      <w:pPr>
+        <w:pStyle w:val="references"/>
+        <w:rPr>
+          <w:color w:val="000000" w:themeColor="text1"/>
+        </w:rPr>
+      </w:pPr>
+      <w:r>
+        <w:rPr>
+          <w:color w:val="000000" w:themeColor="text1"/>
+        </w:rPr>
+        <w:t>A. Demetriou et al., "Exploiting Autoencoder-Based Anomaly Detection to Enhance Cybersecurity in Power Grids," Future Internet, vol. 16, no. 6, p. 184, 2024.</w:t>
+      </w:r>
+    </w:p>
+    <w:p>
+      <w:pPr>
+        <w:pStyle w:val="references"/>
+        <w:rPr>
+          <w:color w:val="000000" w:themeColor="text1"/>
+        </w:rPr>
+      </w:pPr>
+      <w:r>
+        <w:rPr>
+          <w:color w:val="000000" w:themeColor="text1"/>
+        </w:rPr>
+        <w:t>G. A. Wilkins, "Real-Time Anomaly Detection in OT Networks Using GRU-Based Autoencoders," M.S. thesis, Univ. of Arkansas, 2025.</w:t>
+      </w:r>
+    </w:p>
+    <w:p>
+      <w:pPr>
+        <w:pStyle w:val="references"/>
+        <w:rPr>
+          <w:color w:val="000000" w:themeColor="text1"/>
+        </w:rPr>
+      </w:pPr>
+      <w:r>
+        <w:rPr>
+          <w:color w:val="000000" w:themeColor="text1"/>
+        </w:rPr>
+        <w:t>Z. Zamanzadeh Darban et al., "Deep Learning for Time Series Anomaly Detection: A Survey," ACM Comput. Surv., vol. 57, no. 1, 2024.</w:t>
+      </w:r>
+    </w:p>
+    <w:p>
+      <w:pPr>
+        <w:pStyle w:val="references"/>
+        <w:rPr>
+          <w:color w:val="000000" w:themeColor="text1"/>
+        </w:rPr>
+      </w:pPr>
+      <w:r>
+        <w:rPr>
+          <w:color w:val="000000" w:themeColor="text1"/>
+        </w:rPr>
+        <w:t>Y. Yang et al., "ProGrapher: Graph-based Provenance Anomaly Detection," in Proc. USENIX Security, 2023.</w:t>
+      </w:r>
+    </w:p>
+    <w:p>
+      <w:pPr>
+        <w:pStyle w:val="references"/>
+        <w:rPr>
+          <w:color w:val="000000" w:themeColor="text1"/>
+        </w:rPr>
+      </w:pPr>
+      <w:r>
+        <w:rPr>
+          <w:color w:val="000000" w:themeColor="text1"/>
+        </w:rPr>
+        <w:t>B. Jiang et al., "ORTHRUS: High-Fidelity Host Anomaly Detection via Temporal Graph Learning," in Proc. USENIX Security, 2025.</w:t>
+      </w:r>
+    </w:p>
+    <w:p>
+      <w:pPr>
+        <w:pStyle w:val="references"/>
+        <w:rPr>
+          <w:color w:val="000000" w:themeColor="text1"/>
+        </w:rPr>
+      </w:pPr>
+      <w:r>
+        <w:rPr>
+          <w:color w:val="000000" w:themeColor="text1"/>
+        </w:rPr>
+        <w:t>M. Abrar et al., "Reproducibility in Provenance-based Intrusion Detection Systems," ACM Comput. Surv., 2025.</w:t>
+      </w:r>
+    </w:p>
+    <w:p>
+      <w:pPr>
+        <w:pStyle w:val="references"/>
+        <w:rPr>
+          <w:color w:val="000000" w:themeColor="text1"/>
+        </w:rPr>
+      </w:pPr>
+      <w:r>
+        <w:rPr>
+          <w:color w:val="000000" w:themeColor="text1"/>
+        </w:rPr>
+        <w:t>MITRE, "MITRE ATT&amp;CK®," 2024. [Online]. Available: [https://attack.mitre.org/](https://attack.mitre.org/)</w:t>
+      </w:r>
+    </w:p>
+    <w:p>
+      <w:pPr>
+        <w:pStyle w:val="references"/>
+        <w:rPr>
+          <w:color w:val="000000" w:themeColor="text1"/>
+        </w:rPr>
+      </w:pPr>
+      <w:r>
+        <w:rPr>
+          <w:color w:val="000000" w:themeColor="text1"/>
+        </w:rPr>
+        <w:t>M. Abdin et al., "Phi-3 Technical Report," Microsoft Research, Tech. Rep. MSR-TR-2024-12, 2024.</w:t>
+      </w:r>
+    </w:p>
+    <w:p>
+      <w:pPr>
+        <w:pStyle w:val="references"/>
+        <w:rPr>
+          <w:color w:val="000000" w:themeColor="text1"/>
+        </w:rPr>
+      </w:pPr>
+      <w:r>
+        <w:rPr>
+          <w:color w:val="000000" w:themeColor="text1"/>
+        </w:rPr>
+        <w:t>Meta AI, "Llama 3.2: Revolutionizing edge AI and vision with open, customizable models," 2024. [Online]. Available: [https://ai.meta.com/blog/llama-3-2-connect-2024-vision-edge-mobile-devices/](https://ai.meta.com/blog/llama-3-2-connect-2024-vision-edge-mobile-devices/)</w:t>
+      </w:r>
+    </w:p>
+    <w:p>
+      <w:pPr>
+        <w:pStyle w:val="references"/>
+        <w:rPr>
+          <w:color w:val="000000" w:themeColor="text1"/>
+        </w:rPr>
+      </w:pPr>
+      <w:r>
+        <w:rPr>
+          <w:color w:val="000000" w:themeColor="text1"/>
+        </w:rPr>
+        <w:t>A. Shekhar, "Step-by-Step Guide to Using Ollama: Local LLM Inference Made Easy," Medium, 2025.</w:t>
+      </w:r>
+    </w:p>
+    <w:p>
+      <w:pPr>
+        <w:pStyle w:val="references"/>
+        <w:rPr>
+          <w:color w:val="000000" w:themeColor="text1"/>
+        </w:rPr>
+      </w:pPr>
+      <w:r>
+        <w:rPr>
+          <w:color w:val="000000" w:themeColor="text1"/>
+        </w:rPr>
+        <w:t>J. Gu et al., "A Survey on LLM-as-a-Judge," arXiv:2411.15594, 2024.</w:t>
+      </w:r>
+    </w:p>
+    <w:p>
+      <w:pPr>
+        <w:pStyle w:val="references"/>
+        <w:rPr>
+          <w:color w:val="000000" w:themeColor="text1"/>
+        </w:rPr>
+      </w:pPr>
+      <w:r>
+        <w:rPr>
+          <w:color w:val="000000" w:themeColor="text1"/>
+        </w:rPr>
+        <w:t>Y. Liu et al., "G-Eval: NLG Evaluation Using GPT-4 with Better Human Alignment," in Proc. EMNLP, 2023, pp. 2511–2522.</w:t>
+      </w:r>
+    </w:p>
+    <w:p>
+      <w:pPr>
+        <w:pStyle w:val="references"/>
+        <w:rPr>
+          <w:color w:val="000000" w:themeColor="text1"/>
+        </w:rPr>
+      </w:pPr>
+      <w:r>
+        <w:rPr>
+          <w:color w:val="000000" w:themeColor="text1"/>
+        </w:rPr>
+        <w:t>L. Zheng et al., "Judging LLM-as-a-Judge with MT-Bench and Chatbot Arena," in Proc. NeurIPS, 2023.</w:t>
+      </w:r>
+    </w:p>
+    <w:p>
+      <w:pPr>
+        <w:pStyle w:val="references"/>
+        <w:rPr>
+          <w:color w:val="000000" w:themeColor="text1"/>
+        </w:rPr>
+      </w:pPr>
+      <w:r>
+        <w:rPr>
+          <w:color w:val="000000" w:themeColor="text1"/>
+        </w:rPr>
+        <w:t>D. Preuveneers et al., "The Paradigm of Hallucinations in AI-driven Cybersecurity Systems," Comput. Electr. Eng., vol. 124, 2025.</w:t>
+      </w:r>
+    </w:p>
+    <w:p>
+      <w:pPr>
+        <w:pStyle w:val="references"/>
+        <w:rPr>
+          <w:color w:val="000000" w:themeColor="text1"/>
+        </w:rPr>
+      </w:pPr>
+      <w:r>
+        <w:rPr>
+          <w:color w:val="000000" w:themeColor="text1"/>
+        </w:rPr>
+        <w:t>A. Alansari and H. Luqman, "Large Language Models Hallucination: A Comprehensive Survey," arXiv:2510.06265, 2025.</w:t>
+      </w:r>
+    </w:p>
+    <w:p>
+      <w:pPr>
+        <w:pStyle w:val="references"/>
+        <w:rPr>
+          <w:color w:val="000000" w:themeColor="text1"/>
+        </w:rPr>
+      </w:pPr>
+      <w:r>
+        <w:rPr>
+          <w:color w:val="000000" w:themeColor="text1"/>
+        </w:rPr>
+        <w:t>OWASP Gen AI Security Project, "LLM01:2025 Prompt Injection," 2025. [Online]. Available: [https://genai.owasp.org/llmrisk/llm01-prompt-injection/](https://genai.owasp.org/llmrisk/llm01-prompt-injection/)</w:t>
+      </w:r>
+    </w:p>
+    <w:p>
+      <w:pPr>
+        <w:pStyle w:val="references"/>
+        <w:rPr>
+          <w:color w:val="000000" w:themeColor="text1"/>
+        </w:rPr>
+      </w:pPr>
+      <w:r>
+        <w:rPr>
+          <w:color w:val="000000" w:themeColor="text1"/>
+        </w:rPr>
+        <w:t>Y. Liu et al., "Prompt Injection Attack against LLM-Integrated Applications," arXiv:2306.05499, 2023.</w:t>
+      </w:r>
+    </w:p>
+    <w:p>
+      <w:pPr>
+        <w:pStyle w:val="references"/>
+        <w:rPr>
+          <w:color w:val="000000" w:themeColor="text1"/>
+        </w:rPr>
+      </w:pPr>
+      <w:r>
+        <w:rPr>
+          <w:color w:val="000000" w:themeColor="text1"/>
+        </w:rPr>
+        <w:t>K. Zhang et al., "Joint Face Detection and Alignment Using Multi-task Cascaded Convolutional Networks," IEEE Signal Process. Lett., vol. 23, no. 10, pp. 1499–1503, 2016.</w:t>
+      </w:r>
+    </w:p>
+    <w:p>
+      <w:pPr>
+        <w:pStyle w:val="references"/>
+        <w:rPr>
+          <w:color w:val="000000" w:themeColor="text1"/>
+        </w:rPr>
+      </w:pPr>
+      <w:r>
+        <w:rPr>
+          <w:color w:val="000000" w:themeColor="text1"/>
+        </w:rPr>
+        <w:t>J. Guo and Z. Zhang, "Sample and Computation Redistribution for Efficient Face Detection," arXiv:2105.04714, 2021.</w:t>
+      </w:r>
+    </w:p>
+    <w:p>
+      <w:pPr>
+        <w:pStyle w:val="references"/>
+        <w:rPr>
+          <w:color w:val="000000" w:themeColor="text1"/>
+        </w:rPr>
+      </w:pPr>
+      <w:r>
+        <w:rPr>
+          <w:color w:val="000000" w:themeColor="text1"/>
+        </w:rPr>
+        <w:t>J. Deng et al., "ArcFace: Additive Angular Margin Loss for Deep Face Recognition," in Proc. IEEE/CVF CVPR, 2019, pp. 4690–4699.</w:t>
+      </w:r>
+    </w:p>
+    <w:p>
+      <w:pPr>
+        <w:pStyle w:val="references"/>
+        <w:rPr>
+          <w:color w:val="000000" w:themeColor="text1"/>
+        </w:rPr>
+      </w:pPr>
+      <w:r>
+        <w:rPr>
+          <w:color w:val="000000" w:themeColor="text1"/>
+        </w:rPr>
+        <w:t>J. Deng et al., "InsightFace: An Open Source 2D&amp;3D Deep Face Analysis Library," arXiv:2107.04538, 2021.</w:t>
+      </w:r>
+    </w:p>
+    <w:p>
+      <w:pPr>
+        <w:pStyle w:val="references"/>
+        <w:rPr>
+          <w:color w:val="000000" w:themeColor="text1"/>
+        </w:rPr>
+      </w:pPr>
+      <w:r>
+        <w:rPr>
+          <w:color w:val="000000" w:themeColor="text1"/>
+        </w:rPr>
+        <w:t>M. T. H. Fuad et al., "Recent Advances in Deep Learning Techniques for Face Recognition," IEEE Access, vol. 9, pp. 99112–99142, 2021.</w:t>
+      </w:r>
+    </w:p>
+    <w:p>
+      <w:pPr>
+        <w:pStyle w:val="references"/>
+        <w:rPr>
+          <w:color w:val="000000" w:themeColor="text1"/>
+        </w:rPr>
+      </w:pPr>
+      <w:r>
+        <w:rPr>
+          <w:color w:val="000000" w:themeColor="text1"/>
+        </w:rPr>
+        <w:t>K. He et al., "Deep Residual Learning for Image Recognition," in Proc. IEEE CVPR, 2016.</w:t>
+      </w:r>
+    </w:p>
+    <w:p>
+      <w:pPr>
+        <w:pStyle w:val="references"/>
+        <w:rPr>
+          <w:color w:val="000000" w:themeColor="text1"/>
+        </w:rPr>
+      </w:pPr>
+      <w:r>
+        <w:rPr>
+          <w:color w:val="000000" w:themeColor="text1"/>
+        </w:rPr>
+        <w:t>N. E. Khalifa, M. Loey, and S. Mirjalili, "A Comprehensive Survey of Recent Trends in Deep Learning for Digital Images Augmentation," Artif. Intell. Rev., vol. 55, pp. 2351–2377, 2022.</w:t>
+      </w:r>
+    </w:p>
+    <w:p>
+      <w:pPr>
+        <w:pStyle w:val="references"/>
+        <w:rPr>
+          <w:color w:val="000000" w:themeColor="text1"/>
+        </w:rPr>
+      </w:pPr>
+      <w:r>
+        <w:rPr>
+          <w:color w:val="000000" w:themeColor="text1"/>
+        </w:rPr>
+        <w:t>Z. Yu et al., "Deep Learning for Face Anti-Spoofing: A Survey," IEEE Trans. Pattern Anal. Mach. Intell., vol. 45, no. 5, pp. 5609–5631, 2023.</w:t>
+      </w:r>
+    </w:p>
+    <w:p>
+      <w:pPr>
+        <w:pStyle w:val="references"/>
+        <w:rPr>
+          <w:color w:val="000000" w:themeColor="text1"/>
+        </w:rPr>
+      </w:pPr>
+      <w:r>
+        <w:rPr>
+          <w:color w:val="000000" w:themeColor="text1"/>
+        </w:rPr>
+        <w:t>W. J. Scheirer et al., "Toward Open Set Recognition," IEEE Trans. Pattern Anal. Mach. Intell., vol. 35, no. 7, pp. 1757–1772, 2013.</w:t>
+      </w:r>
+    </w:p>
+    <w:p>
+      <w:pPr>
+        <w:jc w:val="both"/>
+      </w:pPr>
     </w:p>
     <w:p>
       <w:pPr>
         <w:jc w:val="start"/>
-        <w:rPr>
-          <w:i/>
-          <w:iCs/>
-          <w:noProof/>
-        </w:rPr>
-      </w:pPr>
-    </w:p>
-    <w:p>
-      <w:pPr>
-        <w:pStyle w:val="Ttulo2"/>
-      </w:pPr>
-      <w:r>
-        <w:t>Identify</w:t>
-      </w:r>
-      <w:r>
-        <w:t xml:space="preserve"> the Headings</w:t>
-      </w:r>
-    </w:p>
-    <w:p>
-      <w:pPr>
-        <w:pStyle w:val="Corpodetexto"/>
-      </w:pPr>
-    </w:p>
-    <w:p>
-      <w:pPr>
-        <w:pStyle w:val="Ttulo2"/>
-      </w:pPr>
-      <w:r>
-        <w:t>Figures and Tables</w:t>
-      </w:r>
-    </w:p>
-    <w:p>
-      <w:pPr>
-        <w:pStyle w:val="Ttulo4"/>
-        <w:rPr>
-          <w:i w:val="0"/>
-        </w:rPr>
-      </w:pPr>
-      <w:r>
-        <w:t xml:space="preserve"> </w:t>
-      </w:r>
-      <w:r>
-        <w:t xml:space="preserve">Positioning Figures and Tables: </w:t>
-      </w:r>
-      <w:r>
-        <w:rPr>
-          <w:i w:val="0"/>
-        </w:rPr>
-        <w:t xml:space="preserve">Place figures and tables at the top and bottom of columns. Avoid placing them in the middle of columns. </w:t>
-      </w:r>
-    </w:p>
-    <w:p/>
-    <w:p>
-      <w:pPr>
-        <w:pStyle w:val="tablehead"/>
-      </w:pPr>
-      <w:r>
-        <w:t>Table Type Styles</w:t>
-      </w:r>
-    </w:p>
-    <w:tbl>
-      <w:tblPr>
-        <w:tblW w:w="0pt" w:type="dxa"/>
-        <w:jc w:val="center"/>
-        <w:tblBorders>
-          <w:top w:val="single" w:sz="2" w:space="0" w:color="auto"/>
-          <w:start w:val="single" w:sz="2" w:space="0" w:color="auto"/>
-          <w:bottom w:val="single" w:sz="2" w:space="0" w:color="auto"/>
-          <w:end w:val="single" w:sz="2" w:space="0" w:color="auto"/>
-          <w:insideH w:val="single" w:sz="2" w:space="0" w:color="auto"/>
-          <w:insideV w:val="single" w:sz="2" w:space="0" w:color="auto"/>
-        </w:tblBorders>
-        <w:tblLayout w:type="fixed"/>
-        <w:tblLook w:firstRow="0" w:lastRow="0" w:firstColumn="0" w:lastColumn="0" w:noHBand="0" w:noVBand="0"/>
-      </w:tblPr>
-      <w:tblGrid>
-        <w:gridCol w:w="720"/>
-        <w:gridCol w:w="2340"/>
-        <w:gridCol w:w="900"/>
-        <w:gridCol w:w="900"/>
-      </w:tblGrid>
-      <w:tr>
-        <w:trPr>
-          <w:cantSplit/>
-          <w:trHeight w:val="240"/>
-          <w:tblHeader/>
-          <w:jc w:val="center"/>
-        </w:trPr>
-        <w:tc>
-          <w:tcPr>
-            <w:tcW w:w="36pt" w:type="dxa"/>
-            <w:vMerge w:val="restart"/>
-            <w:vAlign w:val="center"/>
-          </w:tcPr>
-          <w:p>
-            <w:pPr>
-              <w:pStyle w:val="tablecolhead"/>
-            </w:pPr>
-            <w:r>
-              <w:t>Table Head</w:t>
-            </w:r>
-          </w:p>
-        </w:tc>
-        <w:tc>
-          <w:tcPr>
-            <w:tcW w:w="207pt" w:type="dxa"/>
-            <w:gridSpan w:val="3"/>
-            <w:vAlign w:val="center"/>
-          </w:tcPr>
-          <w:p>
-            <w:pPr>
-              <w:pStyle w:val="tablecolhead"/>
-            </w:pPr>
-            <w:r>
-              <w:t>Table Column Head</w:t>
-            </w:r>
-          </w:p>
-        </w:tc>
-      </w:tr>
-      <w:tr>
-        <w:trPr>
-          <w:cantSplit/>
-          <w:trHeight w:val="240"/>
-          <w:tblHeader/>
-          <w:jc w:val="center"/>
-        </w:trPr>
-        <w:tc>
-          <w:tcPr>
-            <w:tcW w:w="36pt" w:type="dxa"/>
-            <w:vMerge/>
-          </w:tcPr>
-          <w:p>
-            <w:pPr>
-              <w:rPr>
-                <w:sz w:val="16"/>
-                <w:szCs w:val="16"/>
-              </w:rPr>
-            </w:pPr>
-          </w:p>
-        </w:tc>
-        <w:tc>
-          <w:tcPr>
-            <w:tcW w:w="117pt" w:type="dxa"/>
-            <w:vAlign w:val="center"/>
-          </w:tcPr>
-          <w:p>
-            <w:pPr>
-              <w:pStyle w:val="tablecolsubhead"/>
-            </w:pPr>
-            <w:r>
-              <w:t>Table column subhead</w:t>
-            </w:r>
-          </w:p>
-        </w:tc>
-        <w:tc>
-          <w:tcPr>
-            <w:tcW w:w="45pt" w:type="dxa"/>
-            <w:vAlign w:val="center"/>
-          </w:tcPr>
-          <w:p>
-            <w:pPr>
-              <w:pStyle w:val="tablecolsubhead"/>
-            </w:pPr>
-            <w:r>
-              <w:t>Subhead</w:t>
-            </w:r>
-          </w:p>
-        </w:tc>
-        <w:tc>
-          <w:tcPr>
-            <w:tcW w:w="45pt" w:type="dxa"/>
-            <w:vAlign w:val="center"/>
-          </w:tcPr>
-          <w:p>
-            <w:pPr>
-              <w:pStyle w:val="tablecolsubhead"/>
-            </w:pPr>
-            <w:r>
-              <w:t>Subhead</w:t>
-            </w:r>
-          </w:p>
-        </w:tc>
-      </w:tr>
-      <w:tr>
-        <w:trPr>
-          <w:trHeight w:val="320"/>
-          <w:jc w:val="center"/>
-        </w:trPr>
-        <w:tc>
-          <w:tcPr>
-            <w:tcW w:w="36pt" w:type="dxa"/>
-            <w:vAlign w:val="center"/>
-          </w:tcPr>
-          <w:p>
-            <w:pPr>
-              <w:pStyle w:val="tablecopy"/>
-              <w:rPr>
-                <w:sz w:val="8"/>
-                <w:szCs w:val="8"/>
-              </w:rPr>
-            </w:pPr>
-            <w:r>
-              <w:t>copy</w:t>
-            </w:r>
-          </w:p>
-        </w:tc>
-        <w:tc>
-          <w:tcPr>
-            <w:tcW w:w="117pt" w:type="dxa"/>
-            <w:vAlign w:val="center"/>
-          </w:tcPr>
-          <w:p>
-            <w:pPr>
-              <w:pStyle w:val="tablecopy"/>
-            </w:pPr>
-            <w:r>
-              <w:t>More table copy</w:t>
-            </w:r>
-            <w:r>
-              <w:rPr>
-                <w:vertAlign w:val="superscript"/>
-              </w:rPr>
-              <w:t>a</w:t>
-            </w:r>
-          </w:p>
-        </w:tc>
-        <w:tc>
-          <w:tcPr>
-            <w:tcW w:w="45pt" w:type="dxa"/>
-            <w:vAlign w:val="center"/>
-          </w:tcPr>
-          <w:p>
-            <w:pPr>
-              <w:rPr>
-                <w:sz w:val="16"/>
-                <w:szCs w:val="16"/>
-              </w:rPr>
-            </w:pPr>
-          </w:p>
-        </w:tc>
-        <w:tc>
-          <w:tcPr>
-            <w:tcW w:w="45pt" w:type="dxa"/>
-            <w:vAlign w:val="center"/>
-          </w:tcPr>
-          <w:p>
-            <w:pPr>
-              <w:rPr>
-                <w:sz w:val="16"/>
-                <w:szCs w:val="16"/>
-              </w:rPr>
-            </w:pPr>
-          </w:p>
-        </w:tc>
-      </w:tr>
-    </w:tbl>
-    <w:p>
-      <w:pPr>
-        <w:pStyle w:val="tablefootnote"/>
-      </w:pPr>
-      <w:r>
-        <w:t xml:space="preserve">Sample </w:t>
-      </w:r>
-      <w:r>
-        <w:t>of</w:t>
-      </w:r>
-      <w:r>
-        <w:t xml:space="preserve"> a </w:t>
-      </w:r>
-      <w:r>
-        <w:t>Table</w:t>
-      </w:r>
-      <w:r>
-        <w:t xml:space="preserve"> </w:t>
-      </w:r>
-      <w:r>
-        <w:t>footnote</w:t>
-      </w:r>
-      <w:r>
-        <w:t xml:space="preserve">. </w:t>
-      </w:r>
-      <w:r>
-        <w:t>(</w:t>
-      </w:r>
-      <w:r>
-        <w:rPr>
-          <w:i/>
-        </w:rPr>
-        <w:t>Table footnote</w:t>
-      </w:r>
-      <w:r>
-        <w:t>)</w:t>
-      </w:r>
-    </w:p>
-    <w:p>
-      <w:pPr>
-        <w:pStyle w:val="figurecaption"/>
-      </w:pPr>
-      <w:r>
-        <w:t xml:space="preserve">Example of a figure </w:t>
-      </w:r>
-      <w:r>
-        <w:t>caption</w:t>
-      </w:r>
-      <w:r>
-        <w:t xml:space="preserve">. </w:t>
-      </w:r>
-      <w:r>
-        <w:rPr>
-          <w:iCs/>
-        </w:rPr>
-        <w:t>(</w:t>
-      </w:r>
-      <w:r>
-        <w:rPr>
-          <w:i/>
-          <w:iCs/>
-        </w:rPr>
-        <w:t>figure caption</w:t>
-      </w:r>
-      <w:r>
-        <w:rPr>
-          <w:iCs/>
-        </w:rPr>
-        <w:t>)</w:t>
-      </w:r>
-    </w:p>
-    <w:p>
-      <w:pPr>
-        <w:pStyle w:val="Corpodetexto"/>
-      </w:pPr>
-      <w:r>
-        <w:t xml:space="preserve">Figure Labels: </w:t>
-      </w:r>
-    </w:p>
-    <w:p>
-      <w:pPr>
-        <w:pStyle w:val="Ttulo5"/>
-      </w:pPr>
-      <w:r>
-        <w:lastRenderedPageBreak/>
-        <w:t>Acknowledgment</w:t>
-      </w:r>
-      <w:r>
-        <w:t xml:space="preserve"> </w:t>
-      </w:r>
-      <w:r>
-        <w:rPr>
-          <w:i/>
-          <w:iCs/>
-        </w:rPr>
-        <w:t>(</w:t>
-      </w:r>
-      <w:r>
-        <w:rPr>
-          <w:i/>
-          <w:iCs/>
-          <w:smallCaps w:val="0"/>
-        </w:rPr>
-        <w:t>Heading 5</w:t>
-      </w:r>
-      <w:r>
-        <w:rPr>
-          <w:i/>
-          <w:iCs/>
-        </w:rPr>
-        <w:t>)</w:t>
-      </w:r>
-    </w:p>
-    <w:p>
-      <w:pPr>
-        <w:pStyle w:val="Corpodetexto"/>
-      </w:pPr>
-    </w:p>
-    <w:p>
-      <w:pPr>
-        <w:pStyle w:val="Ttulo5"/>
-      </w:pPr>
-      <w:r>
-        <w:t>References</w:t>
-      </w:r>
-    </w:p>
-    <w:p/>
-    <w:p>
-      <w:pPr>
-        <w:pStyle w:val="references"/>
-        <w:ind w:start="17.70pt" w:firstLine="0pt"/>
-        <w:jc w:val="start"/>
-      </w:pPr>
-      <w:r>
-        <w:rPr>
-          <w:color w:val="000000" w:themeColor="text1"/>
-        </w:rPr>
-        <w:t xml:space="preserve">C. Smiliotopoulos and G. Kambourakis, “Sysmon event logs for machine learning-based malware detection,” </w:t>
-      </w:r>
-      <w:r>
-        <w:rPr>
-          <w:i/>
-          <w:iCs/>
-          <w:color w:val="000000" w:themeColor="text1"/>
-        </w:rPr>
-        <w:t>International Journal of Information Security</w:t>
-      </w:r>
-      <w:r>
-        <w:rPr>
-          <w:color w:val="000000" w:themeColor="text1"/>
-        </w:rPr>
-        <w:t xml:space="preserve">, vol. 22, no. 7, pp. 1–16, 2023. </w:t>
-      </w:r>
-      <w:hyperlink r:id="rId15">
-        <w:r>
-          <w:rPr>
-            <w:rStyle w:val="Hiperligao"/>
-            <w:color w:val="000000" w:themeColor="text1"/>
-          </w:rPr>
-          <w:t>https://doi.org/10.1007/s10207-023-00725-8</w:t>
-        </w:r>
-      </w:hyperlink>
-    </w:p>
-    <w:p>
-      <w:pPr>
-        <w:pStyle w:val="references"/>
-        <w:jc w:val="start"/>
-      </w:pPr>
-      <w:r>
-        <w:rPr>
-          <w:color w:val="000000" w:themeColor="text1"/>
-        </w:rPr>
-        <w:t xml:space="preserve">C. Smiliotopoulos and G. Kambourakis, “Machine Learning for Lateral Movement Detection: Imbalanced vs Resampled Data,” </w:t>
-      </w:r>
-      <w:r>
-        <w:rPr>
-          <w:i/>
-          <w:iCs/>
-          <w:color w:val="000000" w:themeColor="text1"/>
-        </w:rPr>
-        <w:t>International Journal of Information Security</w:t>
-      </w:r>
-      <w:r>
-        <w:rPr>
-          <w:color w:val="000000" w:themeColor="text1"/>
-        </w:rPr>
-        <w:t xml:space="preserve">, 2026 (preprint). </w:t>
-      </w:r>
-      <w:hyperlink r:id="rId16">
-        <w:r>
-          <w:rPr>
-            <w:rStyle w:val="Hiperligao"/>
-            <w:color w:val="000000" w:themeColor="text1"/>
-          </w:rPr>
-          <w:t>https://d-nb.info/1272279990/34</w:t>
-        </w:r>
-      </w:hyperlink>
-    </w:p>
-    <w:p>
-      <w:pPr>
-        <w:pStyle w:val="references"/>
-        <w:jc w:val="start"/>
-      </w:pPr>
-      <w:r>
-        <w:rPr>
-          <w:color w:val="000000" w:themeColor="text1"/>
-        </w:rPr>
-        <w:t xml:space="preserve">C. Smiliotopoulos et al., “Revisiting the detection of lateral movement through Sysmon,” </w:t>
-      </w:r>
-      <w:r>
-        <w:rPr>
-          <w:i/>
-          <w:iCs/>
-          <w:color w:val="000000" w:themeColor="text1"/>
-        </w:rPr>
-        <w:t>Applied Sciences</w:t>
-      </w:r>
-      <w:r>
-        <w:rPr>
-          <w:color w:val="000000" w:themeColor="text1"/>
-        </w:rPr>
-        <w:t xml:space="preserve">, vol. 12, no. 15, p. 7746, 2022. </w:t>
-      </w:r>
-      <w:hyperlink r:id="rId17">
-        <w:r>
-          <w:rPr>
-            <w:rStyle w:val="Hiperligao"/>
-            <w:color w:val="000000" w:themeColor="text1"/>
-          </w:rPr>
-          <w:t>https://www.mdpi.com/2076-3417/12/15/7746</w:t>
-        </w:r>
-      </w:hyperlink>
-    </w:p>
-    <w:p>
-      <w:pPr>
-        <w:pStyle w:val="references"/>
-        <w:jc w:val="start"/>
-      </w:pPr>
-      <w:r>
-        <w:rPr>
-          <w:color w:val="000000" w:themeColor="text1"/>
-        </w:rPr>
-        <w:t xml:space="preserve">J. Ispahany et al., “Online Batch Incremental Ransomware Detection in Sysmon Data Streams,” </w:t>
-      </w:r>
-      <w:r>
-        <w:rPr>
-          <w:i/>
-          <w:iCs/>
-          <w:color w:val="000000" w:themeColor="text1"/>
-        </w:rPr>
-        <w:t>IEEE Access</w:t>
-      </w:r>
-      <w:r>
-        <w:rPr>
-          <w:color w:val="000000" w:themeColor="text1"/>
-        </w:rPr>
-        <w:t xml:space="preserve">, vol. 11, pp. 14111–14128, 2023. </w:t>
-      </w:r>
-      <w:hyperlink r:id="rId18">
-        <w:r>
-          <w:rPr>
-            <w:rStyle w:val="Hiperligao"/>
-            <w:color w:val="000000" w:themeColor="text1"/>
-          </w:rPr>
-          <w:t>https://doi.org/10.48550/arXiv.2501.01083</w:t>
-        </w:r>
-      </w:hyperlink>
-    </w:p>
-    <w:p>
-      <w:pPr>
-        <w:pStyle w:val="references"/>
-        <w:jc w:val="start"/>
-      </w:pPr>
-      <w:r>
-        <w:rPr>
-          <w:color w:val="000000" w:themeColor="text1"/>
-        </w:rPr>
-        <w:t xml:space="preserve">J. Ispahany et al., “SILRAD: Streaming Machine Learning for Ransomware Detection,” in </w:t>
-      </w:r>
-      <w:r>
-        <w:rPr>
-          <w:i/>
-          <w:iCs/>
-          <w:color w:val="000000" w:themeColor="text1"/>
-        </w:rPr>
-        <w:t>Proc. Annual Research Security Conf.</w:t>
-      </w:r>
-      <w:r>
-        <w:rPr>
-          <w:color w:val="000000" w:themeColor="text1"/>
-        </w:rPr>
-        <w:t xml:space="preserve">, 2025. </w:t>
-      </w:r>
-      <w:hyperlink r:id="rId19">
-        <w:r>
-          <w:rPr>
-            <w:rStyle w:val="Hiperligao"/>
-            <w:color w:val="000000" w:themeColor="text1"/>
-          </w:rPr>
-          <w:t>https://doi.org/10.1109/ICFRS55784.2025.00010</w:t>
-        </w:r>
-      </w:hyperlink>
-    </w:p>
-    <w:p>
-      <w:pPr>
-        <w:pStyle w:val="references"/>
-        <w:jc w:val="start"/>
-      </w:pPr>
-      <w:r>
-        <w:rPr>
-          <w:color w:val="000000" w:themeColor="text1"/>
-        </w:rPr>
-        <w:t xml:space="preserve">R. Achmad et al., “Sysmon event logs for machine learning-based malware detection,” </w:t>
-      </w:r>
-      <w:r>
-        <w:rPr>
-          <w:i/>
-          <w:iCs/>
-          <w:color w:val="000000" w:themeColor="text1"/>
-        </w:rPr>
-        <w:t>Cyber Security and Applications</w:t>
-      </w:r>
-      <w:r>
-        <w:rPr>
-          <w:color w:val="000000" w:themeColor="text1"/>
-        </w:rPr>
-        <w:t xml:space="preserve">, vol. 5, p. 100110, 2025. </w:t>
-      </w:r>
-      <w:hyperlink r:id="rId20">
-        <w:r>
-          <w:rPr>
-            <w:rStyle w:val="Hiperligao"/>
-            <w:color w:val="000000" w:themeColor="text1"/>
-          </w:rPr>
-          <w:t>https://www.sciencedirect.com/science/article/pii/S277291842500027X</w:t>
-        </w:r>
-      </w:hyperlink>
-    </w:p>
-    <w:p>
-      <w:pPr>
-        <w:pStyle w:val="references"/>
-        <w:jc w:val="start"/>
-      </w:pPr>
-      <w:r>
-        <w:rPr>
-          <w:color w:val="000000" w:themeColor="text1"/>
-        </w:rPr>
-        <w:t xml:space="preserve">M. Mahmoud et al., “SYSCADE: Sysmon and ElasticSearch for Automated Malware Analysis,” </w:t>
-      </w:r>
-      <w:r>
-        <w:rPr>
-          <w:i/>
-          <w:iCs/>
-          <w:color w:val="000000" w:themeColor="text1"/>
-        </w:rPr>
-        <w:t>IEEE Access</w:t>
-      </w:r>
-      <w:r>
-        <w:rPr>
-          <w:color w:val="000000" w:themeColor="text1"/>
-        </w:rPr>
-        <w:t xml:space="preserve">, 2024. </w:t>
-      </w:r>
-      <w:hyperlink r:id="rId21">
-        <w:r>
-          <w:rPr>
-            <w:rStyle w:val="Hiperligao"/>
-            <w:color w:val="000000" w:themeColor="text1"/>
-          </w:rPr>
-          <w:t>https://ieeexplore.ieee.org/document/8892864</w:t>
-        </w:r>
-      </w:hyperlink>
-    </w:p>
-    <w:p>
-      <w:pPr>
-        <w:pStyle w:val="references"/>
-        <w:jc w:val="start"/>
-      </w:pPr>
-      <w:r>
-        <w:rPr>
-          <w:color w:val="000000" w:themeColor="text1"/>
-        </w:rPr>
-        <w:t xml:space="preserve">R. Yao et al., “A Dataset of APT Persistence Techniques on Windows Platforms Mapped to ATT&amp;CK,” in </w:t>
-      </w:r>
-      <w:r>
-        <w:rPr>
-          <w:i/>
-          <w:iCs/>
-          <w:color w:val="000000" w:themeColor="text1"/>
-        </w:rPr>
-        <w:t>Proc. ARYAC</w:t>
-      </w:r>
-      <w:r>
-        <w:rPr>
-          <w:color w:val="000000" w:themeColor="text1"/>
-        </w:rPr>
-        <w:t xml:space="preserve">, 2025. </w:t>
-      </w:r>
-      <w:hyperlink r:id="rId22">
-        <w:r>
-          <w:rPr>
-            <w:rStyle w:val="Hiperligao"/>
-            <w:color w:val="000000" w:themeColor="text1"/>
-          </w:rPr>
-          <w:t>https://cylab.cmu.edu/projects/syslog/papers/dataset-APT-Persistence.pdf</w:t>
-        </w:r>
-      </w:hyperlink>
-    </w:p>
-    <w:p>
-      <w:pPr>
-        <w:pStyle w:val="references"/>
-        <w:jc w:val="start"/>
-        <w:rPr>
-          <w:color w:val="000000" w:themeColor="text1"/>
-        </w:rPr>
-      </w:pPr>
-      <w:r>
-        <w:rPr>
-          <w:color w:val="000000" w:themeColor="text1"/>
-        </w:rPr>
-        <w:t xml:space="preserve">S. Chen et al., “Kellect: Kernel-Based Lossless Event Log Collector,” </w:t>
-      </w:r>
-      <w:r>
-        <w:rPr>
-          <w:i/>
-          <w:iCs/>
-          <w:color w:val="000000" w:themeColor="text1"/>
-        </w:rPr>
-        <w:t>arXiv preprint arXiv:2207.11530</w:t>
-      </w:r>
-      <w:r>
-        <w:rPr>
-          <w:color w:val="000000" w:themeColor="text1"/>
-        </w:rPr>
-        <w:t>, 2022.</w:t>
-      </w:r>
-    </w:p>
-    <w:p>
-      <w:pPr>
-        <w:pStyle w:val="references"/>
-        <w:jc w:val="start"/>
-        <w:rPr>
-          <w:lang w:val="pt-PT"/>
-        </w:rPr>
-      </w:pPr>
-      <w:r>
-        <w:rPr>
-          <w:color w:val="000000" w:themeColor="text1"/>
-        </w:rPr>
-        <w:t xml:space="preserve">J. Gwak et al., “Explainable Malware Classification based on ETW Logs,” in </w:t>
-      </w:r>
-      <w:r>
-        <w:rPr>
-          <w:i/>
-          <w:iCs/>
-          <w:color w:val="000000" w:themeColor="text1"/>
-        </w:rPr>
-        <w:t xml:space="preserve">Proc. </w:t>
-      </w:r>
-      <w:r>
-        <w:rPr>
-          <w:i/>
-          <w:iCs/>
-          <w:color w:val="000000" w:themeColor="text1"/>
-          <w:lang w:val="pt-PT"/>
-        </w:rPr>
-        <w:t>CiSE-CxAI</w:t>
-      </w:r>
-      <w:r>
-        <w:rPr>
-          <w:color w:val="000000" w:themeColor="text1"/>
-          <w:lang w:val="pt-PT"/>
-        </w:rPr>
-        <w:t xml:space="preserve">, 2023. </w:t>
-      </w:r>
-      <w:hyperlink r:id="rId23">
-        <w:r>
-          <w:rPr>
-            <w:rStyle w:val="Hiperligao"/>
-            <w:color w:val="000000" w:themeColor="text1"/>
-            <w:lang w:val="pt-PT"/>
-          </w:rPr>
-          <w:t>https://cs.binghamton.edu/~pawlik/jankiqi/gwak_etal_cxai_2023.pdf</w:t>
-        </w:r>
-      </w:hyperlink>
-    </w:p>
-    <w:p>
-      <w:pPr>
-        <w:pStyle w:val="references"/>
-        <w:jc w:val="start"/>
-        <w:rPr>
-          <w:color w:val="000000" w:themeColor="text1"/>
-        </w:rPr>
-      </w:pPr>
-      <w:r>
-        <w:rPr>
-          <w:color w:val="000000" w:themeColor="text1"/>
-        </w:rPr>
-        <w:t xml:space="preserve">A. Kalinkin et al., “Ransomware detection based on ETW and ML models,” </w:t>
-      </w:r>
-      <w:r>
-        <w:rPr>
-          <w:i/>
-          <w:iCs/>
-          <w:color w:val="000000" w:themeColor="text1"/>
-        </w:rPr>
-        <w:t>IT Security</w:t>
-      </w:r>
-      <w:r>
-        <w:rPr>
-          <w:color w:val="000000" w:themeColor="text1"/>
-        </w:rPr>
-        <w:t>, vol. 15, no. 3, pp. 57–68, 2022.</w:t>
-      </w:r>
-    </w:p>
-    <w:p>
-      <w:pPr>
-        <w:pStyle w:val="references"/>
-        <w:jc w:val="start"/>
-      </w:pPr>
-      <w:r>
-        <w:rPr>
-          <w:color w:val="000000" w:themeColor="text1"/>
-        </w:rPr>
-        <w:t xml:space="preserve">M. Alvi and Z. Jalil, “RansomGuard: Ransomware Detection Using File I/O Classification,” in </w:t>
-      </w:r>
-      <w:r>
-        <w:rPr>
-          <w:i/>
-          <w:iCs/>
-          <w:color w:val="000000" w:themeColor="text1"/>
-        </w:rPr>
-        <w:t>Proc. Workshop on Digital Forensics</w:t>
-      </w:r>
-      <w:r>
-        <w:rPr>
-          <w:color w:val="000000" w:themeColor="text1"/>
-        </w:rPr>
-        <w:t xml:space="preserve">, 2024. </w:t>
-      </w:r>
-      <w:hyperlink r:id="rId24">
-        <w:r>
-          <w:rPr>
-            <w:rStyle w:val="Hiperligao"/>
-            <w:color w:val="000000" w:themeColor="text1"/>
-          </w:rPr>
-          <w:t>https://ieeexplore.ieee.org/document/10343783</w:t>
-        </w:r>
-      </w:hyperlink>
-    </w:p>
-    <w:p>
-      <w:pPr>
-        <w:pStyle w:val="references"/>
-        <w:jc w:val="start"/>
-      </w:pPr>
-      <w:r>
-        <w:rPr>
-          <w:color w:val="000000" w:themeColor="text1"/>
-        </w:rPr>
-        <w:t xml:space="preserve">Y. Guo et al., “Ransomware Detection through Correlated Performance Counters,” in </w:t>
-      </w:r>
-      <w:r>
-        <w:rPr>
-          <w:i/>
-          <w:iCs/>
-          <w:color w:val="000000" w:themeColor="text1"/>
-        </w:rPr>
-        <w:t>Proc. ACM FSE</w:t>
-      </w:r>
-      <w:r>
-        <w:rPr>
-          <w:color w:val="000000" w:themeColor="text1"/>
-        </w:rPr>
-        <w:t xml:space="preserve">, 2025. </w:t>
-      </w:r>
-      <w:hyperlink r:id="rId25">
-        <w:r>
-          <w:rPr>
-            <w:rStyle w:val="Hiperligao"/>
-            <w:color w:val="000000" w:themeColor="text1"/>
-          </w:rPr>
-          <w:t>https://yangguo01.github.io/pubs/ransomradar_fse25.pdf</w:t>
-        </w:r>
-      </w:hyperlink>
-    </w:p>
-    <w:p>
-      <w:pPr>
-        <w:pStyle w:val="references"/>
-        <w:jc w:val="start"/>
-      </w:pPr>
-      <w:r>
-        <w:rPr>
-          <w:color w:val="000000" w:themeColor="text1"/>
-        </w:rPr>
-        <w:t xml:space="preserve">MITRE, “MITRE ATT&amp;CK® Framework,” 2024. </w:t>
-      </w:r>
-      <w:hyperlink r:id="rId26">
-        <w:r>
-          <w:rPr>
-            <w:rStyle w:val="Hiperligao"/>
-            <w:color w:val="000000" w:themeColor="text1"/>
-          </w:rPr>
-          <w:t>https://attack.mitre.org/</w:t>
-        </w:r>
-      </w:hyperlink>
-    </w:p>
-    <w:p>
-      <w:pPr>
-        <w:pStyle w:val="references"/>
-        <w:jc w:val="start"/>
-        <w:rPr>
-          <w:color w:val="000000" w:themeColor="text1"/>
-        </w:rPr>
-      </w:pPr>
-      <w:r>
-        <w:rPr>
-          <w:color w:val="000000" w:themeColor="text1"/>
-        </w:rPr>
-        <w:t xml:space="preserve">Y. Yang et al., “ProGrapher: Graph-based Provenance Anomaly Detection,” in </w:t>
-      </w:r>
-      <w:r>
-        <w:rPr>
-          <w:i/>
-          <w:iCs/>
-          <w:color w:val="000000" w:themeColor="text1"/>
-        </w:rPr>
-        <w:t>Proc. USENIX Security Symposium</w:t>
-      </w:r>
-      <w:r>
-        <w:rPr>
-          <w:color w:val="000000" w:themeColor="text1"/>
-        </w:rPr>
-        <w:t>, 2023.</w:t>
-      </w:r>
-    </w:p>
-    <w:p>
-      <w:pPr>
-        <w:pStyle w:val="references"/>
-        <w:jc w:val="start"/>
-      </w:pPr>
-      <w:r>
-        <w:rPr>
-          <w:color w:val="000000" w:themeColor="text1"/>
-        </w:rPr>
-        <w:t xml:space="preserve">B. Bhattarai and J. Huang, “Prov2Vec: Learning Graph Representations for Anomaly Detection,” in </w:t>
-      </w:r>
-      <w:r>
-        <w:rPr>
-          <w:i/>
-          <w:iCs/>
-          <w:color w:val="000000" w:themeColor="text1"/>
-        </w:rPr>
-        <w:t>Proc. ARES</w:t>
-      </w:r>
-      <w:r>
-        <w:rPr>
-          <w:color w:val="000000" w:themeColor="text1"/>
-        </w:rPr>
-        <w:t xml:space="preserve">, 2024. </w:t>
-      </w:r>
-      <w:hyperlink r:id="rId27">
-        <w:r>
-          <w:rPr>
-            <w:rStyle w:val="Hiperligao"/>
-            <w:color w:val="000000" w:themeColor="text1"/>
-          </w:rPr>
-          <w:t>https://github.com/bhattarai13/prov2vec</w:t>
-        </w:r>
-      </w:hyperlink>
-    </w:p>
-    <w:p>
-      <w:pPr>
-        <w:pStyle w:val="references"/>
-        <w:jc w:val="start"/>
-        <w:rPr>
-          <w:color w:val="000000" w:themeColor="text1"/>
-        </w:rPr>
-      </w:pPr>
-      <w:r>
-        <w:rPr>
-          <w:color w:val="000000" w:themeColor="text1"/>
-        </w:rPr>
-        <w:t xml:space="preserve">Y. Amaru et al., “RAPID: Real-Time Anomaly Detection using Provenance Graphs,” </w:t>
-      </w:r>
-      <w:r>
-        <w:rPr>
-          <w:i/>
-          <w:iCs/>
-          <w:color w:val="000000" w:themeColor="text1"/>
-        </w:rPr>
-        <w:t>arXiv preprint arXiv:2406.05362</w:t>
-      </w:r>
-      <w:r>
-        <w:rPr>
-          <w:color w:val="000000" w:themeColor="text1"/>
-        </w:rPr>
-        <w:t>, 2024.</w:t>
-      </w:r>
-    </w:p>
-    <w:p>
-      <w:pPr>
-        <w:pStyle w:val="references"/>
-        <w:jc w:val="start"/>
-        <w:rPr>
-          <w:color w:val="000000" w:themeColor="text1"/>
-        </w:rPr>
-      </w:pPr>
-      <w:r>
-        <w:rPr>
-          <w:color w:val="000000" w:themeColor="text1"/>
-        </w:rPr>
-        <w:t xml:space="preserve">B. Jiang et al., “ORTHRUS: High-Fidelity Host Anomaly Detection via Temporal Graph Learning,” in </w:t>
-      </w:r>
-      <w:r>
-        <w:rPr>
-          <w:i/>
-          <w:iCs/>
-          <w:color w:val="000000" w:themeColor="text1"/>
-        </w:rPr>
-        <w:t>Proc. USENIX Security Symposium</w:t>
-      </w:r>
-      <w:r>
-        <w:rPr>
-          <w:color w:val="000000" w:themeColor="text1"/>
-        </w:rPr>
-        <w:t>, 2025.</w:t>
-      </w:r>
-    </w:p>
-    <w:p>
-      <w:pPr>
-        <w:pStyle w:val="references"/>
-        <w:jc w:val="start"/>
-      </w:pPr>
-      <w:r>
-        <w:rPr>
-          <w:color w:val="000000" w:themeColor="text1"/>
-        </w:rPr>
-        <w:t xml:space="preserve">M. Abrar et al., “Reproducibility in Provenance-based Intrusion Detection Systems,” </w:t>
-      </w:r>
-      <w:r>
-        <w:rPr>
-          <w:i/>
-          <w:iCs/>
-          <w:color w:val="000000" w:themeColor="text1"/>
-        </w:rPr>
-        <w:t>ACM Computing Surveys</w:t>
-      </w:r>
-      <w:r>
-        <w:rPr>
-          <w:color w:val="000000" w:themeColor="text1"/>
-        </w:rPr>
-        <w:t xml:space="preserve">, 2025. </w:t>
-      </w:r>
-      <w:hyperlink r:id="rId28">
-        <w:r>
-          <w:rPr>
-            <w:rStyle w:val="Hiperligao"/>
-            <w:color w:val="000000" w:themeColor="text1"/>
-          </w:rPr>
-          <w:t>https://doi.org/10.1145/3595764</w:t>
-        </w:r>
-      </w:hyperlink>
-    </w:p>
-    <w:p>
-      <w:pPr>
-        <w:pStyle w:val="references"/>
-        <w:jc w:val="start"/>
-        <w:rPr>
-          <w:color w:val="000000" w:themeColor="text1"/>
-        </w:rPr>
-      </w:pPr>
-      <w:r>
-        <w:rPr>
-          <w:color w:val="000000" w:themeColor="text1"/>
-        </w:rPr>
-        <w:t xml:space="preserve">K. Brodzik et al., “In-Kernel Machine Learning for Ransomware Detection,” </w:t>
-      </w:r>
-      <w:r>
-        <w:rPr>
-          <w:i/>
-          <w:iCs/>
-          <w:color w:val="000000" w:themeColor="text1"/>
-        </w:rPr>
-        <w:t>arXiv preprint</w:t>
-      </w:r>
-      <w:r>
-        <w:rPr>
-          <w:color w:val="000000" w:themeColor="text1"/>
-        </w:rPr>
-        <w:t>, 2024.</w:t>
-      </w:r>
+      </w:pPr>
     </w:p>
     <w:sectPr>
-      <w:headerReference w:type="default" r:id="rId29"/>
-      <w:footerReference w:type="default" r:id="rId30"/>
+      <w:headerReference w:type="default" r:id="rId23"/>
+      <w:footerReference w:type="default" r:id="rId24"/>
       <w:type w:val="continuous"/>
       <w:pgSz w:w="595.30pt" w:h="841.90pt" w:code="9"/>
       <w:pgMar w:top="54pt" w:right="44.65pt" w:bottom="72pt" w:left="44.65pt" w:header="36pt" w:footer="36pt" w:gutter="0pt"/>
@@ -3042,8 +2207,8 @@
         </w:tcPr>
         <w:p>
           <w:pPr>
-            <w:pStyle w:val="Cabealho"/>
-            <w:ind w:start="-1.75pt"/>
+            <w:pStyle w:val="Header"/>
+            <w:ind w:start="0.25pt"/>
             <w:jc w:val="start"/>
           </w:pPr>
         </w:p>
@@ -3054,7 +2219,7 @@
         </w:tcPr>
         <w:p>
           <w:pPr>
-            <w:pStyle w:val="Cabealho"/>
+            <w:pStyle w:val="Header"/>
           </w:pPr>
         </w:p>
       </w:tc>
@@ -3064,8 +2229,8 @@
         </w:tcPr>
         <w:p>
           <w:pPr>
-            <w:pStyle w:val="Cabealho"/>
-            <w:ind w:end="-1.75pt"/>
+            <w:pStyle w:val="Header"/>
+            <w:ind w:end="0.25pt"/>
             <w:jc w:val="end"/>
           </w:pPr>
         </w:p>
@@ -3074,7 +2239,7 @@
   </w:tbl>
   <w:p>
     <w:pPr>
-      <w:pStyle w:val="Rodap"/>
+      <w:pStyle w:val="Footer"/>
     </w:pPr>
   </w:p>
 </w:ftr>
@@ -3084,7 +2249,7 @@
 <w:ftr xmlns:cx="http://schemas.microsoft.com/office/drawing/2014/chartex" xmlns:cx1="http://schemas.microsoft.com/office/drawing/2015/9/8/chartex" xmlns:cx2="http://schemas.microsoft.com/office/drawing/2015/10/21/chartex" xmlns:cx3="http://schemas.microsoft.com/office/drawing/2016/5/9/chartex" xmlns:cx4="http://schemas.microsoft.com/office/drawing/2016/5/10/chartex" xmlns:cx5="http://schemas.microsoft.com/office/drawing/2016/5/11/chartex" xmlns:cx6="http://schemas.microsoft.com/office/drawing/2016/5/12/chartex" xmlns:cx7="http://schemas.microsoft.com/office/drawing/2016/5/13/chartex" xmlns:cx8="http://schemas.microsoft.com/office/drawing/2016/5/14/chartex" xmlns:mc="http://schemas.openxmlformats.org/markup-compatibility/2006" xmlns:aink="http://schemas.microsoft.com/office/drawing/2016/ink" xmlns:am3d="http://schemas.microsoft.com/office/drawing/2017/model3d" xmlns:o="urn:schemas-microsoft-com:office:office" xmlns:oel="http://schemas.microsoft.com/office/2019/extlst" xmlns:r="http://purl.oclc.org/ooxml/officeDocument/relationships" xmlns:m="http://purl.oclc.org/ooxml/officeDocument/math" xmlns:v="urn:schemas-microsoft-com:vml" xmlns:wp14="http://schemas.microsoft.com/office/word/2010/wordprocessingDrawing" xmlns:wp="http://purl.oclc.org/ooxml/drawingml/wordprocessingDrawing" xmlns:w10="urn:schemas-microsoft-com:office:word" xmlns:w="http://purl.oclc.org/ooxml/wordprocessingml/main" xmlns:w14="http://schemas.microsoft.com/office/word/2010/wordml" xmlns:w15="http://schemas.microsoft.com/office/word/2012/wordml" xmlns:w16cex="http://schemas.microsoft.com/office/word/2018/wordml/cex" xmlns:w16cid="http://schemas.microsoft.com/office/word/2016/wordml/cid" xmlns:w16="http://schemas.microsoft.com/office/word/2018/wordml" xmlns:w16du="http://schemas.microsoft.com/office/word/2023/wordml/word16du" xmlns:w16sdtdh="http://schemas.microsoft.com/office/word/2020/wordml/sdtdatahash" xmlns:w16sdtfl="http://schemas.microsoft.com/office/word/2024/wordml/sdtformatlock" xmlns:w16se="http://schemas.microsoft.com/office/word/2015/wordml/symex" xmlns:wpi="http://schemas.microsoft.com/office/word/2010/wordprocessingInk" xmlns:wne="http://schemas.microsoft.com/office/word/2006/wordml" mc:Ignorable="w14 w15 w16se w16cid w16 w16cex w16sdtdh w16sdtfl w16du wne wp14">
   <w:p>
     <w:pPr>
-      <w:pStyle w:val="Rodap"/>
+      <w:pStyle w:val="Footer"/>
       <w:jc w:val="start"/>
       <w:rPr>
         <w:sz w:val="16"/>
@@ -3124,8 +2289,8 @@
         </w:tcPr>
         <w:p>
           <w:pPr>
-            <w:pStyle w:val="Cabealho"/>
-            <w:ind w:start="-1.75pt"/>
+            <w:pStyle w:val="Header"/>
+            <w:ind w:start="0.25pt"/>
             <w:jc w:val="start"/>
           </w:pPr>
         </w:p>
@@ -3136,7 +2301,7 @@
         </w:tcPr>
         <w:p>
           <w:pPr>
-            <w:pStyle w:val="Cabealho"/>
+            <w:pStyle w:val="Header"/>
           </w:pPr>
         </w:p>
       </w:tc>
@@ -3146,8 +2311,8 @@
         </w:tcPr>
         <w:p>
           <w:pPr>
-            <w:pStyle w:val="Cabealho"/>
-            <w:ind w:end="-1.75pt"/>
+            <w:pStyle w:val="Header"/>
+            <w:ind w:end="0.25pt"/>
             <w:jc w:val="end"/>
           </w:pPr>
         </w:p>
@@ -3156,7 +2321,7 @@
   </w:tbl>
   <w:p>
     <w:pPr>
-      <w:pStyle w:val="Rodap"/>
+      <w:pStyle w:val="Footer"/>
     </w:pPr>
   </w:p>
 </w:ftr>
@@ -3184,8 +2349,8 @@
         </w:tcPr>
         <w:p>
           <w:pPr>
-            <w:pStyle w:val="Cabealho"/>
-            <w:ind w:start="-1.75pt"/>
+            <w:pStyle w:val="Header"/>
+            <w:ind w:start="0.25pt"/>
             <w:jc w:val="start"/>
           </w:pPr>
         </w:p>
@@ -3196,7 +2361,7 @@
         </w:tcPr>
         <w:p>
           <w:pPr>
-            <w:pStyle w:val="Cabealho"/>
+            <w:pStyle w:val="Header"/>
           </w:pPr>
         </w:p>
       </w:tc>
@@ -3206,8 +2371,8 @@
         </w:tcPr>
         <w:p>
           <w:pPr>
-            <w:pStyle w:val="Cabealho"/>
-            <w:ind w:end="-1.75pt"/>
+            <w:pStyle w:val="Header"/>
+            <w:ind w:end="0.25pt"/>
             <w:jc w:val="end"/>
           </w:pPr>
         </w:p>
@@ -3216,7 +2381,7 @@
   </w:tbl>
   <w:p>
     <w:pPr>
-      <w:pStyle w:val="Rodap"/>
+      <w:pStyle w:val="Footer"/>
     </w:pPr>
   </w:p>
 </w:ftr>
@@ -3244,8 +2409,8 @@
         </w:tcPr>
         <w:p>
           <w:pPr>
-            <w:pStyle w:val="Cabealho"/>
-            <w:ind w:start="-1.75pt"/>
+            <w:pStyle w:val="Header"/>
+            <w:ind w:start="0.25pt"/>
             <w:jc w:val="start"/>
           </w:pPr>
         </w:p>
@@ -3256,7 +2421,7 @@
         </w:tcPr>
         <w:p>
           <w:pPr>
-            <w:pStyle w:val="Cabealho"/>
+            <w:pStyle w:val="Header"/>
           </w:pPr>
         </w:p>
       </w:tc>
@@ -3266,8 +2431,8 @@
         </w:tcPr>
         <w:p>
           <w:pPr>
-            <w:pStyle w:val="Cabealho"/>
-            <w:ind w:end="-1.75pt"/>
+            <w:pStyle w:val="Header"/>
+            <w:ind w:end="0.25pt"/>
             <w:jc w:val="end"/>
           </w:pPr>
         </w:p>
@@ -3276,7 +2441,7 @@
   </w:tbl>
   <w:p>
     <w:pPr>
-      <w:pStyle w:val="Rodap"/>
+      <w:pStyle w:val="Footer"/>
     </w:pPr>
   </w:p>
 </w:ftr>
@@ -3323,8 +2488,8 @@
         </w:tcPr>
         <w:p>
           <w:pPr>
-            <w:pStyle w:val="Cabealho"/>
-            <w:ind w:start="-1.75pt"/>
+            <w:pStyle w:val="Header"/>
+            <w:ind w:start="0.25pt"/>
             <w:jc w:val="start"/>
           </w:pPr>
         </w:p>
@@ -3335,7 +2500,7 @@
         </w:tcPr>
         <w:p>
           <w:pPr>
-            <w:pStyle w:val="Cabealho"/>
+            <w:pStyle w:val="Header"/>
           </w:pPr>
         </w:p>
       </w:tc>
@@ -3345,8 +2510,8 @@
         </w:tcPr>
         <w:p>
           <w:pPr>
-            <w:pStyle w:val="Cabealho"/>
-            <w:ind w:end="-1.75pt"/>
+            <w:pStyle w:val="Header"/>
+            <w:ind w:end="0.25pt"/>
             <w:jc w:val="end"/>
           </w:pPr>
         </w:p>
@@ -3355,7 +2520,7 @@
   </w:tbl>
   <w:p>
     <w:pPr>
-      <w:pStyle w:val="Cabealho"/>
+      <w:pStyle w:val="Header"/>
     </w:pPr>
   </w:p>
 </w:hdr>
@@ -3383,8 +2548,8 @@
         </w:tcPr>
         <w:p>
           <w:pPr>
-            <w:pStyle w:val="Cabealho"/>
-            <w:ind w:start="-1.75pt"/>
+            <w:pStyle w:val="Header"/>
+            <w:ind w:start="0.25pt"/>
             <w:jc w:val="start"/>
           </w:pPr>
         </w:p>
@@ -3395,7 +2560,7 @@
         </w:tcPr>
         <w:p>
           <w:pPr>
-            <w:pStyle w:val="Cabealho"/>
+            <w:pStyle w:val="Header"/>
           </w:pPr>
         </w:p>
       </w:tc>
@@ -3405,8 +2570,8 @@
         </w:tcPr>
         <w:p>
           <w:pPr>
-            <w:pStyle w:val="Cabealho"/>
-            <w:ind w:end="-1.75pt"/>
+            <w:pStyle w:val="Header"/>
+            <w:ind w:end="0.25pt"/>
             <w:jc w:val="end"/>
           </w:pPr>
         </w:p>
@@ -3415,7 +2580,7 @@
   </w:tbl>
   <w:p>
     <w:pPr>
-      <w:pStyle w:val="Cabealho"/>
+      <w:pStyle w:val="Header"/>
     </w:pPr>
   </w:p>
 </w:hdr>
@@ -3443,8 +2608,8 @@
         </w:tcPr>
         <w:p>
           <w:pPr>
-            <w:pStyle w:val="Cabealho"/>
-            <w:ind w:start="-1.75pt"/>
+            <w:pStyle w:val="Header"/>
+            <w:ind w:start="0.25pt"/>
             <w:jc w:val="start"/>
           </w:pPr>
         </w:p>
@@ -3455,7 +2620,7 @@
         </w:tcPr>
         <w:p>
           <w:pPr>
-            <w:pStyle w:val="Cabealho"/>
+            <w:pStyle w:val="Header"/>
           </w:pPr>
         </w:p>
       </w:tc>
@@ -3465,8 +2630,8 @@
         </w:tcPr>
         <w:p>
           <w:pPr>
-            <w:pStyle w:val="Cabealho"/>
-            <w:ind w:end="-1.75pt"/>
+            <w:pStyle w:val="Header"/>
+            <w:ind w:end="0.25pt"/>
             <w:jc w:val="end"/>
           </w:pPr>
         </w:p>
@@ -3475,7 +2640,7 @@
   </w:tbl>
   <w:p>
     <w:pPr>
-      <w:pStyle w:val="Cabealho"/>
+      <w:pStyle w:val="Header"/>
     </w:pPr>
   </w:p>
 </w:hdr>
@@ -3503,8 +2668,8 @@
         </w:tcPr>
         <w:p>
           <w:pPr>
-            <w:pStyle w:val="Cabealho"/>
-            <w:ind w:start="-1.75pt"/>
+            <w:pStyle w:val="Header"/>
+            <w:ind w:start="0.25pt"/>
             <w:jc w:val="start"/>
           </w:pPr>
         </w:p>
@@ -3515,7 +2680,7 @@
         </w:tcPr>
         <w:p>
           <w:pPr>
-            <w:pStyle w:val="Cabealho"/>
+            <w:pStyle w:val="Header"/>
           </w:pPr>
         </w:p>
       </w:tc>
@@ -3525,8 +2690,8 @@
         </w:tcPr>
         <w:p>
           <w:pPr>
-            <w:pStyle w:val="Cabealho"/>
-            <w:ind w:end="-1.75pt"/>
+            <w:pStyle w:val="Header"/>
+            <w:ind w:end="0.25pt"/>
             <w:jc w:val="end"/>
           </w:pPr>
         </w:p>
@@ -3535,7 +2700,7 @@
   </w:tbl>
   <w:p>
     <w:pPr>
-      <w:pStyle w:val="Cabealho"/>
+      <w:pStyle w:val="Header"/>
     </w:pPr>
   </w:p>
 </w:hdr>
@@ -3543,11 +2708,7 @@
 
 <file path=word/intelligence2.xml><?xml version="1.0" encoding="utf-8"?>
 <int2:intelligence xmlns:int2="http://schemas.microsoft.com/office/intelligence/2020/intelligence" xmlns:oel="http://schemas.microsoft.com/office/2019/extlst">
-  <int2:observations>
-    <int2:bookmark int2:bookmarkName="_Int_FRZdFP4c" int2:invalidationBookmarkName="" int2:hashCode="gPKfWa3Qnu+iNr" int2:id="Y3ZWMPwn">
-      <int2:state int2:value="Rejected" int2:type="gram"/>
-    </int2:bookmark>
-  </int2:observations>
+  <int2:observations/>
   <int2:intelligenceSettings/>
   <int2:onDemandWorkflows/>
 </int2:intelligence>
@@ -4437,7 +3598,7 @@
     <w:lvl w:ilvl="0">
       <w:start w:val="1"/>
       <w:numFmt w:val="upperRoman"/>
-      <w:pStyle w:val="Ttulo1"/>
+      <w:pStyle w:val="Heading1"/>
       <w:lvlText w:val="%1."/>
       <w:lvlJc w:val="center"/>
       <w:pPr>
@@ -4469,7 +3630,7 @@
     <w:lvl w:ilvl="1">
       <w:start w:val="1"/>
       <w:numFmt w:val="upperLetter"/>
-      <w:pStyle w:val="Ttulo2"/>
+      <w:pStyle w:val="Heading2"/>
       <w:lvlText w:val="%2."/>
       <w:lvlJc w:val="start"/>
       <w:pPr>
@@ -4505,7 +3666,7 @@
     <w:lvl w:ilvl="2">
       <w:start w:val="1"/>
       <w:numFmt w:val="decimal"/>
-      <w:pStyle w:val="Ttulo3"/>
+      <w:pStyle w:val="Heading3"/>
       <w:lvlText w:val="%3)"/>
       <w:lvlJc w:val="start"/>
       <w:pPr>
@@ -4541,7 +3702,7 @@
     <w:lvl w:ilvl="3">
       <w:start w:val="1"/>
       <w:numFmt w:val="lowerLetter"/>
-      <w:pStyle w:val="Ttulo4"/>
+      <w:pStyle w:val="Heading4"/>
       <w:lvlText w:val="%4)"/>
       <w:lvlJc w:val="start"/>
       <w:pPr>
@@ -5409,10 +4570,11 @@
       <w:jc w:val="center"/>
     </w:pPr>
   </w:style>
-  <w:style w:type="paragraph" w:styleId="Ttulo1">
+  <w:style w:type="paragraph" w:styleId="Heading1">
     <w:name w:val="heading 1"/>
     <w:basedOn w:val="Normal"/>
     <w:next w:val="Normal"/>
+    <w:link w:val="Heading1Char"/>
     <w:qFormat/>
     <w:rsid w:val="006B6B66"/>
     <w:pPr>
@@ -5433,10 +4595,11 @@
       <w:noProof/>
     </w:rPr>
   </w:style>
-  <w:style w:type="paragraph" w:styleId="Ttulo2">
+  <w:style w:type="paragraph" w:styleId="Heading2">
     <w:name w:val="heading 2"/>
     <w:basedOn w:val="Normal"/>
     <w:next w:val="Normal"/>
+    <w:link w:val="Heading2Char"/>
     <w:qFormat/>
     <w:rsid w:val="00ED0149"/>
     <w:pPr>
@@ -5460,10 +4623,11 @@
       <w:noProof/>
     </w:rPr>
   </w:style>
-  <w:style w:type="paragraph" w:styleId="Ttulo3">
+  <w:style w:type="paragraph" w:styleId="Heading3">
     <w:name w:val="heading 3"/>
     <w:basedOn w:val="Normal"/>
     <w:next w:val="Normal"/>
+    <w:link w:val="Heading3Char"/>
     <w:qFormat/>
     <w:rsid w:val="00794804"/>
     <w:pPr>
@@ -5482,7 +4646,7 @@
       <w:noProof/>
     </w:rPr>
   </w:style>
-  <w:style w:type="paragraph" w:styleId="Ttulo4">
+  <w:style w:type="paragraph" w:styleId="Heading4">
     <w:name w:val="heading 4"/>
     <w:basedOn w:val="Normal"/>
     <w:next w:val="Normal"/>
@@ -5508,10 +4672,11 @@
       <w:noProof/>
     </w:rPr>
   </w:style>
-  <w:style w:type="paragraph" w:styleId="Ttulo5">
+  <w:style w:type="paragraph" w:styleId="Heading5">
     <w:name w:val="heading 5"/>
     <w:basedOn w:val="Normal"/>
     <w:next w:val="Normal"/>
+    <w:link w:val="Heading5Char"/>
     <w:qFormat/>
     <w:pPr>
       <w:tabs>
@@ -5525,13 +4690,12 @@
       <w:noProof/>
     </w:rPr>
   </w:style>
-  <w:style w:type="character" w:default="1" w:styleId="Tipodeletrapredefinidodopargrafo">
+  <w:style w:type="character" w:default="1" w:styleId="DefaultParagraphFont">
     <w:name w:val="Default Paragraph Font"/>
     <w:uiPriority w:val="1"/>
-    <w:semiHidden/>
     <w:unhideWhenUsed/>
   </w:style>
-  <w:style w:type="table" w:default="1" w:styleId="Tabelanormal">
+  <w:style w:type="table" w:default="1" w:styleId="TableNormal">
     <w:name w:val="Normal Table"/>
     <w:uiPriority w:val="99"/>
     <w:semiHidden/>
@@ -5546,7 +4710,7 @@
       </w:tblCellMar>
     </w:tblPr>
   </w:style>
-  <w:style w:type="numbering" w:default="1" w:styleId="Semlista">
+  <w:style w:type="numbering" w:default="1" w:styleId="NoList">
     <w:name w:val="No List"/>
     <w:uiPriority w:val="99"/>
     <w:semiHidden/>
@@ -5585,10 +4749,10 @@
       <w:szCs w:val="22"/>
     </w:rPr>
   </w:style>
-  <w:style w:type="paragraph" w:styleId="Corpodetexto">
+  <w:style w:type="paragraph" w:styleId="BodyText">
     <w:name w:val="Body Text"/>
     <w:basedOn w:val="Normal"/>
-    <w:link w:val="CorpodetextoCarter"/>
+    <w:link w:val="BodyTextChar"/>
     <w:rsid w:val="00E7596C"/>
     <w:pPr>
       <w:tabs>
@@ -5603,9 +4767,9 @@
       <w:lang w:val="x-none" w:eastAsia="x-none"/>
     </w:rPr>
   </w:style>
-  <w:style w:type="character" w:customStyle="1" w:styleId="CorpodetextoCarter">
-    <w:name w:val="Corpo de texto Caráter"/>
-    <w:link w:val="Corpodetexto"/>
+  <w:style w:type="character" w:customStyle="1" w:styleId="BodyTextChar">
+    <w:name w:val="Body Text Char"/>
+    <w:link w:val="BodyText"/>
     <w:rsid w:val="00E7596C"/>
     <w:rPr>
       <w:spacing w:val="-1"/>
@@ -5614,7 +4778,7 @@
   </w:style>
   <w:style w:type="paragraph" w:customStyle="1" w:styleId="bulletlist">
     <w:name w:val="bullet list"/>
-    <w:basedOn w:val="Corpodetexto"/>
+    <w:basedOn w:val="BodyText"/>
     <w:rsid w:val="001B67DC"/>
     <w:pPr>
       <w:numPr>
@@ -5807,10 +4971,10 @@
       <w:i/>
     </w:rPr>
   </w:style>
-  <w:style w:type="paragraph" w:styleId="Cabealho">
+  <w:style w:type="paragraph" w:styleId="Header">
     <w:name w:val="header"/>
     <w:basedOn w:val="Normal"/>
-    <w:link w:val="CabealhoCarter"/>
+    <w:link w:val="HeaderChar"/>
     <w:rsid w:val="001A3B3D"/>
     <w:pPr>
       <w:tabs>
@@ -5819,16 +4983,16 @@
       </w:tabs>
     </w:pPr>
   </w:style>
-  <w:style w:type="character" w:customStyle="1" w:styleId="CabealhoCarter">
-    <w:name w:val="Cabeçalho Caráter"/>
-    <w:basedOn w:val="Tipodeletrapredefinidodopargrafo"/>
-    <w:link w:val="Cabealho"/>
+  <w:style w:type="character" w:customStyle="1" w:styleId="HeaderChar">
+    <w:name w:val="Header Char"/>
+    <w:basedOn w:val="DefaultParagraphFont"/>
+    <w:link w:val="Header"/>
     <w:rsid w:val="001A3B3D"/>
   </w:style>
-  <w:style w:type="paragraph" w:styleId="Rodap">
+  <w:style w:type="paragraph" w:styleId="Footer">
     <w:name w:val="footer"/>
     <w:basedOn w:val="Normal"/>
-    <w:link w:val="RodapCarter"/>
+    <w:link w:val="FooterChar"/>
     <w:rsid w:val="001A3B3D"/>
     <w:pPr>
       <w:tabs>
@@ -5837,15 +5001,15 @@
       </w:tabs>
     </w:pPr>
   </w:style>
-  <w:style w:type="character" w:customStyle="1" w:styleId="RodapCarter">
-    <w:name w:val="Rodapé Caráter"/>
-    <w:basedOn w:val="Tipodeletrapredefinidodopargrafo"/>
-    <w:link w:val="Rodap"/>
+  <w:style w:type="character" w:customStyle="1" w:styleId="FooterChar">
+    <w:name w:val="Footer Char"/>
+    <w:basedOn w:val="DefaultParagraphFont"/>
+    <w:link w:val="Footer"/>
     <w:rsid w:val="001A3B3D"/>
   </w:style>
-  <w:style w:type="table" w:styleId="TabelacomGrelha">
+  <w:style w:type="table" w:styleId="TableGrid">
     <w:name w:val="Table Grid"/>
-    <w:basedOn w:val="Tabelanormal"/>
+    <w:basedOn w:val="TableNormal"/>
     <w:uiPriority w:val="59"/>
     <w:rsid w:val="00FB4123"/>
     <w:tblPr>
@@ -5859,14 +5023,68 @@
       </w:tblBorders>
     </w:tblPr>
   </w:style>
-  <w:style w:type="character" w:styleId="Hiperligao">
+  <w:style w:type="character" w:styleId="Hyperlink">
     <w:name w:val="Hyperlink"/>
-    <w:basedOn w:val="Tipodeletrapredefinidodopargrafo"/>
+    <w:basedOn w:val="DefaultParagraphFont"/>
     <w:uiPriority w:val="99"/>
     <w:unhideWhenUsed/>
     <w:rPr>
       <w:color w:val="0563C1" w:themeColor="hyperlink"/>
       <w:u w:val="single"/>
+    </w:rPr>
+  </w:style>
+  <w:style w:type="character" w:customStyle="1" w:styleId="Heading2Char">
+    <w:name w:val="Heading 2 Char"/>
+    <w:basedOn w:val="DefaultParagraphFont"/>
+    <w:link w:val="Heading2"/>
+    <w:rsid w:val="008D69FC"/>
+    <w:rPr>
+      <w:i/>
+      <w:iCs/>
+      <w:noProof/>
+    </w:rPr>
+  </w:style>
+  <w:style w:type="character" w:customStyle="1" w:styleId="Heading3Char">
+    <w:name w:val="Heading 3 Char"/>
+    <w:basedOn w:val="DefaultParagraphFont"/>
+    <w:link w:val="Heading3"/>
+    <w:rsid w:val="00917D7F"/>
+    <w:rPr>
+      <w:i/>
+      <w:iCs/>
+      <w:noProof/>
+    </w:rPr>
+  </w:style>
+  <w:style w:type="character" w:styleId="UnresolvedMention">
+    <w:name w:val="Unresolved Mention"/>
+    <w:basedOn w:val="DefaultParagraphFont"/>
+    <w:uiPriority w:val="99"/>
+    <w:semiHidden/>
+    <w:unhideWhenUsed/>
+    <w:rsid w:val="002B11B1"/>
+    <w:rPr>
+      <w:color w:val="605E5C"/>
+      <w:shd w:val="clear" w:color="auto" w:fill="E1DFDD"/>
+    </w:rPr>
+  </w:style>
+  <w:style w:type="character" w:customStyle="1" w:styleId="Heading1Char">
+    <w:name w:val="Heading 1 Char"/>
+    <w:basedOn w:val="DefaultParagraphFont"/>
+    <w:link w:val="Heading1"/>
+    <w:rsid w:val="006C0034"/>
+    <w:rPr>
+      <w:smallCaps/>
+      <w:noProof/>
+    </w:rPr>
+  </w:style>
+  <w:style w:type="character" w:customStyle="1" w:styleId="Heading5Char">
+    <w:name w:val="Heading 5 Char"/>
+    <w:basedOn w:val="DefaultParagraphFont"/>
+    <w:link w:val="Heading5"/>
+    <w:rsid w:val="0080508A"/>
+    <w:rPr>
+      <w:smallCaps/>
+      <w:noProof/>
     </w:rPr>
   </w:style>
 </w:styles>
